--- a/DAY-10/Project-2- Create a Highly Available Architecture Using Azure Load Balancer.docx
+++ b/DAY-10/Project-2- Create a Highly Available Architecture Using Azure Load Balancer.docx
@@ -220,7 +220,7 @@
           <w:color w:val="000000" w:themeColor="text1"/>
         </w:rPr>
         <w:pict w14:anchorId="2B587D10">
-          <v:rect id="_x0000_i1272" style="width:0;height:1.5pt" o:hralign="center" o:hrstd="t" o:hr="t" fillcolor="#a0a0a0" stroked="f"/>
+          <v:rect id="_x0000_i1025" style="width:0;height:1.5pt" o:hralign="center" o:hrstd="t" o:hr="t" fillcolor="#a0a0a0" stroked="f"/>
         </w:pict>
       </w:r>
     </w:p>
@@ -514,7 +514,7 @@
           <w:color w:val="000000" w:themeColor="text1"/>
         </w:rPr>
         <w:pict w14:anchorId="7CC29158">
-          <v:rect id="_x0000_i1273" style="width:0;height:1.5pt" o:hralign="center" o:hrstd="t" o:hr="t" fillcolor="#a0a0a0" stroked="f"/>
+          <v:rect id="_x0000_i1026" style="width:0;height:1.5pt" o:hralign="center" o:hrstd="t" o:hr="t" fillcolor="#a0a0a0" stroked="f"/>
         </w:pict>
       </w:r>
     </w:p>
@@ -750,21 +750,12 @@
           <w:color w:val="000000" w:themeColor="text1"/>
         </w:rPr>
       </w:pPr>
-      <w:proofErr w:type="gramStart"/>
-      <w:r>
-        <w:rPr>
-          <w:rFonts w:ascii="Georgia Pro" w:eastAsia="Georgia Pro" w:hAnsi="Georgia Pro" w:cs="Georgia Pro"/>
-          <w:color w:val="000000" w:themeColor="text1"/>
-        </w:rPr>
-        <w:t>|  Azure</w:t>
-      </w:r>
-      <w:proofErr w:type="gramEnd"/>
-      <w:r>
-        <w:rPr>
-          <w:rFonts w:ascii="Georgia Pro" w:eastAsia="Georgia Pro" w:hAnsi="Georgia Pro" w:cs="Georgia Pro"/>
-          <w:color w:val="000000" w:themeColor="text1"/>
-        </w:rPr>
-        <w:t xml:space="preserve"> Load       |</w:t>
+      <w:r>
+        <w:rPr>
+          <w:rFonts w:ascii="Georgia Pro" w:eastAsia="Georgia Pro" w:hAnsi="Georgia Pro" w:cs="Georgia Pro"/>
+          <w:color w:val="000000" w:themeColor="text1"/>
+        </w:rPr>
+        <w:t>|  Azure Load       |</w:t>
       </w:r>
     </w:p>
     <w:p>
@@ -783,21 +774,12 @@
           <w:color w:val="000000" w:themeColor="text1"/>
         </w:rPr>
       </w:pPr>
-      <w:proofErr w:type="gramStart"/>
-      <w:r>
-        <w:rPr>
-          <w:rFonts w:ascii="Georgia Pro" w:eastAsia="Georgia Pro" w:hAnsi="Georgia Pro" w:cs="Georgia Pro"/>
-          <w:color w:val="000000" w:themeColor="text1"/>
-        </w:rPr>
-        <w:t>|  Balancer</w:t>
-      </w:r>
-      <w:proofErr w:type="gramEnd"/>
-      <w:r>
-        <w:rPr>
-          <w:rFonts w:ascii="Georgia Pro" w:eastAsia="Georgia Pro" w:hAnsi="Georgia Pro" w:cs="Georgia Pro"/>
-          <w:color w:val="000000" w:themeColor="text1"/>
-        </w:rPr>
-        <w:t xml:space="preserve">         |</w:t>
+      <w:r>
+        <w:rPr>
+          <w:rFonts w:ascii="Georgia Pro" w:eastAsia="Georgia Pro" w:hAnsi="Georgia Pro" w:cs="Georgia Pro"/>
+          <w:color w:val="000000" w:themeColor="text1"/>
+        </w:rPr>
+        <w:t>|  Balancer         |</w:t>
       </w:r>
     </w:p>
     <w:p>
@@ -965,17 +947,8 @@
           <w:rFonts w:ascii="Georgia Pro" w:eastAsia="Georgia Pro" w:hAnsi="Georgia Pro" w:cs="Georgia Pro"/>
           <w:color w:val="000000" w:themeColor="text1"/>
         </w:rPr>
-        <w:t xml:space="preserve">v                           </w:t>
-      </w:r>
-      <w:proofErr w:type="spellStart"/>
-      <w:r>
-        <w:rPr>
-          <w:rFonts w:ascii="Georgia Pro" w:eastAsia="Georgia Pro" w:hAnsi="Georgia Pro" w:cs="Georgia Pro"/>
-          <w:color w:val="000000" w:themeColor="text1"/>
-        </w:rPr>
-        <w:t>v</w:t>
-      </w:r>
-      <w:proofErr w:type="spellEnd"/>
+        <w:t>v                           v</w:t>
+      </w:r>
     </w:p>
     <w:p>
       <w:pPr>
@@ -1022,33 +995,8 @@
           <w:rFonts w:ascii="Georgia Pro" w:eastAsia="Georgia Pro" w:hAnsi="Georgia Pro" w:cs="Georgia Pro"/>
           <w:color w:val="000000" w:themeColor="text1"/>
         </w:rPr>
-        <w:t xml:space="preserve">| Web VM </w:t>
-      </w:r>
-      <w:proofErr w:type="gramStart"/>
-      <w:r>
-        <w:rPr>
-          <w:rFonts w:ascii="Georgia Pro" w:eastAsia="Georgia Pro" w:hAnsi="Georgia Pro" w:cs="Georgia Pro"/>
-          <w:color w:val="000000" w:themeColor="text1"/>
-        </w:rPr>
-        <w:t>1  |</w:t>
-      </w:r>
-      <w:proofErr w:type="gramEnd"/>
-      <w:r>
-        <w:rPr>
-          <w:rFonts w:ascii="Georgia Pro" w:eastAsia="Georgia Pro" w:hAnsi="Georgia Pro" w:cs="Georgia Pro"/>
-          <w:color w:val="000000" w:themeColor="text1"/>
-        </w:rPr>
-        <w:t xml:space="preserve">               | Web VM </w:t>
-      </w:r>
-      <w:proofErr w:type="gramStart"/>
-      <w:r>
-        <w:rPr>
-          <w:rFonts w:ascii="Georgia Pro" w:eastAsia="Georgia Pro" w:hAnsi="Georgia Pro" w:cs="Georgia Pro"/>
-          <w:color w:val="000000" w:themeColor="text1"/>
-        </w:rPr>
-        <w:t>2  |</w:t>
-      </w:r>
-      <w:proofErr w:type="gramEnd"/>
+        <w:t>| Web VM 1  |               | Web VM 2  |</w:t>
+      </w:r>
     </w:p>
     <w:p>
       <w:pPr>
@@ -1542,7 +1490,7 @@
           <w:color w:val="000000" w:themeColor="text1"/>
         </w:rPr>
         <w:pict w14:anchorId="4F4EE88F">
-          <v:rect id="_x0000_i1274" style="width:0;height:1.5pt" o:hralign="center" o:hrstd="t" o:hr="t" fillcolor="#a0a0a0" stroked="f"/>
+          <v:rect id="_x0000_i1027" style="width:0;height:1.5pt" o:hralign="center" o:hrstd="t" o:hr="t" fillcolor="#a0a0a0" stroked="f"/>
         </w:pict>
       </w:r>
     </w:p>
@@ -1931,23 +1879,7 @@
           <w:rFonts w:ascii="Georgia Pro" w:eastAsia="Georgia Pro" w:hAnsi="Georgia Pro" w:cs="Georgia Pro"/>
           <w:color w:val="000000" w:themeColor="text1"/>
         </w:rPr>
-        <w:t>+-------</w:t>
-      </w:r>
-      <w:proofErr w:type="gramStart"/>
-      <w:r>
-        <w:rPr>
-          <w:rFonts w:ascii="Georgia Pro" w:eastAsia="Georgia Pro" w:hAnsi="Georgia Pro" w:cs="Georgia Pro"/>
-          <w:color w:val="000000" w:themeColor="text1"/>
-        </w:rPr>
-        <w:t>+-</w:t>
-      </w:r>
-      <w:proofErr w:type="gramEnd"/>
-      <w:r>
-        <w:rPr>
-          <w:rFonts w:ascii="Georgia Pro" w:eastAsia="Georgia Pro" w:hAnsi="Georgia Pro" w:cs="Georgia Pro"/>
-          <w:color w:val="000000" w:themeColor="text1"/>
-        </w:rPr>
-        <w:t>------+</w:t>
+        <w:t>+-------+-------+</w:t>
       </w:r>
     </w:p>
     <w:p>
@@ -2228,7 +2160,7 @@
           <w:color w:val="000000" w:themeColor="text1"/>
         </w:rPr>
         <w:pict w14:anchorId="213C9F13">
-          <v:rect id="_x0000_i1275" style="width:0;height:1.5pt" o:hralign="center" o:hrstd="t" o:hr="t" fillcolor="#a0a0a0" stroked="f"/>
+          <v:rect id="_x0000_i1028" style="width:0;height:1.5pt" o:hralign="center" o:hrstd="t" o:hr="t" fillcolor="#a0a0a0" stroked="f"/>
         </w:pict>
       </w:r>
     </w:p>
@@ -2463,21 +2395,12 @@
           <w:color w:val="000000" w:themeColor="text1"/>
         </w:rPr>
       </w:pPr>
-      <w:proofErr w:type="spellStart"/>
-      <w:r>
-        <w:rPr>
-          <w:rFonts w:ascii="Georgia Pro" w:eastAsia="Georgia Pro" w:hAnsi="Georgia Pro" w:cs="Georgia Pro"/>
-          <w:color w:val="000000" w:themeColor="text1"/>
-        </w:rPr>
-        <w:t>az</w:t>
-      </w:r>
-      <w:proofErr w:type="spellEnd"/>
-      <w:r>
-        <w:rPr>
-          <w:rFonts w:ascii="Georgia Pro" w:eastAsia="Georgia Pro" w:hAnsi="Georgia Pro" w:cs="Georgia Pro"/>
-          <w:color w:val="000000" w:themeColor="text1"/>
-        </w:rPr>
-        <w:t xml:space="preserve"> version</w:t>
+      <w:r>
+        <w:rPr>
+          <w:rFonts w:ascii="Georgia Pro" w:eastAsia="Georgia Pro" w:hAnsi="Georgia Pro" w:cs="Georgia Pro"/>
+          <w:color w:val="000000" w:themeColor="text1"/>
+        </w:rPr>
+        <w:t>az version</w:t>
       </w:r>
     </w:p>
     <w:p>
@@ -2504,21 +2427,12 @@
           <w:color w:val="000000" w:themeColor="text1"/>
         </w:rPr>
       </w:pPr>
-      <w:proofErr w:type="spellStart"/>
-      <w:r>
-        <w:rPr>
-          <w:rFonts w:ascii="Georgia Pro" w:eastAsia="Georgia Pro" w:hAnsi="Georgia Pro" w:cs="Georgia Pro"/>
-          <w:color w:val="000000" w:themeColor="text1"/>
-        </w:rPr>
-        <w:t>az</w:t>
-      </w:r>
-      <w:proofErr w:type="spellEnd"/>
-      <w:r>
-        <w:rPr>
-          <w:rFonts w:ascii="Georgia Pro" w:eastAsia="Georgia Pro" w:hAnsi="Georgia Pro" w:cs="Georgia Pro"/>
-          <w:color w:val="000000" w:themeColor="text1"/>
-        </w:rPr>
-        <w:t xml:space="preserve"> account show --output table</w:t>
+      <w:r>
+        <w:rPr>
+          <w:rFonts w:ascii="Georgia Pro" w:eastAsia="Georgia Pro" w:hAnsi="Georgia Pro" w:cs="Georgia Pro"/>
+          <w:color w:val="000000" w:themeColor="text1"/>
+        </w:rPr>
+        <w:t>az account show --output table</w:t>
       </w:r>
     </w:p>
     <w:p>
@@ -2535,7 +2449,7 @@
           <w:color w:val="000000" w:themeColor="text1"/>
         </w:rPr>
         <w:pict w14:anchorId="2DAF6FAC">
-          <v:rect id="_x0000_i1276" style="width:0;height:1.5pt" o:hralign="center" o:hrstd="t" o:hr="t" fillcolor="#a0a0a0" stroked="f"/>
+          <v:rect id="_x0000_i1029" style="width:0;height:1.5pt" o:hralign="center" o:hrstd="t" o:hr="t" fillcolor="#a0a0a0" stroked="f"/>
         </w:pict>
       </w:r>
     </w:p>
@@ -2595,257 +2509,145 @@
           <w:rFonts w:ascii="Georgia Pro" w:eastAsia="Georgia Pro" w:hAnsi="Georgia Pro" w:cs="Georgia Pro"/>
           <w:color w:val="000000" w:themeColor="text1"/>
         </w:rPr>
-        <w:t>export RESOURCE_GROUP="</w:t>
-      </w:r>
-      <w:proofErr w:type="spellStart"/>
-      <w:r>
-        <w:rPr>
-          <w:rFonts w:ascii="Georgia Pro" w:eastAsia="Georgia Pro" w:hAnsi="Georgia Pro" w:cs="Georgia Pro"/>
-          <w:color w:val="000000" w:themeColor="text1"/>
-        </w:rPr>
-        <w:t>LoadBalancer</w:t>
-      </w:r>
-      <w:proofErr w:type="spellEnd"/>
-      <w:r>
-        <w:rPr>
-          <w:rFonts w:ascii="Georgia Pro" w:eastAsia="Georgia Pro" w:hAnsi="Georgia Pro" w:cs="Georgia Pro"/>
-          <w:color w:val="000000" w:themeColor="text1"/>
-        </w:rPr>
-        <w:t>-RG"</w:t>
-      </w:r>
-    </w:p>
-    <w:p>
-      <w:pPr>
-        <w:pBdr>
-          <w:top w:val="single" w:sz="4" w:space="1" w:color="auto"/>
-          <w:left w:val="single" w:sz="4" w:space="4" w:color="auto"/>
-          <w:bottom w:val="single" w:sz="4" w:space="1" w:color="auto"/>
-          <w:right w:val="single" w:sz="4" w:space="4" w:color="auto"/>
-        </w:pBdr>
-        <w:shd w:val="clear" w:color="auto" w:fill="F2F2F2" w:themeFill="background1" w:themeFillShade="F2"/>
-        <w:spacing w:after="0" w:line="480" w:lineRule="auto"/>
-        <w:rPr>
-          <w:rFonts w:ascii="Georgia Pro" w:eastAsia="Georgia Pro" w:hAnsi="Georgia Pro" w:cs="Georgia Pro"/>
-          <w:color w:val="000000" w:themeColor="text1"/>
-        </w:rPr>
-      </w:pPr>
-      <w:r>
-        <w:rPr>
-          <w:rFonts w:ascii="Georgia Pro" w:eastAsia="Georgia Pro" w:hAnsi="Georgia Pro" w:cs="Georgia Pro"/>
-          <w:color w:val="000000" w:themeColor="text1"/>
-        </w:rPr>
-        <w:t>export LOCATION="</w:t>
-      </w:r>
-      <w:proofErr w:type="spellStart"/>
-      <w:r>
-        <w:rPr>
-          <w:rFonts w:ascii="Georgia Pro" w:eastAsia="Georgia Pro" w:hAnsi="Georgia Pro" w:cs="Georgia Pro"/>
-          <w:color w:val="000000" w:themeColor="text1"/>
-        </w:rPr>
-        <w:t>eastus</w:t>
-      </w:r>
-      <w:proofErr w:type="spellEnd"/>
-      <w:r>
-        <w:rPr>
-          <w:rFonts w:ascii="Georgia Pro" w:eastAsia="Georgia Pro" w:hAnsi="Georgia Pro" w:cs="Georgia Pro"/>
-          <w:color w:val="000000" w:themeColor="text1"/>
-        </w:rPr>
-        <w:t>"</w:t>
-      </w:r>
-    </w:p>
-    <w:p>
-      <w:pPr>
-        <w:pBdr>
-          <w:top w:val="single" w:sz="4" w:space="1" w:color="auto"/>
-          <w:left w:val="single" w:sz="4" w:space="4" w:color="auto"/>
-          <w:bottom w:val="single" w:sz="4" w:space="1" w:color="auto"/>
-          <w:right w:val="single" w:sz="4" w:space="4" w:color="auto"/>
-        </w:pBdr>
-        <w:shd w:val="clear" w:color="auto" w:fill="F2F2F2" w:themeFill="background1" w:themeFillShade="F2"/>
-        <w:spacing w:after="0" w:line="480" w:lineRule="auto"/>
-        <w:rPr>
-          <w:rFonts w:ascii="Georgia Pro" w:eastAsia="Georgia Pro" w:hAnsi="Georgia Pro" w:cs="Georgia Pro"/>
-          <w:color w:val="000000" w:themeColor="text1"/>
-        </w:rPr>
-      </w:pPr>
-      <w:r>
-        <w:rPr>
-          <w:rFonts w:ascii="Georgia Pro" w:eastAsia="Georgia Pro" w:hAnsi="Georgia Pro" w:cs="Georgia Pro"/>
-          <w:color w:val="000000" w:themeColor="text1"/>
-        </w:rPr>
-        <w:t>export VNET_NAME="LB-</w:t>
-      </w:r>
-      <w:proofErr w:type="spellStart"/>
-      <w:r>
-        <w:rPr>
-          <w:rFonts w:ascii="Georgia Pro" w:eastAsia="Georgia Pro" w:hAnsi="Georgia Pro" w:cs="Georgia Pro"/>
-          <w:color w:val="000000" w:themeColor="text1"/>
-        </w:rPr>
-        <w:t>VNet</w:t>
-      </w:r>
-      <w:proofErr w:type="spellEnd"/>
-      <w:r>
-        <w:rPr>
-          <w:rFonts w:ascii="Georgia Pro" w:eastAsia="Georgia Pro" w:hAnsi="Georgia Pro" w:cs="Georgia Pro"/>
-          <w:color w:val="000000" w:themeColor="text1"/>
-        </w:rPr>
-        <w:t>"</w:t>
-      </w:r>
-    </w:p>
-    <w:p>
-      <w:pPr>
-        <w:pBdr>
-          <w:top w:val="single" w:sz="4" w:space="1" w:color="auto"/>
-          <w:left w:val="single" w:sz="4" w:space="4" w:color="auto"/>
-          <w:bottom w:val="single" w:sz="4" w:space="1" w:color="auto"/>
-          <w:right w:val="single" w:sz="4" w:space="4" w:color="auto"/>
-        </w:pBdr>
-        <w:shd w:val="clear" w:color="auto" w:fill="F2F2F2" w:themeFill="background1" w:themeFillShade="F2"/>
-        <w:spacing w:after="0" w:line="480" w:lineRule="auto"/>
-        <w:rPr>
-          <w:rFonts w:ascii="Georgia Pro" w:eastAsia="Georgia Pro" w:hAnsi="Georgia Pro" w:cs="Georgia Pro"/>
-          <w:color w:val="000000" w:themeColor="text1"/>
-        </w:rPr>
-      </w:pPr>
-      <w:r>
-        <w:rPr>
-          <w:rFonts w:ascii="Georgia Pro" w:eastAsia="Georgia Pro" w:hAnsi="Georgia Pro" w:cs="Georgia Pro"/>
-          <w:color w:val="000000" w:themeColor="text1"/>
-        </w:rPr>
-        <w:t>export SUBNET_NAME="</w:t>
-      </w:r>
-      <w:proofErr w:type="spellStart"/>
-      <w:r>
-        <w:rPr>
-          <w:rFonts w:ascii="Georgia Pro" w:eastAsia="Georgia Pro" w:hAnsi="Georgia Pro" w:cs="Georgia Pro"/>
-          <w:color w:val="000000" w:themeColor="text1"/>
-        </w:rPr>
-        <w:t>WebSubnet</w:t>
-      </w:r>
-      <w:proofErr w:type="spellEnd"/>
-      <w:r>
-        <w:rPr>
-          <w:rFonts w:ascii="Georgia Pro" w:eastAsia="Georgia Pro" w:hAnsi="Georgia Pro" w:cs="Georgia Pro"/>
-          <w:color w:val="000000" w:themeColor="text1"/>
-        </w:rPr>
-        <w:t>"</w:t>
-      </w:r>
-    </w:p>
-    <w:p>
-      <w:pPr>
-        <w:pBdr>
-          <w:top w:val="single" w:sz="4" w:space="1" w:color="auto"/>
-          <w:left w:val="single" w:sz="4" w:space="4" w:color="auto"/>
-          <w:bottom w:val="single" w:sz="4" w:space="1" w:color="auto"/>
-          <w:right w:val="single" w:sz="4" w:space="4" w:color="auto"/>
-        </w:pBdr>
-        <w:shd w:val="clear" w:color="auto" w:fill="F2F2F2" w:themeFill="background1" w:themeFillShade="F2"/>
-        <w:spacing w:after="0" w:line="480" w:lineRule="auto"/>
-        <w:rPr>
-          <w:rFonts w:ascii="Georgia Pro" w:eastAsia="Georgia Pro" w:hAnsi="Georgia Pro" w:cs="Georgia Pro"/>
-          <w:color w:val="000000" w:themeColor="text1"/>
-        </w:rPr>
-      </w:pPr>
-      <w:r>
-        <w:rPr>
-          <w:rFonts w:ascii="Georgia Pro" w:eastAsia="Georgia Pro" w:hAnsi="Georgia Pro" w:cs="Georgia Pro"/>
-          <w:color w:val="000000" w:themeColor="text1"/>
-        </w:rPr>
-        <w:t>export LB_NAME="</w:t>
-      </w:r>
-      <w:proofErr w:type="spellStart"/>
-      <w:r>
-        <w:rPr>
-          <w:rFonts w:ascii="Georgia Pro" w:eastAsia="Georgia Pro" w:hAnsi="Georgia Pro" w:cs="Georgia Pro"/>
-          <w:color w:val="000000" w:themeColor="text1"/>
-        </w:rPr>
-        <w:t>WebLoadBalancer</w:t>
-      </w:r>
-      <w:proofErr w:type="spellEnd"/>
-      <w:r>
-        <w:rPr>
-          <w:rFonts w:ascii="Georgia Pro" w:eastAsia="Georgia Pro" w:hAnsi="Georgia Pro" w:cs="Georgia Pro"/>
-          <w:color w:val="000000" w:themeColor="text1"/>
-        </w:rPr>
-        <w:t>"</w:t>
-      </w:r>
-    </w:p>
-    <w:p>
-      <w:pPr>
-        <w:pBdr>
-          <w:top w:val="single" w:sz="4" w:space="1" w:color="auto"/>
-          <w:left w:val="single" w:sz="4" w:space="4" w:color="auto"/>
-          <w:bottom w:val="single" w:sz="4" w:space="1" w:color="auto"/>
-          <w:right w:val="single" w:sz="4" w:space="4" w:color="auto"/>
-        </w:pBdr>
-        <w:shd w:val="clear" w:color="auto" w:fill="F2F2F2" w:themeFill="background1" w:themeFillShade="F2"/>
-        <w:spacing w:after="0" w:line="480" w:lineRule="auto"/>
-        <w:rPr>
-          <w:rFonts w:ascii="Georgia Pro" w:eastAsia="Georgia Pro" w:hAnsi="Georgia Pro" w:cs="Georgia Pro"/>
-          <w:color w:val="000000" w:themeColor="text1"/>
-        </w:rPr>
-      </w:pPr>
-      <w:r>
-        <w:rPr>
-          <w:rFonts w:ascii="Georgia Pro" w:eastAsia="Georgia Pro" w:hAnsi="Georgia Pro" w:cs="Georgia Pro"/>
-          <w:color w:val="000000" w:themeColor="text1"/>
-        </w:rPr>
-        <w:t>export PUBLIC_IP_NAME="LB-</w:t>
-      </w:r>
-      <w:proofErr w:type="spellStart"/>
-      <w:r>
-        <w:rPr>
-          <w:rFonts w:ascii="Georgia Pro" w:eastAsia="Georgia Pro" w:hAnsi="Georgia Pro" w:cs="Georgia Pro"/>
-          <w:color w:val="000000" w:themeColor="text1"/>
-        </w:rPr>
-        <w:t>PublicIP</w:t>
-      </w:r>
-      <w:proofErr w:type="spellEnd"/>
-      <w:r>
-        <w:rPr>
-          <w:rFonts w:ascii="Georgia Pro" w:eastAsia="Georgia Pro" w:hAnsi="Georgia Pro" w:cs="Georgia Pro"/>
-          <w:color w:val="000000" w:themeColor="text1"/>
-        </w:rPr>
-        <w:t>"</w:t>
-      </w:r>
-    </w:p>
-    <w:p>
-      <w:pPr>
-        <w:pBdr>
-          <w:top w:val="single" w:sz="4" w:space="1" w:color="auto"/>
-          <w:left w:val="single" w:sz="4" w:space="4" w:color="auto"/>
-          <w:bottom w:val="single" w:sz="4" w:space="1" w:color="auto"/>
-          <w:right w:val="single" w:sz="4" w:space="4" w:color="auto"/>
-        </w:pBdr>
-        <w:shd w:val="clear" w:color="auto" w:fill="F2F2F2" w:themeFill="background1" w:themeFillShade="F2"/>
-        <w:spacing w:after="0" w:line="480" w:lineRule="auto"/>
-        <w:rPr>
-          <w:rFonts w:ascii="Georgia Pro" w:eastAsia="Georgia Pro" w:hAnsi="Georgia Pro" w:cs="Georgia Pro"/>
-          <w:color w:val="000000" w:themeColor="text1"/>
-        </w:rPr>
-      </w:pPr>
-      <w:r>
-        <w:rPr>
-          <w:rFonts w:ascii="Georgia Pro" w:eastAsia="Georgia Pro" w:hAnsi="Georgia Pro" w:cs="Georgia Pro"/>
-          <w:color w:val="000000" w:themeColor="text1"/>
-        </w:rPr>
-        <w:t>export BACKEND_POOL="</w:t>
-      </w:r>
-      <w:proofErr w:type="spellStart"/>
-      <w:r>
-        <w:rPr>
-          <w:rFonts w:ascii="Georgia Pro" w:eastAsia="Georgia Pro" w:hAnsi="Georgia Pro" w:cs="Georgia Pro"/>
-          <w:color w:val="000000" w:themeColor="text1"/>
-        </w:rPr>
-        <w:t>WebBackendPool</w:t>
-      </w:r>
-      <w:proofErr w:type="spellEnd"/>
-      <w:r>
-        <w:rPr>
-          <w:rFonts w:ascii="Georgia Pro" w:eastAsia="Georgia Pro" w:hAnsi="Georgia Pro" w:cs="Georgia Pro"/>
-          <w:color w:val="000000" w:themeColor="text1"/>
-        </w:rPr>
-        <w:t>"</w:t>
+        <w:t>export RESOURCE_GROUP="LoadBalancer-RG"</w:t>
+      </w:r>
+    </w:p>
+    <w:p>
+      <w:pPr>
+        <w:pBdr>
+          <w:top w:val="single" w:sz="4" w:space="1" w:color="auto"/>
+          <w:left w:val="single" w:sz="4" w:space="4" w:color="auto"/>
+          <w:bottom w:val="single" w:sz="4" w:space="1" w:color="auto"/>
+          <w:right w:val="single" w:sz="4" w:space="4" w:color="auto"/>
+        </w:pBdr>
+        <w:shd w:val="clear" w:color="auto" w:fill="F2F2F2" w:themeFill="background1" w:themeFillShade="F2"/>
+        <w:spacing w:after="0" w:line="480" w:lineRule="auto"/>
+        <w:rPr>
+          <w:rFonts w:ascii="Georgia Pro" w:eastAsia="Georgia Pro" w:hAnsi="Georgia Pro" w:cs="Georgia Pro"/>
+          <w:color w:val="000000" w:themeColor="text1"/>
+        </w:rPr>
+      </w:pPr>
+      <w:r>
+        <w:rPr>
+          <w:rFonts w:ascii="Georgia Pro" w:eastAsia="Georgia Pro" w:hAnsi="Georgia Pro" w:cs="Georgia Pro"/>
+          <w:color w:val="000000" w:themeColor="text1"/>
+        </w:rPr>
+        <w:t>export LOCATION="eastus"</w:t>
+      </w:r>
+    </w:p>
+    <w:p>
+      <w:pPr>
+        <w:pBdr>
+          <w:top w:val="single" w:sz="4" w:space="1" w:color="auto"/>
+          <w:left w:val="single" w:sz="4" w:space="4" w:color="auto"/>
+          <w:bottom w:val="single" w:sz="4" w:space="1" w:color="auto"/>
+          <w:right w:val="single" w:sz="4" w:space="4" w:color="auto"/>
+        </w:pBdr>
+        <w:shd w:val="clear" w:color="auto" w:fill="F2F2F2" w:themeFill="background1" w:themeFillShade="F2"/>
+        <w:spacing w:after="0" w:line="480" w:lineRule="auto"/>
+        <w:rPr>
+          <w:rFonts w:ascii="Georgia Pro" w:eastAsia="Georgia Pro" w:hAnsi="Georgia Pro" w:cs="Georgia Pro"/>
+          <w:color w:val="000000" w:themeColor="text1"/>
+        </w:rPr>
+      </w:pPr>
+      <w:r>
+        <w:rPr>
+          <w:rFonts w:ascii="Georgia Pro" w:eastAsia="Georgia Pro" w:hAnsi="Georgia Pro" w:cs="Georgia Pro"/>
+          <w:color w:val="000000" w:themeColor="text1"/>
+        </w:rPr>
+        <w:t>export VNET_NAME="LB-VNet"</w:t>
+      </w:r>
+    </w:p>
+    <w:p>
+      <w:pPr>
+        <w:pBdr>
+          <w:top w:val="single" w:sz="4" w:space="1" w:color="auto"/>
+          <w:left w:val="single" w:sz="4" w:space="4" w:color="auto"/>
+          <w:bottom w:val="single" w:sz="4" w:space="1" w:color="auto"/>
+          <w:right w:val="single" w:sz="4" w:space="4" w:color="auto"/>
+        </w:pBdr>
+        <w:shd w:val="clear" w:color="auto" w:fill="F2F2F2" w:themeFill="background1" w:themeFillShade="F2"/>
+        <w:spacing w:after="0" w:line="480" w:lineRule="auto"/>
+        <w:rPr>
+          <w:rFonts w:ascii="Georgia Pro" w:eastAsia="Georgia Pro" w:hAnsi="Georgia Pro" w:cs="Georgia Pro"/>
+          <w:color w:val="000000" w:themeColor="text1"/>
+        </w:rPr>
+      </w:pPr>
+      <w:r>
+        <w:rPr>
+          <w:rFonts w:ascii="Georgia Pro" w:eastAsia="Georgia Pro" w:hAnsi="Georgia Pro" w:cs="Georgia Pro"/>
+          <w:color w:val="000000" w:themeColor="text1"/>
+        </w:rPr>
+        <w:t>export SUBNET_NAME="WebSubnet"</w:t>
+      </w:r>
+    </w:p>
+    <w:p>
+      <w:pPr>
+        <w:pBdr>
+          <w:top w:val="single" w:sz="4" w:space="1" w:color="auto"/>
+          <w:left w:val="single" w:sz="4" w:space="4" w:color="auto"/>
+          <w:bottom w:val="single" w:sz="4" w:space="1" w:color="auto"/>
+          <w:right w:val="single" w:sz="4" w:space="4" w:color="auto"/>
+        </w:pBdr>
+        <w:shd w:val="clear" w:color="auto" w:fill="F2F2F2" w:themeFill="background1" w:themeFillShade="F2"/>
+        <w:spacing w:after="0" w:line="480" w:lineRule="auto"/>
+        <w:rPr>
+          <w:rFonts w:ascii="Georgia Pro" w:eastAsia="Georgia Pro" w:hAnsi="Georgia Pro" w:cs="Georgia Pro"/>
+          <w:color w:val="000000" w:themeColor="text1"/>
+        </w:rPr>
+      </w:pPr>
+      <w:r>
+        <w:rPr>
+          <w:rFonts w:ascii="Georgia Pro" w:eastAsia="Georgia Pro" w:hAnsi="Georgia Pro" w:cs="Georgia Pro"/>
+          <w:color w:val="000000" w:themeColor="text1"/>
+        </w:rPr>
+        <w:t>export LB_NAME="WebLoadBalancer"</w:t>
+      </w:r>
+    </w:p>
+    <w:p>
+      <w:pPr>
+        <w:pBdr>
+          <w:top w:val="single" w:sz="4" w:space="1" w:color="auto"/>
+          <w:left w:val="single" w:sz="4" w:space="4" w:color="auto"/>
+          <w:bottom w:val="single" w:sz="4" w:space="1" w:color="auto"/>
+          <w:right w:val="single" w:sz="4" w:space="4" w:color="auto"/>
+        </w:pBdr>
+        <w:shd w:val="clear" w:color="auto" w:fill="F2F2F2" w:themeFill="background1" w:themeFillShade="F2"/>
+        <w:spacing w:after="0" w:line="480" w:lineRule="auto"/>
+        <w:rPr>
+          <w:rFonts w:ascii="Georgia Pro" w:eastAsia="Georgia Pro" w:hAnsi="Georgia Pro" w:cs="Georgia Pro"/>
+          <w:color w:val="000000" w:themeColor="text1"/>
+        </w:rPr>
+      </w:pPr>
+      <w:r>
+        <w:rPr>
+          <w:rFonts w:ascii="Georgia Pro" w:eastAsia="Georgia Pro" w:hAnsi="Georgia Pro" w:cs="Georgia Pro"/>
+          <w:color w:val="000000" w:themeColor="text1"/>
+        </w:rPr>
+        <w:t>export PUBLIC_IP_NAME="LB-PublicIP"</w:t>
+      </w:r>
+    </w:p>
+    <w:p>
+      <w:pPr>
+        <w:pBdr>
+          <w:top w:val="single" w:sz="4" w:space="1" w:color="auto"/>
+          <w:left w:val="single" w:sz="4" w:space="4" w:color="auto"/>
+          <w:bottom w:val="single" w:sz="4" w:space="1" w:color="auto"/>
+          <w:right w:val="single" w:sz="4" w:space="4" w:color="auto"/>
+        </w:pBdr>
+        <w:shd w:val="clear" w:color="auto" w:fill="F2F2F2" w:themeFill="background1" w:themeFillShade="F2"/>
+        <w:spacing w:after="0" w:line="480" w:lineRule="auto"/>
+        <w:rPr>
+          <w:rFonts w:ascii="Georgia Pro" w:eastAsia="Georgia Pro" w:hAnsi="Georgia Pro" w:cs="Georgia Pro"/>
+          <w:color w:val="000000" w:themeColor="text1"/>
+        </w:rPr>
+      </w:pPr>
+      <w:r>
+        <w:rPr>
+          <w:rFonts w:ascii="Georgia Pro" w:eastAsia="Georgia Pro" w:hAnsi="Georgia Pro" w:cs="Georgia Pro"/>
+          <w:color w:val="000000" w:themeColor="text1"/>
+        </w:rPr>
+        <w:t>export BACKEND_POOL="WebBackendPool"</w:t>
       </w:r>
     </w:p>
     <w:p>
@@ -2914,23 +2716,7 @@
           <w:rFonts w:ascii="Georgia Pro" w:eastAsia="Georgia Pro" w:hAnsi="Georgia Pro" w:cs="Georgia Pro"/>
           <w:color w:val="000000" w:themeColor="text1"/>
         </w:rPr>
-        <w:t>export ADMIN_USERNAME="</w:t>
-      </w:r>
-      <w:proofErr w:type="spellStart"/>
-      <w:r>
-        <w:rPr>
-          <w:rFonts w:ascii="Georgia Pro" w:eastAsia="Georgia Pro" w:hAnsi="Georgia Pro" w:cs="Georgia Pro"/>
-          <w:color w:val="000000" w:themeColor="text1"/>
-        </w:rPr>
-        <w:t>azureuser</w:t>
-      </w:r>
-      <w:proofErr w:type="spellEnd"/>
-      <w:r>
-        <w:rPr>
-          <w:rFonts w:ascii="Georgia Pro" w:eastAsia="Georgia Pro" w:hAnsi="Georgia Pro" w:cs="Georgia Pro"/>
-          <w:color w:val="000000" w:themeColor="text1"/>
-        </w:rPr>
-        <w:t>"</w:t>
+        <w:t>export ADMIN_USERNAME="azureuser"</w:t>
       </w:r>
     </w:p>
     <w:p>
@@ -3097,7 +2883,7 @@
           <w:color w:val="000000" w:themeColor="text1"/>
         </w:rPr>
         <w:pict w14:anchorId="3E5BF62C">
-          <v:rect id="_x0000_i1277" style="width:0;height:1.5pt" o:hralign="center" o:hrstd="t" o:hr="t" fillcolor="#a0a0a0" stroked="f"/>
+          <v:rect id="_x0000_i1030" style="width:0;height:1.5pt" o:hralign="center" o:hrstd="t" o:hr="t" fillcolor="#a0a0a0" stroked="f"/>
         </w:pict>
       </w:r>
     </w:p>
@@ -3152,21 +2938,12 @@
           <w:color w:val="000000" w:themeColor="text1"/>
         </w:rPr>
       </w:pPr>
-      <w:proofErr w:type="spellStart"/>
-      <w:r>
-        <w:rPr>
-          <w:rFonts w:ascii="Georgia Pro" w:eastAsia="Georgia Pro" w:hAnsi="Georgia Pro" w:cs="Georgia Pro"/>
-          <w:color w:val="000000" w:themeColor="text1"/>
-        </w:rPr>
-        <w:t>az</w:t>
-      </w:r>
-      <w:proofErr w:type="spellEnd"/>
-      <w:r>
-        <w:rPr>
-          <w:rFonts w:ascii="Georgia Pro" w:eastAsia="Georgia Pro" w:hAnsi="Georgia Pro" w:cs="Georgia Pro"/>
-          <w:color w:val="000000" w:themeColor="text1"/>
-        </w:rPr>
-        <w:t xml:space="preserve"> group create \</w:t>
+      <w:r>
+        <w:rPr>
+          <w:rFonts w:ascii="Georgia Pro" w:eastAsia="Georgia Pro" w:hAnsi="Georgia Pro" w:cs="Georgia Pro"/>
+          <w:color w:val="000000" w:themeColor="text1"/>
+        </w:rPr>
+        <w:t>az group create \</w:t>
       </w:r>
     </w:p>
     <w:p>
@@ -3246,21 +3023,12 @@
           <w:color w:val="000000" w:themeColor="text1"/>
         </w:rPr>
       </w:pPr>
-      <w:proofErr w:type="spellStart"/>
-      <w:r>
-        <w:rPr>
-          <w:rFonts w:ascii="Georgia Pro" w:eastAsia="Georgia Pro" w:hAnsi="Georgia Pro" w:cs="Georgia Pro"/>
-          <w:color w:val="000000" w:themeColor="text1"/>
-        </w:rPr>
-        <w:t>az</w:t>
-      </w:r>
-      <w:proofErr w:type="spellEnd"/>
-      <w:r>
-        <w:rPr>
-          <w:rFonts w:ascii="Georgia Pro" w:eastAsia="Georgia Pro" w:hAnsi="Georgia Pro" w:cs="Georgia Pro"/>
-          <w:color w:val="000000" w:themeColor="text1"/>
-        </w:rPr>
-        <w:t xml:space="preserve"> group show \</w:t>
+      <w:r>
+        <w:rPr>
+          <w:rFonts w:ascii="Georgia Pro" w:eastAsia="Georgia Pro" w:hAnsi="Georgia Pro" w:cs="Georgia Pro"/>
+          <w:color w:val="000000" w:themeColor="text1"/>
+        </w:rPr>
+        <w:t>az group show \</w:t>
       </w:r>
     </w:p>
     <w:p>
@@ -3354,64 +3122,23 @@
           <w:rFonts w:ascii="Georgia Pro" w:eastAsia="Georgia Pro" w:hAnsi="Georgia Pro" w:cs="Georgia Pro"/>
           <w:color w:val="000000" w:themeColor="text1"/>
         </w:rPr>
-        <w:t>---------</w:t>
-      </w:r>
-      <w:proofErr w:type="gramStart"/>
-      <w:r>
-        <w:rPr>
-          <w:rFonts w:ascii="Georgia Pro" w:eastAsia="Georgia Pro" w:hAnsi="Georgia Pro" w:cs="Georgia Pro"/>
-          <w:color w:val="000000" w:themeColor="text1"/>
-        </w:rPr>
-        <w:t xml:space="preserve">-  </w:t>
-      </w:r>
-      <w:proofErr w:type="gramEnd"/>
-      <w:r>
-        <w:rPr>
-          <w:rFonts w:ascii="Georgia Pro" w:eastAsia="Georgia Pro" w:hAnsi="Georgia Pro" w:cs="Georgia Pro"/>
-          <w:color w:val="000000" w:themeColor="text1"/>
-        </w:rPr>
-        <w:t>--------------</w:t>
-      </w:r>
-    </w:p>
-    <w:p>
-      <w:pPr>
-        <w:spacing w:after="0" w:line="480" w:lineRule="auto"/>
-        <w:rPr>
-          <w:rFonts w:ascii="Georgia Pro" w:eastAsia="Georgia Pro" w:hAnsi="Georgia Pro" w:cs="Georgia Pro"/>
-          <w:color w:val="000000" w:themeColor="text1"/>
-        </w:rPr>
-      </w:pPr>
-      <w:proofErr w:type="spellStart"/>
-      <w:r>
-        <w:rPr>
-          <w:rFonts w:ascii="Georgia Pro" w:eastAsia="Georgia Pro" w:hAnsi="Georgia Pro" w:cs="Georgia Pro"/>
-          <w:color w:val="000000" w:themeColor="text1"/>
-        </w:rPr>
-        <w:t>eastus</w:t>
-      </w:r>
-      <w:proofErr w:type="spellEnd"/>
-      <w:r>
-        <w:rPr>
-          <w:rFonts w:ascii="Georgia Pro" w:eastAsia="Georgia Pro" w:hAnsi="Georgia Pro" w:cs="Georgia Pro"/>
-          <w:color w:val="000000" w:themeColor="text1"/>
-        </w:rPr>
-        <w:t xml:space="preserve">      </w:t>
-      </w:r>
-      <w:proofErr w:type="spellStart"/>
-      <w:r>
-        <w:rPr>
-          <w:rFonts w:ascii="Georgia Pro" w:eastAsia="Georgia Pro" w:hAnsi="Georgia Pro" w:cs="Georgia Pro"/>
-          <w:color w:val="000000" w:themeColor="text1"/>
-        </w:rPr>
-        <w:t>LoadBalancer</w:t>
-      </w:r>
-      <w:proofErr w:type="spellEnd"/>
-      <w:r>
-        <w:rPr>
-          <w:rFonts w:ascii="Georgia Pro" w:eastAsia="Georgia Pro" w:hAnsi="Georgia Pro" w:cs="Georgia Pro"/>
-          <w:color w:val="000000" w:themeColor="text1"/>
-        </w:rPr>
-        <w:t>-RG</w:t>
+        <w:t>----------  --------------</w:t>
+      </w:r>
+    </w:p>
+    <w:p>
+      <w:pPr>
+        <w:spacing w:after="0" w:line="480" w:lineRule="auto"/>
+        <w:rPr>
+          <w:rFonts w:ascii="Georgia Pro" w:eastAsia="Georgia Pro" w:hAnsi="Georgia Pro" w:cs="Georgia Pro"/>
+          <w:color w:val="000000" w:themeColor="text1"/>
+        </w:rPr>
+      </w:pPr>
+      <w:r>
+        <w:rPr>
+          <w:rFonts w:ascii="Georgia Pro" w:eastAsia="Georgia Pro" w:hAnsi="Georgia Pro" w:cs="Georgia Pro"/>
+          <w:color w:val="000000" w:themeColor="text1"/>
+        </w:rPr>
+        <w:t>eastus      LoadBalancer-RG</w:t>
       </w:r>
     </w:p>
     <w:p>
@@ -3428,7 +3155,7 @@
           <w:color w:val="000000" w:themeColor="text1"/>
         </w:rPr>
         <w:pict w14:anchorId="68FFC3E8">
-          <v:rect id="_x0000_i1278" style="width:0;height:1.5pt" o:hralign="center" o:hrstd="t" o:hr="t" fillcolor="#a0a0a0" stroked="f"/>
+          <v:rect id="_x0000_i1031" style="width:0;height:1.5pt" o:hralign="center" o:hrstd="t" o:hr="t" fillcolor="#a0a0a0" stroked="f"/>
         </w:pict>
       </w:r>
     </w:p>
@@ -3485,71 +3212,30 @@
           <w:rFonts w:ascii="Georgia Pro" w:eastAsia="Georgia Pro" w:hAnsi="Georgia Pro" w:cs="Georgia Pro"/>
           <w:color w:val="000000" w:themeColor="text1"/>
         </w:rPr>
-        <w:t xml:space="preserve">Create a </w:t>
-      </w:r>
-      <w:proofErr w:type="spellStart"/>
-      <w:r>
-        <w:rPr>
-          <w:rFonts w:ascii="Georgia Pro" w:eastAsia="Georgia Pro" w:hAnsi="Georgia Pro" w:cs="Georgia Pro"/>
-          <w:color w:val="000000" w:themeColor="text1"/>
-        </w:rPr>
-        <w:t>VNet</w:t>
-      </w:r>
-      <w:proofErr w:type="spellEnd"/>
-      <w:r>
-        <w:rPr>
-          <w:rFonts w:ascii="Georgia Pro" w:eastAsia="Georgia Pro" w:hAnsi="Georgia Pro" w:cs="Georgia Pro"/>
-          <w:color w:val="000000" w:themeColor="text1"/>
-        </w:rPr>
-        <w:t>:</w:t>
-      </w:r>
-    </w:p>
-    <w:p>
-      <w:pPr>
-        <w:pBdr>
-          <w:top w:val="single" w:sz="4" w:space="1" w:color="auto"/>
-          <w:left w:val="single" w:sz="4" w:space="4" w:color="auto"/>
-          <w:bottom w:val="single" w:sz="4" w:space="1" w:color="auto"/>
-          <w:right w:val="single" w:sz="4" w:space="4" w:color="auto"/>
-        </w:pBdr>
-        <w:shd w:val="clear" w:color="auto" w:fill="F2F2F2" w:themeFill="background1" w:themeFillShade="F2"/>
-        <w:spacing w:line="360" w:lineRule="auto"/>
-        <w:rPr>
-          <w:rFonts w:ascii="Georgia Pro" w:eastAsia="Georgia Pro" w:hAnsi="Georgia Pro" w:cs="Georgia Pro"/>
-          <w:color w:val="000000" w:themeColor="text1"/>
-        </w:rPr>
-      </w:pPr>
-      <w:proofErr w:type="spellStart"/>
-      <w:r>
-        <w:rPr>
-          <w:rFonts w:ascii="Georgia Pro" w:eastAsia="Georgia Pro" w:hAnsi="Georgia Pro" w:cs="Georgia Pro"/>
-          <w:color w:val="000000" w:themeColor="text1"/>
-        </w:rPr>
-        <w:t>az</w:t>
-      </w:r>
-      <w:proofErr w:type="spellEnd"/>
-      <w:r>
-        <w:rPr>
-          <w:rFonts w:ascii="Georgia Pro" w:eastAsia="Georgia Pro" w:hAnsi="Georgia Pro" w:cs="Georgia Pro"/>
-          <w:color w:val="000000" w:themeColor="text1"/>
-        </w:rPr>
-        <w:t xml:space="preserve"> network </w:t>
-      </w:r>
-      <w:proofErr w:type="spellStart"/>
-      <w:r>
-        <w:rPr>
-          <w:rFonts w:ascii="Georgia Pro" w:eastAsia="Georgia Pro" w:hAnsi="Georgia Pro" w:cs="Georgia Pro"/>
-          <w:color w:val="000000" w:themeColor="text1"/>
-        </w:rPr>
-        <w:t>vnet</w:t>
-      </w:r>
-      <w:proofErr w:type="spellEnd"/>
-      <w:r>
-        <w:rPr>
-          <w:rFonts w:ascii="Georgia Pro" w:eastAsia="Georgia Pro" w:hAnsi="Georgia Pro" w:cs="Georgia Pro"/>
-          <w:color w:val="000000" w:themeColor="text1"/>
-        </w:rPr>
-        <w:t xml:space="preserve"> create \</w:t>
+        <w:t>Create a VNet:</w:t>
+      </w:r>
+    </w:p>
+    <w:p>
+      <w:pPr>
+        <w:pBdr>
+          <w:top w:val="single" w:sz="4" w:space="1" w:color="auto"/>
+          <w:left w:val="single" w:sz="4" w:space="4" w:color="auto"/>
+          <w:bottom w:val="single" w:sz="4" w:space="1" w:color="auto"/>
+          <w:right w:val="single" w:sz="4" w:space="4" w:color="auto"/>
+        </w:pBdr>
+        <w:shd w:val="clear" w:color="auto" w:fill="F2F2F2" w:themeFill="background1" w:themeFillShade="F2"/>
+        <w:spacing w:line="360" w:lineRule="auto"/>
+        <w:rPr>
+          <w:rFonts w:ascii="Georgia Pro" w:eastAsia="Georgia Pro" w:hAnsi="Georgia Pro" w:cs="Georgia Pro"/>
+          <w:color w:val="000000" w:themeColor="text1"/>
+        </w:rPr>
+      </w:pPr>
+      <w:r>
+        <w:rPr>
+          <w:rFonts w:ascii="Georgia Pro" w:eastAsia="Georgia Pro" w:hAnsi="Georgia Pro" w:cs="Georgia Pro"/>
+          <w:color w:val="000000" w:themeColor="text1"/>
+        </w:rPr>
+        <w:t>az network vnet create \</w:t>
       </w:r>
     </w:p>
     <w:p>
@@ -3698,37 +3384,12 @@
           <w:color w:val="000000" w:themeColor="text1"/>
         </w:rPr>
       </w:pPr>
-      <w:proofErr w:type="spellStart"/>
-      <w:r>
-        <w:rPr>
-          <w:rFonts w:ascii="Georgia Pro" w:eastAsia="Georgia Pro" w:hAnsi="Georgia Pro" w:cs="Georgia Pro"/>
-          <w:color w:val="000000" w:themeColor="text1"/>
-        </w:rPr>
-        <w:t>az</w:t>
-      </w:r>
-      <w:proofErr w:type="spellEnd"/>
-      <w:r>
-        <w:rPr>
-          <w:rFonts w:ascii="Georgia Pro" w:eastAsia="Georgia Pro" w:hAnsi="Georgia Pro" w:cs="Georgia Pro"/>
-          <w:color w:val="000000" w:themeColor="text1"/>
-        </w:rPr>
-        <w:t xml:space="preserve"> network </w:t>
-      </w:r>
-      <w:proofErr w:type="spellStart"/>
-      <w:r>
-        <w:rPr>
-          <w:rFonts w:ascii="Georgia Pro" w:eastAsia="Georgia Pro" w:hAnsi="Georgia Pro" w:cs="Georgia Pro"/>
-          <w:color w:val="000000" w:themeColor="text1"/>
-        </w:rPr>
-        <w:t>vnet</w:t>
-      </w:r>
-      <w:proofErr w:type="spellEnd"/>
-      <w:r>
-        <w:rPr>
-          <w:rFonts w:ascii="Georgia Pro" w:eastAsia="Georgia Pro" w:hAnsi="Georgia Pro" w:cs="Georgia Pro"/>
-          <w:color w:val="000000" w:themeColor="text1"/>
-        </w:rPr>
-        <w:t xml:space="preserve"> list \</w:t>
+      <w:r>
+        <w:rPr>
+          <w:rFonts w:ascii="Georgia Pro" w:eastAsia="Georgia Pro" w:hAnsi="Georgia Pro" w:cs="Georgia Pro"/>
+          <w:color w:val="000000" w:themeColor="text1"/>
+        </w:rPr>
+        <w:t>az network vnet list \</w:t>
       </w:r>
     </w:p>
     <w:p>
@@ -3791,7 +3452,7 @@
           <w:color w:val="000000" w:themeColor="text1"/>
         </w:rPr>
         <w:pict w14:anchorId="370B97E3">
-          <v:rect id="_x0000_i1279" style="width:0;height:1.5pt" o:hralign="center" o:hrstd="t" o:hr="t" fillcolor="#a0a0a0" stroked="f"/>
+          <v:rect id="_x0000_i1032" style="width:0;height:1.5pt" o:hralign="center" o:hrstd="t" o:hr="t" fillcolor="#a0a0a0" stroked="f"/>
         </w:pict>
       </w:r>
     </w:p>
@@ -3846,37 +3507,12 @@
           <w:color w:val="000000" w:themeColor="text1"/>
         </w:rPr>
       </w:pPr>
-      <w:proofErr w:type="spellStart"/>
-      <w:r>
-        <w:rPr>
-          <w:rFonts w:ascii="Georgia Pro" w:eastAsia="Georgia Pro" w:hAnsi="Georgia Pro" w:cs="Georgia Pro"/>
-          <w:color w:val="000000" w:themeColor="text1"/>
-        </w:rPr>
-        <w:t>az</w:t>
-      </w:r>
-      <w:proofErr w:type="spellEnd"/>
-      <w:r>
-        <w:rPr>
-          <w:rFonts w:ascii="Georgia Pro" w:eastAsia="Georgia Pro" w:hAnsi="Georgia Pro" w:cs="Georgia Pro"/>
-          <w:color w:val="000000" w:themeColor="text1"/>
-        </w:rPr>
-        <w:t xml:space="preserve"> network </w:t>
-      </w:r>
-      <w:proofErr w:type="spellStart"/>
-      <w:r>
-        <w:rPr>
-          <w:rFonts w:ascii="Georgia Pro" w:eastAsia="Georgia Pro" w:hAnsi="Georgia Pro" w:cs="Georgia Pro"/>
-          <w:color w:val="000000" w:themeColor="text1"/>
-        </w:rPr>
-        <w:t>vnet</w:t>
-      </w:r>
-      <w:proofErr w:type="spellEnd"/>
-      <w:r>
-        <w:rPr>
-          <w:rFonts w:ascii="Georgia Pro" w:eastAsia="Georgia Pro" w:hAnsi="Georgia Pro" w:cs="Georgia Pro"/>
-          <w:color w:val="000000" w:themeColor="text1"/>
-        </w:rPr>
-        <w:t xml:space="preserve"> subnet list \</w:t>
+      <w:r>
+        <w:rPr>
+          <w:rFonts w:ascii="Georgia Pro" w:eastAsia="Georgia Pro" w:hAnsi="Georgia Pro" w:cs="Georgia Pro"/>
+          <w:color w:val="000000" w:themeColor="text1"/>
+        </w:rPr>
+        <w:t>az network vnet subnet list \</w:t>
       </w:r>
     </w:p>
     <w:p>
@@ -3922,23 +3558,7 @@
           <w:rFonts w:ascii="Georgia Pro" w:eastAsia="Georgia Pro" w:hAnsi="Georgia Pro" w:cs="Georgia Pro"/>
           <w:color w:val="000000" w:themeColor="text1"/>
         </w:rPr>
-        <w:t xml:space="preserve">  --</w:t>
-      </w:r>
-      <w:proofErr w:type="spellStart"/>
-      <w:r>
-        <w:rPr>
-          <w:rFonts w:ascii="Georgia Pro" w:eastAsia="Georgia Pro" w:hAnsi="Georgia Pro" w:cs="Georgia Pro"/>
-          <w:color w:val="000000" w:themeColor="text1"/>
-        </w:rPr>
-        <w:t>vnet</w:t>
-      </w:r>
-      <w:proofErr w:type="spellEnd"/>
-      <w:r>
-        <w:rPr>
-          <w:rFonts w:ascii="Georgia Pro" w:eastAsia="Georgia Pro" w:hAnsi="Georgia Pro" w:cs="Georgia Pro"/>
-          <w:color w:val="000000" w:themeColor="text1"/>
-        </w:rPr>
-        <w:t>-name $VNET_NAME \</w:t>
+        <w:t xml:space="preserve">  --vnet-name $VNET_NAME \</w:t>
       </w:r>
     </w:p>
     <w:p>
@@ -4020,7 +3640,6 @@
           <w:color w:val="000000" w:themeColor="text1"/>
         </w:rPr>
       </w:pPr>
-      <w:proofErr w:type="spellStart"/>
       <w:r>
         <w:rPr>
           <w:rFonts w:ascii="Georgia Pro" w:eastAsia="Georgia Pro" w:hAnsi="Georgia Pro" w:cs="Georgia Pro"/>
@@ -4028,7 +3647,6 @@
         </w:rPr>
         <w:t>WebSubnet</w:t>
       </w:r>
-      <w:proofErr w:type="spellEnd"/>
     </w:p>
     <w:p>
       <w:pPr>
@@ -4044,7 +3662,7 @@
           <w:color w:val="000000" w:themeColor="text1"/>
         </w:rPr>
         <w:pict w14:anchorId="52CEBBED">
-          <v:rect id="_x0000_i1280" style="width:0;height:1.5pt" o:hralign="center" o:hrstd="t" o:hr="t" fillcolor="#a0a0a0" stroked="f"/>
+          <v:rect id="_x0000_i1033" style="width:0;height:1.5pt" o:hralign="center" o:hrstd="t" o:hr="t" fillcolor="#a0a0a0" stroked="f"/>
         </w:pict>
       </w:r>
     </w:p>
@@ -4138,37 +3756,12 @@
           <w:color w:val="000000" w:themeColor="text1"/>
         </w:rPr>
       </w:pPr>
-      <w:proofErr w:type="spellStart"/>
-      <w:r>
-        <w:rPr>
-          <w:rFonts w:ascii="Georgia Pro" w:eastAsia="Georgia Pro" w:hAnsi="Georgia Pro" w:cs="Georgia Pro"/>
-          <w:color w:val="000000" w:themeColor="text1"/>
-        </w:rPr>
-        <w:t>az</w:t>
-      </w:r>
-      <w:proofErr w:type="spellEnd"/>
-      <w:r>
-        <w:rPr>
-          <w:rFonts w:ascii="Georgia Pro" w:eastAsia="Georgia Pro" w:hAnsi="Georgia Pro" w:cs="Georgia Pro"/>
-          <w:color w:val="000000" w:themeColor="text1"/>
-        </w:rPr>
-        <w:t xml:space="preserve"> </w:t>
-      </w:r>
-      <w:proofErr w:type="spellStart"/>
-      <w:r>
-        <w:rPr>
-          <w:rFonts w:ascii="Georgia Pro" w:eastAsia="Georgia Pro" w:hAnsi="Georgia Pro" w:cs="Georgia Pro"/>
-          <w:color w:val="000000" w:themeColor="text1"/>
-        </w:rPr>
-        <w:t>vm</w:t>
-      </w:r>
-      <w:proofErr w:type="spellEnd"/>
-      <w:r>
-        <w:rPr>
-          <w:rFonts w:ascii="Georgia Pro" w:eastAsia="Georgia Pro" w:hAnsi="Georgia Pro" w:cs="Georgia Pro"/>
-          <w:color w:val="000000" w:themeColor="text1"/>
-        </w:rPr>
-        <w:t xml:space="preserve"> create \</w:t>
+      <w:r>
+        <w:rPr>
+          <w:rFonts w:ascii="Georgia Pro" w:eastAsia="Georgia Pro" w:hAnsi="Georgia Pro" w:cs="Georgia Pro"/>
+          <w:color w:val="000000" w:themeColor="text1"/>
+        </w:rPr>
+        <w:t>az vm create \</w:t>
       </w:r>
     </w:p>
     <w:p>
@@ -4237,23 +3830,7 @@
           <w:rFonts w:ascii="Georgia Pro" w:eastAsia="Georgia Pro" w:hAnsi="Georgia Pro" w:cs="Georgia Pro"/>
           <w:color w:val="000000" w:themeColor="text1"/>
         </w:rPr>
-        <w:t xml:space="preserve">  --image Canonical:0001-com-ubuntu-server-focal:20_04-lts-gen</w:t>
-      </w:r>
-      <w:proofErr w:type="gramStart"/>
-      <w:r>
-        <w:rPr>
-          <w:rFonts w:ascii="Georgia Pro" w:eastAsia="Georgia Pro" w:hAnsi="Georgia Pro" w:cs="Georgia Pro"/>
-          <w:color w:val="000000" w:themeColor="text1"/>
-        </w:rPr>
-        <w:t>2:latest</w:t>
-      </w:r>
-      <w:proofErr w:type="gramEnd"/>
-      <w:r>
-        <w:rPr>
-          <w:rFonts w:ascii="Georgia Pro" w:eastAsia="Georgia Pro" w:hAnsi="Georgia Pro" w:cs="Georgia Pro"/>
-          <w:color w:val="000000" w:themeColor="text1"/>
-        </w:rPr>
-        <w:t xml:space="preserve"> \</w:t>
+        <w:t xml:space="preserve">  --image Canonical:0001-com-ubuntu-server-focal:20_04-lts-gen2:latest \</w:t>
       </w:r>
     </w:p>
     <w:p>
@@ -4299,78 +3876,30 @@
           <w:rFonts w:ascii="Georgia Pro" w:eastAsia="Georgia Pro" w:hAnsi="Georgia Pro" w:cs="Georgia Pro"/>
           <w:color w:val="000000" w:themeColor="text1"/>
         </w:rPr>
-        <w:t xml:space="preserve">  --storage-</w:t>
-      </w:r>
-      <w:proofErr w:type="spellStart"/>
-      <w:r>
-        <w:rPr>
-          <w:rFonts w:ascii="Georgia Pro" w:eastAsia="Georgia Pro" w:hAnsi="Georgia Pro" w:cs="Georgia Pro"/>
-          <w:color w:val="000000" w:themeColor="text1"/>
-        </w:rPr>
-        <w:t>sku</w:t>
-      </w:r>
-      <w:proofErr w:type="spellEnd"/>
-      <w:r>
-        <w:rPr>
-          <w:rFonts w:ascii="Georgia Pro" w:eastAsia="Georgia Pro" w:hAnsi="Georgia Pro" w:cs="Georgia Pro"/>
-          <w:color w:val="000000" w:themeColor="text1"/>
-        </w:rPr>
-        <w:t xml:space="preserve"> </w:t>
-      </w:r>
-      <w:proofErr w:type="spellStart"/>
-      <w:r>
-        <w:rPr>
-          <w:rFonts w:ascii="Georgia Pro" w:eastAsia="Georgia Pro" w:hAnsi="Georgia Pro" w:cs="Georgia Pro"/>
-          <w:color w:val="000000" w:themeColor="text1"/>
-        </w:rPr>
-        <w:t>Standard_LRS</w:t>
-      </w:r>
-      <w:proofErr w:type="spellEnd"/>
-      <w:r>
-        <w:rPr>
-          <w:rFonts w:ascii="Georgia Pro" w:eastAsia="Georgia Pro" w:hAnsi="Georgia Pro" w:cs="Georgia Pro"/>
-          <w:color w:val="000000" w:themeColor="text1"/>
-        </w:rPr>
-        <w:t xml:space="preserve"> \</w:t>
-      </w:r>
-    </w:p>
-    <w:p>
-      <w:pPr>
-        <w:pBdr>
-          <w:top w:val="single" w:sz="4" w:space="1" w:color="auto"/>
-          <w:left w:val="single" w:sz="4" w:space="4" w:color="auto"/>
-          <w:bottom w:val="single" w:sz="4" w:space="1" w:color="auto"/>
-          <w:right w:val="single" w:sz="4" w:space="4" w:color="auto"/>
-        </w:pBdr>
-        <w:shd w:val="clear" w:color="auto" w:fill="F2F2F2" w:themeFill="background1" w:themeFillShade="F2"/>
-        <w:spacing w:line="360" w:lineRule="auto"/>
-        <w:rPr>
-          <w:rFonts w:ascii="Georgia Pro" w:eastAsia="Georgia Pro" w:hAnsi="Georgia Pro" w:cs="Georgia Pro"/>
-          <w:color w:val="000000" w:themeColor="text1"/>
-        </w:rPr>
-      </w:pPr>
-      <w:r>
-        <w:rPr>
-          <w:rFonts w:ascii="Georgia Pro" w:eastAsia="Georgia Pro" w:hAnsi="Georgia Pro" w:cs="Georgia Pro"/>
-          <w:color w:val="000000" w:themeColor="text1"/>
-        </w:rPr>
-        <w:t xml:space="preserve">  --</w:t>
-      </w:r>
-      <w:proofErr w:type="spellStart"/>
-      <w:r>
-        <w:rPr>
-          <w:rFonts w:ascii="Georgia Pro" w:eastAsia="Georgia Pro" w:hAnsi="Georgia Pro" w:cs="Georgia Pro"/>
-          <w:color w:val="000000" w:themeColor="text1"/>
-        </w:rPr>
-        <w:t>vnet</w:t>
-      </w:r>
-      <w:proofErr w:type="spellEnd"/>
-      <w:r>
-        <w:rPr>
-          <w:rFonts w:ascii="Georgia Pro" w:eastAsia="Georgia Pro" w:hAnsi="Georgia Pro" w:cs="Georgia Pro"/>
-          <w:color w:val="000000" w:themeColor="text1"/>
-        </w:rPr>
-        <w:t>-name $VNET_NAME \</w:t>
+        <w:t xml:space="preserve">  --storage-sku Standard_LRS \</w:t>
+      </w:r>
+    </w:p>
+    <w:p>
+      <w:pPr>
+        <w:pBdr>
+          <w:top w:val="single" w:sz="4" w:space="1" w:color="auto"/>
+          <w:left w:val="single" w:sz="4" w:space="4" w:color="auto"/>
+          <w:bottom w:val="single" w:sz="4" w:space="1" w:color="auto"/>
+          <w:right w:val="single" w:sz="4" w:space="4" w:color="auto"/>
+        </w:pBdr>
+        <w:shd w:val="clear" w:color="auto" w:fill="F2F2F2" w:themeFill="background1" w:themeFillShade="F2"/>
+        <w:spacing w:line="360" w:lineRule="auto"/>
+        <w:rPr>
+          <w:rFonts w:ascii="Georgia Pro" w:eastAsia="Georgia Pro" w:hAnsi="Georgia Pro" w:cs="Georgia Pro"/>
+          <w:color w:val="000000" w:themeColor="text1"/>
+        </w:rPr>
+      </w:pPr>
+      <w:r>
+        <w:rPr>
+          <w:rFonts w:ascii="Georgia Pro" w:eastAsia="Georgia Pro" w:hAnsi="Georgia Pro" w:cs="Georgia Pro"/>
+          <w:color w:val="000000" w:themeColor="text1"/>
+        </w:rPr>
+        <w:t xml:space="preserve">  --vnet-name $VNET_NAME \</w:t>
       </w:r>
     </w:p>
     <w:p>
@@ -4462,39 +3991,7 @@
           <w:rFonts w:ascii="Georgia Pro" w:eastAsia="Georgia Pro" w:hAnsi="Georgia Pro" w:cs="Georgia Pro"/>
           <w:color w:val="000000" w:themeColor="text1"/>
         </w:rPr>
-        <w:t xml:space="preserve">  --public-</w:t>
-      </w:r>
-      <w:proofErr w:type="spellStart"/>
-      <w:r>
-        <w:rPr>
-          <w:rFonts w:ascii="Georgia Pro" w:eastAsia="Georgia Pro" w:hAnsi="Georgia Pro" w:cs="Georgia Pro"/>
-          <w:color w:val="000000" w:themeColor="text1"/>
-        </w:rPr>
-        <w:t>ip</w:t>
-      </w:r>
-      <w:proofErr w:type="spellEnd"/>
-      <w:r>
-        <w:rPr>
-          <w:rFonts w:ascii="Georgia Pro" w:eastAsia="Georgia Pro" w:hAnsi="Georgia Pro" w:cs="Georgia Pro"/>
-          <w:color w:val="000000" w:themeColor="text1"/>
-        </w:rPr>
-        <w:t>-</w:t>
-      </w:r>
-      <w:proofErr w:type="spellStart"/>
-      <w:r>
-        <w:rPr>
-          <w:rFonts w:ascii="Georgia Pro" w:eastAsia="Georgia Pro" w:hAnsi="Georgia Pro" w:cs="Georgia Pro"/>
-          <w:color w:val="000000" w:themeColor="text1"/>
-        </w:rPr>
-        <w:t>sku</w:t>
-      </w:r>
-      <w:proofErr w:type="spellEnd"/>
-      <w:r>
-        <w:rPr>
-          <w:rFonts w:ascii="Georgia Pro" w:eastAsia="Georgia Pro" w:hAnsi="Georgia Pro" w:cs="Georgia Pro"/>
-          <w:color w:val="000000" w:themeColor="text1"/>
-        </w:rPr>
-        <w:t xml:space="preserve"> Standard</w:t>
+        <w:t xml:space="preserve">  --public-ip-sku Standard</w:t>
       </w:r>
     </w:p>
     <w:p>
@@ -4511,7 +4008,7 @@
           <w:color w:val="000000" w:themeColor="text1"/>
         </w:rPr>
         <w:pict w14:anchorId="600C527B">
-          <v:rect id="_x0000_i1281" style="width:0;height:1.5pt" o:hralign="center" o:hrstd="t" o:hr="t" fillcolor="#a0a0a0" stroked="f"/>
+          <v:rect id="_x0000_i1034" style="width:0;height:1.5pt" o:hralign="center" o:hrstd="t" o:hr="t" fillcolor="#a0a0a0" stroked="f"/>
         </w:pict>
       </w:r>
     </w:p>
@@ -4566,37 +4063,12 @@
           <w:color w:val="000000" w:themeColor="text1"/>
         </w:rPr>
       </w:pPr>
-      <w:proofErr w:type="spellStart"/>
-      <w:r>
-        <w:rPr>
-          <w:rFonts w:ascii="Georgia Pro" w:eastAsia="Georgia Pro" w:hAnsi="Georgia Pro" w:cs="Georgia Pro"/>
-          <w:color w:val="000000" w:themeColor="text1"/>
-        </w:rPr>
-        <w:t>az</w:t>
-      </w:r>
-      <w:proofErr w:type="spellEnd"/>
-      <w:r>
-        <w:rPr>
-          <w:rFonts w:ascii="Georgia Pro" w:eastAsia="Georgia Pro" w:hAnsi="Georgia Pro" w:cs="Georgia Pro"/>
-          <w:color w:val="000000" w:themeColor="text1"/>
-        </w:rPr>
-        <w:t xml:space="preserve"> </w:t>
-      </w:r>
-      <w:proofErr w:type="spellStart"/>
-      <w:r>
-        <w:rPr>
-          <w:rFonts w:ascii="Georgia Pro" w:eastAsia="Georgia Pro" w:hAnsi="Georgia Pro" w:cs="Georgia Pro"/>
-          <w:color w:val="000000" w:themeColor="text1"/>
-        </w:rPr>
-        <w:t>vm</w:t>
-      </w:r>
-      <w:proofErr w:type="spellEnd"/>
-      <w:r>
-        <w:rPr>
-          <w:rFonts w:ascii="Georgia Pro" w:eastAsia="Georgia Pro" w:hAnsi="Georgia Pro" w:cs="Georgia Pro"/>
-          <w:color w:val="000000" w:themeColor="text1"/>
-        </w:rPr>
-        <w:t xml:space="preserve"> create \</w:t>
+      <w:r>
+        <w:rPr>
+          <w:rFonts w:ascii="Georgia Pro" w:eastAsia="Georgia Pro" w:hAnsi="Georgia Pro" w:cs="Georgia Pro"/>
+          <w:color w:val="000000" w:themeColor="text1"/>
+        </w:rPr>
+        <w:t>az vm create \</w:t>
       </w:r>
     </w:p>
     <w:p>
@@ -4665,23 +4137,7 @@
           <w:rFonts w:ascii="Georgia Pro" w:eastAsia="Georgia Pro" w:hAnsi="Georgia Pro" w:cs="Georgia Pro"/>
           <w:color w:val="000000" w:themeColor="text1"/>
         </w:rPr>
-        <w:t xml:space="preserve">  --image Canonical:0001-com-ubuntu-server-focal:20_04-lts-gen</w:t>
-      </w:r>
-      <w:proofErr w:type="gramStart"/>
-      <w:r>
-        <w:rPr>
-          <w:rFonts w:ascii="Georgia Pro" w:eastAsia="Georgia Pro" w:hAnsi="Georgia Pro" w:cs="Georgia Pro"/>
-          <w:color w:val="000000" w:themeColor="text1"/>
-        </w:rPr>
-        <w:t>2:latest</w:t>
-      </w:r>
-      <w:proofErr w:type="gramEnd"/>
-      <w:r>
-        <w:rPr>
-          <w:rFonts w:ascii="Georgia Pro" w:eastAsia="Georgia Pro" w:hAnsi="Georgia Pro" w:cs="Georgia Pro"/>
-          <w:color w:val="000000" w:themeColor="text1"/>
-        </w:rPr>
-        <w:t xml:space="preserve"> \</w:t>
+        <w:t xml:space="preserve">  --image Canonical:0001-com-ubuntu-server-focal:20_04-lts-gen2:latest \</w:t>
       </w:r>
     </w:p>
     <w:p>
@@ -4727,78 +4183,30 @@
           <w:rFonts w:ascii="Georgia Pro" w:eastAsia="Georgia Pro" w:hAnsi="Georgia Pro" w:cs="Georgia Pro"/>
           <w:color w:val="000000" w:themeColor="text1"/>
         </w:rPr>
-        <w:t xml:space="preserve">  --storage-</w:t>
-      </w:r>
-      <w:proofErr w:type="spellStart"/>
-      <w:r>
-        <w:rPr>
-          <w:rFonts w:ascii="Georgia Pro" w:eastAsia="Georgia Pro" w:hAnsi="Georgia Pro" w:cs="Georgia Pro"/>
-          <w:color w:val="000000" w:themeColor="text1"/>
-        </w:rPr>
-        <w:t>sku</w:t>
-      </w:r>
-      <w:proofErr w:type="spellEnd"/>
-      <w:r>
-        <w:rPr>
-          <w:rFonts w:ascii="Georgia Pro" w:eastAsia="Georgia Pro" w:hAnsi="Georgia Pro" w:cs="Georgia Pro"/>
-          <w:color w:val="000000" w:themeColor="text1"/>
-        </w:rPr>
-        <w:t xml:space="preserve"> </w:t>
-      </w:r>
-      <w:proofErr w:type="spellStart"/>
-      <w:r>
-        <w:rPr>
-          <w:rFonts w:ascii="Georgia Pro" w:eastAsia="Georgia Pro" w:hAnsi="Georgia Pro" w:cs="Georgia Pro"/>
-          <w:color w:val="000000" w:themeColor="text1"/>
-        </w:rPr>
-        <w:t>Standard_LRS</w:t>
-      </w:r>
-      <w:proofErr w:type="spellEnd"/>
-      <w:r>
-        <w:rPr>
-          <w:rFonts w:ascii="Georgia Pro" w:eastAsia="Georgia Pro" w:hAnsi="Georgia Pro" w:cs="Georgia Pro"/>
-          <w:color w:val="000000" w:themeColor="text1"/>
-        </w:rPr>
-        <w:t xml:space="preserve"> \</w:t>
-      </w:r>
-    </w:p>
-    <w:p>
-      <w:pPr>
-        <w:pBdr>
-          <w:top w:val="single" w:sz="4" w:space="1" w:color="auto"/>
-          <w:left w:val="single" w:sz="4" w:space="4" w:color="auto"/>
-          <w:bottom w:val="single" w:sz="4" w:space="1" w:color="auto"/>
-          <w:right w:val="single" w:sz="4" w:space="4" w:color="auto"/>
-        </w:pBdr>
-        <w:shd w:val="clear" w:color="auto" w:fill="F2F2F2" w:themeFill="background1" w:themeFillShade="F2"/>
-        <w:spacing w:line="360" w:lineRule="auto"/>
-        <w:rPr>
-          <w:rFonts w:ascii="Georgia Pro" w:eastAsia="Georgia Pro" w:hAnsi="Georgia Pro" w:cs="Georgia Pro"/>
-          <w:color w:val="000000" w:themeColor="text1"/>
-        </w:rPr>
-      </w:pPr>
-      <w:r>
-        <w:rPr>
-          <w:rFonts w:ascii="Georgia Pro" w:eastAsia="Georgia Pro" w:hAnsi="Georgia Pro" w:cs="Georgia Pro"/>
-          <w:color w:val="000000" w:themeColor="text1"/>
-        </w:rPr>
-        <w:t xml:space="preserve">  --</w:t>
-      </w:r>
-      <w:proofErr w:type="spellStart"/>
-      <w:r>
-        <w:rPr>
-          <w:rFonts w:ascii="Georgia Pro" w:eastAsia="Georgia Pro" w:hAnsi="Georgia Pro" w:cs="Georgia Pro"/>
-          <w:color w:val="000000" w:themeColor="text1"/>
-        </w:rPr>
-        <w:t>vnet</w:t>
-      </w:r>
-      <w:proofErr w:type="spellEnd"/>
-      <w:r>
-        <w:rPr>
-          <w:rFonts w:ascii="Georgia Pro" w:eastAsia="Georgia Pro" w:hAnsi="Georgia Pro" w:cs="Georgia Pro"/>
-          <w:color w:val="000000" w:themeColor="text1"/>
-        </w:rPr>
-        <w:t>-name $VNET_NAME \</w:t>
+        <w:t xml:space="preserve">  --storage-sku Standard_LRS \</w:t>
+      </w:r>
+    </w:p>
+    <w:p>
+      <w:pPr>
+        <w:pBdr>
+          <w:top w:val="single" w:sz="4" w:space="1" w:color="auto"/>
+          <w:left w:val="single" w:sz="4" w:space="4" w:color="auto"/>
+          <w:bottom w:val="single" w:sz="4" w:space="1" w:color="auto"/>
+          <w:right w:val="single" w:sz="4" w:space="4" w:color="auto"/>
+        </w:pBdr>
+        <w:shd w:val="clear" w:color="auto" w:fill="F2F2F2" w:themeFill="background1" w:themeFillShade="F2"/>
+        <w:spacing w:line="360" w:lineRule="auto"/>
+        <w:rPr>
+          <w:rFonts w:ascii="Georgia Pro" w:eastAsia="Georgia Pro" w:hAnsi="Georgia Pro" w:cs="Georgia Pro"/>
+          <w:color w:val="000000" w:themeColor="text1"/>
+        </w:rPr>
+      </w:pPr>
+      <w:r>
+        <w:rPr>
+          <w:rFonts w:ascii="Georgia Pro" w:eastAsia="Georgia Pro" w:hAnsi="Georgia Pro" w:cs="Georgia Pro"/>
+          <w:color w:val="000000" w:themeColor="text1"/>
+        </w:rPr>
+        <w:t xml:space="preserve">  --vnet-name $VNET_NAME \</w:t>
       </w:r>
     </w:p>
     <w:p>
@@ -4891,39 +4299,7 @@
           <w:rFonts w:ascii="Georgia Pro" w:eastAsia="Georgia Pro" w:hAnsi="Georgia Pro" w:cs="Georgia Pro"/>
           <w:color w:val="000000" w:themeColor="text1"/>
         </w:rPr>
-        <w:t xml:space="preserve">  --public-</w:t>
-      </w:r>
-      <w:proofErr w:type="spellStart"/>
-      <w:r>
-        <w:rPr>
-          <w:rFonts w:ascii="Georgia Pro" w:eastAsia="Georgia Pro" w:hAnsi="Georgia Pro" w:cs="Georgia Pro"/>
-          <w:color w:val="000000" w:themeColor="text1"/>
-        </w:rPr>
-        <w:t>ip</w:t>
-      </w:r>
-      <w:proofErr w:type="spellEnd"/>
-      <w:r>
-        <w:rPr>
-          <w:rFonts w:ascii="Georgia Pro" w:eastAsia="Georgia Pro" w:hAnsi="Georgia Pro" w:cs="Georgia Pro"/>
-          <w:color w:val="000000" w:themeColor="text1"/>
-        </w:rPr>
-        <w:t>-</w:t>
-      </w:r>
-      <w:proofErr w:type="spellStart"/>
-      <w:r>
-        <w:rPr>
-          <w:rFonts w:ascii="Georgia Pro" w:eastAsia="Georgia Pro" w:hAnsi="Georgia Pro" w:cs="Georgia Pro"/>
-          <w:color w:val="000000" w:themeColor="text1"/>
-        </w:rPr>
-        <w:t>sku</w:t>
-      </w:r>
-      <w:proofErr w:type="spellEnd"/>
-      <w:r>
-        <w:rPr>
-          <w:rFonts w:ascii="Georgia Pro" w:eastAsia="Georgia Pro" w:hAnsi="Georgia Pro" w:cs="Georgia Pro"/>
-          <w:color w:val="000000" w:themeColor="text1"/>
-        </w:rPr>
-        <w:t xml:space="preserve"> Standard</w:t>
+        <w:t xml:space="preserve">  --public-ip-sku Standard</w:t>
       </w:r>
     </w:p>
     <w:p>
@@ -4966,37 +4342,12 @@
           <w:color w:val="000000" w:themeColor="text1"/>
         </w:rPr>
       </w:pPr>
-      <w:proofErr w:type="spellStart"/>
-      <w:r>
-        <w:rPr>
-          <w:rFonts w:ascii="Georgia Pro" w:eastAsia="Georgia Pro" w:hAnsi="Georgia Pro" w:cs="Georgia Pro"/>
-          <w:color w:val="000000" w:themeColor="text1"/>
-        </w:rPr>
-        <w:t>az</w:t>
-      </w:r>
-      <w:proofErr w:type="spellEnd"/>
-      <w:r>
-        <w:rPr>
-          <w:rFonts w:ascii="Georgia Pro" w:eastAsia="Georgia Pro" w:hAnsi="Georgia Pro" w:cs="Georgia Pro"/>
-          <w:color w:val="000000" w:themeColor="text1"/>
-        </w:rPr>
-        <w:t xml:space="preserve"> </w:t>
-      </w:r>
-      <w:proofErr w:type="spellStart"/>
-      <w:r>
-        <w:rPr>
-          <w:rFonts w:ascii="Georgia Pro" w:eastAsia="Georgia Pro" w:hAnsi="Georgia Pro" w:cs="Georgia Pro"/>
-          <w:color w:val="000000" w:themeColor="text1"/>
-        </w:rPr>
-        <w:t>vm</w:t>
-      </w:r>
-      <w:proofErr w:type="spellEnd"/>
-      <w:r>
-        <w:rPr>
-          <w:rFonts w:ascii="Georgia Pro" w:eastAsia="Georgia Pro" w:hAnsi="Georgia Pro" w:cs="Georgia Pro"/>
-          <w:color w:val="000000" w:themeColor="text1"/>
-        </w:rPr>
-        <w:t xml:space="preserve"> list \</w:t>
+      <w:r>
+        <w:rPr>
+          <w:rFonts w:ascii="Georgia Pro" w:eastAsia="Georgia Pro" w:hAnsi="Georgia Pro" w:cs="Georgia Pro"/>
+          <w:color w:val="000000" w:themeColor="text1"/>
+        </w:rPr>
+        <w:t>az vm list \</w:t>
       </w:r>
     </w:p>
     <w:p>
@@ -5097,48 +4448,23 @@
           <w:rFonts w:ascii="Georgia Pro" w:eastAsia="Georgia Pro" w:hAnsi="Georgia Pro" w:cs="Georgia Pro"/>
           <w:color w:val="000000" w:themeColor="text1"/>
         </w:rPr>
-        <w:t xml:space="preserve">Name       </w:t>
-      </w:r>
-      <w:proofErr w:type="spellStart"/>
-      <w:r>
-        <w:rPr>
-          <w:rFonts w:ascii="Georgia Pro" w:eastAsia="Georgia Pro" w:hAnsi="Georgia Pro" w:cs="Georgia Pro"/>
-          <w:color w:val="000000" w:themeColor="text1"/>
-        </w:rPr>
-        <w:t>PowerState</w:t>
-      </w:r>
-      <w:proofErr w:type="spellEnd"/>
-    </w:p>
-    <w:p>
-      <w:pPr>
-        <w:spacing w:after="0" w:line="480" w:lineRule="auto"/>
-        <w:rPr>
-          <w:rFonts w:ascii="Georgia Pro" w:eastAsia="Georgia Pro" w:hAnsi="Georgia Pro" w:cs="Georgia Pro"/>
-          <w:color w:val="000000" w:themeColor="text1"/>
-        </w:rPr>
-      </w:pPr>
-      <w:r>
-        <w:rPr>
-          <w:rFonts w:ascii="Georgia Pro" w:eastAsia="Georgia Pro" w:hAnsi="Georgia Pro" w:cs="Georgia Pro"/>
-          <w:color w:val="000000" w:themeColor="text1"/>
-        </w:rPr>
-        <w:t>--------</w:t>
-      </w:r>
-      <w:proofErr w:type="gramStart"/>
-      <w:r>
-        <w:rPr>
-          <w:rFonts w:ascii="Georgia Pro" w:eastAsia="Georgia Pro" w:hAnsi="Georgia Pro" w:cs="Georgia Pro"/>
-          <w:color w:val="000000" w:themeColor="text1"/>
-        </w:rPr>
-        <w:t>-  -</w:t>
-      </w:r>
-      <w:proofErr w:type="gramEnd"/>
-      <w:r>
-        <w:rPr>
-          <w:rFonts w:ascii="Georgia Pro" w:eastAsia="Georgia Pro" w:hAnsi="Georgia Pro" w:cs="Georgia Pro"/>
-          <w:color w:val="000000" w:themeColor="text1"/>
-        </w:rPr>
-        <w:t>----------</w:t>
+        <w:t>Name       PowerState</w:t>
+      </w:r>
+    </w:p>
+    <w:p>
+      <w:pPr>
+        <w:spacing w:after="0" w:line="480" w:lineRule="auto"/>
+        <w:rPr>
+          <w:rFonts w:ascii="Georgia Pro" w:eastAsia="Georgia Pro" w:hAnsi="Georgia Pro" w:cs="Georgia Pro"/>
+          <w:color w:val="000000" w:themeColor="text1"/>
+        </w:rPr>
+      </w:pPr>
+      <w:r>
+        <w:rPr>
+          <w:rFonts w:ascii="Georgia Pro" w:eastAsia="Georgia Pro" w:hAnsi="Georgia Pro" w:cs="Georgia Pro"/>
+          <w:color w:val="000000" w:themeColor="text1"/>
+        </w:rPr>
+        <w:t>---------  -----------</w:t>
       </w:r>
     </w:p>
     <w:p>
@@ -5187,7 +4513,7 @@
           <w:color w:val="000000" w:themeColor="text1"/>
         </w:rPr>
         <w:pict w14:anchorId="53C51B4A">
-          <v:rect id="_x0000_i1282" style="width:0;height:1.5pt" o:hralign="center" o:hrstd="t" o:hr="t" fillcolor="#a0a0a0" stroked="f"/>
+          <v:rect id="_x0000_i1035" style="width:0;height:1.5pt" o:hralign="center" o:hrstd="t" o:hr="t" fillcolor="#a0a0a0" stroked="f"/>
         </w:pict>
       </w:r>
     </w:p>
@@ -5242,53 +4568,12 @@
           <w:color w:val="000000" w:themeColor="text1"/>
         </w:rPr>
       </w:pPr>
-      <w:proofErr w:type="spellStart"/>
-      <w:r>
-        <w:rPr>
-          <w:rFonts w:ascii="Georgia Pro" w:eastAsia="Georgia Pro" w:hAnsi="Georgia Pro" w:cs="Georgia Pro"/>
-          <w:color w:val="000000" w:themeColor="text1"/>
-        </w:rPr>
-        <w:t>az</w:t>
-      </w:r>
-      <w:proofErr w:type="spellEnd"/>
-      <w:r>
-        <w:rPr>
-          <w:rFonts w:ascii="Georgia Pro" w:eastAsia="Georgia Pro" w:hAnsi="Georgia Pro" w:cs="Georgia Pro"/>
-          <w:color w:val="000000" w:themeColor="text1"/>
-        </w:rPr>
-        <w:t xml:space="preserve"> </w:t>
-      </w:r>
-      <w:proofErr w:type="spellStart"/>
-      <w:r>
-        <w:rPr>
-          <w:rFonts w:ascii="Georgia Pro" w:eastAsia="Georgia Pro" w:hAnsi="Georgia Pro" w:cs="Georgia Pro"/>
-          <w:color w:val="000000" w:themeColor="text1"/>
-        </w:rPr>
-        <w:t>vm</w:t>
-      </w:r>
-      <w:proofErr w:type="spellEnd"/>
-      <w:r>
-        <w:rPr>
-          <w:rFonts w:ascii="Georgia Pro" w:eastAsia="Georgia Pro" w:hAnsi="Georgia Pro" w:cs="Georgia Pro"/>
-          <w:color w:val="000000" w:themeColor="text1"/>
-        </w:rPr>
-        <w:t xml:space="preserve"> </w:t>
-      </w:r>
-      <w:proofErr w:type="gramStart"/>
-      <w:r>
-        <w:rPr>
-          <w:rFonts w:ascii="Georgia Pro" w:eastAsia="Georgia Pro" w:hAnsi="Georgia Pro" w:cs="Georgia Pro"/>
-          <w:color w:val="000000" w:themeColor="text1"/>
-        </w:rPr>
-        <w:t>run-command</w:t>
-      </w:r>
-      <w:proofErr w:type="gramEnd"/>
-      <w:r>
-        <w:rPr>
-          <w:rFonts w:ascii="Georgia Pro" w:eastAsia="Georgia Pro" w:hAnsi="Georgia Pro" w:cs="Georgia Pro"/>
-          <w:color w:val="000000" w:themeColor="text1"/>
-        </w:rPr>
-        <w:t xml:space="preserve"> invoke \</w:t>
+      <w:r>
+        <w:rPr>
+          <w:rFonts w:ascii="Georgia Pro" w:eastAsia="Georgia Pro" w:hAnsi="Georgia Pro" w:cs="Georgia Pro"/>
+          <w:color w:val="000000" w:themeColor="text1"/>
+        </w:rPr>
+        <w:t>az vm run-command invoke \</w:t>
       </w:r>
     </w:p>
     <w:p>
@@ -5357,94 +4642,30 @@
           <w:rFonts w:ascii="Georgia Pro" w:eastAsia="Georgia Pro" w:hAnsi="Georgia Pro" w:cs="Georgia Pro"/>
           <w:color w:val="000000" w:themeColor="text1"/>
         </w:rPr>
-        <w:t xml:space="preserve">  --command-id </w:t>
-      </w:r>
-      <w:proofErr w:type="spellStart"/>
-      <w:r>
-        <w:rPr>
-          <w:rFonts w:ascii="Georgia Pro" w:eastAsia="Georgia Pro" w:hAnsi="Georgia Pro" w:cs="Georgia Pro"/>
-          <w:color w:val="000000" w:themeColor="text1"/>
-        </w:rPr>
-        <w:t>RunShellScript</w:t>
-      </w:r>
-      <w:proofErr w:type="spellEnd"/>
-      <w:r>
-        <w:rPr>
-          <w:rFonts w:ascii="Georgia Pro" w:eastAsia="Georgia Pro" w:hAnsi="Georgia Pro" w:cs="Georgia Pro"/>
-          <w:color w:val="000000" w:themeColor="text1"/>
-        </w:rPr>
-        <w:t xml:space="preserve"> \</w:t>
-      </w:r>
-    </w:p>
-    <w:p>
-      <w:pPr>
-        <w:pBdr>
-          <w:top w:val="single" w:sz="4" w:space="1" w:color="auto"/>
-          <w:left w:val="single" w:sz="4" w:space="4" w:color="auto"/>
-          <w:bottom w:val="single" w:sz="4" w:space="1" w:color="auto"/>
-          <w:right w:val="single" w:sz="4" w:space="4" w:color="auto"/>
-        </w:pBdr>
-        <w:shd w:val="clear" w:color="auto" w:fill="F2F2F2" w:themeFill="background1" w:themeFillShade="F2"/>
-        <w:spacing w:line="360" w:lineRule="auto"/>
-        <w:rPr>
-          <w:rFonts w:ascii="Georgia Pro" w:eastAsia="Georgia Pro" w:hAnsi="Georgia Pro" w:cs="Georgia Pro"/>
-          <w:color w:val="000000" w:themeColor="text1"/>
-        </w:rPr>
-      </w:pPr>
-      <w:r>
-        <w:rPr>
-          <w:rFonts w:ascii="Georgia Pro" w:eastAsia="Georgia Pro" w:hAnsi="Georgia Pro" w:cs="Georgia Pro"/>
-          <w:color w:val="000000" w:themeColor="text1"/>
-        </w:rPr>
-        <w:t xml:space="preserve">  --scripts "</w:t>
-      </w:r>
-      <w:proofErr w:type="spellStart"/>
-      <w:r>
-        <w:rPr>
-          <w:rFonts w:ascii="Georgia Pro" w:eastAsia="Georgia Pro" w:hAnsi="Georgia Pro" w:cs="Georgia Pro"/>
-          <w:color w:val="000000" w:themeColor="text1"/>
-        </w:rPr>
-        <w:t>sudo</w:t>
-      </w:r>
-      <w:proofErr w:type="spellEnd"/>
-      <w:r>
-        <w:rPr>
-          <w:rFonts w:ascii="Georgia Pro" w:eastAsia="Georgia Pro" w:hAnsi="Georgia Pro" w:cs="Georgia Pro"/>
-          <w:color w:val="000000" w:themeColor="text1"/>
-        </w:rPr>
-        <w:t xml:space="preserve"> apt-get update &amp;&amp; </w:t>
-      </w:r>
-      <w:proofErr w:type="spellStart"/>
-      <w:r>
-        <w:rPr>
-          <w:rFonts w:ascii="Georgia Pro" w:eastAsia="Georgia Pro" w:hAnsi="Georgia Pro" w:cs="Georgia Pro"/>
-          <w:color w:val="000000" w:themeColor="text1"/>
-        </w:rPr>
-        <w:t>sudo</w:t>
-      </w:r>
-      <w:proofErr w:type="spellEnd"/>
-      <w:r>
-        <w:rPr>
-          <w:rFonts w:ascii="Georgia Pro" w:eastAsia="Georgia Pro" w:hAnsi="Georgia Pro" w:cs="Georgia Pro"/>
-          <w:color w:val="000000" w:themeColor="text1"/>
-        </w:rPr>
-        <w:t xml:space="preserve"> apt-get install -y apache2 &amp;&amp; echo '&lt;h1&gt;Hello from Web VM 1&lt;/h1&gt;' | </w:t>
-      </w:r>
-      <w:proofErr w:type="spellStart"/>
-      <w:r>
-        <w:rPr>
-          <w:rFonts w:ascii="Georgia Pro" w:eastAsia="Georgia Pro" w:hAnsi="Georgia Pro" w:cs="Georgia Pro"/>
-          <w:color w:val="000000" w:themeColor="text1"/>
-        </w:rPr>
-        <w:t>sudo</w:t>
-      </w:r>
-      <w:proofErr w:type="spellEnd"/>
-      <w:r>
-        <w:rPr>
-          <w:rFonts w:ascii="Georgia Pro" w:eastAsia="Georgia Pro" w:hAnsi="Georgia Pro" w:cs="Georgia Pro"/>
-          <w:color w:val="000000" w:themeColor="text1"/>
-        </w:rPr>
-        <w:t xml:space="preserve"> tee /var/www/html/index.html"</w:t>
+        <w:t xml:space="preserve">  --command-id RunShellScript \</w:t>
+      </w:r>
+    </w:p>
+    <w:p>
+      <w:pPr>
+        <w:pBdr>
+          <w:top w:val="single" w:sz="4" w:space="1" w:color="auto"/>
+          <w:left w:val="single" w:sz="4" w:space="4" w:color="auto"/>
+          <w:bottom w:val="single" w:sz="4" w:space="1" w:color="auto"/>
+          <w:right w:val="single" w:sz="4" w:space="4" w:color="auto"/>
+        </w:pBdr>
+        <w:shd w:val="clear" w:color="auto" w:fill="F2F2F2" w:themeFill="background1" w:themeFillShade="F2"/>
+        <w:spacing w:line="360" w:lineRule="auto"/>
+        <w:rPr>
+          <w:rFonts w:ascii="Georgia Pro" w:eastAsia="Georgia Pro" w:hAnsi="Georgia Pro" w:cs="Georgia Pro"/>
+          <w:color w:val="000000" w:themeColor="text1"/>
+        </w:rPr>
+      </w:pPr>
+      <w:r>
+        <w:rPr>
+          <w:rFonts w:ascii="Georgia Pro" w:eastAsia="Georgia Pro" w:hAnsi="Georgia Pro" w:cs="Georgia Pro"/>
+          <w:color w:val="000000" w:themeColor="text1"/>
+        </w:rPr>
+        <w:t xml:space="preserve">  --scripts "sudo apt-get update &amp;&amp; sudo apt-get install -y apache2 &amp;&amp; echo '&lt;h1&gt;Hello from Web VM 1&lt;/h1&gt;' | sudo tee /var/www/html/index.html"</w:t>
       </w:r>
     </w:p>
     <w:p>
@@ -5477,7 +4698,7 @@
           <w:color w:val="000000" w:themeColor="text1"/>
         </w:rPr>
         <w:pict w14:anchorId="4BB4C138">
-          <v:rect id="_x0000_i1283" style="width:0;height:1.5pt" o:hralign="center" o:hrstd="t" o:hr="t" fillcolor="#a0a0a0" stroked="f"/>
+          <v:rect id="_x0000_i1036" style="width:0;height:1.5pt" o:hralign="center" o:hrstd="t" o:hr="t" fillcolor="#a0a0a0" stroked="f"/>
         </w:pict>
       </w:r>
     </w:p>
@@ -5552,53 +4773,12 @@
           <w:color w:val="000000" w:themeColor="text1"/>
         </w:rPr>
       </w:pPr>
-      <w:proofErr w:type="spellStart"/>
-      <w:r>
-        <w:rPr>
-          <w:rFonts w:ascii="Georgia Pro" w:eastAsia="Georgia Pro" w:hAnsi="Georgia Pro" w:cs="Georgia Pro"/>
-          <w:color w:val="000000" w:themeColor="text1"/>
-        </w:rPr>
-        <w:t>az</w:t>
-      </w:r>
-      <w:proofErr w:type="spellEnd"/>
-      <w:r>
-        <w:rPr>
-          <w:rFonts w:ascii="Georgia Pro" w:eastAsia="Georgia Pro" w:hAnsi="Georgia Pro" w:cs="Georgia Pro"/>
-          <w:color w:val="000000" w:themeColor="text1"/>
-        </w:rPr>
-        <w:t xml:space="preserve"> </w:t>
-      </w:r>
-      <w:proofErr w:type="spellStart"/>
-      <w:r>
-        <w:rPr>
-          <w:rFonts w:ascii="Georgia Pro" w:eastAsia="Georgia Pro" w:hAnsi="Georgia Pro" w:cs="Georgia Pro"/>
-          <w:color w:val="000000" w:themeColor="text1"/>
-        </w:rPr>
-        <w:t>vm</w:t>
-      </w:r>
-      <w:proofErr w:type="spellEnd"/>
-      <w:r>
-        <w:rPr>
-          <w:rFonts w:ascii="Georgia Pro" w:eastAsia="Georgia Pro" w:hAnsi="Georgia Pro" w:cs="Georgia Pro"/>
-          <w:color w:val="000000" w:themeColor="text1"/>
-        </w:rPr>
-        <w:t xml:space="preserve"> </w:t>
-      </w:r>
-      <w:proofErr w:type="gramStart"/>
-      <w:r>
-        <w:rPr>
-          <w:rFonts w:ascii="Georgia Pro" w:eastAsia="Georgia Pro" w:hAnsi="Georgia Pro" w:cs="Georgia Pro"/>
-          <w:color w:val="000000" w:themeColor="text1"/>
-        </w:rPr>
-        <w:t>run-command</w:t>
-      </w:r>
-      <w:proofErr w:type="gramEnd"/>
-      <w:r>
-        <w:rPr>
-          <w:rFonts w:ascii="Georgia Pro" w:eastAsia="Georgia Pro" w:hAnsi="Georgia Pro" w:cs="Georgia Pro"/>
-          <w:color w:val="000000" w:themeColor="text1"/>
-        </w:rPr>
-        <w:t xml:space="preserve"> invoke \</w:t>
+      <w:r>
+        <w:rPr>
+          <w:rFonts w:ascii="Georgia Pro" w:eastAsia="Georgia Pro" w:hAnsi="Georgia Pro" w:cs="Georgia Pro"/>
+          <w:color w:val="000000" w:themeColor="text1"/>
+        </w:rPr>
+        <w:t>az vm run-command invoke \</w:t>
       </w:r>
     </w:p>
     <w:p>
@@ -5667,94 +4847,30 @@
           <w:rFonts w:ascii="Georgia Pro" w:eastAsia="Georgia Pro" w:hAnsi="Georgia Pro" w:cs="Georgia Pro"/>
           <w:color w:val="000000" w:themeColor="text1"/>
         </w:rPr>
-        <w:t xml:space="preserve">  --command-id </w:t>
-      </w:r>
-      <w:proofErr w:type="spellStart"/>
-      <w:r>
-        <w:rPr>
-          <w:rFonts w:ascii="Georgia Pro" w:eastAsia="Georgia Pro" w:hAnsi="Georgia Pro" w:cs="Georgia Pro"/>
-          <w:color w:val="000000" w:themeColor="text1"/>
-        </w:rPr>
-        <w:t>RunShellScript</w:t>
-      </w:r>
-      <w:proofErr w:type="spellEnd"/>
-      <w:r>
-        <w:rPr>
-          <w:rFonts w:ascii="Georgia Pro" w:eastAsia="Georgia Pro" w:hAnsi="Georgia Pro" w:cs="Georgia Pro"/>
-          <w:color w:val="000000" w:themeColor="text1"/>
-        </w:rPr>
-        <w:t xml:space="preserve"> \</w:t>
-      </w:r>
-    </w:p>
-    <w:p>
-      <w:pPr>
-        <w:pBdr>
-          <w:top w:val="single" w:sz="4" w:space="1" w:color="auto"/>
-          <w:left w:val="single" w:sz="4" w:space="4" w:color="auto"/>
-          <w:bottom w:val="single" w:sz="4" w:space="1" w:color="auto"/>
-          <w:right w:val="single" w:sz="4" w:space="4" w:color="auto"/>
-        </w:pBdr>
-        <w:shd w:val="clear" w:color="auto" w:fill="F2F2F2" w:themeFill="background1" w:themeFillShade="F2"/>
-        <w:spacing w:line="360" w:lineRule="auto"/>
-        <w:rPr>
-          <w:rFonts w:ascii="Georgia Pro" w:eastAsia="Georgia Pro" w:hAnsi="Georgia Pro" w:cs="Georgia Pro"/>
-          <w:color w:val="000000" w:themeColor="text1"/>
-        </w:rPr>
-      </w:pPr>
-      <w:r>
-        <w:rPr>
-          <w:rFonts w:ascii="Georgia Pro" w:eastAsia="Georgia Pro" w:hAnsi="Georgia Pro" w:cs="Georgia Pro"/>
-          <w:color w:val="000000" w:themeColor="text1"/>
-        </w:rPr>
-        <w:t xml:space="preserve">  --scripts "</w:t>
-      </w:r>
-      <w:proofErr w:type="spellStart"/>
-      <w:r>
-        <w:rPr>
-          <w:rFonts w:ascii="Georgia Pro" w:eastAsia="Georgia Pro" w:hAnsi="Georgia Pro" w:cs="Georgia Pro"/>
-          <w:color w:val="000000" w:themeColor="text1"/>
-        </w:rPr>
-        <w:t>sudo</w:t>
-      </w:r>
-      <w:proofErr w:type="spellEnd"/>
-      <w:r>
-        <w:rPr>
-          <w:rFonts w:ascii="Georgia Pro" w:eastAsia="Georgia Pro" w:hAnsi="Georgia Pro" w:cs="Georgia Pro"/>
-          <w:color w:val="000000" w:themeColor="text1"/>
-        </w:rPr>
-        <w:t xml:space="preserve"> apt-get update &amp;&amp; </w:t>
-      </w:r>
-      <w:proofErr w:type="spellStart"/>
-      <w:r>
-        <w:rPr>
-          <w:rFonts w:ascii="Georgia Pro" w:eastAsia="Georgia Pro" w:hAnsi="Georgia Pro" w:cs="Georgia Pro"/>
-          <w:color w:val="000000" w:themeColor="text1"/>
-        </w:rPr>
-        <w:t>sudo</w:t>
-      </w:r>
-      <w:proofErr w:type="spellEnd"/>
-      <w:r>
-        <w:rPr>
-          <w:rFonts w:ascii="Georgia Pro" w:eastAsia="Georgia Pro" w:hAnsi="Georgia Pro" w:cs="Georgia Pro"/>
-          <w:color w:val="000000" w:themeColor="text1"/>
-        </w:rPr>
-        <w:t xml:space="preserve"> apt-get install -y apache2 &amp;&amp; echo '&lt;h1&gt;Hello from Web VM 2&lt;/h1&gt;' | </w:t>
-      </w:r>
-      <w:proofErr w:type="spellStart"/>
-      <w:r>
-        <w:rPr>
-          <w:rFonts w:ascii="Georgia Pro" w:eastAsia="Georgia Pro" w:hAnsi="Georgia Pro" w:cs="Georgia Pro"/>
-          <w:color w:val="000000" w:themeColor="text1"/>
-        </w:rPr>
-        <w:t>sudo</w:t>
-      </w:r>
-      <w:proofErr w:type="spellEnd"/>
-      <w:r>
-        <w:rPr>
-          <w:rFonts w:ascii="Georgia Pro" w:eastAsia="Georgia Pro" w:hAnsi="Georgia Pro" w:cs="Georgia Pro"/>
-          <w:color w:val="000000" w:themeColor="text1"/>
-        </w:rPr>
-        <w:t xml:space="preserve"> tee /var/www/html/index.html"</w:t>
+        <w:t xml:space="preserve">  --command-id RunShellScript \</w:t>
+      </w:r>
+    </w:p>
+    <w:p>
+      <w:pPr>
+        <w:pBdr>
+          <w:top w:val="single" w:sz="4" w:space="1" w:color="auto"/>
+          <w:left w:val="single" w:sz="4" w:space="4" w:color="auto"/>
+          <w:bottom w:val="single" w:sz="4" w:space="1" w:color="auto"/>
+          <w:right w:val="single" w:sz="4" w:space="4" w:color="auto"/>
+        </w:pBdr>
+        <w:shd w:val="clear" w:color="auto" w:fill="F2F2F2" w:themeFill="background1" w:themeFillShade="F2"/>
+        <w:spacing w:line="360" w:lineRule="auto"/>
+        <w:rPr>
+          <w:rFonts w:ascii="Georgia Pro" w:eastAsia="Georgia Pro" w:hAnsi="Georgia Pro" w:cs="Georgia Pro"/>
+          <w:color w:val="000000" w:themeColor="text1"/>
+        </w:rPr>
+      </w:pPr>
+      <w:r>
+        <w:rPr>
+          <w:rFonts w:ascii="Georgia Pro" w:eastAsia="Georgia Pro" w:hAnsi="Georgia Pro" w:cs="Georgia Pro"/>
+          <w:color w:val="000000" w:themeColor="text1"/>
+        </w:rPr>
+        <w:t xml:space="preserve">  --scripts "sudo apt-get update &amp;&amp; sudo apt-get install -y apache2 &amp;&amp; echo '&lt;h1&gt;Hello from Web VM 2&lt;/h1&gt;' | sudo tee /var/www/html/index.html"</w:t>
       </w:r>
     </w:p>
     <w:p>
@@ -5867,7 +4983,7 @@
           <w:color w:val="000000" w:themeColor="text1"/>
         </w:rPr>
         <w:pict w14:anchorId="70656B4A">
-          <v:rect id="_x0000_i1284" style="width:0;height:1.5pt" o:hralign="center" o:hrstd="t" o:hr="t" fillcolor="#a0a0a0" stroked="f"/>
+          <v:rect id="_x0000_i1037" style="width:0;height:1.5pt" o:hralign="center" o:hrstd="t" o:hr="t" fillcolor="#a0a0a0" stroked="f"/>
         </w:pict>
       </w:r>
     </w:p>
@@ -5943,71 +5059,39 @@
           <w:rFonts w:ascii="Georgia Pro" w:eastAsia="Georgia Pro" w:hAnsi="Georgia Pro" w:cs="Georgia Pro"/>
           <w:color w:val="000000" w:themeColor="text1"/>
         </w:rPr>
-        <w:t>export NSG_NAME="</w:t>
-      </w:r>
-      <w:proofErr w:type="spellStart"/>
-      <w:r>
-        <w:rPr>
-          <w:rFonts w:ascii="Georgia Pro" w:eastAsia="Georgia Pro" w:hAnsi="Georgia Pro" w:cs="Georgia Pro"/>
-          <w:color w:val="000000" w:themeColor="text1"/>
-        </w:rPr>
-        <w:t>WebNSG</w:t>
-      </w:r>
-      <w:proofErr w:type="spellEnd"/>
-      <w:r>
-        <w:rPr>
-          <w:rFonts w:ascii="Georgia Pro" w:eastAsia="Georgia Pro" w:hAnsi="Georgia Pro" w:cs="Georgia Pro"/>
-          <w:color w:val="000000" w:themeColor="text1"/>
-        </w:rPr>
-        <w:t>"</w:t>
-      </w:r>
-    </w:p>
-    <w:p>
-      <w:pPr>
-        <w:pBdr>
-          <w:top w:val="single" w:sz="4" w:space="1" w:color="auto"/>
-          <w:left w:val="single" w:sz="4" w:space="4" w:color="auto"/>
-          <w:bottom w:val="single" w:sz="4" w:space="1" w:color="auto"/>
-          <w:right w:val="single" w:sz="4" w:space="4" w:color="auto"/>
-        </w:pBdr>
-        <w:shd w:val="clear" w:color="auto" w:fill="F2F2F2" w:themeFill="background1" w:themeFillShade="F2"/>
-        <w:spacing w:line="360" w:lineRule="auto"/>
-        <w:rPr>
-          <w:rFonts w:ascii="Georgia Pro" w:eastAsia="Georgia Pro" w:hAnsi="Georgia Pro" w:cs="Georgia Pro"/>
-          <w:color w:val="000000" w:themeColor="text1"/>
-        </w:rPr>
-      </w:pPr>
-      <w:proofErr w:type="spellStart"/>
-      <w:r>
-        <w:rPr>
-          <w:rFonts w:ascii="Georgia Pro" w:eastAsia="Georgia Pro" w:hAnsi="Georgia Pro" w:cs="Georgia Pro"/>
-          <w:color w:val="000000" w:themeColor="text1"/>
-        </w:rPr>
-        <w:t>az</w:t>
-      </w:r>
-      <w:proofErr w:type="spellEnd"/>
-      <w:r>
-        <w:rPr>
-          <w:rFonts w:ascii="Georgia Pro" w:eastAsia="Georgia Pro" w:hAnsi="Georgia Pro" w:cs="Georgia Pro"/>
-          <w:color w:val="000000" w:themeColor="text1"/>
-        </w:rPr>
-        <w:t xml:space="preserve"> network </w:t>
-      </w:r>
-      <w:proofErr w:type="spellStart"/>
-      <w:r>
-        <w:rPr>
-          <w:rFonts w:ascii="Georgia Pro" w:eastAsia="Georgia Pro" w:hAnsi="Georgia Pro" w:cs="Georgia Pro"/>
-          <w:color w:val="000000" w:themeColor="text1"/>
-        </w:rPr>
-        <w:t>nsg</w:t>
-      </w:r>
-      <w:proofErr w:type="spellEnd"/>
-      <w:r>
-        <w:rPr>
-          <w:rFonts w:ascii="Georgia Pro" w:eastAsia="Georgia Pro" w:hAnsi="Georgia Pro" w:cs="Georgia Pro"/>
-          <w:color w:val="000000" w:themeColor="text1"/>
-        </w:rPr>
-        <w:t xml:space="preserve"> create \</w:t>
+        <w:t>export NSG_NAME="WebNSG"</w:t>
+      </w:r>
+    </w:p>
+    <w:p>
+      <w:pPr>
+        <w:spacing w:after="0" w:line="480" w:lineRule="auto"/>
+        <w:rPr>
+          <w:rFonts w:ascii="Georgia Pro" w:eastAsia="Georgia Pro" w:hAnsi="Georgia Pro" w:cs="Georgia Pro"/>
+          <w:color w:val="000000" w:themeColor="text1"/>
+        </w:rPr>
+      </w:pPr>
+    </w:p>
+    <w:p>
+      <w:pPr>
+        <w:pBdr>
+          <w:top w:val="single" w:sz="4" w:space="1" w:color="auto"/>
+          <w:left w:val="single" w:sz="4" w:space="4" w:color="auto"/>
+          <w:bottom w:val="single" w:sz="4" w:space="1" w:color="auto"/>
+          <w:right w:val="single" w:sz="4" w:space="4" w:color="auto"/>
+        </w:pBdr>
+        <w:shd w:val="clear" w:color="auto" w:fill="F2F2F2" w:themeFill="background1" w:themeFillShade="F2"/>
+        <w:spacing w:line="360" w:lineRule="auto"/>
+        <w:rPr>
+          <w:rFonts w:ascii="Georgia Pro" w:eastAsia="Georgia Pro" w:hAnsi="Georgia Pro" w:cs="Georgia Pro"/>
+          <w:color w:val="000000" w:themeColor="text1"/>
+        </w:rPr>
+      </w:pPr>
+      <w:r>
+        <w:rPr>
+          <w:rFonts w:ascii="Georgia Pro" w:eastAsia="Georgia Pro" w:hAnsi="Georgia Pro" w:cs="Georgia Pro"/>
+          <w:color w:val="000000" w:themeColor="text1"/>
+        </w:rPr>
+        <w:t>az network nsg create \</w:t>
       </w:r>
     </w:p>
     <w:p>
@@ -6103,53 +5187,12 @@
           <w:color w:val="000000" w:themeColor="text1"/>
         </w:rPr>
       </w:pPr>
-      <w:proofErr w:type="spellStart"/>
-      <w:r>
-        <w:rPr>
-          <w:rFonts w:ascii="Georgia Pro" w:eastAsia="Georgia Pro" w:hAnsi="Georgia Pro" w:cs="Georgia Pro"/>
-          <w:color w:val="000000" w:themeColor="text1"/>
-        </w:rPr>
-        <w:t>az</w:t>
-      </w:r>
-      <w:proofErr w:type="spellEnd"/>
-      <w:r>
-        <w:rPr>
-          <w:rFonts w:ascii="Georgia Pro" w:eastAsia="Georgia Pro" w:hAnsi="Georgia Pro" w:cs="Georgia Pro"/>
-          <w:color w:val="000000" w:themeColor="text1"/>
-        </w:rPr>
-        <w:t xml:space="preserve"> network </w:t>
-      </w:r>
-      <w:proofErr w:type="spellStart"/>
-      <w:r>
-        <w:rPr>
-          <w:rFonts w:ascii="Georgia Pro" w:eastAsia="Georgia Pro" w:hAnsi="Georgia Pro" w:cs="Georgia Pro"/>
-          <w:color w:val="000000" w:themeColor="text1"/>
-        </w:rPr>
-        <w:t>nsg</w:t>
-      </w:r>
-      <w:proofErr w:type="spellEnd"/>
-      <w:r>
-        <w:rPr>
-          <w:rFonts w:ascii="Georgia Pro" w:eastAsia="Georgia Pro" w:hAnsi="Georgia Pro" w:cs="Georgia Pro"/>
-          <w:color w:val="000000" w:themeColor="text1"/>
-        </w:rPr>
-        <w:t xml:space="preserve"> rule </w:t>
-      </w:r>
-      <w:proofErr w:type="gramStart"/>
-      <w:r>
-        <w:rPr>
-          <w:rFonts w:ascii="Georgia Pro" w:eastAsia="Georgia Pro" w:hAnsi="Georgia Pro" w:cs="Georgia Pro"/>
-          <w:color w:val="000000" w:themeColor="text1"/>
-        </w:rPr>
-        <w:t>create</w:t>
-      </w:r>
-      <w:proofErr w:type="gramEnd"/>
-      <w:r>
-        <w:rPr>
-          <w:rFonts w:ascii="Georgia Pro" w:eastAsia="Georgia Pro" w:hAnsi="Georgia Pro" w:cs="Georgia Pro"/>
-          <w:color w:val="000000" w:themeColor="text1"/>
-        </w:rPr>
-        <w:t xml:space="preserve"> \</w:t>
+      <w:r>
+        <w:rPr>
+          <w:rFonts w:ascii="Georgia Pro" w:eastAsia="Georgia Pro" w:hAnsi="Georgia Pro" w:cs="Georgia Pro"/>
+          <w:color w:val="000000" w:themeColor="text1"/>
+        </w:rPr>
+        <w:t>az network nsg rule create \</w:t>
       </w:r>
     </w:p>
     <w:p>
@@ -6195,62 +5238,30 @@
           <w:rFonts w:ascii="Georgia Pro" w:eastAsia="Georgia Pro" w:hAnsi="Georgia Pro" w:cs="Georgia Pro"/>
           <w:color w:val="000000" w:themeColor="text1"/>
         </w:rPr>
-        <w:t xml:space="preserve">  --</w:t>
-      </w:r>
-      <w:proofErr w:type="spellStart"/>
-      <w:r>
-        <w:rPr>
-          <w:rFonts w:ascii="Georgia Pro" w:eastAsia="Georgia Pro" w:hAnsi="Georgia Pro" w:cs="Georgia Pro"/>
-          <w:color w:val="000000" w:themeColor="text1"/>
-        </w:rPr>
-        <w:t>nsg</w:t>
-      </w:r>
-      <w:proofErr w:type="spellEnd"/>
-      <w:r>
-        <w:rPr>
-          <w:rFonts w:ascii="Georgia Pro" w:eastAsia="Georgia Pro" w:hAnsi="Georgia Pro" w:cs="Georgia Pro"/>
-          <w:color w:val="000000" w:themeColor="text1"/>
-        </w:rPr>
-        <w:t>-name $NSG_NAME \</w:t>
-      </w:r>
-    </w:p>
-    <w:p>
-      <w:pPr>
-        <w:pBdr>
-          <w:top w:val="single" w:sz="4" w:space="1" w:color="auto"/>
-          <w:left w:val="single" w:sz="4" w:space="4" w:color="auto"/>
-          <w:bottom w:val="single" w:sz="4" w:space="1" w:color="auto"/>
-          <w:right w:val="single" w:sz="4" w:space="4" w:color="auto"/>
-        </w:pBdr>
-        <w:shd w:val="clear" w:color="auto" w:fill="F2F2F2" w:themeFill="background1" w:themeFillShade="F2"/>
-        <w:spacing w:line="360" w:lineRule="auto"/>
-        <w:rPr>
-          <w:rFonts w:ascii="Georgia Pro" w:eastAsia="Georgia Pro" w:hAnsi="Georgia Pro" w:cs="Georgia Pro"/>
-          <w:color w:val="000000" w:themeColor="text1"/>
-        </w:rPr>
-      </w:pPr>
-      <w:r>
-        <w:rPr>
-          <w:rFonts w:ascii="Georgia Pro" w:eastAsia="Georgia Pro" w:hAnsi="Georgia Pro" w:cs="Georgia Pro"/>
-          <w:color w:val="000000" w:themeColor="text1"/>
-        </w:rPr>
-        <w:t xml:space="preserve">  --name </w:t>
-      </w:r>
-      <w:proofErr w:type="spellStart"/>
-      <w:r>
-        <w:rPr>
-          <w:rFonts w:ascii="Georgia Pro" w:eastAsia="Georgia Pro" w:hAnsi="Georgia Pro" w:cs="Georgia Pro"/>
-          <w:color w:val="000000" w:themeColor="text1"/>
-        </w:rPr>
-        <w:t>AllowHTTP</w:t>
-      </w:r>
-      <w:proofErr w:type="spellEnd"/>
-      <w:r>
-        <w:rPr>
-          <w:rFonts w:ascii="Georgia Pro" w:eastAsia="Georgia Pro" w:hAnsi="Georgia Pro" w:cs="Georgia Pro"/>
-          <w:color w:val="000000" w:themeColor="text1"/>
-        </w:rPr>
-        <w:t xml:space="preserve"> \</w:t>
+        <w:t xml:space="preserve">  --nsg-name $NSG_NAME \</w:t>
+      </w:r>
+    </w:p>
+    <w:p>
+      <w:pPr>
+        <w:pBdr>
+          <w:top w:val="single" w:sz="4" w:space="1" w:color="auto"/>
+          <w:left w:val="single" w:sz="4" w:space="4" w:color="auto"/>
+          <w:bottom w:val="single" w:sz="4" w:space="1" w:color="auto"/>
+          <w:right w:val="single" w:sz="4" w:space="4" w:color="auto"/>
+        </w:pBdr>
+        <w:shd w:val="clear" w:color="auto" w:fill="F2F2F2" w:themeFill="background1" w:themeFillShade="F2"/>
+        <w:spacing w:line="360" w:lineRule="auto"/>
+        <w:rPr>
+          <w:rFonts w:ascii="Georgia Pro" w:eastAsia="Georgia Pro" w:hAnsi="Georgia Pro" w:cs="Georgia Pro"/>
+          <w:color w:val="000000" w:themeColor="text1"/>
+        </w:rPr>
+      </w:pPr>
+      <w:r>
+        <w:rPr>
+          <w:rFonts w:ascii="Georgia Pro" w:eastAsia="Georgia Pro" w:hAnsi="Georgia Pro" w:cs="Georgia Pro"/>
+          <w:color w:val="000000" w:themeColor="text1"/>
+        </w:rPr>
+        <w:t xml:space="preserve">  --name AllowHTTP \</w:t>
       </w:r>
     </w:p>
     <w:p>
@@ -6296,17 +5307,8 @@
           <w:rFonts w:ascii="Georgia Pro" w:eastAsia="Georgia Pro" w:hAnsi="Georgia Pro" w:cs="Georgia Pro"/>
           <w:color w:val="000000" w:themeColor="text1"/>
         </w:rPr>
-        <w:t xml:space="preserve">  --direction </w:t>
-      </w:r>
-      <w:proofErr w:type="gramStart"/>
-      <w:r>
-        <w:rPr>
-          <w:rFonts w:ascii="Georgia Pro" w:eastAsia="Georgia Pro" w:hAnsi="Georgia Pro" w:cs="Georgia Pro"/>
-          <w:color w:val="000000" w:themeColor="text1"/>
-        </w:rPr>
-        <w:t>Inbound \</w:t>
-      </w:r>
-      <w:proofErr w:type="gramEnd"/>
+        <w:t xml:space="preserve">  --direction Inbound \</w:t>
+      </w:r>
     </w:p>
     <w:p>
       <w:pPr>
@@ -6351,23 +5353,7 @@
           <w:rFonts w:ascii="Georgia Pro" w:eastAsia="Georgia Pro" w:hAnsi="Georgia Pro" w:cs="Georgia Pro"/>
           <w:color w:val="000000" w:themeColor="text1"/>
         </w:rPr>
-        <w:t xml:space="preserve">  --protocol </w:t>
-      </w:r>
-      <w:proofErr w:type="spellStart"/>
-      <w:r>
-        <w:rPr>
-          <w:rFonts w:ascii="Georgia Pro" w:eastAsia="Georgia Pro" w:hAnsi="Georgia Pro" w:cs="Georgia Pro"/>
-          <w:color w:val="000000" w:themeColor="text1"/>
-        </w:rPr>
-        <w:t>Tcp</w:t>
-      </w:r>
-      <w:proofErr w:type="spellEnd"/>
-      <w:r>
-        <w:rPr>
-          <w:rFonts w:ascii="Georgia Pro" w:eastAsia="Georgia Pro" w:hAnsi="Georgia Pro" w:cs="Georgia Pro"/>
-          <w:color w:val="000000" w:themeColor="text1"/>
-        </w:rPr>
-        <w:t xml:space="preserve"> \</w:t>
+        <w:t xml:space="preserve">  --protocol Tcp \</w:t>
       </w:r>
     </w:p>
     <w:p>
@@ -6447,53 +5433,12 @@
           <w:color w:val="000000" w:themeColor="text1"/>
         </w:rPr>
       </w:pPr>
-      <w:proofErr w:type="spellStart"/>
-      <w:r>
-        <w:rPr>
-          <w:rFonts w:ascii="Georgia Pro" w:eastAsia="Georgia Pro" w:hAnsi="Georgia Pro" w:cs="Georgia Pro"/>
-          <w:color w:val="000000" w:themeColor="text1"/>
-        </w:rPr>
-        <w:t>az</w:t>
-      </w:r>
-      <w:proofErr w:type="spellEnd"/>
-      <w:r>
-        <w:rPr>
-          <w:rFonts w:ascii="Georgia Pro" w:eastAsia="Georgia Pro" w:hAnsi="Georgia Pro" w:cs="Georgia Pro"/>
-          <w:color w:val="000000" w:themeColor="text1"/>
-        </w:rPr>
-        <w:t xml:space="preserve"> network </w:t>
-      </w:r>
-      <w:proofErr w:type="spellStart"/>
-      <w:r>
-        <w:rPr>
-          <w:rFonts w:ascii="Georgia Pro" w:eastAsia="Georgia Pro" w:hAnsi="Georgia Pro" w:cs="Georgia Pro"/>
-          <w:color w:val="000000" w:themeColor="text1"/>
-        </w:rPr>
-        <w:t>nsg</w:t>
-      </w:r>
-      <w:proofErr w:type="spellEnd"/>
-      <w:r>
-        <w:rPr>
-          <w:rFonts w:ascii="Georgia Pro" w:eastAsia="Georgia Pro" w:hAnsi="Georgia Pro" w:cs="Georgia Pro"/>
-          <w:color w:val="000000" w:themeColor="text1"/>
-        </w:rPr>
-        <w:t xml:space="preserve"> rule </w:t>
-      </w:r>
-      <w:proofErr w:type="gramStart"/>
-      <w:r>
-        <w:rPr>
-          <w:rFonts w:ascii="Georgia Pro" w:eastAsia="Georgia Pro" w:hAnsi="Georgia Pro" w:cs="Georgia Pro"/>
-          <w:color w:val="000000" w:themeColor="text1"/>
-        </w:rPr>
-        <w:t>create</w:t>
-      </w:r>
-      <w:proofErr w:type="gramEnd"/>
-      <w:r>
-        <w:rPr>
-          <w:rFonts w:ascii="Georgia Pro" w:eastAsia="Georgia Pro" w:hAnsi="Georgia Pro" w:cs="Georgia Pro"/>
-          <w:color w:val="000000" w:themeColor="text1"/>
-        </w:rPr>
-        <w:t xml:space="preserve"> \</w:t>
+      <w:r>
+        <w:rPr>
+          <w:rFonts w:ascii="Georgia Pro" w:eastAsia="Georgia Pro" w:hAnsi="Georgia Pro" w:cs="Georgia Pro"/>
+          <w:color w:val="000000" w:themeColor="text1"/>
+        </w:rPr>
+        <w:t>az network nsg rule create \</w:t>
       </w:r>
     </w:p>
     <w:p>
@@ -6539,62 +5484,30 @@
           <w:rFonts w:ascii="Georgia Pro" w:eastAsia="Georgia Pro" w:hAnsi="Georgia Pro" w:cs="Georgia Pro"/>
           <w:color w:val="000000" w:themeColor="text1"/>
         </w:rPr>
-        <w:t xml:space="preserve">  --</w:t>
-      </w:r>
-      <w:proofErr w:type="spellStart"/>
-      <w:r>
-        <w:rPr>
-          <w:rFonts w:ascii="Georgia Pro" w:eastAsia="Georgia Pro" w:hAnsi="Georgia Pro" w:cs="Georgia Pro"/>
-          <w:color w:val="000000" w:themeColor="text1"/>
-        </w:rPr>
-        <w:t>nsg</w:t>
-      </w:r>
-      <w:proofErr w:type="spellEnd"/>
-      <w:r>
-        <w:rPr>
-          <w:rFonts w:ascii="Georgia Pro" w:eastAsia="Georgia Pro" w:hAnsi="Georgia Pro" w:cs="Georgia Pro"/>
-          <w:color w:val="000000" w:themeColor="text1"/>
-        </w:rPr>
-        <w:t>-name $NSG_NAME \</w:t>
-      </w:r>
-    </w:p>
-    <w:p>
-      <w:pPr>
-        <w:pBdr>
-          <w:top w:val="single" w:sz="4" w:space="1" w:color="auto"/>
-          <w:left w:val="single" w:sz="4" w:space="4" w:color="auto"/>
-          <w:bottom w:val="single" w:sz="4" w:space="1" w:color="auto"/>
-          <w:right w:val="single" w:sz="4" w:space="4" w:color="auto"/>
-        </w:pBdr>
-        <w:shd w:val="clear" w:color="auto" w:fill="F2F2F2" w:themeFill="background1" w:themeFillShade="F2"/>
-        <w:spacing w:line="360" w:lineRule="auto"/>
-        <w:rPr>
-          <w:rFonts w:ascii="Georgia Pro" w:eastAsia="Georgia Pro" w:hAnsi="Georgia Pro" w:cs="Georgia Pro"/>
-          <w:color w:val="000000" w:themeColor="text1"/>
-        </w:rPr>
-      </w:pPr>
-      <w:r>
-        <w:rPr>
-          <w:rFonts w:ascii="Georgia Pro" w:eastAsia="Georgia Pro" w:hAnsi="Georgia Pro" w:cs="Georgia Pro"/>
-          <w:color w:val="000000" w:themeColor="text1"/>
-        </w:rPr>
-        <w:t xml:space="preserve">  --name </w:t>
-      </w:r>
-      <w:proofErr w:type="spellStart"/>
-      <w:r>
-        <w:rPr>
-          <w:rFonts w:ascii="Georgia Pro" w:eastAsia="Georgia Pro" w:hAnsi="Georgia Pro" w:cs="Georgia Pro"/>
-          <w:color w:val="000000" w:themeColor="text1"/>
-        </w:rPr>
-        <w:t>AllowSSH</w:t>
-      </w:r>
-      <w:proofErr w:type="spellEnd"/>
-      <w:r>
-        <w:rPr>
-          <w:rFonts w:ascii="Georgia Pro" w:eastAsia="Georgia Pro" w:hAnsi="Georgia Pro" w:cs="Georgia Pro"/>
-          <w:color w:val="000000" w:themeColor="text1"/>
-        </w:rPr>
-        <w:t xml:space="preserve"> \</w:t>
+        <w:t xml:space="preserve">  --nsg-name $NSG_NAME \</w:t>
+      </w:r>
+    </w:p>
+    <w:p>
+      <w:pPr>
+        <w:pBdr>
+          <w:top w:val="single" w:sz="4" w:space="1" w:color="auto"/>
+          <w:left w:val="single" w:sz="4" w:space="4" w:color="auto"/>
+          <w:bottom w:val="single" w:sz="4" w:space="1" w:color="auto"/>
+          <w:right w:val="single" w:sz="4" w:space="4" w:color="auto"/>
+        </w:pBdr>
+        <w:shd w:val="clear" w:color="auto" w:fill="F2F2F2" w:themeFill="background1" w:themeFillShade="F2"/>
+        <w:spacing w:line="360" w:lineRule="auto"/>
+        <w:rPr>
+          <w:rFonts w:ascii="Georgia Pro" w:eastAsia="Georgia Pro" w:hAnsi="Georgia Pro" w:cs="Georgia Pro"/>
+          <w:color w:val="000000" w:themeColor="text1"/>
+        </w:rPr>
+      </w:pPr>
+      <w:r>
+        <w:rPr>
+          <w:rFonts w:ascii="Georgia Pro" w:eastAsia="Georgia Pro" w:hAnsi="Georgia Pro" w:cs="Georgia Pro"/>
+          <w:color w:val="000000" w:themeColor="text1"/>
+        </w:rPr>
+        <w:t xml:space="preserve">  --name AllowSSH \</w:t>
       </w:r>
     </w:p>
     <w:p>
@@ -6640,17 +5553,8 @@
           <w:rFonts w:ascii="Georgia Pro" w:eastAsia="Georgia Pro" w:hAnsi="Georgia Pro" w:cs="Georgia Pro"/>
           <w:color w:val="000000" w:themeColor="text1"/>
         </w:rPr>
-        <w:t xml:space="preserve">  --direction </w:t>
-      </w:r>
-      <w:proofErr w:type="gramStart"/>
-      <w:r>
-        <w:rPr>
-          <w:rFonts w:ascii="Georgia Pro" w:eastAsia="Georgia Pro" w:hAnsi="Georgia Pro" w:cs="Georgia Pro"/>
-          <w:color w:val="000000" w:themeColor="text1"/>
-        </w:rPr>
-        <w:t>Inbound \</w:t>
-      </w:r>
-      <w:proofErr w:type="gramEnd"/>
+        <w:t xml:space="preserve">  --direction Inbound \</w:t>
+      </w:r>
     </w:p>
     <w:p>
       <w:pPr>
@@ -6695,23 +5599,7 @@
           <w:rFonts w:ascii="Georgia Pro" w:eastAsia="Georgia Pro" w:hAnsi="Georgia Pro" w:cs="Georgia Pro"/>
           <w:color w:val="000000" w:themeColor="text1"/>
         </w:rPr>
-        <w:t xml:space="preserve">  --protocol </w:t>
-      </w:r>
-      <w:proofErr w:type="spellStart"/>
-      <w:r>
-        <w:rPr>
-          <w:rFonts w:ascii="Georgia Pro" w:eastAsia="Georgia Pro" w:hAnsi="Georgia Pro" w:cs="Georgia Pro"/>
-          <w:color w:val="000000" w:themeColor="text1"/>
-        </w:rPr>
-        <w:t>Tcp</w:t>
-      </w:r>
-      <w:proofErr w:type="spellEnd"/>
-      <w:r>
-        <w:rPr>
-          <w:rFonts w:ascii="Georgia Pro" w:eastAsia="Georgia Pro" w:hAnsi="Georgia Pro" w:cs="Georgia Pro"/>
-          <w:color w:val="000000" w:themeColor="text1"/>
-        </w:rPr>
-        <w:t xml:space="preserve"> \</w:t>
+        <w:t xml:space="preserve">  --protocol Tcp \</w:t>
       </w:r>
     </w:p>
     <w:p>
@@ -6774,7 +5662,7 @@
           <w:color w:val="000000" w:themeColor="text1"/>
         </w:rPr>
         <w:pict w14:anchorId="7DD1EFF0">
-          <v:rect id="_x0000_i1285" style="width:0;height:1.5pt" o:hralign="center" o:hrstd="t" o:hr="t" fillcolor="#a0a0a0" stroked="f"/>
+          <v:rect id="_x0000_i1038" style="width:0;height:1.5pt" o:hralign="center" o:hrstd="t" o:hr="t" fillcolor="#a0a0a0" stroked="f"/>
         </w:pict>
       </w:r>
     </w:p>
@@ -6833,37 +5721,12 @@
           <w:color w:val="000000" w:themeColor="text1"/>
         </w:rPr>
       </w:pPr>
-      <w:proofErr w:type="spellStart"/>
-      <w:r>
-        <w:rPr>
-          <w:rFonts w:ascii="Georgia Pro" w:eastAsia="Georgia Pro" w:hAnsi="Georgia Pro" w:cs="Georgia Pro"/>
-          <w:color w:val="000000" w:themeColor="text1"/>
-        </w:rPr>
-        <w:t>az</w:t>
-      </w:r>
-      <w:proofErr w:type="spellEnd"/>
-      <w:r>
-        <w:rPr>
-          <w:rFonts w:ascii="Georgia Pro" w:eastAsia="Georgia Pro" w:hAnsi="Georgia Pro" w:cs="Georgia Pro"/>
-          <w:color w:val="000000" w:themeColor="text1"/>
-        </w:rPr>
-        <w:t xml:space="preserve"> network </w:t>
-      </w:r>
-      <w:proofErr w:type="spellStart"/>
-      <w:r>
-        <w:rPr>
-          <w:rFonts w:ascii="Georgia Pro" w:eastAsia="Georgia Pro" w:hAnsi="Georgia Pro" w:cs="Georgia Pro"/>
-          <w:color w:val="000000" w:themeColor="text1"/>
-        </w:rPr>
-        <w:t>vnet</w:t>
-      </w:r>
-      <w:proofErr w:type="spellEnd"/>
-      <w:r>
-        <w:rPr>
-          <w:rFonts w:ascii="Georgia Pro" w:eastAsia="Georgia Pro" w:hAnsi="Georgia Pro" w:cs="Georgia Pro"/>
-          <w:color w:val="000000" w:themeColor="text1"/>
-        </w:rPr>
-        <w:t xml:space="preserve"> subnet update \</w:t>
+      <w:r>
+        <w:rPr>
+          <w:rFonts w:ascii="Georgia Pro" w:eastAsia="Georgia Pro" w:hAnsi="Georgia Pro" w:cs="Georgia Pro"/>
+          <w:color w:val="000000" w:themeColor="text1"/>
+        </w:rPr>
+        <w:t>az network vnet subnet update \</w:t>
       </w:r>
     </w:p>
     <w:p>
@@ -6909,23 +5772,7 @@
           <w:rFonts w:ascii="Georgia Pro" w:eastAsia="Georgia Pro" w:hAnsi="Georgia Pro" w:cs="Georgia Pro"/>
           <w:color w:val="000000" w:themeColor="text1"/>
         </w:rPr>
-        <w:t xml:space="preserve">  --</w:t>
-      </w:r>
-      <w:proofErr w:type="spellStart"/>
-      <w:r>
-        <w:rPr>
-          <w:rFonts w:ascii="Georgia Pro" w:eastAsia="Georgia Pro" w:hAnsi="Georgia Pro" w:cs="Georgia Pro"/>
-          <w:color w:val="000000" w:themeColor="text1"/>
-        </w:rPr>
-        <w:t>vnet</w:t>
-      </w:r>
-      <w:proofErr w:type="spellEnd"/>
-      <w:r>
-        <w:rPr>
-          <w:rFonts w:ascii="Georgia Pro" w:eastAsia="Georgia Pro" w:hAnsi="Georgia Pro" w:cs="Georgia Pro"/>
-          <w:color w:val="000000" w:themeColor="text1"/>
-        </w:rPr>
-        <w:t>-name $VNET_NAME \</w:t>
+        <w:t xml:space="preserve">  --vnet-name $VNET_NAME \</w:t>
       </w:r>
     </w:p>
     <w:p>
@@ -7004,7 +5851,7 @@
           <w:color w:val="000000" w:themeColor="text1"/>
         </w:rPr>
         <w:pict w14:anchorId="79EEC657">
-          <v:rect id="_x0000_i1286" style="width:0;height:1.5pt" o:hralign="center" o:hrstd="t" o:hr="t" fillcolor="#a0a0a0" stroked="f"/>
+          <v:rect id="_x0000_i1039" style="width:0;height:1.5pt" o:hralign="center" o:hrstd="t" o:hr="t" fillcolor="#a0a0a0" stroked="f"/>
         </w:pict>
       </w:r>
     </w:p>
@@ -7059,37 +5906,12 @@
           <w:color w:val="000000" w:themeColor="text1"/>
         </w:rPr>
       </w:pPr>
-      <w:proofErr w:type="spellStart"/>
-      <w:r>
-        <w:rPr>
-          <w:rFonts w:ascii="Georgia Pro" w:eastAsia="Georgia Pro" w:hAnsi="Georgia Pro" w:cs="Georgia Pro"/>
-          <w:color w:val="000000" w:themeColor="text1"/>
-        </w:rPr>
-        <w:t>az</w:t>
-      </w:r>
-      <w:proofErr w:type="spellEnd"/>
-      <w:r>
-        <w:rPr>
-          <w:rFonts w:ascii="Georgia Pro" w:eastAsia="Georgia Pro" w:hAnsi="Georgia Pro" w:cs="Georgia Pro"/>
-          <w:color w:val="000000" w:themeColor="text1"/>
-        </w:rPr>
-        <w:t xml:space="preserve"> network public-</w:t>
-      </w:r>
-      <w:proofErr w:type="spellStart"/>
-      <w:r>
-        <w:rPr>
-          <w:rFonts w:ascii="Georgia Pro" w:eastAsia="Georgia Pro" w:hAnsi="Georgia Pro" w:cs="Georgia Pro"/>
-          <w:color w:val="000000" w:themeColor="text1"/>
-        </w:rPr>
-        <w:t>ip</w:t>
-      </w:r>
-      <w:proofErr w:type="spellEnd"/>
-      <w:r>
-        <w:rPr>
-          <w:rFonts w:ascii="Georgia Pro" w:eastAsia="Georgia Pro" w:hAnsi="Georgia Pro" w:cs="Georgia Pro"/>
-          <w:color w:val="000000" w:themeColor="text1"/>
-        </w:rPr>
-        <w:t xml:space="preserve"> create \</w:t>
+      <w:r>
+        <w:rPr>
+          <w:rFonts w:ascii="Georgia Pro" w:eastAsia="Georgia Pro" w:hAnsi="Georgia Pro" w:cs="Georgia Pro"/>
+          <w:color w:val="000000" w:themeColor="text1"/>
+        </w:rPr>
+        <w:t>az network public-ip create \</w:t>
       </w:r>
     </w:p>
     <w:p>
@@ -7158,23 +5980,7 @@
           <w:rFonts w:ascii="Georgia Pro" w:eastAsia="Georgia Pro" w:hAnsi="Georgia Pro" w:cs="Georgia Pro"/>
           <w:color w:val="000000" w:themeColor="text1"/>
         </w:rPr>
-        <w:t xml:space="preserve">  --</w:t>
-      </w:r>
-      <w:proofErr w:type="spellStart"/>
-      <w:r>
-        <w:rPr>
-          <w:rFonts w:ascii="Georgia Pro" w:eastAsia="Georgia Pro" w:hAnsi="Georgia Pro" w:cs="Georgia Pro"/>
-          <w:color w:val="000000" w:themeColor="text1"/>
-        </w:rPr>
-        <w:t>sku</w:t>
-      </w:r>
-      <w:proofErr w:type="spellEnd"/>
-      <w:r>
-        <w:rPr>
-          <w:rFonts w:ascii="Georgia Pro" w:eastAsia="Georgia Pro" w:hAnsi="Georgia Pro" w:cs="Georgia Pro"/>
-          <w:color w:val="000000" w:themeColor="text1"/>
-        </w:rPr>
-        <w:t xml:space="preserve"> Standard \</w:t>
+        <w:t xml:space="preserve">  --sku Standard \</w:t>
       </w:r>
     </w:p>
     <w:p>
@@ -7231,37 +6037,12 @@
           <w:color w:val="000000" w:themeColor="text1"/>
         </w:rPr>
       </w:pPr>
-      <w:proofErr w:type="spellStart"/>
-      <w:r>
-        <w:rPr>
-          <w:rFonts w:ascii="Georgia Pro" w:eastAsia="Georgia Pro" w:hAnsi="Georgia Pro" w:cs="Georgia Pro"/>
-          <w:color w:val="000000" w:themeColor="text1"/>
-        </w:rPr>
-        <w:t>az</w:t>
-      </w:r>
-      <w:proofErr w:type="spellEnd"/>
-      <w:r>
-        <w:rPr>
-          <w:rFonts w:ascii="Georgia Pro" w:eastAsia="Georgia Pro" w:hAnsi="Georgia Pro" w:cs="Georgia Pro"/>
-          <w:color w:val="000000" w:themeColor="text1"/>
-        </w:rPr>
-        <w:t xml:space="preserve"> network public-</w:t>
-      </w:r>
-      <w:proofErr w:type="spellStart"/>
-      <w:r>
-        <w:rPr>
-          <w:rFonts w:ascii="Georgia Pro" w:eastAsia="Georgia Pro" w:hAnsi="Georgia Pro" w:cs="Georgia Pro"/>
-          <w:color w:val="000000" w:themeColor="text1"/>
-        </w:rPr>
-        <w:t>ip</w:t>
-      </w:r>
-      <w:proofErr w:type="spellEnd"/>
-      <w:r>
-        <w:rPr>
-          <w:rFonts w:ascii="Georgia Pro" w:eastAsia="Georgia Pro" w:hAnsi="Georgia Pro" w:cs="Georgia Pro"/>
-          <w:color w:val="000000" w:themeColor="text1"/>
-        </w:rPr>
-        <w:t xml:space="preserve"> show \</w:t>
+      <w:r>
+        <w:rPr>
+          <w:rFonts w:ascii="Georgia Pro" w:eastAsia="Georgia Pro" w:hAnsi="Georgia Pro" w:cs="Georgia Pro"/>
+          <w:color w:val="000000" w:themeColor="text1"/>
+        </w:rPr>
+        <w:t>az network public-ip show \</w:t>
       </w:r>
     </w:p>
     <w:p>
@@ -7330,56 +6111,31 @@
           <w:rFonts w:ascii="Georgia Pro" w:eastAsia="Georgia Pro" w:hAnsi="Georgia Pro" w:cs="Georgia Pro"/>
           <w:color w:val="000000" w:themeColor="text1"/>
         </w:rPr>
-        <w:t xml:space="preserve">  --query </w:t>
-      </w:r>
-      <w:proofErr w:type="spellStart"/>
-      <w:r>
-        <w:rPr>
-          <w:rFonts w:ascii="Georgia Pro" w:eastAsia="Georgia Pro" w:hAnsi="Georgia Pro" w:cs="Georgia Pro"/>
-          <w:color w:val="000000" w:themeColor="text1"/>
-        </w:rPr>
-        <w:t>ipAddress</w:t>
-      </w:r>
-      <w:proofErr w:type="spellEnd"/>
-      <w:r>
-        <w:rPr>
-          <w:rFonts w:ascii="Georgia Pro" w:eastAsia="Georgia Pro" w:hAnsi="Georgia Pro" w:cs="Georgia Pro"/>
-          <w:color w:val="000000" w:themeColor="text1"/>
-        </w:rPr>
-        <w:t xml:space="preserve"> \</w:t>
-      </w:r>
-    </w:p>
-    <w:p>
-      <w:pPr>
-        <w:pBdr>
-          <w:top w:val="single" w:sz="4" w:space="1" w:color="auto"/>
-          <w:left w:val="single" w:sz="4" w:space="4" w:color="auto"/>
-          <w:bottom w:val="single" w:sz="4" w:space="1" w:color="auto"/>
-          <w:right w:val="single" w:sz="4" w:space="4" w:color="auto"/>
-        </w:pBdr>
-        <w:shd w:val="clear" w:color="auto" w:fill="F2F2F2" w:themeFill="background1" w:themeFillShade="F2"/>
-        <w:spacing w:line="360" w:lineRule="auto"/>
-        <w:rPr>
-          <w:rFonts w:ascii="Georgia Pro" w:eastAsia="Georgia Pro" w:hAnsi="Georgia Pro" w:cs="Georgia Pro"/>
-          <w:color w:val="000000" w:themeColor="text1"/>
-        </w:rPr>
-      </w:pPr>
-      <w:r>
-        <w:rPr>
-          <w:rFonts w:ascii="Georgia Pro" w:eastAsia="Georgia Pro" w:hAnsi="Georgia Pro" w:cs="Georgia Pro"/>
-          <w:color w:val="000000" w:themeColor="text1"/>
-        </w:rPr>
-        <w:t xml:space="preserve">  --output </w:t>
-      </w:r>
-      <w:proofErr w:type="spellStart"/>
-      <w:r>
-        <w:rPr>
-          <w:rFonts w:ascii="Georgia Pro" w:eastAsia="Georgia Pro" w:hAnsi="Georgia Pro" w:cs="Georgia Pro"/>
-          <w:color w:val="000000" w:themeColor="text1"/>
-        </w:rPr>
-        <w:t>tsv</w:t>
-      </w:r>
-      <w:proofErr w:type="spellEnd"/>
+        <w:t xml:space="preserve">  --query ipAddress \</w:t>
+      </w:r>
+    </w:p>
+    <w:p>
+      <w:pPr>
+        <w:pBdr>
+          <w:top w:val="single" w:sz="4" w:space="1" w:color="auto"/>
+          <w:left w:val="single" w:sz="4" w:space="4" w:color="auto"/>
+          <w:bottom w:val="single" w:sz="4" w:space="1" w:color="auto"/>
+          <w:right w:val="single" w:sz="4" w:space="4" w:color="auto"/>
+        </w:pBdr>
+        <w:shd w:val="clear" w:color="auto" w:fill="F2F2F2" w:themeFill="background1" w:themeFillShade="F2"/>
+        <w:spacing w:line="360" w:lineRule="auto"/>
+        <w:rPr>
+          <w:rFonts w:ascii="Georgia Pro" w:eastAsia="Georgia Pro" w:hAnsi="Georgia Pro" w:cs="Georgia Pro"/>
+          <w:color w:val="000000" w:themeColor="text1"/>
+        </w:rPr>
+      </w:pPr>
+      <w:r>
+        <w:rPr>
+          <w:rFonts w:ascii="Georgia Pro" w:eastAsia="Georgia Pro" w:hAnsi="Georgia Pro" w:cs="Georgia Pro"/>
+          <w:color w:val="000000" w:themeColor="text1"/>
+        </w:rPr>
+        <w:t xml:space="preserve">  --output tsv</w:t>
+      </w:r>
     </w:p>
     <w:p>
       <w:pPr>
@@ -7433,39 +6189,7 @@
           <w:rFonts w:ascii="Georgia Pro" w:eastAsia="Georgia Pro" w:hAnsi="Georgia Pro" w:cs="Georgia Pro"/>
           <w:color w:val="000000" w:themeColor="text1"/>
         </w:rPr>
-        <w:t>export LB_PUBLIC_IP=$(</w:t>
-      </w:r>
-      <w:proofErr w:type="spellStart"/>
-      <w:r>
-        <w:rPr>
-          <w:rFonts w:ascii="Georgia Pro" w:eastAsia="Georgia Pro" w:hAnsi="Georgia Pro" w:cs="Georgia Pro"/>
-          <w:color w:val="000000" w:themeColor="text1"/>
-        </w:rPr>
-        <w:t>az</w:t>
-      </w:r>
-      <w:proofErr w:type="spellEnd"/>
-      <w:r>
-        <w:rPr>
-          <w:rFonts w:ascii="Georgia Pro" w:eastAsia="Georgia Pro" w:hAnsi="Georgia Pro" w:cs="Georgia Pro"/>
-          <w:color w:val="000000" w:themeColor="text1"/>
-        </w:rPr>
-        <w:t xml:space="preserve"> network public-</w:t>
-      </w:r>
-      <w:proofErr w:type="spellStart"/>
-      <w:r>
-        <w:rPr>
-          <w:rFonts w:ascii="Georgia Pro" w:eastAsia="Georgia Pro" w:hAnsi="Georgia Pro" w:cs="Georgia Pro"/>
-          <w:color w:val="000000" w:themeColor="text1"/>
-        </w:rPr>
-        <w:t>ip</w:t>
-      </w:r>
-      <w:proofErr w:type="spellEnd"/>
-      <w:r>
-        <w:rPr>
-          <w:rFonts w:ascii="Georgia Pro" w:eastAsia="Georgia Pro" w:hAnsi="Georgia Pro" w:cs="Georgia Pro"/>
-          <w:color w:val="000000" w:themeColor="text1"/>
-        </w:rPr>
-        <w:t xml:space="preserve"> show \</w:t>
+        <w:t>export LB_PUBLIC_IP=$(az network public-ip show \</w:t>
       </w:r>
     </w:p>
     <w:p>
@@ -7534,62 +6258,30 @@
           <w:rFonts w:ascii="Georgia Pro" w:eastAsia="Georgia Pro" w:hAnsi="Georgia Pro" w:cs="Georgia Pro"/>
           <w:color w:val="000000" w:themeColor="text1"/>
         </w:rPr>
-        <w:t xml:space="preserve">  --query </w:t>
-      </w:r>
-      <w:proofErr w:type="spellStart"/>
-      <w:r>
-        <w:rPr>
-          <w:rFonts w:ascii="Georgia Pro" w:eastAsia="Georgia Pro" w:hAnsi="Georgia Pro" w:cs="Georgia Pro"/>
-          <w:color w:val="000000" w:themeColor="text1"/>
-        </w:rPr>
-        <w:t>ipAddress</w:t>
-      </w:r>
-      <w:proofErr w:type="spellEnd"/>
-      <w:r>
-        <w:rPr>
-          <w:rFonts w:ascii="Georgia Pro" w:eastAsia="Georgia Pro" w:hAnsi="Georgia Pro" w:cs="Georgia Pro"/>
-          <w:color w:val="000000" w:themeColor="text1"/>
-        </w:rPr>
-        <w:t xml:space="preserve"> \</w:t>
-      </w:r>
-    </w:p>
-    <w:p>
-      <w:pPr>
-        <w:pBdr>
-          <w:top w:val="single" w:sz="4" w:space="1" w:color="auto"/>
-          <w:left w:val="single" w:sz="4" w:space="4" w:color="auto"/>
-          <w:bottom w:val="single" w:sz="4" w:space="1" w:color="auto"/>
-          <w:right w:val="single" w:sz="4" w:space="4" w:color="auto"/>
-        </w:pBdr>
-        <w:shd w:val="clear" w:color="auto" w:fill="F2F2F2" w:themeFill="background1" w:themeFillShade="F2"/>
-        <w:spacing w:line="360" w:lineRule="auto"/>
-        <w:rPr>
-          <w:rFonts w:ascii="Georgia Pro" w:eastAsia="Georgia Pro" w:hAnsi="Georgia Pro" w:cs="Georgia Pro"/>
-          <w:color w:val="000000" w:themeColor="text1"/>
-        </w:rPr>
-      </w:pPr>
-      <w:r>
-        <w:rPr>
-          <w:rFonts w:ascii="Georgia Pro" w:eastAsia="Georgia Pro" w:hAnsi="Georgia Pro" w:cs="Georgia Pro"/>
-          <w:color w:val="000000" w:themeColor="text1"/>
-        </w:rPr>
-        <w:t xml:space="preserve">  --output </w:t>
-      </w:r>
-      <w:proofErr w:type="spellStart"/>
-      <w:r>
-        <w:rPr>
-          <w:rFonts w:ascii="Georgia Pro" w:eastAsia="Georgia Pro" w:hAnsi="Georgia Pro" w:cs="Georgia Pro"/>
-          <w:color w:val="000000" w:themeColor="text1"/>
-        </w:rPr>
-        <w:t>tsv</w:t>
-      </w:r>
-      <w:proofErr w:type="spellEnd"/>
-      <w:r>
-        <w:rPr>
-          <w:rFonts w:ascii="Georgia Pro" w:eastAsia="Georgia Pro" w:hAnsi="Georgia Pro" w:cs="Georgia Pro"/>
-          <w:color w:val="000000" w:themeColor="text1"/>
-        </w:rPr>
-        <w:t>)</w:t>
+        <w:t xml:space="preserve">  --query ipAddress \</w:t>
+      </w:r>
+    </w:p>
+    <w:p>
+      <w:pPr>
+        <w:pBdr>
+          <w:top w:val="single" w:sz="4" w:space="1" w:color="auto"/>
+          <w:left w:val="single" w:sz="4" w:space="4" w:color="auto"/>
+          <w:bottom w:val="single" w:sz="4" w:space="1" w:color="auto"/>
+          <w:right w:val="single" w:sz="4" w:space="4" w:color="auto"/>
+        </w:pBdr>
+        <w:shd w:val="clear" w:color="auto" w:fill="F2F2F2" w:themeFill="background1" w:themeFillShade="F2"/>
+        <w:spacing w:line="360" w:lineRule="auto"/>
+        <w:rPr>
+          <w:rFonts w:ascii="Georgia Pro" w:eastAsia="Georgia Pro" w:hAnsi="Georgia Pro" w:cs="Georgia Pro"/>
+          <w:color w:val="000000" w:themeColor="text1"/>
+        </w:rPr>
+      </w:pPr>
+      <w:r>
+        <w:rPr>
+          <w:rFonts w:ascii="Georgia Pro" w:eastAsia="Georgia Pro" w:hAnsi="Georgia Pro" w:cs="Georgia Pro"/>
+          <w:color w:val="000000" w:themeColor="text1"/>
+        </w:rPr>
+        <w:t xml:space="preserve">  --output tsv)</w:t>
       </w:r>
     </w:p>
     <w:p>
@@ -7645,7 +6337,7 @@
           <w:color w:val="000000" w:themeColor="text1"/>
         </w:rPr>
         <w:pict w14:anchorId="583BF70F">
-          <v:rect id="_x0000_i1287" style="width:0;height:1.5pt" o:hralign="center" o:hrstd="t" o:hr="t" fillcolor="#a0a0a0" stroked="f"/>
+          <v:rect id="_x0000_i1040" style="width:0;height:1.5pt" o:hralign="center" o:hrstd="t" o:hr="t" fillcolor="#a0a0a0" stroked="f"/>
         </w:pict>
       </w:r>
     </w:p>
@@ -7716,37 +6408,12 @@
           <w:color w:val="000000" w:themeColor="text1"/>
         </w:rPr>
       </w:pPr>
-      <w:proofErr w:type="spellStart"/>
-      <w:r>
-        <w:rPr>
-          <w:rFonts w:ascii="Georgia Pro" w:eastAsia="Georgia Pro" w:hAnsi="Georgia Pro" w:cs="Georgia Pro"/>
-          <w:color w:val="000000" w:themeColor="text1"/>
-        </w:rPr>
-        <w:t>az</w:t>
-      </w:r>
-      <w:proofErr w:type="spellEnd"/>
-      <w:r>
-        <w:rPr>
-          <w:rFonts w:ascii="Georgia Pro" w:eastAsia="Georgia Pro" w:hAnsi="Georgia Pro" w:cs="Georgia Pro"/>
-          <w:color w:val="000000" w:themeColor="text1"/>
-        </w:rPr>
-        <w:t xml:space="preserve"> network </w:t>
-      </w:r>
-      <w:proofErr w:type="spellStart"/>
-      <w:r>
-        <w:rPr>
-          <w:rFonts w:ascii="Georgia Pro" w:eastAsia="Georgia Pro" w:hAnsi="Georgia Pro" w:cs="Georgia Pro"/>
-          <w:color w:val="000000" w:themeColor="text1"/>
-        </w:rPr>
-        <w:t>lb</w:t>
-      </w:r>
-      <w:proofErr w:type="spellEnd"/>
-      <w:r>
-        <w:rPr>
-          <w:rFonts w:ascii="Georgia Pro" w:eastAsia="Georgia Pro" w:hAnsi="Georgia Pro" w:cs="Georgia Pro"/>
-          <w:color w:val="000000" w:themeColor="text1"/>
-        </w:rPr>
-        <w:t xml:space="preserve"> create \</w:t>
+      <w:r>
+        <w:rPr>
+          <w:rFonts w:ascii="Georgia Pro" w:eastAsia="Georgia Pro" w:hAnsi="Georgia Pro" w:cs="Georgia Pro"/>
+          <w:color w:val="000000" w:themeColor="text1"/>
+        </w:rPr>
+        <w:t>az network lb create \</w:t>
       </w:r>
     </w:p>
     <w:p>
@@ -7815,117 +6482,53 @@
           <w:rFonts w:ascii="Georgia Pro" w:eastAsia="Georgia Pro" w:hAnsi="Georgia Pro" w:cs="Georgia Pro"/>
           <w:color w:val="000000" w:themeColor="text1"/>
         </w:rPr>
-        <w:t xml:space="preserve">  --</w:t>
-      </w:r>
-      <w:proofErr w:type="spellStart"/>
-      <w:r>
-        <w:rPr>
-          <w:rFonts w:ascii="Georgia Pro" w:eastAsia="Georgia Pro" w:hAnsi="Georgia Pro" w:cs="Georgia Pro"/>
-          <w:color w:val="000000" w:themeColor="text1"/>
-        </w:rPr>
-        <w:t>sku</w:t>
-      </w:r>
-      <w:proofErr w:type="spellEnd"/>
-      <w:r>
-        <w:rPr>
-          <w:rFonts w:ascii="Georgia Pro" w:eastAsia="Georgia Pro" w:hAnsi="Georgia Pro" w:cs="Georgia Pro"/>
-          <w:color w:val="000000" w:themeColor="text1"/>
-        </w:rPr>
-        <w:t xml:space="preserve"> Standard \</w:t>
-      </w:r>
-    </w:p>
-    <w:p>
-      <w:pPr>
-        <w:pBdr>
-          <w:top w:val="single" w:sz="4" w:space="1" w:color="auto"/>
-          <w:left w:val="single" w:sz="4" w:space="4" w:color="auto"/>
-          <w:bottom w:val="single" w:sz="4" w:space="1" w:color="auto"/>
-          <w:right w:val="single" w:sz="4" w:space="4" w:color="auto"/>
-        </w:pBdr>
-        <w:shd w:val="clear" w:color="auto" w:fill="F2F2F2" w:themeFill="background1" w:themeFillShade="F2"/>
-        <w:spacing w:line="360" w:lineRule="auto"/>
-        <w:rPr>
-          <w:rFonts w:ascii="Georgia Pro" w:eastAsia="Georgia Pro" w:hAnsi="Georgia Pro" w:cs="Georgia Pro"/>
-          <w:color w:val="000000" w:themeColor="text1"/>
-        </w:rPr>
-      </w:pPr>
-      <w:r>
-        <w:rPr>
-          <w:rFonts w:ascii="Georgia Pro" w:eastAsia="Georgia Pro" w:hAnsi="Georgia Pro" w:cs="Georgia Pro"/>
-          <w:color w:val="000000" w:themeColor="text1"/>
-        </w:rPr>
-        <w:t xml:space="preserve">  --public-</w:t>
-      </w:r>
-      <w:proofErr w:type="spellStart"/>
-      <w:r>
-        <w:rPr>
-          <w:rFonts w:ascii="Georgia Pro" w:eastAsia="Georgia Pro" w:hAnsi="Georgia Pro" w:cs="Georgia Pro"/>
-          <w:color w:val="000000" w:themeColor="text1"/>
-        </w:rPr>
-        <w:t>ip</w:t>
-      </w:r>
-      <w:proofErr w:type="spellEnd"/>
-      <w:r>
-        <w:rPr>
-          <w:rFonts w:ascii="Georgia Pro" w:eastAsia="Georgia Pro" w:hAnsi="Georgia Pro" w:cs="Georgia Pro"/>
-          <w:color w:val="000000" w:themeColor="text1"/>
-        </w:rPr>
-        <w:t>-address $PUBLIC_IP_NAME \</w:t>
-      </w:r>
-    </w:p>
-    <w:p>
-      <w:pPr>
-        <w:pBdr>
-          <w:top w:val="single" w:sz="4" w:space="1" w:color="auto"/>
-          <w:left w:val="single" w:sz="4" w:space="4" w:color="auto"/>
-          <w:bottom w:val="single" w:sz="4" w:space="1" w:color="auto"/>
-          <w:right w:val="single" w:sz="4" w:space="4" w:color="auto"/>
-        </w:pBdr>
-        <w:shd w:val="clear" w:color="auto" w:fill="F2F2F2" w:themeFill="background1" w:themeFillShade="F2"/>
-        <w:spacing w:line="360" w:lineRule="auto"/>
-        <w:rPr>
-          <w:rFonts w:ascii="Georgia Pro" w:eastAsia="Georgia Pro" w:hAnsi="Georgia Pro" w:cs="Georgia Pro"/>
-          <w:color w:val="000000" w:themeColor="text1"/>
-        </w:rPr>
-      </w:pPr>
-      <w:r>
-        <w:rPr>
-          <w:rFonts w:ascii="Georgia Pro" w:eastAsia="Georgia Pro" w:hAnsi="Georgia Pro" w:cs="Georgia Pro"/>
-          <w:color w:val="000000" w:themeColor="text1"/>
-        </w:rPr>
-        <w:t xml:space="preserve">  --frontend-</w:t>
-      </w:r>
-      <w:proofErr w:type="spellStart"/>
-      <w:r>
-        <w:rPr>
-          <w:rFonts w:ascii="Georgia Pro" w:eastAsia="Georgia Pro" w:hAnsi="Georgia Pro" w:cs="Georgia Pro"/>
-          <w:color w:val="000000" w:themeColor="text1"/>
-        </w:rPr>
-        <w:t>ip</w:t>
-      </w:r>
-      <w:proofErr w:type="spellEnd"/>
-      <w:r>
-        <w:rPr>
-          <w:rFonts w:ascii="Georgia Pro" w:eastAsia="Georgia Pro" w:hAnsi="Georgia Pro" w:cs="Georgia Pro"/>
-          <w:color w:val="000000" w:themeColor="text1"/>
-        </w:rPr>
-        <w:t xml:space="preserve">-name </w:t>
-      </w:r>
-      <w:proofErr w:type="spellStart"/>
-      <w:r>
-        <w:rPr>
-          <w:rFonts w:ascii="Georgia Pro" w:eastAsia="Georgia Pro" w:hAnsi="Georgia Pro" w:cs="Georgia Pro"/>
-          <w:color w:val="000000" w:themeColor="text1"/>
-        </w:rPr>
-        <w:t>LBFrontend</w:t>
-      </w:r>
-      <w:proofErr w:type="spellEnd"/>
-      <w:r>
-        <w:rPr>
-          <w:rFonts w:ascii="Georgia Pro" w:eastAsia="Georgia Pro" w:hAnsi="Georgia Pro" w:cs="Georgia Pro"/>
-          <w:color w:val="000000" w:themeColor="text1"/>
-        </w:rPr>
-        <w:t xml:space="preserve"> \</w:t>
+        <w:t xml:space="preserve">  --sku Standard \</w:t>
+      </w:r>
+    </w:p>
+    <w:p>
+      <w:pPr>
+        <w:pBdr>
+          <w:top w:val="single" w:sz="4" w:space="1" w:color="auto"/>
+          <w:left w:val="single" w:sz="4" w:space="4" w:color="auto"/>
+          <w:bottom w:val="single" w:sz="4" w:space="1" w:color="auto"/>
+          <w:right w:val="single" w:sz="4" w:space="4" w:color="auto"/>
+        </w:pBdr>
+        <w:shd w:val="clear" w:color="auto" w:fill="F2F2F2" w:themeFill="background1" w:themeFillShade="F2"/>
+        <w:spacing w:line="360" w:lineRule="auto"/>
+        <w:rPr>
+          <w:rFonts w:ascii="Georgia Pro" w:eastAsia="Georgia Pro" w:hAnsi="Georgia Pro" w:cs="Georgia Pro"/>
+          <w:color w:val="000000" w:themeColor="text1"/>
+        </w:rPr>
+      </w:pPr>
+      <w:r>
+        <w:rPr>
+          <w:rFonts w:ascii="Georgia Pro" w:eastAsia="Georgia Pro" w:hAnsi="Georgia Pro" w:cs="Georgia Pro"/>
+          <w:color w:val="000000" w:themeColor="text1"/>
+        </w:rPr>
+        <w:t xml:space="preserve">  --public-ip-address $PUBLIC_IP_NAME \</w:t>
+      </w:r>
+    </w:p>
+    <w:p>
+      <w:pPr>
+        <w:pBdr>
+          <w:top w:val="single" w:sz="4" w:space="1" w:color="auto"/>
+          <w:left w:val="single" w:sz="4" w:space="4" w:color="auto"/>
+          <w:bottom w:val="single" w:sz="4" w:space="1" w:color="auto"/>
+          <w:right w:val="single" w:sz="4" w:space="4" w:color="auto"/>
+        </w:pBdr>
+        <w:shd w:val="clear" w:color="auto" w:fill="F2F2F2" w:themeFill="background1" w:themeFillShade="F2"/>
+        <w:spacing w:line="360" w:lineRule="auto"/>
+        <w:rPr>
+          <w:rFonts w:ascii="Georgia Pro" w:eastAsia="Georgia Pro" w:hAnsi="Georgia Pro" w:cs="Georgia Pro"/>
+          <w:color w:val="000000" w:themeColor="text1"/>
+        </w:rPr>
+      </w:pPr>
+      <w:r>
+        <w:rPr>
+          <w:rFonts w:ascii="Georgia Pro" w:eastAsia="Georgia Pro" w:hAnsi="Georgia Pro" w:cs="Georgia Pro"/>
+          <w:color w:val="000000" w:themeColor="text1"/>
+        </w:rPr>
+        <w:t xml:space="preserve">  --frontend-ip-name LBFrontend \</w:t>
       </w:r>
     </w:p>
     <w:p>
@@ -7981,7 +6584,7 @@
           <w:color w:val="000000" w:themeColor="text1"/>
         </w:rPr>
         <w:pict w14:anchorId="0F81D33E">
-          <v:rect id="_x0000_i1288" style="width:0;height:1.5pt" o:hralign="center" o:hrstd="t" o:hr="t" fillcolor="#a0a0a0" stroked="f"/>
+          <v:rect id="_x0000_i1041" style="width:0;height:1.5pt" o:hralign="center" o:hrstd="t" o:hr="t" fillcolor="#a0a0a0" stroked="f"/>
         </w:pict>
       </w:r>
     </w:p>
@@ -8040,37 +6643,12 @@
           <w:color w:val="000000" w:themeColor="text1"/>
         </w:rPr>
       </w:pPr>
-      <w:proofErr w:type="spellStart"/>
-      <w:r>
-        <w:rPr>
-          <w:rFonts w:ascii="Georgia Pro" w:eastAsia="Georgia Pro" w:hAnsi="Georgia Pro" w:cs="Georgia Pro"/>
-          <w:color w:val="000000" w:themeColor="text1"/>
-        </w:rPr>
-        <w:t>az</w:t>
-      </w:r>
-      <w:proofErr w:type="spellEnd"/>
-      <w:r>
-        <w:rPr>
-          <w:rFonts w:ascii="Georgia Pro" w:eastAsia="Georgia Pro" w:hAnsi="Georgia Pro" w:cs="Georgia Pro"/>
-          <w:color w:val="000000" w:themeColor="text1"/>
-        </w:rPr>
-        <w:t xml:space="preserve"> network </w:t>
-      </w:r>
-      <w:proofErr w:type="spellStart"/>
-      <w:r>
-        <w:rPr>
-          <w:rFonts w:ascii="Georgia Pro" w:eastAsia="Georgia Pro" w:hAnsi="Georgia Pro" w:cs="Georgia Pro"/>
-          <w:color w:val="000000" w:themeColor="text1"/>
-        </w:rPr>
-        <w:t>lb</w:t>
-      </w:r>
-      <w:proofErr w:type="spellEnd"/>
-      <w:r>
-        <w:rPr>
-          <w:rFonts w:ascii="Georgia Pro" w:eastAsia="Georgia Pro" w:hAnsi="Georgia Pro" w:cs="Georgia Pro"/>
-          <w:color w:val="000000" w:themeColor="text1"/>
-        </w:rPr>
-        <w:t xml:space="preserve"> show \</w:t>
+      <w:r>
+        <w:rPr>
+          <w:rFonts w:ascii="Georgia Pro" w:eastAsia="Georgia Pro" w:hAnsi="Georgia Pro" w:cs="Georgia Pro"/>
+          <w:color w:val="000000" w:themeColor="text1"/>
+        </w:rPr>
+        <w:t>az network lb show \</w:t>
       </w:r>
     </w:p>
     <w:p>
@@ -8287,7 +6865,7 @@
           <w:color w:val="000000" w:themeColor="text1"/>
         </w:rPr>
         <w:pict w14:anchorId="0291AE5F">
-          <v:rect id="_x0000_i1289" style="width:0;height:1.5pt" o:hralign="center" o:hrstd="t" o:hr="t" fillcolor="#a0a0a0" stroked="f"/>
+          <v:rect id="_x0000_i1042" style="width:0;height:1.5pt" o:hralign="center" o:hrstd="t" o:hr="t" fillcolor="#a0a0a0" stroked="f"/>
         </w:pict>
       </w:r>
     </w:p>
@@ -8324,78 +6902,30 @@
           <w:rFonts w:ascii="Georgia Pro" w:eastAsia="Georgia Pro" w:hAnsi="Georgia Pro" w:cs="Georgia Pro"/>
           <w:color w:val="000000" w:themeColor="text1"/>
         </w:rPr>
-        <w:t xml:space="preserve">First </w:t>
-      </w:r>
-      <w:proofErr w:type="gramStart"/>
-      <w:r>
-        <w:rPr>
-          <w:rFonts w:ascii="Georgia Pro" w:eastAsia="Georgia Pro" w:hAnsi="Georgia Pro" w:cs="Georgia Pro"/>
-          <w:color w:val="000000" w:themeColor="text1"/>
-        </w:rPr>
-        <w:t>retrieve</w:t>
-      </w:r>
-      <w:proofErr w:type="gramEnd"/>
-      <w:r>
-        <w:rPr>
-          <w:rFonts w:ascii="Georgia Pro" w:eastAsia="Georgia Pro" w:hAnsi="Georgia Pro" w:cs="Georgia Pro"/>
-          <w:color w:val="000000" w:themeColor="text1"/>
-        </w:rPr>
-        <w:t xml:space="preserve"> VM-1's NIC:</w:t>
-      </w:r>
-    </w:p>
-    <w:p>
-      <w:pPr>
-        <w:pBdr>
-          <w:top w:val="single" w:sz="4" w:space="1" w:color="auto"/>
-          <w:left w:val="single" w:sz="4" w:space="4" w:color="auto"/>
-          <w:bottom w:val="single" w:sz="4" w:space="1" w:color="auto"/>
-          <w:right w:val="single" w:sz="4" w:space="4" w:color="auto"/>
-        </w:pBdr>
-        <w:shd w:val="clear" w:color="auto" w:fill="F2F2F2" w:themeFill="background1" w:themeFillShade="F2"/>
-        <w:spacing w:line="360" w:lineRule="auto"/>
-        <w:rPr>
-          <w:rFonts w:ascii="Georgia Pro" w:eastAsia="Georgia Pro" w:hAnsi="Georgia Pro" w:cs="Georgia Pro"/>
-          <w:color w:val="000000" w:themeColor="text1"/>
-        </w:rPr>
-      </w:pPr>
-      <w:r>
-        <w:rPr>
-          <w:rFonts w:ascii="Georgia Pro" w:eastAsia="Georgia Pro" w:hAnsi="Georgia Pro" w:cs="Georgia Pro"/>
-          <w:color w:val="000000" w:themeColor="text1"/>
-        </w:rPr>
-        <w:t>export VM1_NIC=$(</w:t>
-      </w:r>
-      <w:proofErr w:type="spellStart"/>
-      <w:r>
-        <w:rPr>
-          <w:rFonts w:ascii="Georgia Pro" w:eastAsia="Georgia Pro" w:hAnsi="Georgia Pro" w:cs="Georgia Pro"/>
-          <w:color w:val="000000" w:themeColor="text1"/>
-        </w:rPr>
-        <w:t>az</w:t>
-      </w:r>
-      <w:proofErr w:type="spellEnd"/>
-      <w:r>
-        <w:rPr>
-          <w:rFonts w:ascii="Georgia Pro" w:eastAsia="Georgia Pro" w:hAnsi="Georgia Pro" w:cs="Georgia Pro"/>
-          <w:color w:val="000000" w:themeColor="text1"/>
-        </w:rPr>
-        <w:t xml:space="preserve"> </w:t>
-      </w:r>
-      <w:proofErr w:type="spellStart"/>
-      <w:r>
-        <w:rPr>
-          <w:rFonts w:ascii="Georgia Pro" w:eastAsia="Georgia Pro" w:hAnsi="Georgia Pro" w:cs="Georgia Pro"/>
-          <w:color w:val="000000" w:themeColor="text1"/>
-        </w:rPr>
-        <w:t>vm</w:t>
-      </w:r>
-      <w:proofErr w:type="spellEnd"/>
-      <w:r>
-        <w:rPr>
-          <w:rFonts w:ascii="Georgia Pro" w:eastAsia="Georgia Pro" w:hAnsi="Georgia Pro" w:cs="Georgia Pro"/>
-          <w:color w:val="000000" w:themeColor="text1"/>
-        </w:rPr>
-        <w:t xml:space="preserve"> show \</w:t>
+        <w:t>First retrieve VM-1's NIC:</w:t>
+      </w:r>
+    </w:p>
+    <w:p>
+      <w:pPr>
+        <w:pBdr>
+          <w:top w:val="single" w:sz="4" w:space="1" w:color="auto"/>
+          <w:left w:val="single" w:sz="4" w:space="4" w:color="auto"/>
+          <w:bottom w:val="single" w:sz="4" w:space="1" w:color="auto"/>
+          <w:right w:val="single" w:sz="4" w:space="4" w:color="auto"/>
+        </w:pBdr>
+        <w:shd w:val="clear" w:color="auto" w:fill="F2F2F2" w:themeFill="background1" w:themeFillShade="F2"/>
+        <w:spacing w:line="360" w:lineRule="auto"/>
+        <w:rPr>
+          <w:rFonts w:ascii="Georgia Pro" w:eastAsia="Georgia Pro" w:hAnsi="Georgia Pro" w:cs="Georgia Pro"/>
+          <w:color w:val="000000" w:themeColor="text1"/>
+        </w:rPr>
+      </w:pPr>
+      <w:r>
+        <w:rPr>
+          <w:rFonts w:ascii="Georgia Pro" w:eastAsia="Georgia Pro" w:hAnsi="Georgia Pro" w:cs="Georgia Pro"/>
+          <w:color w:val="000000" w:themeColor="text1"/>
+        </w:rPr>
+        <w:t>export VM1_NIC=$(az vm show \</w:t>
       </w:r>
     </w:p>
     <w:p>
@@ -8487,62 +7017,30 @@
           <w:rFonts w:ascii="Georgia Pro" w:eastAsia="Georgia Pro" w:hAnsi="Georgia Pro" w:cs="Georgia Pro"/>
           <w:color w:val="000000" w:themeColor="text1"/>
         </w:rPr>
-        <w:t xml:space="preserve">  --query "</w:t>
-      </w:r>
-      <w:proofErr w:type="spellStart"/>
-      <w:r>
-        <w:rPr>
-          <w:rFonts w:ascii="Georgia Pro" w:eastAsia="Georgia Pro" w:hAnsi="Georgia Pro" w:cs="Georgia Pro"/>
-          <w:color w:val="000000" w:themeColor="text1"/>
-        </w:rPr>
-        <w:t>networkProfile.networkInterfaces</w:t>
-      </w:r>
-      <w:proofErr w:type="spellEnd"/>
-      <w:r>
-        <w:rPr>
-          <w:rFonts w:ascii="Georgia Pro" w:eastAsia="Georgia Pro" w:hAnsi="Georgia Pro" w:cs="Georgia Pro"/>
-          <w:color w:val="000000" w:themeColor="text1"/>
-        </w:rPr>
-        <w:t>[0].id" \</w:t>
-      </w:r>
-    </w:p>
-    <w:p>
-      <w:pPr>
-        <w:pBdr>
-          <w:top w:val="single" w:sz="4" w:space="1" w:color="auto"/>
-          <w:left w:val="single" w:sz="4" w:space="4" w:color="auto"/>
-          <w:bottom w:val="single" w:sz="4" w:space="1" w:color="auto"/>
-          <w:right w:val="single" w:sz="4" w:space="4" w:color="auto"/>
-        </w:pBdr>
-        <w:shd w:val="clear" w:color="auto" w:fill="F2F2F2" w:themeFill="background1" w:themeFillShade="F2"/>
-        <w:spacing w:line="360" w:lineRule="auto"/>
-        <w:rPr>
-          <w:rFonts w:ascii="Georgia Pro" w:eastAsia="Georgia Pro" w:hAnsi="Georgia Pro" w:cs="Georgia Pro"/>
-          <w:color w:val="000000" w:themeColor="text1"/>
-        </w:rPr>
-      </w:pPr>
-      <w:r>
-        <w:rPr>
-          <w:rFonts w:ascii="Georgia Pro" w:eastAsia="Georgia Pro" w:hAnsi="Georgia Pro" w:cs="Georgia Pro"/>
-          <w:color w:val="000000" w:themeColor="text1"/>
-        </w:rPr>
-        <w:t xml:space="preserve">  --output </w:t>
-      </w:r>
-      <w:proofErr w:type="spellStart"/>
-      <w:r>
-        <w:rPr>
-          <w:rFonts w:ascii="Georgia Pro" w:eastAsia="Georgia Pro" w:hAnsi="Georgia Pro" w:cs="Georgia Pro"/>
-          <w:color w:val="000000" w:themeColor="text1"/>
-        </w:rPr>
-        <w:t>tsv</w:t>
-      </w:r>
-      <w:proofErr w:type="spellEnd"/>
-      <w:r>
-        <w:rPr>
-          <w:rFonts w:ascii="Georgia Pro" w:eastAsia="Georgia Pro" w:hAnsi="Georgia Pro" w:cs="Georgia Pro"/>
-          <w:color w:val="000000" w:themeColor="text1"/>
-        </w:rPr>
-        <w:t>)</w:t>
+        <w:t xml:space="preserve">  --query "networkProfile.networkInterfaces[0].id" \</w:t>
+      </w:r>
+    </w:p>
+    <w:p>
+      <w:pPr>
+        <w:pBdr>
+          <w:top w:val="single" w:sz="4" w:space="1" w:color="auto"/>
+          <w:left w:val="single" w:sz="4" w:space="4" w:color="auto"/>
+          <w:bottom w:val="single" w:sz="4" w:space="1" w:color="auto"/>
+          <w:right w:val="single" w:sz="4" w:space="4" w:color="auto"/>
+        </w:pBdr>
+        <w:shd w:val="clear" w:color="auto" w:fill="F2F2F2" w:themeFill="background1" w:themeFillShade="F2"/>
+        <w:spacing w:line="360" w:lineRule="auto"/>
+        <w:rPr>
+          <w:rFonts w:ascii="Georgia Pro" w:eastAsia="Georgia Pro" w:hAnsi="Georgia Pro" w:cs="Georgia Pro"/>
+          <w:color w:val="000000" w:themeColor="text1"/>
+        </w:rPr>
+      </w:pPr>
+      <w:r>
+        <w:rPr>
+          <w:rFonts w:ascii="Georgia Pro" w:eastAsia="Georgia Pro" w:hAnsi="Georgia Pro" w:cs="Georgia Pro"/>
+          <w:color w:val="000000" w:themeColor="text1"/>
+        </w:rPr>
+        <w:t xml:space="preserve">  --output tsv)</w:t>
       </w:r>
     </w:p>
     <w:p>
@@ -8576,76 +7074,35 @@
           <w:color w:val="000000" w:themeColor="text1"/>
         </w:rPr>
       </w:pPr>
-      <w:proofErr w:type="spellStart"/>
-      <w:r>
-        <w:rPr>
-          <w:rFonts w:ascii="Georgia Pro" w:eastAsia="Georgia Pro" w:hAnsi="Georgia Pro" w:cs="Georgia Pro"/>
-          <w:color w:val="000000" w:themeColor="text1"/>
-        </w:rPr>
-        <w:t>az</w:t>
-      </w:r>
-      <w:proofErr w:type="spellEnd"/>
-      <w:r>
-        <w:rPr>
-          <w:rFonts w:ascii="Georgia Pro" w:eastAsia="Georgia Pro" w:hAnsi="Georgia Pro" w:cs="Georgia Pro"/>
-          <w:color w:val="000000" w:themeColor="text1"/>
-        </w:rPr>
-        <w:t xml:space="preserve"> network nic </w:t>
-      </w:r>
-      <w:proofErr w:type="spellStart"/>
-      <w:r>
-        <w:rPr>
-          <w:rFonts w:ascii="Georgia Pro" w:eastAsia="Georgia Pro" w:hAnsi="Georgia Pro" w:cs="Georgia Pro"/>
-          <w:color w:val="000000" w:themeColor="text1"/>
-        </w:rPr>
-        <w:t>ip</w:t>
-      </w:r>
-      <w:proofErr w:type="spellEnd"/>
-      <w:r>
-        <w:rPr>
-          <w:rFonts w:ascii="Georgia Pro" w:eastAsia="Georgia Pro" w:hAnsi="Georgia Pro" w:cs="Georgia Pro"/>
-          <w:color w:val="000000" w:themeColor="text1"/>
-        </w:rPr>
-        <w:t>-config list \</w:t>
-      </w:r>
-    </w:p>
-    <w:p>
-      <w:pPr>
-        <w:pBdr>
-          <w:top w:val="single" w:sz="4" w:space="1" w:color="auto"/>
-          <w:left w:val="single" w:sz="4" w:space="4" w:color="auto"/>
-          <w:bottom w:val="single" w:sz="4" w:space="1" w:color="auto"/>
-          <w:right w:val="single" w:sz="4" w:space="4" w:color="auto"/>
-        </w:pBdr>
-        <w:shd w:val="clear" w:color="auto" w:fill="F2F2F2" w:themeFill="background1" w:themeFillShade="F2"/>
-        <w:spacing w:line="360" w:lineRule="auto"/>
-        <w:rPr>
-          <w:rFonts w:ascii="Georgia Pro" w:eastAsia="Georgia Pro" w:hAnsi="Georgia Pro" w:cs="Georgia Pro"/>
-          <w:color w:val="000000" w:themeColor="text1"/>
-        </w:rPr>
-      </w:pPr>
-      <w:r>
-        <w:rPr>
-          <w:rFonts w:ascii="Georgia Pro" w:eastAsia="Georgia Pro" w:hAnsi="Georgia Pro" w:cs="Georgia Pro"/>
-          <w:color w:val="000000" w:themeColor="text1"/>
-        </w:rPr>
-        <w:t xml:space="preserve">  --nic-name $(</w:t>
-      </w:r>
-      <w:proofErr w:type="spellStart"/>
-      <w:r>
-        <w:rPr>
-          <w:rFonts w:ascii="Georgia Pro" w:eastAsia="Georgia Pro" w:hAnsi="Georgia Pro" w:cs="Georgia Pro"/>
-          <w:color w:val="000000" w:themeColor="text1"/>
-        </w:rPr>
-        <w:t>basename</w:t>
-      </w:r>
-      <w:proofErr w:type="spellEnd"/>
-      <w:r>
-        <w:rPr>
-          <w:rFonts w:ascii="Georgia Pro" w:eastAsia="Georgia Pro" w:hAnsi="Georgia Pro" w:cs="Georgia Pro"/>
-          <w:color w:val="000000" w:themeColor="text1"/>
-        </w:rPr>
-        <w:t xml:space="preserve"> $VM1_NIC) \</w:t>
+      <w:r>
+        <w:rPr>
+          <w:rFonts w:ascii="Georgia Pro" w:eastAsia="Georgia Pro" w:hAnsi="Georgia Pro" w:cs="Georgia Pro"/>
+          <w:color w:val="000000" w:themeColor="text1"/>
+        </w:rPr>
+        <w:t>az network nic ip-config list \</w:t>
+      </w:r>
+    </w:p>
+    <w:p>
+      <w:pPr>
+        <w:pBdr>
+          <w:top w:val="single" w:sz="4" w:space="1" w:color="auto"/>
+          <w:left w:val="single" w:sz="4" w:space="4" w:color="auto"/>
+          <w:bottom w:val="single" w:sz="4" w:space="1" w:color="auto"/>
+          <w:right w:val="single" w:sz="4" w:space="4" w:color="auto"/>
+        </w:pBdr>
+        <w:shd w:val="clear" w:color="auto" w:fill="F2F2F2" w:themeFill="background1" w:themeFillShade="F2"/>
+        <w:spacing w:line="360" w:lineRule="auto"/>
+        <w:rPr>
+          <w:rFonts w:ascii="Georgia Pro" w:eastAsia="Georgia Pro" w:hAnsi="Georgia Pro" w:cs="Georgia Pro"/>
+          <w:color w:val="000000" w:themeColor="text1"/>
+        </w:rPr>
+      </w:pPr>
+      <w:r>
+        <w:rPr>
+          <w:rFonts w:ascii="Georgia Pro" w:eastAsia="Georgia Pro" w:hAnsi="Georgia Pro" w:cs="Georgia Pro"/>
+          <w:color w:val="000000" w:themeColor="text1"/>
+        </w:rPr>
+        <w:t xml:space="preserve">  --nic-name $(basename $VM1_NIC) \</w:t>
       </w:r>
     </w:p>
     <w:p>
@@ -8741,37 +7198,12 @@
           <w:color w:val="000000" w:themeColor="text1"/>
         </w:rPr>
       </w:pPr>
-      <w:proofErr w:type="spellStart"/>
-      <w:r>
-        <w:rPr>
-          <w:rFonts w:ascii="Georgia Pro" w:eastAsia="Georgia Pro" w:hAnsi="Georgia Pro" w:cs="Georgia Pro"/>
-          <w:color w:val="000000" w:themeColor="text1"/>
-        </w:rPr>
-        <w:t>az</w:t>
-      </w:r>
-      <w:proofErr w:type="spellEnd"/>
-      <w:r>
-        <w:rPr>
-          <w:rFonts w:ascii="Georgia Pro" w:eastAsia="Georgia Pro" w:hAnsi="Georgia Pro" w:cs="Georgia Pro"/>
-          <w:color w:val="000000" w:themeColor="text1"/>
-        </w:rPr>
-        <w:t xml:space="preserve"> network nic </w:t>
-      </w:r>
-      <w:proofErr w:type="spellStart"/>
-      <w:r>
-        <w:rPr>
-          <w:rFonts w:ascii="Georgia Pro" w:eastAsia="Georgia Pro" w:hAnsi="Georgia Pro" w:cs="Georgia Pro"/>
-          <w:color w:val="000000" w:themeColor="text1"/>
-        </w:rPr>
-        <w:t>ip</w:t>
-      </w:r>
-      <w:proofErr w:type="spellEnd"/>
-      <w:r>
-        <w:rPr>
-          <w:rFonts w:ascii="Georgia Pro" w:eastAsia="Georgia Pro" w:hAnsi="Georgia Pro" w:cs="Georgia Pro"/>
-          <w:color w:val="000000" w:themeColor="text1"/>
-        </w:rPr>
-        <w:t>-config address-pool add \</w:t>
+      <w:r>
+        <w:rPr>
+          <w:rFonts w:ascii="Georgia Pro" w:eastAsia="Georgia Pro" w:hAnsi="Georgia Pro" w:cs="Georgia Pro"/>
+          <w:color w:val="000000" w:themeColor="text1"/>
+        </w:rPr>
+        <w:t>az network nic ip-config address-pool add \</w:t>
       </w:r>
     </w:p>
     <w:p>
@@ -8817,62 +7249,30 @@
           <w:rFonts w:ascii="Georgia Pro" w:eastAsia="Georgia Pro" w:hAnsi="Georgia Pro" w:cs="Georgia Pro"/>
           <w:color w:val="000000" w:themeColor="text1"/>
         </w:rPr>
-        <w:t xml:space="preserve">  --</w:t>
-      </w:r>
-      <w:proofErr w:type="spellStart"/>
-      <w:r>
-        <w:rPr>
-          <w:rFonts w:ascii="Georgia Pro" w:eastAsia="Georgia Pro" w:hAnsi="Georgia Pro" w:cs="Georgia Pro"/>
-          <w:color w:val="000000" w:themeColor="text1"/>
-        </w:rPr>
-        <w:t>ip</w:t>
-      </w:r>
-      <w:proofErr w:type="spellEnd"/>
-      <w:r>
-        <w:rPr>
-          <w:rFonts w:ascii="Georgia Pro" w:eastAsia="Georgia Pro" w:hAnsi="Georgia Pro" w:cs="Georgia Pro"/>
-          <w:color w:val="000000" w:themeColor="text1"/>
-        </w:rPr>
-        <w:t>-config-name ipconfig$VM1_NAME \</w:t>
-      </w:r>
-    </w:p>
-    <w:p>
-      <w:pPr>
-        <w:pBdr>
-          <w:top w:val="single" w:sz="4" w:space="1" w:color="auto"/>
-          <w:left w:val="single" w:sz="4" w:space="4" w:color="auto"/>
-          <w:bottom w:val="single" w:sz="4" w:space="1" w:color="auto"/>
-          <w:right w:val="single" w:sz="4" w:space="4" w:color="auto"/>
-        </w:pBdr>
-        <w:shd w:val="clear" w:color="auto" w:fill="F2F2F2" w:themeFill="background1" w:themeFillShade="F2"/>
-        <w:spacing w:line="360" w:lineRule="auto"/>
-        <w:rPr>
-          <w:rFonts w:ascii="Georgia Pro" w:eastAsia="Georgia Pro" w:hAnsi="Georgia Pro" w:cs="Georgia Pro"/>
-          <w:color w:val="000000" w:themeColor="text1"/>
-        </w:rPr>
-      </w:pPr>
-      <w:r>
-        <w:rPr>
-          <w:rFonts w:ascii="Georgia Pro" w:eastAsia="Georgia Pro" w:hAnsi="Georgia Pro" w:cs="Georgia Pro"/>
-          <w:color w:val="000000" w:themeColor="text1"/>
-        </w:rPr>
-        <w:t xml:space="preserve">  --nic-name $(</w:t>
-      </w:r>
-      <w:proofErr w:type="spellStart"/>
-      <w:r>
-        <w:rPr>
-          <w:rFonts w:ascii="Georgia Pro" w:eastAsia="Georgia Pro" w:hAnsi="Georgia Pro" w:cs="Georgia Pro"/>
-          <w:color w:val="000000" w:themeColor="text1"/>
-        </w:rPr>
-        <w:t>basename</w:t>
-      </w:r>
-      <w:proofErr w:type="spellEnd"/>
-      <w:r>
-        <w:rPr>
-          <w:rFonts w:ascii="Georgia Pro" w:eastAsia="Georgia Pro" w:hAnsi="Georgia Pro" w:cs="Georgia Pro"/>
-          <w:color w:val="000000" w:themeColor="text1"/>
-        </w:rPr>
-        <w:t xml:space="preserve"> $VM1_NIC) \</w:t>
+        <w:t xml:space="preserve">  --ip-config-name ipconfig$VM1_NAME \</w:t>
+      </w:r>
+    </w:p>
+    <w:p>
+      <w:pPr>
+        <w:pBdr>
+          <w:top w:val="single" w:sz="4" w:space="1" w:color="auto"/>
+          <w:left w:val="single" w:sz="4" w:space="4" w:color="auto"/>
+          <w:bottom w:val="single" w:sz="4" w:space="1" w:color="auto"/>
+          <w:right w:val="single" w:sz="4" w:space="4" w:color="auto"/>
+        </w:pBdr>
+        <w:shd w:val="clear" w:color="auto" w:fill="F2F2F2" w:themeFill="background1" w:themeFillShade="F2"/>
+        <w:spacing w:line="360" w:lineRule="auto"/>
+        <w:rPr>
+          <w:rFonts w:ascii="Georgia Pro" w:eastAsia="Georgia Pro" w:hAnsi="Georgia Pro" w:cs="Georgia Pro"/>
+          <w:color w:val="000000" w:themeColor="text1"/>
+        </w:rPr>
+      </w:pPr>
+      <w:r>
+        <w:rPr>
+          <w:rFonts w:ascii="Georgia Pro" w:eastAsia="Georgia Pro" w:hAnsi="Georgia Pro" w:cs="Georgia Pro"/>
+          <w:color w:val="000000" w:themeColor="text1"/>
+        </w:rPr>
+        <w:t xml:space="preserve">  --nic-name $(basename $VM1_NIC) \</w:t>
       </w:r>
     </w:p>
     <w:p>
@@ -8918,23 +7318,7 @@
           <w:rFonts w:ascii="Georgia Pro" w:eastAsia="Georgia Pro" w:hAnsi="Georgia Pro" w:cs="Georgia Pro"/>
           <w:color w:val="000000" w:themeColor="text1"/>
         </w:rPr>
-        <w:t xml:space="preserve">  --</w:t>
-      </w:r>
-      <w:proofErr w:type="spellStart"/>
-      <w:r>
-        <w:rPr>
-          <w:rFonts w:ascii="Georgia Pro" w:eastAsia="Georgia Pro" w:hAnsi="Georgia Pro" w:cs="Georgia Pro"/>
-          <w:color w:val="000000" w:themeColor="text1"/>
-        </w:rPr>
-        <w:t>lb</w:t>
-      </w:r>
-      <w:proofErr w:type="spellEnd"/>
-      <w:r>
-        <w:rPr>
-          <w:rFonts w:ascii="Georgia Pro" w:eastAsia="Georgia Pro" w:hAnsi="Georgia Pro" w:cs="Georgia Pro"/>
-          <w:color w:val="000000" w:themeColor="text1"/>
-        </w:rPr>
-        <w:t>-name $LB_NAME</w:t>
+        <w:t xml:space="preserve">  --lb-name $LB_NAME</w:t>
       </w:r>
     </w:p>
     <w:p>
@@ -8973,78 +7357,30 @@
           <w:rFonts w:ascii="Georgia Pro" w:eastAsia="Georgia Pro" w:hAnsi="Georgia Pro" w:cs="Georgia Pro"/>
           <w:color w:val="000000" w:themeColor="text1"/>
         </w:rPr>
-        <w:t>export VM1_IPCONFIG=$(</w:t>
-      </w:r>
-      <w:proofErr w:type="spellStart"/>
-      <w:r>
-        <w:rPr>
-          <w:rFonts w:ascii="Georgia Pro" w:eastAsia="Georgia Pro" w:hAnsi="Georgia Pro" w:cs="Georgia Pro"/>
-          <w:color w:val="000000" w:themeColor="text1"/>
-        </w:rPr>
-        <w:t>az</w:t>
-      </w:r>
-      <w:proofErr w:type="spellEnd"/>
-      <w:r>
-        <w:rPr>
-          <w:rFonts w:ascii="Georgia Pro" w:eastAsia="Georgia Pro" w:hAnsi="Georgia Pro" w:cs="Georgia Pro"/>
-          <w:color w:val="000000" w:themeColor="text1"/>
-        </w:rPr>
-        <w:t xml:space="preserve"> network nic </w:t>
-      </w:r>
-      <w:proofErr w:type="spellStart"/>
-      <w:r>
-        <w:rPr>
-          <w:rFonts w:ascii="Georgia Pro" w:eastAsia="Georgia Pro" w:hAnsi="Georgia Pro" w:cs="Georgia Pro"/>
-          <w:color w:val="000000" w:themeColor="text1"/>
-        </w:rPr>
-        <w:t>ip</w:t>
-      </w:r>
-      <w:proofErr w:type="spellEnd"/>
-      <w:r>
-        <w:rPr>
-          <w:rFonts w:ascii="Georgia Pro" w:eastAsia="Georgia Pro" w:hAnsi="Georgia Pro" w:cs="Georgia Pro"/>
-          <w:color w:val="000000" w:themeColor="text1"/>
-        </w:rPr>
-        <w:t>-config list \</w:t>
-      </w:r>
-    </w:p>
-    <w:p>
-      <w:pPr>
-        <w:pBdr>
-          <w:top w:val="single" w:sz="4" w:space="1" w:color="auto"/>
-          <w:left w:val="single" w:sz="4" w:space="4" w:color="auto"/>
-          <w:bottom w:val="single" w:sz="4" w:space="1" w:color="auto"/>
-          <w:right w:val="single" w:sz="4" w:space="4" w:color="auto"/>
-        </w:pBdr>
-        <w:shd w:val="clear" w:color="auto" w:fill="F2F2F2" w:themeFill="background1" w:themeFillShade="F2"/>
-        <w:spacing w:line="360" w:lineRule="auto"/>
-        <w:rPr>
-          <w:rFonts w:ascii="Georgia Pro" w:eastAsia="Georgia Pro" w:hAnsi="Georgia Pro" w:cs="Georgia Pro"/>
-          <w:color w:val="000000" w:themeColor="text1"/>
-        </w:rPr>
-      </w:pPr>
-      <w:r>
-        <w:rPr>
-          <w:rFonts w:ascii="Georgia Pro" w:eastAsia="Georgia Pro" w:hAnsi="Georgia Pro" w:cs="Georgia Pro"/>
-          <w:color w:val="000000" w:themeColor="text1"/>
-        </w:rPr>
-        <w:t xml:space="preserve">  --nic-name $(</w:t>
-      </w:r>
-      <w:proofErr w:type="spellStart"/>
-      <w:r>
-        <w:rPr>
-          <w:rFonts w:ascii="Georgia Pro" w:eastAsia="Georgia Pro" w:hAnsi="Georgia Pro" w:cs="Georgia Pro"/>
-          <w:color w:val="000000" w:themeColor="text1"/>
-        </w:rPr>
-        <w:t>basename</w:t>
-      </w:r>
-      <w:proofErr w:type="spellEnd"/>
-      <w:r>
-        <w:rPr>
-          <w:rFonts w:ascii="Georgia Pro" w:eastAsia="Georgia Pro" w:hAnsi="Georgia Pro" w:cs="Georgia Pro"/>
-          <w:color w:val="000000" w:themeColor="text1"/>
-        </w:rPr>
-        <w:t xml:space="preserve"> $VM1_NIC) \</w:t>
+        <w:t>export VM1_IPCONFIG=$(az network nic ip-config list \</w:t>
+      </w:r>
+    </w:p>
+    <w:p>
+      <w:pPr>
+        <w:pBdr>
+          <w:top w:val="single" w:sz="4" w:space="1" w:color="auto"/>
+          <w:left w:val="single" w:sz="4" w:space="4" w:color="auto"/>
+          <w:bottom w:val="single" w:sz="4" w:space="1" w:color="auto"/>
+          <w:right w:val="single" w:sz="4" w:space="4" w:color="auto"/>
+        </w:pBdr>
+        <w:shd w:val="clear" w:color="auto" w:fill="F2F2F2" w:themeFill="background1" w:themeFillShade="F2"/>
+        <w:spacing w:line="360" w:lineRule="auto"/>
+        <w:rPr>
+          <w:rFonts w:ascii="Georgia Pro" w:eastAsia="Georgia Pro" w:hAnsi="Georgia Pro" w:cs="Georgia Pro"/>
+          <w:color w:val="000000" w:themeColor="text1"/>
+        </w:rPr>
+      </w:pPr>
+      <w:r>
+        <w:rPr>
+          <w:rFonts w:ascii="Georgia Pro" w:eastAsia="Georgia Pro" w:hAnsi="Georgia Pro" w:cs="Georgia Pro"/>
+          <w:color w:val="000000" w:themeColor="text1"/>
+        </w:rPr>
+        <w:t xml:space="preserve">  --nic-name $(basename $VM1_NIC) \</w:t>
       </w:r>
     </w:p>
     <w:p>
@@ -9113,23 +7449,7 @@
           <w:rFonts w:ascii="Georgia Pro" w:eastAsia="Georgia Pro" w:hAnsi="Georgia Pro" w:cs="Georgia Pro"/>
           <w:color w:val="000000" w:themeColor="text1"/>
         </w:rPr>
-        <w:t xml:space="preserve">  --output </w:t>
-      </w:r>
-      <w:proofErr w:type="spellStart"/>
-      <w:r>
-        <w:rPr>
-          <w:rFonts w:ascii="Georgia Pro" w:eastAsia="Georgia Pro" w:hAnsi="Georgia Pro" w:cs="Georgia Pro"/>
-          <w:color w:val="000000" w:themeColor="text1"/>
-        </w:rPr>
-        <w:t>tsv</w:t>
-      </w:r>
-      <w:proofErr w:type="spellEnd"/>
-      <w:r>
-        <w:rPr>
-          <w:rFonts w:ascii="Georgia Pro" w:eastAsia="Georgia Pro" w:hAnsi="Georgia Pro" w:cs="Georgia Pro"/>
-          <w:color w:val="000000" w:themeColor="text1"/>
-        </w:rPr>
-        <w:t>)</w:t>
+        <w:t xml:space="preserve">  --output tsv)</w:t>
       </w:r>
     </w:p>
     <w:p>
@@ -9163,37 +7483,12 @@
           <w:color w:val="000000" w:themeColor="text1"/>
         </w:rPr>
       </w:pPr>
-      <w:proofErr w:type="spellStart"/>
-      <w:r>
-        <w:rPr>
-          <w:rFonts w:ascii="Georgia Pro" w:eastAsia="Georgia Pro" w:hAnsi="Georgia Pro" w:cs="Georgia Pro"/>
-          <w:color w:val="000000" w:themeColor="text1"/>
-        </w:rPr>
-        <w:t>az</w:t>
-      </w:r>
-      <w:proofErr w:type="spellEnd"/>
-      <w:r>
-        <w:rPr>
-          <w:rFonts w:ascii="Georgia Pro" w:eastAsia="Georgia Pro" w:hAnsi="Georgia Pro" w:cs="Georgia Pro"/>
-          <w:color w:val="000000" w:themeColor="text1"/>
-        </w:rPr>
-        <w:t xml:space="preserve"> network nic </w:t>
-      </w:r>
-      <w:proofErr w:type="spellStart"/>
-      <w:r>
-        <w:rPr>
-          <w:rFonts w:ascii="Georgia Pro" w:eastAsia="Georgia Pro" w:hAnsi="Georgia Pro" w:cs="Georgia Pro"/>
-          <w:color w:val="000000" w:themeColor="text1"/>
-        </w:rPr>
-        <w:t>ip</w:t>
-      </w:r>
-      <w:proofErr w:type="spellEnd"/>
-      <w:r>
-        <w:rPr>
-          <w:rFonts w:ascii="Georgia Pro" w:eastAsia="Georgia Pro" w:hAnsi="Georgia Pro" w:cs="Georgia Pro"/>
-          <w:color w:val="000000" w:themeColor="text1"/>
-        </w:rPr>
-        <w:t>-config address-pool add \</w:t>
+      <w:r>
+        <w:rPr>
+          <w:rFonts w:ascii="Georgia Pro" w:eastAsia="Georgia Pro" w:hAnsi="Georgia Pro" w:cs="Georgia Pro"/>
+          <w:color w:val="000000" w:themeColor="text1"/>
+        </w:rPr>
+        <w:t>az network nic ip-config address-pool add \</w:t>
       </w:r>
     </w:p>
     <w:p>
@@ -9239,62 +7534,30 @@
           <w:rFonts w:ascii="Georgia Pro" w:eastAsia="Georgia Pro" w:hAnsi="Georgia Pro" w:cs="Georgia Pro"/>
           <w:color w:val="000000" w:themeColor="text1"/>
         </w:rPr>
-        <w:t xml:space="preserve">  --</w:t>
-      </w:r>
-      <w:proofErr w:type="spellStart"/>
-      <w:r>
-        <w:rPr>
-          <w:rFonts w:ascii="Georgia Pro" w:eastAsia="Georgia Pro" w:hAnsi="Georgia Pro" w:cs="Georgia Pro"/>
-          <w:color w:val="000000" w:themeColor="text1"/>
-        </w:rPr>
-        <w:t>ip</w:t>
-      </w:r>
-      <w:proofErr w:type="spellEnd"/>
-      <w:r>
-        <w:rPr>
-          <w:rFonts w:ascii="Georgia Pro" w:eastAsia="Georgia Pro" w:hAnsi="Georgia Pro" w:cs="Georgia Pro"/>
-          <w:color w:val="000000" w:themeColor="text1"/>
-        </w:rPr>
-        <w:t>-config-name $VM1_IPCONFIG \</w:t>
-      </w:r>
-    </w:p>
-    <w:p>
-      <w:pPr>
-        <w:pBdr>
-          <w:top w:val="single" w:sz="4" w:space="1" w:color="auto"/>
-          <w:left w:val="single" w:sz="4" w:space="4" w:color="auto"/>
-          <w:bottom w:val="single" w:sz="4" w:space="1" w:color="auto"/>
-          <w:right w:val="single" w:sz="4" w:space="4" w:color="auto"/>
-        </w:pBdr>
-        <w:shd w:val="clear" w:color="auto" w:fill="F2F2F2" w:themeFill="background1" w:themeFillShade="F2"/>
-        <w:spacing w:line="360" w:lineRule="auto"/>
-        <w:rPr>
-          <w:rFonts w:ascii="Georgia Pro" w:eastAsia="Georgia Pro" w:hAnsi="Georgia Pro" w:cs="Georgia Pro"/>
-          <w:color w:val="000000" w:themeColor="text1"/>
-        </w:rPr>
-      </w:pPr>
-      <w:r>
-        <w:rPr>
-          <w:rFonts w:ascii="Georgia Pro" w:eastAsia="Georgia Pro" w:hAnsi="Georgia Pro" w:cs="Georgia Pro"/>
-          <w:color w:val="000000" w:themeColor="text1"/>
-        </w:rPr>
-        <w:t xml:space="preserve">  --nic-name $(</w:t>
-      </w:r>
-      <w:proofErr w:type="spellStart"/>
-      <w:r>
-        <w:rPr>
-          <w:rFonts w:ascii="Georgia Pro" w:eastAsia="Georgia Pro" w:hAnsi="Georgia Pro" w:cs="Georgia Pro"/>
-          <w:color w:val="000000" w:themeColor="text1"/>
-        </w:rPr>
-        <w:t>basename</w:t>
-      </w:r>
-      <w:proofErr w:type="spellEnd"/>
-      <w:r>
-        <w:rPr>
-          <w:rFonts w:ascii="Georgia Pro" w:eastAsia="Georgia Pro" w:hAnsi="Georgia Pro" w:cs="Georgia Pro"/>
-          <w:color w:val="000000" w:themeColor="text1"/>
-        </w:rPr>
-        <w:t xml:space="preserve"> $VM1_NIC) \</w:t>
+        <w:t xml:space="preserve">  --ip-config-name $VM1_IPCONFIG \</w:t>
+      </w:r>
+    </w:p>
+    <w:p>
+      <w:pPr>
+        <w:pBdr>
+          <w:top w:val="single" w:sz="4" w:space="1" w:color="auto"/>
+          <w:left w:val="single" w:sz="4" w:space="4" w:color="auto"/>
+          <w:bottom w:val="single" w:sz="4" w:space="1" w:color="auto"/>
+          <w:right w:val="single" w:sz="4" w:space="4" w:color="auto"/>
+        </w:pBdr>
+        <w:shd w:val="clear" w:color="auto" w:fill="F2F2F2" w:themeFill="background1" w:themeFillShade="F2"/>
+        <w:spacing w:line="360" w:lineRule="auto"/>
+        <w:rPr>
+          <w:rFonts w:ascii="Georgia Pro" w:eastAsia="Georgia Pro" w:hAnsi="Georgia Pro" w:cs="Georgia Pro"/>
+          <w:color w:val="000000" w:themeColor="text1"/>
+        </w:rPr>
+      </w:pPr>
+      <w:r>
+        <w:rPr>
+          <w:rFonts w:ascii="Georgia Pro" w:eastAsia="Georgia Pro" w:hAnsi="Georgia Pro" w:cs="Georgia Pro"/>
+          <w:color w:val="000000" w:themeColor="text1"/>
+        </w:rPr>
+        <w:t xml:space="preserve">  --nic-name $(basename $VM1_NIC) \</w:t>
       </w:r>
     </w:p>
     <w:p>
@@ -9340,23 +7603,7 @@
           <w:rFonts w:ascii="Georgia Pro" w:eastAsia="Georgia Pro" w:hAnsi="Georgia Pro" w:cs="Georgia Pro"/>
           <w:color w:val="000000" w:themeColor="text1"/>
         </w:rPr>
-        <w:t xml:space="preserve">  --</w:t>
-      </w:r>
-      <w:proofErr w:type="spellStart"/>
-      <w:r>
-        <w:rPr>
-          <w:rFonts w:ascii="Georgia Pro" w:eastAsia="Georgia Pro" w:hAnsi="Georgia Pro" w:cs="Georgia Pro"/>
-          <w:color w:val="000000" w:themeColor="text1"/>
-        </w:rPr>
-        <w:t>lb</w:t>
-      </w:r>
-      <w:proofErr w:type="spellEnd"/>
-      <w:r>
-        <w:rPr>
-          <w:rFonts w:ascii="Georgia Pro" w:eastAsia="Georgia Pro" w:hAnsi="Georgia Pro" w:cs="Georgia Pro"/>
-          <w:color w:val="000000" w:themeColor="text1"/>
-        </w:rPr>
-        <w:t>-name $LB_NAME</w:t>
+        <w:t xml:space="preserve">  --lb-name $LB_NAME</w:t>
       </w:r>
     </w:p>
     <w:p>
@@ -9373,7 +7620,7 @@
           <w:color w:val="000000" w:themeColor="text1"/>
         </w:rPr>
         <w:pict w14:anchorId="29DB1282">
-          <v:rect id="_x0000_i1290" style="width:0;height:1.5pt" o:hralign="center" o:hrstd="t" o:hr="t" fillcolor="#a0a0a0" stroked="f"/>
+          <v:rect id="_x0000_i1043" style="width:0;height:1.5pt" o:hralign="center" o:hrstd="t" o:hr="t" fillcolor="#a0a0a0" stroked="f"/>
         </w:pict>
       </w:r>
     </w:p>
@@ -9453,39 +7700,7 @@
           <w:rFonts w:ascii="Georgia Pro" w:eastAsia="Georgia Pro" w:hAnsi="Georgia Pro" w:cs="Georgia Pro"/>
           <w:color w:val="000000" w:themeColor="text1"/>
         </w:rPr>
-        <w:t>export VM2_NIC=$(</w:t>
-      </w:r>
-      <w:proofErr w:type="spellStart"/>
-      <w:r>
-        <w:rPr>
-          <w:rFonts w:ascii="Georgia Pro" w:eastAsia="Georgia Pro" w:hAnsi="Georgia Pro" w:cs="Georgia Pro"/>
-          <w:color w:val="000000" w:themeColor="text1"/>
-        </w:rPr>
-        <w:t>az</w:t>
-      </w:r>
-      <w:proofErr w:type="spellEnd"/>
-      <w:r>
-        <w:rPr>
-          <w:rFonts w:ascii="Georgia Pro" w:eastAsia="Georgia Pro" w:hAnsi="Georgia Pro" w:cs="Georgia Pro"/>
-          <w:color w:val="000000" w:themeColor="text1"/>
-        </w:rPr>
-        <w:t xml:space="preserve"> </w:t>
-      </w:r>
-      <w:proofErr w:type="spellStart"/>
-      <w:r>
-        <w:rPr>
-          <w:rFonts w:ascii="Georgia Pro" w:eastAsia="Georgia Pro" w:hAnsi="Georgia Pro" w:cs="Georgia Pro"/>
-          <w:color w:val="000000" w:themeColor="text1"/>
-        </w:rPr>
-        <w:t>vm</w:t>
-      </w:r>
-      <w:proofErr w:type="spellEnd"/>
-      <w:r>
-        <w:rPr>
-          <w:rFonts w:ascii="Georgia Pro" w:eastAsia="Georgia Pro" w:hAnsi="Georgia Pro" w:cs="Georgia Pro"/>
-          <w:color w:val="000000" w:themeColor="text1"/>
-        </w:rPr>
-        <w:t xml:space="preserve"> show \</w:t>
+        <w:t>export VM2_NIC=$(az vm show \</w:t>
       </w:r>
     </w:p>
     <w:p>
@@ -9577,62 +7792,30 @@
           <w:rFonts w:ascii="Georgia Pro" w:eastAsia="Georgia Pro" w:hAnsi="Georgia Pro" w:cs="Georgia Pro"/>
           <w:color w:val="000000" w:themeColor="text1"/>
         </w:rPr>
-        <w:t xml:space="preserve">  --query "</w:t>
-      </w:r>
-      <w:proofErr w:type="spellStart"/>
-      <w:r>
-        <w:rPr>
-          <w:rFonts w:ascii="Georgia Pro" w:eastAsia="Georgia Pro" w:hAnsi="Georgia Pro" w:cs="Georgia Pro"/>
-          <w:color w:val="000000" w:themeColor="text1"/>
-        </w:rPr>
-        <w:t>networkProfile.networkInterfaces</w:t>
-      </w:r>
-      <w:proofErr w:type="spellEnd"/>
-      <w:r>
-        <w:rPr>
-          <w:rFonts w:ascii="Georgia Pro" w:eastAsia="Georgia Pro" w:hAnsi="Georgia Pro" w:cs="Georgia Pro"/>
-          <w:color w:val="000000" w:themeColor="text1"/>
-        </w:rPr>
-        <w:t>[0].id" \</w:t>
-      </w:r>
-    </w:p>
-    <w:p>
-      <w:pPr>
-        <w:pBdr>
-          <w:top w:val="single" w:sz="4" w:space="1" w:color="auto"/>
-          <w:left w:val="single" w:sz="4" w:space="4" w:color="auto"/>
-          <w:bottom w:val="single" w:sz="4" w:space="1" w:color="auto"/>
-          <w:right w:val="single" w:sz="4" w:space="4" w:color="auto"/>
-        </w:pBdr>
-        <w:shd w:val="clear" w:color="auto" w:fill="F2F2F2" w:themeFill="background1" w:themeFillShade="F2"/>
-        <w:spacing w:line="360" w:lineRule="auto"/>
-        <w:rPr>
-          <w:rFonts w:ascii="Georgia Pro" w:eastAsia="Georgia Pro" w:hAnsi="Georgia Pro" w:cs="Georgia Pro"/>
-          <w:color w:val="000000" w:themeColor="text1"/>
-        </w:rPr>
-      </w:pPr>
-      <w:r>
-        <w:rPr>
-          <w:rFonts w:ascii="Georgia Pro" w:eastAsia="Georgia Pro" w:hAnsi="Georgia Pro" w:cs="Georgia Pro"/>
-          <w:color w:val="000000" w:themeColor="text1"/>
-        </w:rPr>
-        <w:t xml:space="preserve">  --output </w:t>
-      </w:r>
-      <w:proofErr w:type="spellStart"/>
-      <w:r>
-        <w:rPr>
-          <w:rFonts w:ascii="Georgia Pro" w:eastAsia="Georgia Pro" w:hAnsi="Georgia Pro" w:cs="Georgia Pro"/>
-          <w:color w:val="000000" w:themeColor="text1"/>
-        </w:rPr>
-        <w:t>tsv</w:t>
-      </w:r>
-      <w:proofErr w:type="spellEnd"/>
-      <w:r>
-        <w:rPr>
-          <w:rFonts w:ascii="Georgia Pro" w:eastAsia="Georgia Pro" w:hAnsi="Georgia Pro" w:cs="Georgia Pro"/>
-          <w:color w:val="000000" w:themeColor="text1"/>
-        </w:rPr>
-        <w:t>)</w:t>
+        <w:t xml:space="preserve">  --query "networkProfile.networkInterfaces[0].id" \</w:t>
+      </w:r>
+    </w:p>
+    <w:p>
+      <w:pPr>
+        <w:pBdr>
+          <w:top w:val="single" w:sz="4" w:space="1" w:color="auto"/>
+          <w:left w:val="single" w:sz="4" w:space="4" w:color="auto"/>
+          <w:bottom w:val="single" w:sz="4" w:space="1" w:color="auto"/>
+          <w:right w:val="single" w:sz="4" w:space="4" w:color="auto"/>
+        </w:pBdr>
+        <w:shd w:val="clear" w:color="auto" w:fill="F2F2F2" w:themeFill="background1" w:themeFillShade="F2"/>
+        <w:spacing w:line="360" w:lineRule="auto"/>
+        <w:rPr>
+          <w:rFonts w:ascii="Georgia Pro" w:eastAsia="Georgia Pro" w:hAnsi="Georgia Pro" w:cs="Georgia Pro"/>
+          <w:color w:val="000000" w:themeColor="text1"/>
+        </w:rPr>
+      </w:pPr>
+      <w:r>
+        <w:rPr>
+          <w:rFonts w:ascii="Georgia Pro" w:eastAsia="Georgia Pro" w:hAnsi="Georgia Pro" w:cs="Georgia Pro"/>
+          <w:color w:val="000000" w:themeColor="text1"/>
+        </w:rPr>
+        <w:t xml:space="preserve">  --output tsv)</w:t>
       </w:r>
     </w:p>
     <w:p>
@@ -9671,78 +7854,30 @@
           <w:rFonts w:ascii="Georgia Pro" w:eastAsia="Georgia Pro" w:hAnsi="Georgia Pro" w:cs="Georgia Pro"/>
           <w:color w:val="000000" w:themeColor="text1"/>
         </w:rPr>
-        <w:t>export VM2_IPCONFIG=$(</w:t>
-      </w:r>
-      <w:proofErr w:type="spellStart"/>
-      <w:r>
-        <w:rPr>
-          <w:rFonts w:ascii="Georgia Pro" w:eastAsia="Georgia Pro" w:hAnsi="Georgia Pro" w:cs="Georgia Pro"/>
-          <w:color w:val="000000" w:themeColor="text1"/>
-        </w:rPr>
-        <w:t>az</w:t>
-      </w:r>
-      <w:proofErr w:type="spellEnd"/>
-      <w:r>
-        <w:rPr>
-          <w:rFonts w:ascii="Georgia Pro" w:eastAsia="Georgia Pro" w:hAnsi="Georgia Pro" w:cs="Georgia Pro"/>
-          <w:color w:val="000000" w:themeColor="text1"/>
-        </w:rPr>
-        <w:t xml:space="preserve"> network nic </w:t>
-      </w:r>
-      <w:proofErr w:type="spellStart"/>
-      <w:r>
-        <w:rPr>
-          <w:rFonts w:ascii="Georgia Pro" w:eastAsia="Georgia Pro" w:hAnsi="Georgia Pro" w:cs="Georgia Pro"/>
-          <w:color w:val="000000" w:themeColor="text1"/>
-        </w:rPr>
-        <w:t>ip</w:t>
-      </w:r>
-      <w:proofErr w:type="spellEnd"/>
-      <w:r>
-        <w:rPr>
-          <w:rFonts w:ascii="Georgia Pro" w:eastAsia="Georgia Pro" w:hAnsi="Georgia Pro" w:cs="Georgia Pro"/>
-          <w:color w:val="000000" w:themeColor="text1"/>
-        </w:rPr>
-        <w:t>-config list \</w:t>
-      </w:r>
-    </w:p>
-    <w:p>
-      <w:pPr>
-        <w:pBdr>
-          <w:top w:val="single" w:sz="4" w:space="1" w:color="auto"/>
-          <w:left w:val="single" w:sz="4" w:space="4" w:color="auto"/>
-          <w:bottom w:val="single" w:sz="4" w:space="1" w:color="auto"/>
-          <w:right w:val="single" w:sz="4" w:space="4" w:color="auto"/>
-        </w:pBdr>
-        <w:shd w:val="clear" w:color="auto" w:fill="F2F2F2" w:themeFill="background1" w:themeFillShade="F2"/>
-        <w:spacing w:line="360" w:lineRule="auto"/>
-        <w:rPr>
-          <w:rFonts w:ascii="Georgia Pro" w:eastAsia="Georgia Pro" w:hAnsi="Georgia Pro" w:cs="Georgia Pro"/>
-          <w:color w:val="000000" w:themeColor="text1"/>
-        </w:rPr>
-      </w:pPr>
-      <w:r>
-        <w:rPr>
-          <w:rFonts w:ascii="Georgia Pro" w:eastAsia="Georgia Pro" w:hAnsi="Georgia Pro" w:cs="Georgia Pro"/>
-          <w:color w:val="000000" w:themeColor="text1"/>
-        </w:rPr>
-        <w:t xml:space="preserve">  --nic-name $(</w:t>
-      </w:r>
-      <w:proofErr w:type="spellStart"/>
-      <w:r>
-        <w:rPr>
-          <w:rFonts w:ascii="Georgia Pro" w:eastAsia="Georgia Pro" w:hAnsi="Georgia Pro" w:cs="Georgia Pro"/>
-          <w:color w:val="000000" w:themeColor="text1"/>
-        </w:rPr>
-        <w:t>basename</w:t>
-      </w:r>
-      <w:proofErr w:type="spellEnd"/>
-      <w:r>
-        <w:rPr>
-          <w:rFonts w:ascii="Georgia Pro" w:eastAsia="Georgia Pro" w:hAnsi="Georgia Pro" w:cs="Georgia Pro"/>
-          <w:color w:val="000000" w:themeColor="text1"/>
-        </w:rPr>
-        <w:t xml:space="preserve"> $VM2_NIC) \</w:t>
+        <w:t>export VM2_IPCONFIG=$(az network nic ip-config list \</w:t>
+      </w:r>
+    </w:p>
+    <w:p>
+      <w:pPr>
+        <w:pBdr>
+          <w:top w:val="single" w:sz="4" w:space="1" w:color="auto"/>
+          <w:left w:val="single" w:sz="4" w:space="4" w:color="auto"/>
+          <w:bottom w:val="single" w:sz="4" w:space="1" w:color="auto"/>
+          <w:right w:val="single" w:sz="4" w:space="4" w:color="auto"/>
+        </w:pBdr>
+        <w:shd w:val="clear" w:color="auto" w:fill="F2F2F2" w:themeFill="background1" w:themeFillShade="F2"/>
+        <w:spacing w:line="360" w:lineRule="auto"/>
+        <w:rPr>
+          <w:rFonts w:ascii="Georgia Pro" w:eastAsia="Georgia Pro" w:hAnsi="Georgia Pro" w:cs="Georgia Pro"/>
+          <w:color w:val="000000" w:themeColor="text1"/>
+        </w:rPr>
+      </w:pPr>
+      <w:r>
+        <w:rPr>
+          <w:rFonts w:ascii="Georgia Pro" w:eastAsia="Georgia Pro" w:hAnsi="Georgia Pro" w:cs="Georgia Pro"/>
+          <w:color w:val="000000" w:themeColor="text1"/>
+        </w:rPr>
+        <w:t xml:space="preserve">  --nic-name $(basename $VM2_NIC) \</w:t>
       </w:r>
     </w:p>
     <w:p>
@@ -9811,23 +7946,7 @@
           <w:rFonts w:ascii="Georgia Pro" w:eastAsia="Georgia Pro" w:hAnsi="Georgia Pro" w:cs="Georgia Pro"/>
           <w:color w:val="000000" w:themeColor="text1"/>
         </w:rPr>
-        <w:t xml:space="preserve">  --output </w:t>
-      </w:r>
-      <w:proofErr w:type="spellStart"/>
-      <w:r>
-        <w:rPr>
-          <w:rFonts w:ascii="Georgia Pro" w:eastAsia="Georgia Pro" w:hAnsi="Georgia Pro" w:cs="Georgia Pro"/>
-          <w:color w:val="000000" w:themeColor="text1"/>
-        </w:rPr>
-        <w:t>tsv</w:t>
-      </w:r>
-      <w:proofErr w:type="spellEnd"/>
-      <w:r>
-        <w:rPr>
-          <w:rFonts w:ascii="Georgia Pro" w:eastAsia="Georgia Pro" w:hAnsi="Georgia Pro" w:cs="Georgia Pro"/>
-          <w:color w:val="000000" w:themeColor="text1"/>
-        </w:rPr>
-        <w:t>)</w:t>
+        <w:t xml:space="preserve">  --output tsv)</w:t>
       </w:r>
     </w:p>
     <w:p>
@@ -9861,37 +7980,12 @@
           <w:color w:val="000000" w:themeColor="text1"/>
         </w:rPr>
       </w:pPr>
-      <w:proofErr w:type="spellStart"/>
-      <w:r>
-        <w:rPr>
-          <w:rFonts w:ascii="Georgia Pro" w:eastAsia="Georgia Pro" w:hAnsi="Georgia Pro" w:cs="Georgia Pro"/>
-          <w:color w:val="000000" w:themeColor="text1"/>
-        </w:rPr>
-        <w:t>az</w:t>
-      </w:r>
-      <w:proofErr w:type="spellEnd"/>
-      <w:r>
-        <w:rPr>
-          <w:rFonts w:ascii="Georgia Pro" w:eastAsia="Georgia Pro" w:hAnsi="Georgia Pro" w:cs="Georgia Pro"/>
-          <w:color w:val="000000" w:themeColor="text1"/>
-        </w:rPr>
-        <w:t xml:space="preserve"> network nic </w:t>
-      </w:r>
-      <w:proofErr w:type="spellStart"/>
-      <w:r>
-        <w:rPr>
-          <w:rFonts w:ascii="Georgia Pro" w:eastAsia="Georgia Pro" w:hAnsi="Georgia Pro" w:cs="Georgia Pro"/>
-          <w:color w:val="000000" w:themeColor="text1"/>
-        </w:rPr>
-        <w:t>ip</w:t>
-      </w:r>
-      <w:proofErr w:type="spellEnd"/>
-      <w:r>
-        <w:rPr>
-          <w:rFonts w:ascii="Georgia Pro" w:eastAsia="Georgia Pro" w:hAnsi="Georgia Pro" w:cs="Georgia Pro"/>
-          <w:color w:val="000000" w:themeColor="text1"/>
-        </w:rPr>
-        <w:t>-config address-pool add \</w:t>
+      <w:r>
+        <w:rPr>
+          <w:rFonts w:ascii="Georgia Pro" w:eastAsia="Georgia Pro" w:hAnsi="Georgia Pro" w:cs="Georgia Pro"/>
+          <w:color w:val="000000" w:themeColor="text1"/>
+        </w:rPr>
+        <w:t>az network nic ip-config address-pool add \</w:t>
       </w:r>
     </w:p>
     <w:p>
@@ -9937,62 +8031,30 @@
           <w:rFonts w:ascii="Georgia Pro" w:eastAsia="Georgia Pro" w:hAnsi="Georgia Pro" w:cs="Georgia Pro"/>
           <w:color w:val="000000" w:themeColor="text1"/>
         </w:rPr>
-        <w:t xml:space="preserve">  --</w:t>
-      </w:r>
-      <w:proofErr w:type="spellStart"/>
-      <w:r>
-        <w:rPr>
-          <w:rFonts w:ascii="Georgia Pro" w:eastAsia="Georgia Pro" w:hAnsi="Georgia Pro" w:cs="Georgia Pro"/>
-          <w:color w:val="000000" w:themeColor="text1"/>
-        </w:rPr>
-        <w:t>ip</w:t>
-      </w:r>
-      <w:proofErr w:type="spellEnd"/>
-      <w:r>
-        <w:rPr>
-          <w:rFonts w:ascii="Georgia Pro" w:eastAsia="Georgia Pro" w:hAnsi="Georgia Pro" w:cs="Georgia Pro"/>
-          <w:color w:val="000000" w:themeColor="text1"/>
-        </w:rPr>
-        <w:t>-config-name $VM2_IPCONFIG \</w:t>
-      </w:r>
-    </w:p>
-    <w:p>
-      <w:pPr>
-        <w:pBdr>
-          <w:top w:val="single" w:sz="4" w:space="1" w:color="auto"/>
-          <w:left w:val="single" w:sz="4" w:space="4" w:color="auto"/>
-          <w:bottom w:val="single" w:sz="4" w:space="1" w:color="auto"/>
-          <w:right w:val="single" w:sz="4" w:space="4" w:color="auto"/>
-        </w:pBdr>
-        <w:shd w:val="clear" w:color="auto" w:fill="F2F2F2" w:themeFill="background1" w:themeFillShade="F2"/>
-        <w:spacing w:line="360" w:lineRule="auto"/>
-        <w:rPr>
-          <w:rFonts w:ascii="Georgia Pro" w:eastAsia="Georgia Pro" w:hAnsi="Georgia Pro" w:cs="Georgia Pro"/>
-          <w:color w:val="000000" w:themeColor="text1"/>
-        </w:rPr>
-      </w:pPr>
-      <w:r>
-        <w:rPr>
-          <w:rFonts w:ascii="Georgia Pro" w:eastAsia="Georgia Pro" w:hAnsi="Georgia Pro" w:cs="Georgia Pro"/>
-          <w:color w:val="000000" w:themeColor="text1"/>
-        </w:rPr>
-        <w:t xml:space="preserve">  --nic-name $(</w:t>
-      </w:r>
-      <w:proofErr w:type="spellStart"/>
-      <w:r>
-        <w:rPr>
-          <w:rFonts w:ascii="Georgia Pro" w:eastAsia="Georgia Pro" w:hAnsi="Georgia Pro" w:cs="Georgia Pro"/>
-          <w:color w:val="000000" w:themeColor="text1"/>
-        </w:rPr>
-        <w:t>basename</w:t>
-      </w:r>
-      <w:proofErr w:type="spellEnd"/>
-      <w:r>
-        <w:rPr>
-          <w:rFonts w:ascii="Georgia Pro" w:eastAsia="Georgia Pro" w:hAnsi="Georgia Pro" w:cs="Georgia Pro"/>
-          <w:color w:val="000000" w:themeColor="text1"/>
-        </w:rPr>
-        <w:t xml:space="preserve"> $VM2_NIC) \</w:t>
+        <w:t xml:space="preserve">  --ip-config-name $VM2_IPCONFIG \</w:t>
+      </w:r>
+    </w:p>
+    <w:p>
+      <w:pPr>
+        <w:pBdr>
+          <w:top w:val="single" w:sz="4" w:space="1" w:color="auto"/>
+          <w:left w:val="single" w:sz="4" w:space="4" w:color="auto"/>
+          <w:bottom w:val="single" w:sz="4" w:space="1" w:color="auto"/>
+          <w:right w:val="single" w:sz="4" w:space="4" w:color="auto"/>
+        </w:pBdr>
+        <w:shd w:val="clear" w:color="auto" w:fill="F2F2F2" w:themeFill="background1" w:themeFillShade="F2"/>
+        <w:spacing w:line="360" w:lineRule="auto"/>
+        <w:rPr>
+          <w:rFonts w:ascii="Georgia Pro" w:eastAsia="Georgia Pro" w:hAnsi="Georgia Pro" w:cs="Georgia Pro"/>
+          <w:color w:val="000000" w:themeColor="text1"/>
+        </w:rPr>
+      </w:pPr>
+      <w:r>
+        <w:rPr>
+          <w:rFonts w:ascii="Georgia Pro" w:eastAsia="Georgia Pro" w:hAnsi="Georgia Pro" w:cs="Georgia Pro"/>
+          <w:color w:val="000000" w:themeColor="text1"/>
+        </w:rPr>
+        <w:t xml:space="preserve">  --nic-name $(basename $VM2_NIC) \</w:t>
       </w:r>
     </w:p>
     <w:p>
@@ -10038,23 +8100,7 @@
           <w:rFonts w:ascii="Georgia Pro" w:eastAsia="Georgia Pro" w:hAnsi="Georgia Pro" w:cs="Georgia Pro"/>
           <w:color w:val="000000" w:themeColor="text1"/>
         </w:rPr>
-        <w:t xml:space="preserve">  --</w:t>
-      </w:r>
-      <w:proofErr w:type="spellStart"/>
-      <w:r>
-        <w:rPr>
-          <w:rFonts w:ascii="Georgia Pro" w:eastAsia="Georgia Pro" w:hAnsi="Georgia Pro" w:cs="Georgia Pro"/>
-          <w:color w:val="000000" w:themeColor="text1"/>
-        </w:rPr>
-        <w:t>lb</w:t>
-      </w:r>
-      <w:proofErr w:type="spellEnd"/>
-      <w:r>
-        <w:rPr>
-          <w:rFonts w:ascii="Georgia Pro" w:eastAsia="Georgia Pro" w:hAnsi="Georgia Pro" w:cs="Georgia Pro"/>
-          <w:color w:val="000000" w:themeColor="text1"/>
-        </w:rPr>
-        <w:t>-name $LB_NAME</w:t>
+        <w:t xml:space="preserve">  --lb-name $LB_NAME</w:t>
       </w:r>
     </w:p>
     <w:p>
@@ -10247,7 +8293,7 @@
           <w:color w:val="000000" w:themeColor="text1"/>
         </w:rPr>
         <w:pict w14:anchorId="5461CE35">
-          <v:rect id="_x0000_i1291" style="width:0;height:1.5pt" o:hralign="center" o:hrstd="t" o:hr="t" fillcolor="#a0a0a0" stroked="f"/>
+          <v:rect id="_x0000_i1044" style="width:0;height:1.5pt" o:hralign="center" o:hrstd="t" o:hr="t" fillcolor="#a0a0a0" stroked="f"/>
         </w:pict>
       </w:r>
     </w:p>
@@ -10318,53 +8364,12 @@
           <w:color w:val="000000" w:themeColor="text1"/>
         </w:rPr>
       </w:pPr>
-      <w:proofErr w:type="spellStart"/>
-      <w:r>
-        <w:rPr>
-          <w:rFonts w:ascii="Georgia Pro" w:eastAsia="Georgia Pro" w:hAnsi="Georgia Pro" w:cs="Georgia Pro"/>
-          <w:color w:val="000000" w:themeColor="text1"/>
-        </w:rPr>
-        <w:t>az</w:t>
-      </w:r>
-      <w:proofErr w:type="spellEnd"/>
-      <w:r>
-        <w:rPr>
-          <w:rFonts w:ascii="Georgia Pro" w:eastAsia="Georgia Pro" w:hAnsi="Georgia Pro" w:cs="Georgia Pro"/>
-          <w:color w:val="000000" w:themeColor="text1"/>
-        </w:rPr>
-        <w:t xml:space="preserve"> network </w:t>
-      </w:r>
-      <w:proofErr w:type="spellStart"/>
-      <w:r>
-        <w:rPr>
-          <w:rFonts w:ascii="Georgia Pro" w:eastAsia="Georgia Pro" w:hAnsi="Georgia Pro" w:cs="Georgia Pro"/>
-          <w:color w:val="000000" w:themeColor="text1"/>
-        </w:rPr>
-        <w:t>lb</w:t>
-      </w:r>
-      <w:proofErr w:type="spellEnd"/>
-      <w:r>
-        <w:rPr>
-          <w:rFonts w:ascii="Georgia Pro" w:eastAsia="Georgia Pro" w:hAnsi="Georgia Pro" w:cs="Georgia Pro"/>
-          <w:color w:val="000000" w:themeColor="text1"/>
-        </w:rPr>
-        <w:t xml:space="preserve"> probe </w:t>
-      </w:r>
-      <w:proofErr w:type="gramStart"/>
-      <w:r>
-        <w:rPr>
-          <w:rFonts w:ascii="Georgia Pro" w:eastAsia="Georgia Pro" w:hAnsi="Georgia Pro" w:cs="Georgia Pro"/>
-          <w:color w:val="000000" w:themeColor="text1"/>
-        </w:rPr>
-        <w:t>create</w:t>
-      </w:r>
-      <w:proofErr w:type="gramEnd"/>
-      <w:r>
-        <w:rPr>
-          <w:rFonts w:ascii="Georgia Pro" w:eastAsia="Georgia Pro" w:hAnsi="Georgia Pro" w:cs="Georgia Pro"/>
-          <w:color w:val="000000" w:themeColor="text1"/>
-        </w:rPr>
-        <w:t xml:space="preserve"> \</w:t>
+      <w:r>
+        <w:rPr>
+          <w:rFonts w:ascii="Georgia Pro" w:eastAsia="Georgia Pro" w:hAnsi="Georgia Pro" w:cs="Georgia Pro"/>
+          <w:color w:val="000000" w:themeColor="text1"/>
+        </w:rPr>
+        <w:t>az network lb probe create \</w:t>
       </w:r>
     </w:p>
     <w:p>
@@ -10410,62 +8415,30 @@
           <w:rFonts w:ascii="Georgia Pro" w:eastAsia="Georgia Pro" w:hAnsi="Georgia Pro" w:cs="Georgia Pro"/>
           <w:color w:val="000000" w:themeColor="text1"/>
         </w:rPr>
-        <w:t xml:space="preserve">  --</w:t>
-      </w:r>
-      <w:proofErr w:type="spellStart"/>
-      <w:r>
-        <w:rPr>
-          <w:rFonts w:ascii="Georgia Pro" w:eastAsia="Georgia Pro" w:hAnsi="Georgia Pro" w:cs="Georgia Pro"/>
-          <w:color w:val="000000" w:themeColor="text1"/>
-        </w:rPr>
-        <w:t>lb</w:t>
-      </w:r>
-      <w:proofErr w:type="spellEnd"/>
-      <w:r>
-        <w:rPr>
-          <w:rFonts w:ascii="Georgia Pro" w:eastAsia="Georgia Pro" w:hAnsi="Georgia Pro" w:cs="Georgia Pro"/>
-          <w:color w:val="000000" w:themeColor="text1"/>
-        </w:rPr>
-        <w:t>-name $LB_NAME \</w:t>
-      </w:r>
-    </w:p>
-    <w:p>
-      <w:pPr>
-        <w:pBdr>
-          <w:top w:val="single" w:sz="4" w:space="1" w:color="auto"/>
-          <w:left w:val="single" w:sz="4" w:space="4" w:color="auto"/>
-          <w:bottom w:val="single" w:sz="4" w:space="1" w:color="auto"/>
-          <w:right w:val="single" w:sz="4" w:space="4" w:color="auto"/>
-        </w:pBdr>
-        <w:shd w:val="clear" w:color="auto" w:fill="F2F2F2" w:themeFill="background1" w:themeFillShade="F2"/>
-        <w:spacing w:after="0" w:line="480" w:lineRule="auto"/>
-        <w:rPr>
-          <w:rFonts w:ascii="Georgia Pro" w:eastAsia="Georgia Pro" w:hAnsi="Georgia Pro" w:cs="Georgia Pro"/>
-          <w:color w:val="000000" w:themeColor="text1"/>
-        </w:rPr>
-      </w:pPr>
-      <w:r>
-        <w:rPr>
-          <w:rFonts w:ascii="Georgia Pro" w:eastAsia="Georgia Pro" w:hAnsi="Georgia Pro" w:cs="Georgia Pro"/>
-          <w:color w:val="000000" w:themeColor="text1"/>
-        </w:rPr>
-        <w:t xml:space="preserve">  --name </w:t>
-      </w:r>
-      <w:proofErr w:type="spellStart"/>
-      <w:r>
-        <w:rPr>
-          <w:rFonts w:ascii="Georgia Pro" w:eastAsia="Georgia Pro" w:hAnsi="Georgia Pro" w:cs="Georgia Pro"/>
-          <w:color w:val="000000" w:themeColor="text1"/>
-        </w:rPr>
-        <w:t>WebHealthProbe</w:t>
-      </w:r>
-      <w:proofErr w:type="spellEnd"/>
-      <w:r>
-        <w:rPr>
-          <w:rFonts w:ascii="Georgia Pro" w:eastAsia="Georgia Pro" w:hAnsi="Georgia Pro" w:cs="Georgia Pro"/>
-          <w:color w:val="000000" w:themeColor="text1"/>
-        </w:rPr>
-        <w:t xml:space="preserve"> \</w:t>
+        <w:t xml:space="preserve">  --lb-name $LB_NAME \</w:t>
+      </w:r>
+    </w:p>
+    <w:p>
+      <w:pPr>
+        <w:pBdr>
+          <w:top w:val="single" w:sz="4" w:space="1" w:color="auto"/>
+          <w:left w:val="single" w:sz="4" w:space="4" w:color="auto"/>
+          <w:bottom w:val="single" w:sz="4" w:space="1" w:color="auto"/>
+          <w:right w:val="single" w:sz="4" w:space="4" w:color="auto"/>
+        </w:pBdr>
+        <w:shd w:val="clear" w:color="auto" w:fill="F2F2F2" w:themeFill="background1" w:themeFillShade="F2"/>
+        <w:spacing w:after="0" w:line="480" w:lineRule="auto"/>
+        <w:rPr>
+          <w:rFonts w:ascii="Georgia Pro" w:eastAsia="Georgia Pro" w:hAnsi="Georgia Pro" w:cs="Georgia Pro"/>
+          <w:color w:val="000000" w:themeColor="text1"/>
+        </w:rPr>
+      </w:pPr>
+      <w:r>
+        <w:rPr>
+          <w:rFonts w:ascii="Georgia Pro" w:eastAsia="Georgia Pro" w:hAnsi="Georgia Pro" w:cs="Georgia Pro"/>
+          <w:color w:val="000000" w:themeColor="text1"/>
+        </w:rPr>
+        <w:t xml:space="preserve">  --name WebHealthProbe \</w:t>
       </w:r>
     </w:p>
     <w:p>
@@ -10567,7 +8540,7 @@
           <w:color w:val="000000" w:themeColor="text1"/>
         </w:rPr>
         <w:pict w14:anchorId="4730B4F3">
-          <v:rect id="_x0000_i1292" style="width:0;height:1.5pt" o:hralign="center" o:hrstd="t" o:hr="t" fillcolor="#a0a0a0" stroked="f"/>
+          <v:rect id="_x0000_i1045" style="width:0;height:1.5pt" o:hralign="center" o:hrstd="t" o:hr="t" fillcolor="#a0a0a0" stroked="f"/>
         </w:pict>
       </w:r>
     </w:p>
@@ -10642,53 +8615,12 @@
           <w:color w:val="000000" w:themeColor="text1"/>
         </w:rPr>
       </w:pPr>
-      <w:proofErr w:type="spellStart"/>
-      <w:r>
-        <w:rPr>
-          <w:rFonts w:ascii="Georgia Pro" w:eastAsia="Georgia Pro" w:hAnsi="Georgia Pro" w:cs="Georgia Pro"/>
-          <w:color w:val="000000" w:themeColor="text1"/>
-        </w:rPr>
-        <w:t>az</w:t>
-      </w:r>
-      <w:proofErr w:type="spellEnd"/>
-      <w:r>
-        <w:rPr>
-          <w:rFonts w:ascii="Georgia Pro" w:eastAsia="Georgia Pro" w:hAnsi="Georgia Pro" w:cs="Georgia Pro"/>
-          <w:color w:val="000000" w:themeColor="text1"/>
-        </w:rPr>
-        <w:t xml:space="preserve"> network </w:t>
-      </w:r>
-      <w:proofErr w:type="spellStart"/>
-      <w:r>
-        <w:rPr>
-          <w:rFonts w:ascii="Georgia Pro" w:eastAsia="Georgia Pro" w:hAnsi="Georgia Pro" w:cs="Georgia Pro"/>
-          <w:color w:val="000000" w:themeColor="text1"/>
-        </w:rPr>
-        <w:t>lb</w:t>
-      </w:r>
-      <w:proofErr w:type="spellEnd"/>
-      <w:r>
-        <w:rPr>
-          <w:rFonts w:ascii="Georgia Pro" w:eastAsia="Georgia Pro" w:hAnsi="Georgia Pro" w:cs="Georgia Pro"/>
-          <w:color w:val="000000" w:themeColor="text1"/>
-        </w:rPr>
-        <w:t xml:space="preserve"> rule </w:t>
-      </w:r>
-      <w:proofErr w:type="gramStart"/>
-      <w:r>
-        <w:rPr>
-          <w:rFonts w:ascii="Georgia Pro" w:eastAsia="Georgia Pro" w:hAnsi="Georgia Pro" w:cs="Georgia Pro"/>
-          <w:color w:val="000000" w:themeColor="text1"/>
-        </w:rPr>
-        <w:t>create</w:t>
-      </w:r>
-      <w:proofErr w:type="gramEnd"/>
-      <w:r>
-        <w:rPr>
-          <w:rFonts w:ascii="Georgia Pro" w:eastAsia="Georgia Pro" w:hAnsi="Georgia Pro" w:cs="Georgia Pro"/>
-          <w:color w:val="000000" w:themeColor="text1"/>
-        </w:rPr>
-        <w:t xml:space="preserve"> \</w:t>
+      <w:r>
+        <w:rPr>
+          <w:rFonts w:ascii="Georgia Pro" w:eastAsia="Georgia Pro" w:hAnsi="Georgia Pro" w:cs="Georgia Pro"/>
+          <w:color w:val="000000" w:themeColor="text1"/>
+        </w:rPr>
+        <w:t>az network lb rule create \</w:t>
       </w:r>
     </w:p>
     <w:p>
@@ -10734,101 +8666,53 @@
           <w:rFonts w:ascii="Georgia Pro" w:eastAsia="Georgia Pro" w:hAnsi="Georgia Pro" w:cs="Georgia Pro"/>
           <w:color w:val="000000" w:themeColor="text1"/>
         </w:rPr>
-        <w:t xml:space="preserve">  --</w:t>
-      </w:r>
-      <w:proofErr w:type="spellStart"/>
-      <w:r>
-        <w:rPr>
-          <w:rFonts w:ascii="Georgia Pro" w:eastAsia="Georgia Pro" w:hAnsi="Georgia Pro" w:cs="Georgia Pro"/>
-          <w:color w:val="000000" w:themeColor="text1"/>
-        </w:rPr>
-        <w:t>lb</w:t>
-      </w:r>
-      <w:proofErr w:type="spellEnd"/>
-      <w:r>
-        <w:rPr>
-          <w:rFonts w:ascii="Georgia Pro" w:eastAsia="Georgia Pro" w:hAnsi="Georgia Pro" w:cs="Georgia Pro"/>
-          <w:color w:val="000000" w:themeColor="text1"/>
-        </w:rPr>
-        <w:t>-name $LB_NAME \</w:t>
-      </w:r>
-    </w:p>
-    <w:p>
-      <w:pPr>
-        <w:pBdr>
-          <w:top w:val="single" w:sz="4" w:space="1" w:color="auto"/>
-          <w:left w:val="single" w:sz="4" w:space="4" w:color="auto"/>
-          <w:bottom w:val="single" w:sz="4" w:space="1" w:color="auto"/>
-          <w:right w:val="single" w:sz="4" w:space="4" w:color="auto"/>
-        </w:pBdr>
-        <w:shd w:val="clear" w:color="auto" w:fill="F2F2F2" w:themeFill="background1" w:themeFillShade="F2"/>
-        <w:spacing w:after="0" w:line="480" w:lineRule="auto"/>
-        <w:rPr>
-          <w:rFonts w:ascii="Georgia Pro" w:eastAsia="Georgia Pro" w:hAnsi="Georgia Pro" w:cs="Georgia Pro"/>
-          <w:color w:val="000000" w:themeColor="text1"/>
-        </w:rPr>
-      </w:pPr>
-      <w:r>
-        <w:rPr>
-          <w:rFonts w:ascii="Georgia Pro" w:eastAsia="Georgia Pro" w:hAnsi="Georgia Pro" w:cs="Georgia Pro"/>
-          <w:color w:val="000000" w:themeColor="text1"/>
-        </w:rPr>
-        <w:t xml:space="preserve">  --name </w:t>
-      </w:r>
-      <w:proofErr w:type="spellStart"/>
-      <w:r>
-        <w:rPr>
-          <w:rFonts w:ascii="Georgia Pro" w:eastAsia="Georgia Pro" w:hAnsi="Georgia Pro" w:cs="Georgia Pro"/>
-          <w:color w:val="000000" w:themeColor="text1"/>
-        </w:rPr>
-        <w:t>HTTPRule</w:t>
-      </w:r>
-      <w:proofErr w:type="spellEnd"/>
-      <w:r>
-        <w:rPr>
-          <w:rFonts w:ascii="Georgia Pro" w:eastAsia="Georgia Pro" w:hAnsi="Georgia Pro" w:cs="Georgia Pro"/>
-          <w:color w:val="000000" w:themeColor="text1"/>
-        </w:rPr>
-        <w:t xml:space="preserve"> \</w:t>
-      </w:r>
-    </w:p>
-    <w:p>
-      <w:pPr>
-        <w:pBdr>
-          <w:top w:val="single" w:sz="4" w:space="1" w:color="auto"/>
-          <w:left w:val="single" w:sz="4" w:space="4" w:color="auto"/>
-          <w:bottom w:val="single" w:sz="4" w:space="1" w:color="auto"/>
-          <w:right w:val="single" w:sz="4" w:space="4" w:color="auto"/>
-        </w:pBdr>
-        <w:shd w:val="clear" w:color="auto" w:fill="F2F2F2" w:themeFill="background1" w:themeFillShade="F2"/>
-        <w:spacing w:after="0" w:line="480" w:lineRule="auto"/>
-        <w:rPr>
-          <w:rFonts w:ascii="Georgia Pro" w:eastAsia="Georgia Pro" w:hAnsi="Georgia Pro" w:cs="Georgia Pro"/>
-          <w:color w:val="000000" w:themeColor="text1"/>
-        </w:rPr>
-      </w:pPr>
-      <w:r>
-        <w:rPr>
-          <w:rFonts w:ascii="Georgia Pro" w:eastAsia="Georgia Pro" w:hAnsi="Georgia Pro" w:cs="Georgia Pro"/>
-          <w:color w:val="000000" w:themeColor="text1"/>
-        </w:rPr>
-        <w:t xml:space="preserve">  --protocol </w:t>
-      </w:r>
-      <w:proofErr w:type="spellStart"/>
-      <w:r>
-        <w:rPr>
-          <w:rFonts w:ascii="Georgia Pro" w:eastAsia="Georgia Pro" w:hAnsi="Georgia Pro" w:cs="Georgia Pro"/>
-          <w:color w:val="000000" w:themeColor="text1"/>
-        </w:rPr>
-        <w:t>Tcp</w:t>
-      </w:r>
-      <w:proofErr w:type="spellEnd"/>
-      <w:r>
-        <w:rPr>
-          <w:rFonts w:ascii="Georgia Pro" w:eastAsia="Georgia Pro" w:hAnsi="Georgia Pro" w:cs="Georgia Pro"/>
-          <w:color w:val="000000" w:themeColor="text1"/>
-        </w:rPr>
-        <w:t xml:space="preserve"> \</w:t>
+        <w:t xml:space="preserve">  --lb-name $LB_NAME \</w:t>
+      </w:r>
+    </w:p>
+    <w:p>
+      <w:pPr>
+        <w:pBdr>
+          <w:top w:val="single" w:sz="4" w:space="1" w:color="auto"/>
+          <w:left w:val="single" w:sz="4" w:space="4" w:color="auto"/>
+          <w:bottom w:val="single" w:sz="4" w:space="1" w:color="auto"/>
+          <w:right w:val="single" w:sz="4" w:space="4" w:color="auto"/>
+        </w:pBdr>
+        <w:shd w:val="clear" w:color="auto" w:fill="F2F2F2" w:themeFill="background1" w:themeFillShade="F2"/>
+        <w:spacing w:after="0" w:line="480" w:lineRule="auto"/>
+        <w:rPr>
+          <w:rFonts w:ascii="Georgia Pro" w:eastAsia="Georgia Pro" w:hAnsi="Georgia Pro" w:cs="Georgia Pro"/>
+          <w:color w:val="000000" w:themeColor="text1"/>
+        </w:rPr>
+      </w:pPr>
+      <w:r>
+        <w:rPr>
+          <w:rFonts w:ascii="Georgia Pro" w:eastAsia="Georgia Pro" w:hAnsi="Georgia Pro" w:cs="Georgia Pro"/>
+          <w:color w:val="000000" w:themeColor="text1"/>
+        </w:rPr>
+        <w:t xml:space="preserve">  --name HTTPRule \</w:t>
+      </w:r>
+    </w:p>
+    <w:p>
+      <w:pPr>
+        <w:pBdr>
+          <w:top w:val="single" w:sz="4" w:space="1" w:color="auto"/>
+          <w:left w:val="single" w:sz="4" w:space="4" w:color="auto"/>
+          <w:bottom w:val="single" w:sz="4" w:space="1" w:color="auto"/>
+          <w:right w:val="single" w:sz="4" w:space="4" w:color="auto"/>
+        </w:pBdr>
+        <w:shd w:val="clear" w:color="auto" w:fill="F2F2F2" w:themeFill="background1" w:themeFillShade="F2"/>
+        <w:spacing w:after="0" w:line="480" w:lineRule="auto"/>
+        <w:rPr>
+          <w:rFonts w:ascii="Georgia Pro" w:eastAsia="Georgia Pro" w:hAnsi="Georgia Pro" w:cs="Georgia Pro"/>
+          <w:color w:val="000000" w:themeColor="text1"/>
+        </w:rPr>
+      </w:pPr>
+      <w:r>
+        <w:rPr>
+          <w:rFonts w:ascii="Georgia Pro" w:eastAsia="Georgia Pro" w:hAnsi="Georgia Pro" w:cs="Georgia Pro"/>
+          <w:color w:val="000000" w:themeColor="text1"/>
+        </w:rPr>
+        <w:t xml:space="preserve">  --protocol Tcp \</w:t>
       </w:r>
     </w:p>
     <w:p>
@@ -10897,39 +8781,7 @@
           <w:rFonts w:ascii="Georgia Pro" w:eastAsia="Georgia Pro" w:hAnsi="Georgia Pro" w:cs="Georgia Pro"/>
           <w:color w:val="000000" w:themeColor="text1"/>
         </w:rPr>
-        <w:t xml:space="preserve">  --frontend-</w:t>
-      </w:r>
-      <w:proofErr w:type="spellStart"/>
-      <w:r>
-        <w:rPr>
-          <w:rFonts w:ascii="Georgia Pro" w:eastAsia="Georgia Pro" w:hAnsi="Georgia Pro" w:cs="Georgia Pro"/>
-          <w:color w:val="000000" w:themeColor="text1"/>
-        </w:rPr>
-        <w:t>ip</w:t>
-      </w:r>
-      <w:proofErr w:type="spellEnd"/>
-      <w:r>
-        <w:rPr>
-          <w:rFonts w:ascii="Georgia Pro" w:eastAsia="Georgia Pro" w:hAnsi="Georgia Pro" w:cs="Georgia Pro"/>
-          <w:color w:val="000000" w:themeColor="text1"/>
-        </w:rPr>
-        <w:t xml:space="preserve">-name </w:t>
-      </w:r>
-      <w:proofErr w:type="spellStart"/>
-      <w:r>
-        <w:rPr>
-          <w:rFonts w:ascii="Georgia Pro" w:eastAsia="Georgia Pro" w:hAnsi="Georgia Pro" w:cs="Georgia Pro"/>
-          <w:color w:val="000000" w:themeColor="text1"/>
-        </w:rPr>
-        <w:t>LBFrontend</w:t>
-      </w:r>
-      <w:proofErr w:type="spellEnd"/>
-      <w:r>
-        <w:rPr>
-          <w:rFonts w:ascii="Georgia Pro" w:eastAsia="Georgia Pro" w:hAnsi="Georgia Pro" w:cs="Georgia Pro"/>
-          <w:color w:val="000000" w:themeColor="text1"/>
-        </w:rPr>
-        <w:t xml:space="preserve"> \</w:t>
+        <w:t xml:space="preserve">  --frontend-ip-name LBFrontend \</w:t>
       </w:r>
     </w:p>
     <w:p>
@@ -10975,17 +8827,8 @@
           <w:rFonts w:ascii="Georgia Pro" w:eastAsia="Georgia Pro" w:hAnsi="Georgia Pro" w:cs="Georgia Pro"/>
           <w:color w:val="000000" w:themeColor="text1"/>
         </w:rPr>
-        <w:t xml:space="preserve">  --probe-name </w:t>
-      </w:r>
-      <w:proofErr w:type="spellStart"/>
-      <w:r>
-        <w:rPr>
-          <w:rFonts w:ascii="Georgia Pro" w:eastAsia="Georgia Pro" w:hAnsi="Georgia Pro" w:cs="Georgia Pro"/>
-          <w:color w:val="000000" w:themeColor="text1"/>
-        </w:rPr>
-        <w:t>WebHealthProbe</w:t>
-      </w:r>
-      <w:proofErr w:type="spellEnd"/>
+        <w:t xml:space="preserve">  --probe-name WebHealthProbe</w:t>
+      </w:r>
     </w:p>
     <w:p>
       <w:pPr>
@@ -11026,7 +8869,7 @@
           <w:color w:val="000000" w:themeColor="text1"/>
         </w:rPr>
         <w:pict w14:anchorId="329AA51F">
-          <v:rect id="_x0000_i1293" style="width:0;height:1.5pt" o:hralign="center" o:hrstd="t" o:hr="t" fillcolor="#a0a0a0" stroked="f"/>
+          <v:rect id="_x0000_i1046" style="width:0;height:1.5pt" o:hralign="center" o:hrstd="t" o:hr="t" fillcolor="#a0a0a0" stroked="f"/>
         </w:pict>
       </w:r>
     </w:p>
@@ -11081,37 +8924,12 @@
           <w:color w:val="000000" w:themeColor="text1"/>
         </w:rPr>
       </w:pPr>
-      <w:proofErr w:type="spellStart"/>
-      <w:r>
-        <w:rPr>
-          <w:rFonts w:ascii="Georgia Pro" w:eastAsia="Georgia Pro" w:hAnsi="Georgia Pro" w:cs="Georgia Pro"/>
-          <w:color w:val="000000" w:themeColor="text1"/>
-        </w:rPr>
-        <w:t>az</w:t>
-      </w:r>
-      <w:proofErr w:type="spellEnd"/>
-      <w:r>
-        <w:rPr>
-          <w:rFonts w:ascii="Georgia Pro" w:eastAsia="Georgia Pro" w:hAnsi="Georgia Pro" w:cs="Georgia Pro"/>
-          <w:color w:val="000000" w:themeColor="text1"/>
-        </w:rPr>
-        <w:t xml:space="preserve"> network </w:t>
-      </w:r>
-      <w:proofErr w:type="spellStart"/>
-      <w:r>
-        <w:rPr>
-          <w:rFonts w:ascii="Georgia Pro" w:eastAsia="Georgia Pro" w:hAnsi="Georgia Pro" w:cs="Georgia Pro"/>
-          <w:color w:val="000000" w:themeColor="text1"/>
-        </w:rPr>
-        <w:t>lb</w:t>
-      </w:r>
-      <w:proofErr w:type="spellEnd"/>
-      <w:r>
-        <w:rPr>
-          <w:rFonts w:ascii="Georgia Pro" w:eastAsia="Georgia Pro" w:hAnsi="Georgia Pro" w:cs="Georgia Pro"/>
-          <w:color w:val="000000" w:themeColor="text1"/>
-        </w:rPr>
-        <w:t xml:space="preserve"> rule list \</w:t>
+      <w:r>
+        <w:rPr>
+          <w:rFonts w:ascii="Georgia Pro" w:eastAsia="Georgia Pro" w:hAnsi="Georgia Pro" w:cs="Georgia Pro"/>
+          <w:color w:val="000000" w:themeColor="text1"/>
+        </w:rPr>
+        <w:t>az network lb rule list \</w:t>
       </w:r>
     </w:p>
     <w:p>
@@ -11157,23 +8975,7 @@
           <w:rFonts w:ascii="Georgia Pro" w:eastAsia="Georgia Pro" w:hAnsi="Georgia Pro" w:cs="Georgia Pro"/>
           <w:color w:val="000000" w:themeColor="text1"/>
         </w:rPr>
-        <w:t xml:space="preserve">  --</w:t>
-      </w:r>
-      <w:proofErr w:type="spellStart"/>
-      <w:r>
-        <w:rPr>
-          <w:rFonts w:ascii="Georgia Pro" w:eastAsia="Georgia Pro" w:hAnsi="Georgia Pro" w:cs="Georgia Pro"/>
-          <w:color w:val="000000" w:themeColor="text1"/>
-        </w:rPr>
-        <w:t>lb</w:t>
-      </w:r>
-      <w:proofErr w:type="spellEnd"/>
-      <w:r>
-        <w:rPr>
-          <w:rFonts w:ascii="Georgia Pro" w:eastAsia="Georgia Pro" w:hAnsi="Georgia Pro" w:cs="Georgia Pro"/>
-          <w:color w:val="000000" w:themeColor="text1"/>
-        </w:rPr>
-        <w:t>-name $LB_NAME \</w:t>
+        <w:t xml:space="preserve">  --lb-name $LB_NAME \</w:t>
       </w:r>
     </w:p>
     <w:p>
@@ -11264,7 +9066,6 @@
           <w:color w:val="000000" w:themeColor="text1"/>
         </w:rPr>
       </w:pPr>
-      <w:proofErr w:type="spellStart"/>
       <w:r>
         <w:rPr>
           <w:rFonts w:ascii="Georgia Pro" w:eastAsia="Georgia Pro" w:hAnsi="Georgia Pro" w:cs="Georgia Pro"/>
@@ -11272,7 +9073,6 @@
         </w:rPr>
         <w:t>HTTPRule</w:t>
       </w:r>
-      <w:proofErr w:type="spellEnd"/>
     </w:p>
     <w:p>
       <w:pPr>
@@ -11289,7 +9089,7 @@
         </w:rPr>
         <w:lastRenderedPageBreak/>
         <w:pict w14:anchorId="71BD5DBE">
-          <v:rect id="_x0000_i1294" style="width:0;height:1.5pt" o:hralign="center" o:hrstd="t" o:hr="t" fillcolor="#a0a0a0" stroked="f"/>
+          <v:rect id="_x0000_i1047" style="width:0;height:1.5pt" o:hralign="center" o:hrstd="t" o:hr="t" fillcolor="#a0a0a0" stroked="f"/>
         </w:pict>
       </w:r>
     </w:p>
@@ -11344,37 +9144,12 @@
           <w:color w:val="000000" w:themeColor="text1"/>
         </w:rPr>
       </w:pPr>
-      <w:proofErr w:type="spellStart"/>
-      <w:r>
-        <w:rPr>
-          <w:rFonts w:ascii="Georgia Pro" w:eastAsia="Georgia Pro" w:hAnsi="Georgia Pro" w:cs="Georgia Pro"/>
-          <w:color w:val="000000" w:themeColor="text1"/>
-        </w:rPr>
-        <w:t>az</w:t>
-      </w:r>
-      <w:proofErr w:type="spellEnd"/>
-      <w:r>
-        <w:rPr>
-          <w:rFonts w:ascii="Georgia Pro" w:eastAsia="Georgia Pro" w:hAnsi="Georgia Pro" w:cs="Georgia Pro"/>
-          <w:color w:val="000000" w:themeColor="text1"/>
-        </w:rPr>
-        <w:t xml:space="preserve"> network </w:t>
-      </w:r>
-      <w:proofErr w:type="spellStart"/>
-      <w:r>
-        <w:rPr>
-          <w:rFonts w:ascii="Georgia Pro" w:eastAsia="Georgia Pro" w:hAnsi="Georgia Pro" w:cs="Georgia Pro"/>
-          <w:color w:val="000000" w:themeColor="text1"/>
-        </w:rPr>
-        <w:t>lb</w:t>
-      </w:r>
-      <w:proofErr w:type="spellEnd"/>
-      <w:r>
-        <w:rPr>
-          <w:rFonts w:ascii="Georgia Pro" w:eastAsia="Georgia Pro" w:hAnsi="Georgia Pro" w:cs="Georgia Pro"/>
-          <w:color w:val="000000" w:themeColor="text1"/>
-        </w:rPr>
-        <w:t xml:space="preserve"> address-pool show \</w:t>
+      <w:r>
+        <w:rPr>
+          <w:rFonts w:ascii="Georgia Pro" w:eastAsia="Georgia Pro" w:hAnsi="Georgia Pro" w:cs="Georgia Pro"/>
+          <w:color w:val="000000" w:themeColor="text1"/>
+        </w:rPr>
+        <w:t>az network lb address-pool show \</w:t>
       </w:r>
     </w:p>
     <w:p>
@@ -11420,23 +9195,7 @@
           <w:rFonts w:ascii="Georgia Pro" w:eastAsia="Georgia Pro" w:hAnsi="Georgia Pro" w:cs="Georgia Pro"/>
           <w:color w:val="000000" w:themeColor="text1"/>
         </w:rPr>
-        <w:t xml:space="preserve">  --</w:t>
-      </w:r>
-      <w:proofErr w:type="spellStart"/>
-      <w:r>
-        <w:rPr>
-          <w:rFonts w:ascii="Georgia Pro" w:eastAsia="Georgia Pro" w:hAnsi="Georgia Pro" w:cs="Georgia Pro"/>
-          <w:color w:val="000000" w:themeColor="text1"/>
-        </w:rPr>
-        <w:t>lb</w:t>
-      </w:r>
-      <w:proofErr w:type="spellEnd"/>
-      <w:r>
-        <w:rPr>
-          <w:rFonts w:ascii="Georgia Pro" w:eastAsia="Georgia Pro" w:hAnsi="Georgia Pro" w:cs="Georgia Pro"/>
-          <w:color w:val="000000" w:themeColor="text1"/>
-        </w:rPr>
-        <w:t>-name $LB_NAME \</w:t>
+        <w:t xml:space="preserve">  --lb-name $LB_NAME \</w:t>
       </w:r>
     </w:p>
     <w:p>
@@ -11484,23 +9243,7 @@
           <w:rFonts w:ascii="Georgia Pro" w:eastAsia="Georgia Pro" w:hAnsi="Georgia Pro" w:cs="Georgia Pro"/>
           <w:color w:val="000000" w:themeColor="text1"/>
         </w:rPr>
-        <w:t xml:space="preserve">The pool should contain </w:t>
-      </w:r>
-      <w:proofErr w:type="gramStart"/>
-      <w:r>
-        <w:rPr>
-          <w:rFonts w:ascii="Georgia Pro" w:eastAsia="Georgia Pro" w:hAnsi="Georgia Pro" w:cs="Georgia Pro"/>
-          <w:color w:val="000000" w:themeColor="text1"/>
-        </w:rPr>
-        <w:t>the two</w:t>
-      </w:r>
-      <w:proofErr w:type="gramEnd"/>
-      <w:r>
-        <w:rPr>
-          <w:rFonts w:ascii="Georgia Pro" w:eastAsia="Georgia Pro" w:hAnsi="Georgia Pro" w:cs="Georgia Pro"/>
-          <w:color w:val="000000" w:themeColor="text1"/>
-        </w:rPr>
-        <w:t xml:space="preserve"> backend VM IP configurations.</w:t>
+        <w:t>The pool should contain the two backend VM IP configurations.</w:t>
       </w:r>
     </w:p>
     <w:p>
@@ -11535,7 +9278,6 @@
           <w:color w:val="000000" w:themeColor="text1"/>
         </w:rPr>
       </w:pPr>
-      <w:proofErr w:type="spellStart"/>
       <w:r>
         <w:rPr>
           <w:rFonts w:ascii="Georgia Pro" w:eastAsia="Georgia Pro" w:hAnsi="Georgia Pro" w:cs="Georgia Pro"/>
@@ -11543,7 +9285,6 @@
         </w:rPr>
         <w:t>WebBackendPool</w:t>
       </w:r>
-      <w:proofErr w:type="spellEnd"/>
     </w:p>
     <w:p>
       <w:pPr>
@@ -11561,21 +9302,12 @@
           <w:color w:val="000000" w:themeColor="text1"/>
         </w:rPr>
       </w:pPr>
-      <w:proofErr w:type="gramStart"/>
-      <w:r>
-        <w:rPr>
-          <w:rFonts w:ascii="Georgia Pro" w:eastAsia="Georgia Pro" w:hAnsi="Georgia Pro" w:cs="Georgia Pro"/>
-          <w:color w:val="000000" w:themeColor="text1"/>
-        </w:rPr>
-        <w:t>+-</w:t>
-      </w:r>
-      <w:proofErr w:type="gramEnd"/>
-      <w:r>
-        <w:rPr>
-          <w:rFonts w:ascii="Georgia Pro" w:eastAsia="Georgia Pro" w:hAnsi="Georgia Pro" w:cs="Georgia Pro"/>
-          <w:color w:val="000000" w:themeColor="text1"/>
-        </w:rPr>
-        <w:t>---------------+</w:t>
+      <w:r>
+        <w:rPr>
+          <w:rFonts w:ascii="Georgia Pro" w:eastAsia="Georgia Pro" w:hAnsi="Georgia Pro" w:cs="Georgia Pro"/>
+          <w:color w:val="000000" w:themeColor="text1"/>
+        </w:rPr>
+        <w:t>+----------------+</w:t>
       </w:r>
     </w:p>
     <w:p>
@@ -11618,21 +9350,12 @@
           <w:color w:val="000000" w:themeColor="text1"/>
         </w:rPr>
       </w:pPr>
-      <w:proofErr w:type="gramStart"/>
-      <w:r>
-        <w:rPr>
-          <w:rFonts w:ascii="Georgia Pro" w:eastAsia="Georgia Pro" w:hAnsi="Georgia Pro" w:cs="Georgia Pro"/>
-          <w:color w:val="000000" w:themeColor="text1"/>
-        </w:rPr>
-        <w:t>+-</w:t>
-      </w:r>
-      <w:proofErr w:type="gramEnd"/>
-      <w:r>
-        <w:rPr>
-          <w:rFonts w:ascii="Georgia Pro" w:eastAsia="Georgia Pro" w:hAnsi="Georgia Pro" w:cs="Georgia Pro"/>
-          <w:color w:val="000000" w:themeColor="text1"/>
-        </w:rPr>
-        <w:t>---------------+</w:t>
+      <w:r>
+        <w:rPr>
+          <w:rFonts w:ascii="Georgia Pro" w:eastAsia="Georgia Pro" w:hAnsi="Georgia Pro" w:cs="Georgia Pro"/>
+          <w:color w:val="000000" w:themeColor="text1"/>
+        </w:rPr>
+        <w:t>+----------------+</w:t>
       </w:r>
     </w:p>
     <w:p>
@@ -11675,21 +9398,12 @@
           <w:color w:val="000000" w:themeColor="text1"/>
         </w:rPr>
       </w:pPr>
-      <w:proofErr w:type="gramStart"/>
-      <w:r>
-        <w:rPr>
-          <w:rFonts w:ascii="Georgia Pro" w:eastAsia="Georgia Pro" w:hAnsi="Georgia Pro" w:cs="Georgia Pro"/>
-          <w:color w:val="000000" w:themeColor="text1"/>
-        </w:rPr>
-        <w:t>+-</w:t>
-      </w:r>
-      <w:proofErr w:type="gramEnd"/>
-      <w:r>
-        <w:rPr>
-          <w:rFonts w:ascii="Georgia Pro" w:eastAsia="Georgia Pro" w:hAnsi="Georgia Pro" w:cs="Georgia Pro"/>
-          <w:color w:val="000000" w:themeColor="text1"/>
-        </w:rPr>
-        <w:t>---------------+</w:t>
+      <w:r>
+        <w:rPr>
+          <w:rFonts w:ascii="Georgia Pro" w:eastAsia="Georgia Pro" w:hAnsi="Georgia Pro" w:cs="Georgia Pro"/>
+          <w:color w:val="000000" w:themeColor="text1"/>
+        </w:rPr>
+        <w:t>+----------------+</w:t>
       </w:r>
     </w:p>
     <w:p>
@@ -11706,7 +9420,7 @@
           <w:color w:val="000000" w:themeColor="text1"/>
         </w:rPr>
         <w:pict w14:anchorId="08C226CE">
-          <v:rect id="_x0000_i1295" style="width:0;height:1.5pt" o:hralign="center" o:hrstd="t" o:hr="t" fillcolor="#a0a0a0" stroked="f"/>
+          <v:rect id="_x0000_i1048" style="width:0;height:1.5pt" o:hralign="center" o:hrstd="t" o:hr="t" fillcolor="#a0a0a0" stroked="f"/>
         </w:pict>
       </w:r>
     </w:p>
@@ -11777,6 +9491,807 @@
           <w:color w:val="000000" w:themeColor="text1"/>
         </w:rPr>
       </w:pPr>
+    </w:p>
+    <w:p>
+      <w:pPr>
+        <w:pBdr>
+          <w:top w:val="single" w:sz="4" w:space="1" w:color="auto"/>
+          <w:left w:val="single" w:sz="4" w:space="4" w:color="auto"/>
+          <w:bottom w:val="single" w:sz="4" w:space="1" w:color="auto"/>
+          <w:right w:val="single" w:sz="4" w:space="4" w:color="auto"/>
+        </w:pBdr>
+        <w:shd w:val="clear" w:color="auto" w:fill="F2F2F2" w:themeFill="background1" w:themeFillShade="F2"/>
+        <w:spacing w:after="0" w:line="480" w:lineRule="auto"/>
+        <w:rPr>
+          <w:rFonts w:ascii="Georgia Pro" w:eastAsia="Georgia Pro" w:hAnsi="Georgia Pro" w:cs="Georgia Pro"/>
+          <w:color w:val="000000" w:themeColor="text1"/>
+        </w:rPr>
+      </w:pPr>
+      <w:r>
+        <w:rPr>
+          <w:rFonts w:ascii="Georgia Pro" w:eastAsia="Georgia Pro" w:hAnsi="Georgia Pro" w:cs="Georgia Pro"/>
+          <w:color w:val="000000" w:themeColor="text1"/>
+        </w:rPr>
+        <w:t>az network public-ip create \</w:t>
+      </w:r>
+    </w:p>
+    <w:p>
+      <w:pPr>
+        <w:pBdr>
+          <w:top w:val="single" w:sz="4" w:space="1" w:color="auto"/>
+          <w:left w:val="single" w:sz="4" w:space="4" w:color="auto"/>
+          <w:bottom w:val="single" w:sz="4" w:space="1" w:color="auto"/>
+          <w:right w:val="single" w:sz="4" w:space="4" w:color="auto"/>
+        </w:pBdr>
+        <w:shd w:val="clear" w:color="auto" w:fill="F2F2F2" w:themeFill="background1" w:themeFillShade="F2"/>
+        <w:spacing w:after="0" w:line="480" w:lineRule="auto"/>
+        <w:rPr>
+          <w:rFonts w:ascii="Georgia Pro" w:eastAsia="Georgia Pro" w:hAnsi="Georgia Pro" w:cs="Georgia Pro"/>
+          <w:color w:val="000000" w:themeColor="text1"/>
+        </w:rPr>
+      </w:pPr>
+      <w:r>
+        <w:rPr>
+          <w:rFonts w:ascii="Georgia Pro" w:eastAsia="Georgia Pro" w:hAnsi="Georgia Pro" w:cs="Georgia Pro"/>
+          <w:color w:val="000000" w:themeColor="text1"/>
+        </w:rPr>
+        <w:t xml:space="preserve">  --resource-group LoadBalancer-RG \</w:t>
+      </w:r>
+    </w:p>
+    <w:p>
+      <w:pPr>
+        <w:pBdr>
+          <w:top w:val="single" w:sz="4" w:space="1" w:color="auto"/>
+          <w:left w:val="single" w:sz="4" w:space="4" w:color="auto"/>
+          <w:bottom w:val="single" w:sz="4" w:space="1" w:color="auto"/>
+          <w:right w:val="single" w:sz="4" w:space="4" w:color="auto"/>
+        </w:pBdr>
+        <w:shd w:val="clear" w:color="auto" w:fill="F2F2F2" w:themeFill="background1" w:themeFillShade="F2"/>
+        <w:spacing w:after="0" w:line="480" w:lineRule="auto"/>
+        <w:rPr>
+          <w:rFonts w:ascii="Georgia Pro" w:eastAsia="Georgia Pro" w:hAnsi="Georgia Pro" w:cs="Georgia Pro"/>
+          <w:color w:val="000000" w:themeColor="text1"/>
+        </w:rPr>
+      </w:pPr>
+      <w:r>
+        <w:rPr>
+          <w:rFonts w:ascii="Georgia Pro" w:eastAsia="Georgia Pro" w:hAnsi="Georgia Pro" w:cs="Georgia Pro"/>
+          <w:color w:val="000000" w:themeColor="text1"/>
+        </w:rPr>
+        <w:t xml:space="preserve">  --name WebPublicIP \</w:t>
+      </w:r>
+    </w:p>
+    <w:p>
+      <w:pPr>
+        <w:pBdr>
+          <w:top w:val="single" w:sz="4" w:space="1" w:color="auto"/>
+          <w:left w:val="single" w:sz="4" w:space="4" w:color="auto"/>
+          <w:bottom w:val="single" w:sz="4" w:space="1" w:color="auto"/>
+          <w:right w:val="single" w:sz="4" w:space="4" w:color="auto"/>
+        </w:pBdr>
+        <w:shd w:val="clear" w:color="auto" w:fill="F2F2F2" w:themeFill="background1" w:themeFillShade="F2"/>
+        <w:spacing w:after="0" w:line="480" w:lineRule="auto"/>
+        <w:rPr>
+          <w:rFonts w:ascii="Georgia Pro" w:eastAsia="Georgia Pro" w:hAnsi="Georgia Pro" w:cs="Georgia Pro"/>
+          <w:color w:val="000000" w:themeColor="text1"/>
+        </w:rPr>
+      </w:pPr>
+      <w:r>
+        <w:rPr>
+          <w:rFonts w:ascii="Georgia Pro" w:eastAsia="Georgia Pro" w:hAnsi="Georgia Pro" w:cs="Georgia Pro"/>
+          <w:color w:val="000000" w:themeColor="text1"/>
+        </w:rPr>
+        <w:t xml:space="preserve">  --sku Standard</w:t>
+      </w:r>
+    </w:p>
+    <w:p>
+      <w:pPr>
+        <w:spacing w:after="0" w:line="480" w:lineRule="auto"/>
+        <w:rPr>
+          <w:rFonts w:ascii="Georgia Pro" w:eastAsia="Georgia Pro" w:hAnsi="Georgia Pro" w:cs="Georgia Pro"/>
+          <w:color w:val="000000" w:themeColor="text1"/>
+        </w:rPr>
+      </w:pPr>
+    </w:p>
+    <w:p>
+      <w:pPr>
+        <w:spacing w:after="0" w:line="480" w:lineRule="auto"/>
+        <w:rPr>
+          <w:rFonts w:ascii="Georgia Pro" w:eastAsia="Georgia Pro" w:hAnsi="Georgia Pro" w:cs="Georgia Pro"/>
+          <w:color w:val="000000" w:themeColor="text1"/>
+        </w:rPr>
+      </w:pPr>
+    </w:p>
+    <w:p>
+      <w:pPr>
+        <w:pBdr>
+          <w:top w:val="single" w:sz="4" w:space="1" w:color="auto"/>
+          <w:left w:val="single" w:sz="4" w:space="4" w:color="auto"/>
+          <w:bottom w:val="single" w:sz="4" w:space="1" w:color="auto"/>
+          <w:right w:val="single" w:sz="4" w:space="4" w:color="auto"/>
+        </w:pBdr>
+        <w:shd w:val="clear" w:color="auto" w:fill="F2F2F2" w:themeFill="background1" w:themeFillShade="F2"/>
+        <w:spacing w:after="0" w:line="480" w:lineRule="auto"/>
+        <w:rPr>
+          <w:rFonts w:ascii="Georgia Pro" w:eastAsia="Georgia Pro" w:hAnsi="Georgia Pro" w:cs="Georgia Pro"/>
+          <w:color w:val="000000" w:themeColor="text1"/>
+        </w:rPr>
+      </w:pPr>
+      <w:r>
+        <w:rPr>
+          <w:rFonts w:ascii="Georgia Pro" w:eastAsia="Georgia Pro" w:hAnsi="Georgia Pro" w:cs="Georgia Pro"/>
+          <w:color w:val="000000" w:themeColor="text1"/>
+        </w:rPr>
+        <w:lastRenderedPageBreak/>
+        <w:t>az network lb frontend-ip create \</w:t>
+      </w:r>
+    </w:p>
+    <w:p>
+      <w:pPr>
+        <w:pBdr>
+          <w:top w:val="single" w:sz="4" w:space="1" w:color="auto"/>
+          <w:left w:val="single" w:sz="4" w:space="4" w:color="auto"/>
+          <w:bottom w:val="single" w:sz="4" w:space="1" w:color="auto"/>
+          <w:right w:val="single" w:sz="4" w:space="4" w:color="auto"/>
+        </w:pBdr>
+        <w:shd w:val="clear" w:color="auto" w:fill="F2F2F2" w:themeFill="background1" w:themeFillShade="F2"/>
+        <w:spacing w:after="0" w:line="480" w:lineRule="auto"/>
+        <w:rPr>
+          <w:rFonts w:ascii="Georgia Pro" w:eastAsia="Georgia Pro" w:hAnsi="Georgia Pro" w:cs="Georgia Pro"/>
+          <w:color w:val="000000" w:themeColor="text1"/>
+        </w:rPr>
+      </w:pPr>
+      <w:r>
+        <w:rPr>
+          <w:rFonts w:ascii="Georgia Pro" w:eastAsia="Georgia Pro" w:hAnsi="Georgia Pro" w:cs="Georgia Pro"/>
+          <w:color w:val="000000" w:themeColor="text1"/>
+        </w:rPr>
+        <w:t xml:space="preserve">  --resource-group LoadBalancer-RG \</w:t>
+      </w:r>
+    </w:p>
+    <w:p>
+      <w:pPr>
+        <w:pBdr>
+          <w:top w:val="single" w:sz="4" w:space="1" w:color="auto"/>
+          <w:left w:val="single" w:sz="4" w:space="4" w:color="auto"/>
+          <w:bottom w:val="single" w:sz="4" w:space="1" w:color="auto"/>
+          <w:right w:val="single" w:sz="4" w:space="4" w:color="auto"/>
+        </w:pBdr>
+        <w:shd w:val="clear" w:color="auto" w:fill="F2F2F2" w:themeFill="background1" w:themeFillShade="F2"/>
+        <w:spacing w:after="0" w:line="480" w:lineRule="auto"/>
+        <w:rPr>
+          <w:rFonts w:ascii="Georgia Pro" w:eastAsia="Georgia Pro" w:hAnsi="Georgia Pro" w:cs="Georgia Pro"/>
+          <w:color w:val="000000" w:themeColor="text1"/>
+        </w:rPr>
+      </w:pPr>
+      <w:r>
+        <w:rPr>
+          <w:rFonts w:ascii="Georgia Pro" w:eastAsia="Georgia Pro" w:hAnsi="Georgia Pro" w:cs="Georgia Pro"/>
+          <w:color w:val="000000" w:themeColor="text1"/>
+        </w:rPr>
+        <w:t xml:space="preserve">  --lb-name WebLoadBalancer \</w:t>
+      </w:r>
+    </w:p>
+    <w:p>
+      <w:pPr>
+        <w:pBdr>
+          <w:top w:val="single" w:sz="4" w:space="1" w:color="auto"/>
+          <w:left w:val="single" w:sz="4" w:space="4" w:color="auto"/>
+          <w:bottom w:val="single" w:sz="4" w:space="1" w:color="auto"/>
+          <w:right w:val="single" w:sz="4" w:space="4" w:color="auto"/>
+        </w:pBdr>
+        <w:shd w:val="clear" w:color="auto" w:fill="F2F2F2" w:themeFill="background1" w:themeFillShade="F2"/>
+        <w:spacing w:after="0" w:line="480" w:lineRule="auto"/>
+        <w:rPr>
+          <w:rFonts w:ascii="Georgia Pro" w:eastAsia="Georgia Pro" w:hAnsi="Georgia Pro" w:cs="Georgia Pro"/>
+          <w:color w:val="000000" w:themeColor="text1"/>
+        </w:rPr>
+      </w:pPr>
+      <w:r>
+        <w:rPr>
+          <w:rFonts w:ascii="Georgia Pro" w:eastAsia="Georgia Pro" w:hAnsi="Georgia Pro" w:cs="Georgia Pro"/>
+          <w:color w:val="000000" w:themeColor="text1"/>
+        </w:rPr>
+        <w:t xml:space="preserve">  --name LBFrontendPublic \</w:t>
+      </w:r>
+    </w:p>
+    <w:p>
+      <w:pPr>
+        <w:pBdr>
+          <w:top w:val="single" w:sz="4" w:space="1" w:color="auto"/>
+          <w:left w:val="single" w:sz="4" w:space="4" w:color="auto"/>
+          <w:bottom w:val="single" w:sz="4" w:space="1" w:color="auto"/>
+          <w:right w:val="single" w:sz="4" w:space="4" w:color="auto"/>
+        </w:pBdr>
+        <w:shd w:val="clear" w:color="auto" w:fill="F2F2F2" w:themeFill="background1" w:themeFillShade="F2"/>
+        <w:spacing w:after="0" w:line="480" w:lineRule="auto"/>
+        <w:rPr>
+          <w:rFonts w:ascii="Georgia Pro" w:eastAsia="Georgia Pro" w:hAnsi="Georgia Pro" w:cs="Georgia Pro"/>
+          <w:color w:val="000000" w:themeColor="text1"/>
+        </w:rPr>
+      </w:pPr>
+      <w:r>
+        <w:rPr>
+          <w:rFonts w:ascii="Georgia Pro" w:eastAsia="Georgia Pro" w:hAnsi="Georgia Pro" w:cs="Georgia Pro"/>
+          <w:color w:val="000000" w:themeColor="text1"/>
+        </w:rPr>
+        <w:t xml:space="preserve">  --public-ip-address WebPublicIP</w:t>
+      </w:r>
+    </w:p>
+    <w:p>
+      <w:pPr>
+        <w:spacing w:after="0" w:line="480" w:lineRule="auto"/>
+        <w:rPr>
+          <w:rFonts w:ascii="Georgia Pro" w:eastAsia="Georgia Pro" w:hAnsi="Georgia Pro" w:cs="Georgia Pro"/>
+          <w:color w:val="000000" w:themeColor="text1"/>
+        </w:rPr>
+      </w:pPr>
+    </w:p>
+    <w:p>
+      <w:pPr>
+        <w:pBdr>
+          <w:top w:val="single" w:sz="4" w:space="1" w:color="auto"/>
+          <w:left w:val="single" w:sz="4" w:space="4" w:color="auto"/>
+          <w:bottom w:val="single" w:sz="4" w:space="1" w:color="auto"/>
+          <w:right w:val="single" w:sz="4" w:space="4" w:color="auto"/>
+        </w:pBdr>
+        <w:shd w:val="clear" w:color="auto" w:fill="F2F2F2" w:themeFill="background1" w:themeFillShade="F2"/>
+        <w:spacing w:after="0" w:line="480" w:lineRule="auto"/>
+        <w:rPr>
+          <w:rFonts w:ascii="Georgia Pro" w:eastAsia="Georgia Pro" w:hAnsi="Georgia Pro" w:cs="Georgia Pro"/>
+          <w:color w:val="000000" w:themeColor="text1"/>
+        </w:rPr>
+      </w:pPr>
+      <w:r>
+        <w:rPr>
+          <w:rFonts w:ascii="Georgia Pro" w:eastAsia="Georgia Pro" w:hAnsi="Georgia Pro" w:cs="Georgia Pro"/>
+          <w:color w:val="000000" w:themeColor="text1"/>
+        </w:rPr>
+        <w:t>az network nsg rule create \</w:t>
+      </w:r>
+    </w:p>
+    <w:p>
+      <w:pPr>
+        <w:pBdr>
+          <w:top w:val="single" w:sz="4" w:space="1" w:color="auto"/>
+          <w:left w:val="single" w:sz="4" w:space="4" w:color="auto"/>
+          <w:bottom w:val="single" w:sz="4" w:space="1" w:color="auto"/>
+          <w:right w:val="single" w:sz="4" w:space="4" w:color="auto"/>
+        </w:pBdr>
+        <w:shd w:val="clear" w:color="auto" w:fill="F2F2F2" w:themeFill="background1" w:themeFillShade="F2"/>
+        <w:spacing w:after="0" w:line="480" w:lineRule="auto"/>
+        <w:rPr>
+          <w:rFonts w:ascii="Georgia Pro" w:eastAsia="Georgia Pro" w:hAnsi="Georgia Pro" w:cs="Georgia Pro"/>
+          <w:color w:val="000000" w:themeColor="text1"/>
+        </w:rPr>
+      </w:pPr>
+      <w:r>
+        <w:rPr>
+          <w:rFonts w:ascii="Georgia Pro" w:eastAsia="Georgia Pro" w:hAnsi="Georgia Pro" w:cs="Georgia Pro"/>
+          <w:color w:val="000000" w:themeColor="text1"/>
+        </w:rPr>
+        <w:t xml:space="preserve">  --resource-group LoadBalancer-RG \</w:t>
+      </w:r>
+    </w:p>
+    <w:p>
+      <w:pPr>
+        <w:pBdr>
+          <w:top w:val="single" w:sz="4" w:space="1" w:color="auto"/>
+          <w:left w:val="single" w:sz="4" w:space="4" w:color="auto"/>
+          <w:bottom w:val="single" w:sz="4" w:space="1" w:color="auto"/>
+          <w:right w:val="single" w:sz="4" w:space="4" w:color="auto"/>
+        </w:pBdr>
+        <w:shd w:val="clear" w:color="auto" w:fill="F2F2F2" w:themeFill="background1" w:themeFillShade="F2"/>
+        <w:spacing w:after="0" w:line="480" w:lineRule="auto"/>
+        <w:rPr>
+          <w:rFonts w:ascii="Georgia Pro" w:eastAsia="Georgia Pro" w:hAnsi="Georgia Pro" w:cs="Georgia Pro"/>
+          <w:color w:val="000000" w:themeColor="text1"/>
+        </w:rPr>
+      </w:pPr>
+      <w:r>
+        <w:rPr>
+          <w:rFonts w:ascii="Georgia Pro" w:eastAsia="Georgia Pro" w:hAnsi="Georgia Pro" w:cs="Georgia Pro"/>
+          <w:color w:val="000000" w:themeColor="text1"/>
+        </w:rPr>
+        <w:t xml:space="preserve">  --nsg-name WebVM1NSG \</w:t>
+      </w:r>
+    </w:p>
+    <w:p>
+      <w:pPr>
+        <w:pBdr>
+          <w:top w:val="single" w:sz="4" w:space="1" w:color="auto"/>
+          <w:left w:val="single" w:sz="4" w:space="4" w:color="auto"/>
+          <w:bottom w:val="single" w:sz="4" w:space="1" w:color="auto"/>
+          <w:right w:val="single" w:sz="4" w:space="4" w:color="auto"/>
+        </w:pBdr>
+        <w:shd w:val="clear" w:color="auto" w:fill="F2F2F2" w:themeFill="background1" w:themeFillShade="F2"/>
+        <w:spacing w:after="0" w:line="480" w:lineRule="auto"/>
+        <w:rPr>
+          <w:rFonts w:ascii="Georgia Pro" w:eastAsia="Georgia Pro" w:hAnsi="Georgia Pro" w:cs="Georgia Pro"/>
+          <w:color w:val="000000" w:themeColor="text1"/>
+        </w:rPr>
+      </w:pPr>
+      <w:r>
+        <w:rPr>
+          <w:rFonts w:ascii="Georgia Pro" w:eastAsia="Georgia Pro" w:hAnsi="Georgia Pro" w:cs="Georgia Pro"/>
+          <w:color w:val="000000" w:themeColor="text1"/>
+        </w:rPr>
+        <w:t xml:space="preserve">  --name allow-http \</w:t>
+      </w:r>
+    </w:p>
+    <w:p>
+      <w:pPr>
+        <w:pBdr>
+          <w:top w:val="single" w:sz="4" w:space="1" w:color="auto"/>
+          <w:left w:val="single" w:sz="4" w:space="4" w:color="auto"/>
+          <w:bottom w:val="single" w:sz="4" w:space="1" w:color="auto"/>
+          <w:right w:val="single" w:sz="4" w:space="4" w:color="auto"/>
+        </w:pBdr>
+        <w:shd w:val="clear" w:color="auto" w:fill="F2F2F2" w:themeFill="background1" w:themeFillShade="F2"/>
+        <w:spacing w:after="0" w:line="480" w:lineRule="auto"/>
+        <w:rPr>
+          <w:rFonts w:ascii="Georgia Pro" w:eastAsia="Georgia Pro" w:hAnsi="Georgia Pro" w:cs="Georgia Pro"/>
+          <w:color w:val="000000" w:themeColor="text1"/>
+        </w:rPr>
+      </w:pPr>
+      <w:r>
+        <w:rPr>
+          <w:rFonts w:ascii="Georgia Pro" w:eastAsia="Georgia Pro" w:hAnsi="Georgia Pro" w:cs="Georgia Pro"/>
+          <w:color w:val="000000" w:themeColor="text1"/>
+        </w:rPr>
+        <w:t xml:space="preserve">  --priority 2000 \</w:t>
+      </w:r>
+    </w:p>
+    <w:p>
+      <w:pPr>
+        <w:pBdr>
+          <w:top w:val="single" w:sz="4" w:space="1" w:color="auto"/>
+          <w:left w:val="single" w:sz="4" w:space="4" w:color="auto"/>
+          <w:bottom w:val="single" w:sz="4" w:space="1" w:color="auto"/>
+          <w:right w:val="single" w:sz="4" w:space="4" w:color="auto"/>
+        </w:pBdr>
+        <w:shd w:val="clear" w:color="auto" w:fill="F2F2F2" w:themeFill="background1" w:themeFillShade="F2"/>
+        <w:spacing w:after="0" w:line="480" w:lineRule="auto"/>
+        <w:rPr>
+          <w:rFonts w:ascii="Georgia Pro" w:eastAsia="Georgia Pro" w:hAnsi="Georgia Pro" w:cs="Georgia Pro"/>
+          <w:color w:val="000000" w:themeColor="text1"/>
+        </w:rPr>
+      </w:pPr>
+      <w:r>
+        <w:rPr>
+          <w:rFonts w:ascii="Georgia Pro" w:eastAsia="Georgia Pro" w:hAnsi="Georgia Pro" w:cs="Georgia Pro"/>
+          <w:color w:val="000000" w:themeColor="text1"/>
+        </w:rPr>
+        <w:t xml:space="preserve">  --protocol Tcp \</w:t>
+      </w:r>
+    </w:p>
+    <w:p>
+      <w:pPr>
+        <w:pBdr>
+          <w:top w:val="single" w:sz="4" w:space="1" w:color="auto"/>
+          <w:left w:val="single" w:sz="4" w:space="4" w:color="auto"/>
+          <w:bottom w:val="single" w:sz="4" w:space="1" w:color="auto"/>
+          <w:right w:val="single" w:sz="4" w:space="4" w:color="auto"/>
+        </w:pBdr>
+        <w:shd w:val="clear" w:color="auto" w:fill="F2F2F2" w:themeFill="background1" w:themeFillShade="F2"/>
+        <w:spacing w:after="0" w:line="480" w:lineRule="auto"/>
+        <w:rPr>
+          <w:rFonts w:ascii="Georgia Pro" w:eastAsia="Georgia Pro" w:hAnsi="Georgia Pro" w:cs="Georgia Pro"/>
+          <w:color w:val="000000" w:themeColor="text1"/>
+        </w:rPr>
+      </w:pPr>
+      <w:r>
+        <w:rPr>
+          <w:rFonts w:ascii="Georgia Pro" w:eastAsia="Georgia Pro" w:hAnsi="Georgia Pro" w:cs="Georgia Pro"/>
+          <w:color w:val="000000" w:themeColor="text1"/>
+        </w:rPr>
+        <w:t xml:space="preserve">  --direction Inbound \</w:t>
+      </w:r>
+    </w:p>
+    <w:p>
+      <w:pPr>
+        <w:pBdr>
+          <w:top w:val="single" w:sz="4" w:space="1" w:color="auto"/>
+          <w:left w:val="single" w:sz="4" w:space="4" w:color="auto"/>
+          <w:bottom w:val="single" w:sz="4" w:space="1" w:color="auto"/>
+          <w:right w:val="single" w:sz="4" w:space="4" w:color="auto"/>
+        </w:pBdr>
+        <w:shd w:val="clear" w:color="auto" w:fill="F2F2F2" w:themeFill="background1" w:themeFillShade="F2"/>
+        <w:spacing w:after="0" w:line="480" w:lineRule="auto"/>
+        <w:rPr>
+          <w:rFonts w:ascii="Georgia Pro" w:eastAsia="Georgia Pro" w:hAnsi="Georgia Pro" w:cs="Georgia Pro"/>
+          <w:color w:val="000000" w:themeColor="text1"/>
+        </w:rPr>
+      </w:pPr>
+      <w:r>
+        <w:rPr>
+          <w:rFonts w:ascii="Georgia Pro" w:eastAsia="Georgia Pro" w:hAnsi="Georgia Pro" w:cs="Georgia Pro"/>
+          <w:color w:val="000000" w:themeColor="text1"/>
+        </w:rPr>
+        <w:t xml:space="preserve">  --source-address-prefixes '*' \</w:t>
+      </w:r>
+    </w:p>
+    <w:p>
+      <w:pPr>
+        <w:pBdr>
+          <w:top w:val="single" w:sz="4" w:space="1" w:color="auto"/>
+          <w:left w:val="single" w:sz="4" w:space="4" w:color="auto"/>
+          <w:bottom w:val="single" w:sz="4" w:space="1" w:color="auto"/>
+          <w:right w:val="single" w:sz="4" w:space="4" w:color="auto"/>
+        </w:pBdr>
+        <w:shd w:val="clear" w:color="auto" w:fill="F2F2F2" w:themeFill="background1" w:themeFillShade="F2"/>
+        <w:spacing w:after="0" w:line="480" w:lineRule="auto"/>
+        <w:rPr>
+          <w:rFonts w:ascii="Georgia Pro" w:eastAsia="Georgia Pro" w:hAnsi="Georgia Pro" w:cs="Georgia Pro"/>
+          <w:color w:val="000000" w:themeColor="text1"/>
+        </w:rPr>
+      </w:pPr>
+      <w:r>
+        <w:rPr>
+          <w:rFonts w:ascii="Georgia Pro" w:eastAsia="Georgia Pro" w:hAnsi="Georgia Pro" w:cs="Georgia Pro"/>
+          <w:color w:val="000000" w:themeColor="text1"/>
+        </w:rPr>
+        <w:t xml:space="preserve">  --source-port-ranges '*' \</w:t>
+      </w:r>
+    </w:p>
+    <w:p>
+      <w:pPr>
+        <w:pBdr>
+          <w:top w:val="single" w:sz="4" w:space="1" w:color="auto"/>
+          <w:left w:val="single" w:sz="4" w:space="4" w:color="auto"/>
+          <w:bottom w:val="single" w:sz="4" w:space="1" w:color="auto"/>
+          <w:right w:val="single" w:sz="4" w:space="4" w:color="auto"/>
+        </w:pBdr>
+        <w:shd w:val="clear" w:color="auto" w:fill="F2F2F2" w:themeFill="background1" w:themeFillShade="F2"/>
+        <w:spacing w:after="0" w:line="480" w:lineRule="auto"/>
+        <w:rPr>
+          <w:rFonts w:ascii="Georgia Pro" w:eastAsia="Georgia Pro" w:hAnsi="Georgia Pro" w:cs="Georgia Pro"/>
+          <w:color w:val="000000" w:themeColor="text1"/>
+        </w:rPr>
+      </w:pPr>
+      <w:r>
+        <w:rPr>
+          <w:rFonts w:ascii="Georgia Pro" w:eastAsia="Georgia Pro" w:hAnsi="Georgia Pro" w:cs="Georgia Pro"/>
+          <w:color w:val="000000" w:themeColor="text1"/>
+        </w:rPr>
+        <w:t xml:space="preserve">  --destination-port-ranges 80 \</w:t>
+      </w:r>
+    </w:p>
+    <w:p>
+      <w:pPr>
+        <w:pBdr>
+          <w:top w:val="single" w:sz="4" w:space="1" w:color="auto"/>
+          <w:left w:val="single" w:sz="4" w:space="4" w:color="auto"/>
+          <w:bottom w:val="single" w:sz="4" w:space="1" w:color="auto"/>
+          <w:right w:val="single" w:sz="4" w:space="4" w:color="auto"/>
+        </w:pBdr>
+        <w:shd w:val="clear" w:color="auto" w:fill="F2F2F2" w:themeFill="background1" w:themeFillShade="F2"/>
+        <w:spacing w:after="0" w:line="480" w:lineRule="auto"/>
+        <w:rPr>
+          <w:rFonts w:ascii="Georgia Pro" w:eastAsia="Georgia Pro" w:hAnsi="Georgia Pro" w:cs="Georgia Pro"/>
+          <w:color w:val="000000" w:themeColor="text1"/>
+        </w:rPr>
+      </w:pPr>
+      <w:r>
+        <w:rPr>
+          <w:rFonts w:ascii="Georgia Pro" w:eastAsia="Georgia Pro" w:hAnsi="Georgia Pro" w:cs="Georgia Pro"/>
+          <w:color w:val="000000" w:themeColor="text1"/>
+        </w:rPr>
+        <w:t xml:space="preserve">  --access Allow</w:t>
+      </w:r>
+    </w:p>
+    <w:p>
+      <w:pPr>
+        <w:spacing w:after="0" w:line="480" w:lineRule="auto"/>
+        <w:rPr>
+          <w:rFonts w:ascii="Georgia Pro" w:eastAsia="Georgia Pro" w:hAnsi="Georgia Pro" w:cs="Georgia Pro"/>
+          <w:color w:val="000000" w:themeColor="text1"/>
+        </w:rPr>
+      </w:pPr>
+    </w:p>
+    <w:p>
+      <w:pPr>
+        <w:pBdr>
+          <w:top w:val="single" w:sz="4" w:space="1" w:color="auto"/>
+          <w:left w:val="single" w:sz="4" w:space="4" w:color="auto"/>
+          <w:bottom w:val="single" w:sz="4" w:space="1" w:color="auto"/>
+          <w:right w:val="single" w:sz="4" w:space="4" w:color="auto"/>
+        </w:pBdr>
+        <w:shd w:val="clear" w:color="auto" w:fill="F2F2F2" w:themeFill="background1" w:themeFillShade="F2"/>
+        <w:spacing w:after="0" w:line="480" w:lineRule="auto"/>
+        <w:rPr>
+          <w:rFonts w:ascii="Georgia Pro" w:eastAsia="Georgia Pro" w:hAnsi="Georgia Pro" w:cs="Georgia Pro"/>
+          <w:color w:val="000000" w:themeColor="text1"/>
+        </w:rPr>
+      </w:pPr>
+      <w:r>
+        <w:rPr>
+          <w:rFonts w:ascii="Georgia Pro" w:eastAsia="Georgia Pro" w:hAnsi="Georgia Pro" w:cs="Georgia Pro"/>
+          <w:color w:val="000000" w:themeColor="text1"/>
+        </w:rPr>
+        <w:t>az network nsg rule create \</w:t>
+      </w:r>
+    </w:p>
+    <w:p>
+      <w:pPr>
+        <w:pBdr>
+          <w:top w:val="single" w:sz="4" w:space="1" w:color="auto"/>
+          <w:left w:val="single" w:sz="4" w:space="4" w:color="auto"/>
+          <w:bottom w:val="single" w:sz="4" w:space="1" w:color="auto"/>
+          <w:right w:val="single" w:sz="4" w:space="4" w:color="auto"/>
+        </w:pBdr>
+        <w:shd w:val="clear" w:color="auto" w:fill="F2F2F2" w:themeFill="background1" w:themeFillShade="F2"/>
+        <w:spacing w:after="0" w:line="480" w:lineRule="auto"/>
+        <w:rPr>
+          <w:rFonts w:ascii="Georgia Pro" w:eastAsia="Georgia Pro" w:hAnsi="Georgia Pro" w:cs="Georgia Pro"/>
+          <w:color w:val="000000" w:themeColor="text1"/>
+        </w:rPr>
+      </w:pPr>
+      <w:r>
+        <w:rPr>
+          <w:rFonts w:ascii="Georgia Pro" w:eastAsia="Georgia Pro" w:hAnsi="Georgia Pro" w:cs="Georgia Pro"/>
+          <w:color w:val="000000" w:themeColor="text1"/>
+        </w:rPr>
+        <w:t xml:space="preserve">  --resource-group LoadBalancer-RG \</w:t>
+      </w:r>
+    </w:p>
+    <w:p>
+      <w:pPr>
+        <w:pBdr>
+          <w:top w:val="single" w:sz="4" w:space="1" w:color="auto"/>
+          <w:left w:val="single" w:sz="4" w:space="4" w:color="auto"/>
+          <w:bottom w:val="single" w:sz="4" w:space="1" w:color="auto"/>
+          <w:right w:val="single" w:sz="4" w:space="4" w:color="auto"/>
+        </w:pBdr>
+        <w:shd w:val="clear" w:color="auto" w:fill="F2F2F2" w:themeFill="background1" w:themeFillShade="F2"/>
+        <w:spacing w:after="0" w:line="480" w:lineRule="auto"/>
+        <w:rPr>
+          <w:rFonts w:ascii="Georgia Pro" w:eastAsia="Georgia Pro" w:hAnsi="Georgia Pro" w:cs="Georgia Pro"/>
+          <w:color w:val="000000" w:themeColor="text1"/>
+        </w:rPr>
+      </w:pPr>
+      <w:r>
+        <w:rPr>
+          <w:rFonts w:ascii="Georgia Pro" w:eastAsia="Georgia Pro" w:hAnsi="Georgia Pro" w:cs="Georgia Pro"/>
+          <w:color w:val="000000" w:themeColor="text1"/>
+        </w:rPr>
+        <w:t xml:space="preserve">  --nsg-name WebVM</w:t>
+      </w:r>
+      <w:r>
+        <w:rPr>
+          <w:rFonts w:ascii="Georgia Pro" w:eastAsia="Georgia Pro" w:hAnsi="Georgia Pro" w:cs="Georgia Pro"/>
+          <w:color w:val="000000" w:themeColor="text1"/>
+        </w:rPr>
+        <w:t>2</w:t>
+      </w:r>
+      <w:r>
+        <w:rPr>
+          <w:rFonts w:ascii="Georgia Pro" w:eastAsia="Georgia Pro" w:hAnsi="Georgia Pro" w:cs="Georgia Pro"/>
+          <w:color w:val="000000" w:themeColor="text1"/>
+        </w:rPr>
+        <w:t>NSG \</w:t>
+      </w:r>
+    </w:p>
+    <w:p>
+      <w:pPr>
+        <w:pBdr>
+          <w:top w:val="single" w:sz="4" w:space="1" w:color="auto"/>
+          <w:left w:val="single" w:sz="4" w:space="4" w:color="auto"/>
+          <w:bottom w:val="single" w:sz="4" w:space="1" w:color="auto"/>
+          <w:right w:val="single" w:sz="4" w:space="4" w:color="auto"/>
+        </w:pBdr>
+        <w:shd w:val="clear" w:color="auto" w:fill="F2F2F2" w:themeFill="background1" w:themeFillShade="F2"/>
+        <w:spacing w:after="0" w:line="480" w:lineRule="auto"/>
+        <w:rPr>
+          <w:rFonts w:ascii="Georgia Pro" w:eastAsia="Georgia Pro" w:hAnsi="Georgia Pro" w:cs="Georgia Pro"/>
+          <w:color w:val="000000" w:themeColor="text1"/>
+        </w:rPr>
+      </w:pPr>
+      <w:r>
+        <w:rPr>
+          <w:rFonts w:ascii="Georgia Pro" w:eastAsia="Georgia Pro" w:hAnsi="Georgia Pro" w:cs="Georgia Pro"/>
+          <w:color w:val="000000" w:themeColor="text1"/>
+        </w:rPr>
+        <w:t xml:space="preserve">  --name allow-http \</w:t>
+      </w:r>
+    </w:p>
+    <w:p>
+      <w:pPr>
+        <w:pBdr>
+          <w:top w:val="single" w:sz="4" w:space="1" w:color="auto"/>
+          <w:left w:val="single" w:sz="4" w:space="4" w:color="auto"/>
+          <w:bottom w:val="single" w:sz="4" w:space="1" w:color="auto"/>
+          <w:right w:val="single" w:sz="4" w:space="4" w:color="auto"/>
+        </w:pBdr>
+        <w:shd w:val="clear" w:color="auto" w:fill="F2F2F2" w:themeFill="background1" w:themeFillShade="F2"/>
+        <w:spacing w:after="0" w:line="480" w:lineRule="auto"/>
+        <w:rPr>
+          <w:rFonts w:ascii="Georgia Pro" w:eastAsia="Georgia Pro" w:hAnsi="Georgia Pro" w:cs="Georgia Pro"/>
+          <w:color w:val="000000" w:themeColor="text1"/>
+        </w:rPr>
+      </w:pPr>
+      <w:r>
+        <w:rPr>
+          <w:rFonts w:ascii="Georgia Pro" w:eastAsia="Georgia Pro" w:hAnsi="Georgia Pro" w:cs="Georgia Pro"/>
+          <w:color w:val="000000" w:themeColor="text1"/>
+        </w:rPr>
+        <w:t xml:space="preserve">  --priority 2000 \</w:t>
+      </w:r>
+    </w:p>
+    <w:p>
+      <w:pPr>
+        <w:pBdr>
+          <w:top w:val="single" w:sz="4" w:space="1" w:color="auto"/>
+          <w:left w:val="single" w:sz="4" w:space="4" w:color="auto"/>
+          <w:bottom w:val="single" w:sz="4" w:space="1" w:color="auto"/>
+          <w:right w:val="single" w:sz="4" w:space="4" w:color="auto"/>
+        </w:pBdr>
+        <w:shd w:val="clear" w:color="auto" w:fill="F2F2F2" w:themeFill="background1" w:themeFillShade="F2"/>
+        <w:spacing w:after="0" w:line="480" w:lineRule="auto"/>
+        <w:rPr>
+          <w:rFonts w:ascii="Georgia Pro" w:eastAsia="Georgia Pro" w:hAnsi="Georgia Pro" w:cs="Georgia Pro"/>
+          <w:color w:val="000000" w:themeColor="text1"/>
+        </w:rPr>
+      </w:pPr>
+      <w:r>
+        <w:rPr>
+          <w:rFonts w:ascii="Georgia Pro" w:eastAsia="Georgia Pro" w:hAnsi="Georgia Pro" w:cs="Georgia Pro"/>
+          <w:color w:val="000000" w:themeColor="text1"/>
+        </w:rPr>
+        <w:t xml:space="preserve">  --protocol Tcp \</w:t>
+      </w:r>
+    </w:p>
+    <w:p>
+      <w:pPr>
+        <w:pBdr>
+          <w:top w:val="single" w:sz="4" w:space="1" w:color="auto"/>
+          <w:left w:val="single" w:sz="4" w:space="4" w:color="auto"/>
+          <w:bottom w:val="single" w:sz="4" w:space="1" w:color="auto"/>
+          <w:right w:val="single" w:sz="4" w:space="4" w:color="auto"/>
+        </w:pBdr>
+        <w:shd w:val="clear" w:color="auto" w:fill="F2F2F2" w:themeFill="background1" w:themeFillShade="F2"/>
+        <w:spacing w:after="0" w:line="480" w:lineRule="auto"/>
+        <w:rPr>
+          <w:rFonts w:ascii="Georgia Pro" w:eastAsia="Georgia Pro" w:hAnsi="Georgia Pro" w:cs="Georgia Pro"/>
+          <w:color w:val="000000" w:themeColor="text1"/>
+        </w:rPr>
+      </w:pPr>
+      <w:r>
+        <w:rPr>
+          <w:rFonts w:ascii="Georgia Pro" w:eastAsia="Georgia Pro" w:hAnsi="Georgia Pro" w:cs="Georgia Pro"/>
+          <w:color w:val="000000" w:themeColor="text1"/>
+        </w:rPr>
+        <w:t xml:space="preserve">  --direction Inbound \</w:t>
+      </w:r>
+    </w:p>
+    <w:p>
+      <w:pPr>
+        <w:pBdr>
+          <w:top w:val="single" w:sz="4" w:space="1" w:color="auto"/>
+          <w:left w:val="single" w:sz="4" w:space="4" w:color="auto"/>
+          <w:bottom w:val="single" w:sz="4" w:space="1" w:color="auto"/>
+          <w:right w:val="single" w:sz="4" w:space="4" w:color="auto"/>
+        </w:pBdr>
+        <w:shd w:val="clear" w:color="auto" w:fill="F2F2F2" w:themeFill="background1" w:themeFillShade="F2"/>
+        <w:spacing w:after="0" w:line="480" w:lineRule="auto"/>
+        <w:rPr>
+          <w:rFonts w:ascii="Georgia Pro" w:eastAsia="Georgia Pro" w:hAnsi="Georgia Pro" w:cs="Georgia Pro"/>
+          <w:color w:val="000000" w:themeColor="text1"/>
+        </w:rPr>
+      </w:pPr>
+      <w:r>
+        <w:rPr>
+          <w:rFonts w:ascii="Georgia Pro" w:eastAsia="Georgia Pro" w:hAnsi="Georgia Pro" w:cs="Georgia Pro"/>
+          <w:color w:val="000000" w:themeColor="text1"/>
+        </w:rPr>
+        <w:t xml:space="preserve">  --source-address-prefixes '*' \</w:t>
+      </w:r>
+    </w:p>
+    <w:p>
+      <w:pPr>
+        <w:pBdr>
+          <w:top w:val="single" w:sz="4" w:space="1" w:color="auto"/>
+          <w:left w:val="single" w:sz="4" w:space="4" w:color="auto"/>
+          <w:bottom w:val="single" w:sz="4" w:space="1" w:color="auto"/>
+          <w:right w:val="single" w:sz="4" w:space="4" w:color="auto"/>
+        </w:pBdr>
+        <w:shd w:val="clear" w:color="auto" w:fill="F2F2F2" w:themeFill="background1" w:themeFillShade="F2"/>
+        <w:spacing w:after="0" w:line="480" w:lineRule="auto"/>
+        <w:rPr>
+          <w:rFonts w:ascii="Georgia Pro" w:eastAsia="Georgia Pro" w:hAnsi="Georgia Pro" w:cs="Georgia Pro"/>
+          <w:color w:val="000000" w:themeColor="text1"/>
+        </w:rPr>
+      </w:pPr>
+      <w:r>
+        <w:rPr>
+          <w:rFonts w:ascii="Georgia Pro" w:eastAsia="Georgia Pro" w:hAnsi="Georgia Pro" w:cs="Georgia Pro"/>
+          <w:color w:val="000000" w:themeColor="text1"/>
+        </w:rPr>
+        <w:t xml:space="preserve">  --source-port-ranges '*' \</w:t>
+      </w:r>
+    </w:p>
+    <w:p>
+      <w:pPr>
+        <w:pBdr>
+          <w:top w:val="single" w:sz="4" w:space="1" w:color="auto"/>
+          <w:left w:val="single" w:sz="4" w:space="4" w:color="auto"/>
+          <w:bottom w:val="single" w:sz="4" w:space="1" w:color="auto"/>
+          <w:right w:val="single" w:sz="4" w:space="4" w:color="auto"/>
+        </w:pBdr>
+        <w:shd w:val="clear" w:color="auto" w:fill="F2F2F2" w:themeFill="background1" w:themeFillShade="F2"/>
+        <w:spacing w:after="0" w:line="480" w:lineRule="auto"/>
+        <w:rPr>
+          <w:rFonts w:ascii="Georgia Pro" w:eastAsia="Georgia Pro" w:hAnsi="Georgia Pro" w:cs="Georgia Pro"/>
+          <w:color w:val="000000" w:themeColor="text1"/>
+        </w:rPr>
+      </w:pPr>
+      <w:r>
+        <w:rPr>
+          <w:rFonts w:ascii="Georgia Pro" w:eastAsia="Georgia Pro" w:hAnsi="Georgia Pro" w:cs="Georgia Pro"/>
+          <w:color w:val="000000" w:themeColor="text1"/>
+        </w:rPr>
+        <w:lastRenderedPageBreak/>
+        <w:t xml:space="preserve">  --destination-port-ranges 80 \</w:t>
+      </w:r>
+    </w:p>
+    <w:p>
+      <w:pPr>
+        <w:pBdr>
+          <w:top w:val="single" w:sz="4" w:space="1" w:color="auto"/>
+          <w:left w:val="single" w:sz="4" w:space="4" w:color="auto"/>
+          <w:bottom w:val="single" w:sz="4" w:space="1" w:color="auto"/>
+          <w:right w:val="single" w:sz="4" w:space="4" w:color="auto"/>
+        </w:pBdr>
+        <w:shd w:val="clear" w:color="auto" w:fill="F2F2F2" w:themeFill="background1" w:themeFillShade="F2"/>
+        <w:spacing w:after="0" w:line="480" w:lineRule="auto"/>
+        <w:rPr>
+          <w:rFonts w:ascii="Georgia Pro" w:eastAsia="Georgia Pro" w:hAnsi="Georgia Pro" w:cs="Georgia Pro"/>
+          <w:color w:val="000000" w:themeColor="text1"/>
+        </w:rPr>
+      </w:pPr>
+      <w:r>
+        <w:rPr>
+          <w:rFonts w:ascii="Georgia Pro" w:eastAsia="Georgia Pro" w:hAnsi="Georgia Pro" w:cs="Georgia Pro"/>
+          <w:color w:val="000000" w:themeColor="text1"/>
+        </w:rPr>
+        <w:t xml:space="preserve">  --access Allow</w:t>
+      </w:r>
+    </w:p>
+    <w:p>
+      <w:pPr>
+        <w:spacing w:after="0" w:line="480" w:lineRule="auto"/>
+        <w:rPr>
+          <w:rFonts w:ascii="Georgia Pro" w:eastAsia="Georgia Pro" w:hAnsi="Georgia Pro" w:cs="Georgia Pro"/>
+          <w:color w:val="000000" w:themeColor="text1"/>
+        </w:rPr>
+      </w:pPr>
+    </w:p>
+    <w:p>
+      <w:pPr>
+        <w:spacing w:after="0" w:line="480" w:lineRule="auto"/>
+        <w:rPr>
+          <w:rFonts w:ascii="Georgia Pro" w:eastAsia="Georgia Pro" w:hAnsi="Georgia Pro" w:cs="Georgia Pro"/>
+          <w:color w:val="000000" w:themeColor="text1"/>
+        </w:rPr>
+      </w:pPr>
+    </w:p>
+    <w:p>
+      <w:pPr>
+        <w:spacing w:after="0" w:line="480" w:lineRule="auto"/>
+        <w:rPr>
+          <w:rFonts w:ascii="Georgia Pro" w:eastAsia="Georgia Pro" w:hAnsi="Georgia Pro" w:cs="Georgia Pro"/>
+          <w:color w:val="000000" w:themeColor="text1"/>
+        </w:rPr>
+      </w:pPr>
+    </w:p>
+    <w:p>
+      <w:pPr>
+        <w:spacing w:after="0" w:line="480" w:lineRule="auto"/>
+        <w:rPr>
+          <w:rFonts w:ascii="Georgia Pro" w:eastAsia="Georgia Pro" w:hAnsi="Georgia Pro" w:cs="Georgia Pro"/>
+          <w:color w:val="000000" w:themeColor="text1"/>
+        </w:rPr>
+      </w:pPr>
       <w:r>
         <w:rPr>
           <w:rFonts w:ascii="Georgia Pro" w:eastAsia="Georgia Pro" w:hAnsi="Georgia Pro" w:cs="Georgia Pro"/>
@@ -11899,9 +10414,8 @@
           <w:rFonts w:ascii="Georgia Pro" w:eastAsia="Georgia Pro" w:hAnsi="Georgia Pro" w:cs="Georgia Pro"/>
           <w:color w:val="000000" w:themeColor="text1"/>
         </w:rPr>
-        <w:lastRenderedPageBreak/>
         <w:pict w14:anchorId="1B576C27">
-          <v:rect id="_x0000_i1296" style="width:0;height:1.5pt" o:hralign="center" o:hrstd="t" o:hr="t" fillcolor="#a0a0a0" stroked="f"/>
+          <v:rect id="_x0000_i1049" style="width:0;height:1.5pt" o:hralign="center" o:hrstd="t" o:hr="t" fillcolor="#a0a0a0" stroked="f"/>
         </w:pict>
       </w:r>
     </w:p>
@@ -11915,1087 +10429,1112 @@
           <w:color w:val="000000" w:themeColor="text1"/>
         </w:rPr>
       </w:pPr>
-      <w:r>
+    </w:p>
+    <w:p>
+      <w:pPr>
+        <w:spacing w:after="0" w:line="480" w:lineRule="auto"/>
         <w:rPr>
           <w:rFonts w:ascii="Georgia Pro" w:eastAsia="Georgia Pro" w:hAnsi="Georgia Pro" w:cs="Georgia Pro"/>
           <w:b/>
           <w:bCs/>
           <w:color w:val="000000" w:themeColor="text1"/>
         </w:rPr>
-        <w:t>26. Send Multiple Requests</w:t>
-      </w:r>
-    </w:p>
-    <w:p>
-      <w:pPr>
-        <w:spacing w:after="0" w:line="480" w:lineRule="auto"/>
-        <w:rPr>
-          <w:rFonts w:ascii="Georgia Pro" w:eastAsia="Georgia Pro" w:hAnsi="Georgia Pro" w:cs="Georgia Pro"/>
-          <w:color w:val="000000" w:themeColor="text1"/>
-        </w:rPr>
-      </w:pPr>
-      <w:r>
-        <w:rPr>
-          <w:rFonts w:ascii="Georgia Pro" w:eastAsia="Georgia Pro" w:hAnsi="Georgia Pro" w:cs="Georgia Pro"/>
-          <w:color w:val="000000" w:themeColor="text1"/>
-        </w:rPr>
-        <w:t>Run:</w:t>
-      </w:r>
-    </w:p>
-    <w:p>
-      <w:pPr>
-        <w:pBdr>
-          <w:top w:val="single" w:sz="4" w:space="1" w:color="auto"/>
-          <w:left w:val="single" w:sz="4" w:space="4" w:color="auto"/>
-          <w:bottom w:val="single" w:sz="4" w:space="1" w:color="auto"/>
-          <w:right w:val="single" w:sz="4" w:space="4" w:color="auto"/>
-        </w:pBdr>
-        <w:shd w:val="clear" w:color="auto" w:fill="F2F2F2" w:themeFill="background1" w:themeFillShade="F2"/>
-        <w:spacing w:line="360" w:lineRule="auto"/>
-        <w:rPr>
-          <w:rFonts w:ascii="Georgia Pro" w:eastAsia="Georgia Pro" w:hAnsi="Georgia Pro" w:cs="Georgia Pro"/>
-          <w:color w:val="000000" w:themeColor="text1"/>
-        </w:rPr>
-      </w:pPr>
-      <w:r>
-        <w:rPr>
-          <w:rFonts w:ascii="Georgia Pro" w:eastAsia="Georgia Pro" w:hAnsi="Georgia Pro" w:cs="Georgia Pro"/>
-          <w:color w:val="000000" w:themeColor="text1"/>
-        </w:rPr>
-        <w:t xml:space="preserve">for </w:t>
-      </w:r>
-      <w:proofErr w:type="spellStart"/>
-      <w:r>
-        <w:rPr>
-          <w:rFonts w:ascii="Georgia Pro" w:eastAsia="Georgia Pro" w:hAnsi="Georgia Pro" w:cs="Georgia Pro"/>
-          <w:color w:val="000000" w:themeColor="text1"/>
-        </w:rPr>
-        <w:t>i</w:t>
-      </w:r>
-      <w:proofErr w:type="spellEnd"/>
-      <w:r>
-        <w:rPr>
-          <w:rFonts w:ascii="Georgia Pro" w:eastAsia="Georgia Pro" w:hAnsi="Georgia Pro" w:cs="Georgia Pro"/>
-          <w:color w:val="000000" w:themeColor="text1"/>
-        </w:rPr>
-        <w:t xml:space="preserve"> in {</w:t>
-      </w:r>
-      <w:proofErr w:type="gramStart"/>
-      <w:r>
-        <w:rPr>
-          <w:rFonts w:ascii="Georgia Pro" w:eastAsia="Georgia Pro" w:hAnsi="Georgia Pro" w:cs="Georgia Pro"/>
-          <w:color w:val="000000" w:themeColor="text1"/>
-        </w:rPr>
-        <w:t>1..10};</w:t>
-      </w:r>
-      <w:proofErr w:type="gramEnd"/>
-      <w:r>
-        <w:rPr>
-          <w:rFonts w:ascii="Georgia Pro" w:eastAsia="Georgia Pro" w:hAnsi="Georgia Pro" w:cs="Georgia Pro"/>
-          <w:color w:val="000000" w:themeColor="text1"/>
-        </w:rPr>
-        <w:t xml:space="preserve"> do</w:t>
-      </w:r>
-    </w:p>
-    <w:p>
-      <w:pPr>
-        <w:pBdr>
-          <w:top w:val="single" w:sz="4" w:space="1" w:color="auto"/>
-          <w:left w:val="single" w:sz="4" w:space="4" w:color="auto"/>
-          <w:bottom w:val="single" w:sz="4" w:space="1" w:color="auto"/>
-          <w:right w:val="single" w:sz="4" w:space="4" w:color="auto"/>
-        </w:pBdr>
-        <w:shd w:val="clear" w:color="auto" w:fill="F2F2F2" w:themeFill="background1" w:themeFillShade="F2"/>
-        <w:spacing w:line="360" w:lineRule="auto"/>
-        <w:rPr>
-          <w:rFonts w:ascii="Georgia Pro" w:eastAsia="Georgia Pro" w:hAnsi="Georgia Pro" w:cs="Georgia Pro"/>
-          <w:color w:val="000000" w:themeColor="text1"/>
-        </w:rPr>
-      </w:pPr>
-      <w:r>
-        <w:rPr>
-          <w:rFonts w:ascii="Georgia Pro" w:eastAsia="Georgia Pro" w:hAnsi="Georgia Pro" w:cs="Georgia Pro"/>
-          <w:color w:val="000000" w:themeColor="text1"/>
-        </w:rPr>
-        <w:t xml:space="preserve">    curl </w:t>
-      </w:r>
-      <w:proofErr w:type="gramStart"/>
-      <w:r>
-        <w:rPr>
-          <w:rFonts w:ascii="Georgia Pro" w:eastAsia="Georgia Pro" w:hAnsi="Georgia Pro" w:cs="Georgia Pro"/>
-          <w:color w:val="000000" w:themeColor="text1"/>
-        </w:rPr>
-        <w:t>-s</w:t>
-      </w:r>
-      <w:proofErr w:type="gramEnd"/>
-      <w:r>
-        <w:rPr>
-          <w:rFonts w:ascii="Georgia Pro" w:eastAsia="Georgia Pro" w:hAnsi="Georgia Pro" w:cs="Georgia Pro"/>
-          <w:color w:val="000000" w:themeColor="text1"/>
-        </w:rPr>
-        <w:t xml:space="preserve"> http://$LB_PUBLIC_IP</w:t>
-      </w:r>
-    </w:p>
-    <w:p>
-      <w:pPr>
-        <w:pBdr>
-          <w:top w:val="single" w:sz="4" w:space="1" w:color="auto"/>
-          <w:left w:val="single" w:sz="4" w:space="4" w:color="auto"/>
-          <w:bottom w:val="single" w:sz="4" w:space="1" w:color="auto"/>
-          <w:right w:val="single" w:sz="4" w:space="4" w:color="auto"/>
-        </w:pBdr>
-        <w:shd w:val="clear" w:color="auto" w:fill="F2F2F2" w:themeFill="background1" w:themeFillShade="F2"/>
-        <w:spacing w:line="360" w:lineRule="auto"/>
-        <w:rPr>
-          <w:rFonts w:ascii="Georgia Pro" w:eastAsia="Georgia Pro" w:hAnsi="Georgia Pro" w:cs="Georgia Pro"/>
-          <w:color w:val="000000" w:themeColor="text1"/>
-        </w:rPr>
-      </w:pPr>
-      <w:r>
-        <w:rPr>
-          <w:rFonts w:ascii="Georgia Pro" w:eastAsia="Georgia Pro" w:hAnsi="Georgia Pro" w:cs="Georgia Pro"/>
-          <w:color w:val="000000" w:themeColor="text1"/>
-        </w:rPr>
-        <w:t xml:space="preserve">    echo</w:t>
-      </w:r>
-    </w:p>
-    <w:p>
-      <w:pPr>
-        <w:pBdr>
-          <w:top w:val="single" w:sz="4" w:space="1" w:color="auto"/>
-          <w:left w:val="single" w:sz="4" w:space="4" w:color="auto"/>
-          <w:bottom w:val="single" w:sz="4" w:space="1" w:color="auto"/>
-          <w:right w:val="single" w:sz="4" w:space="4" w:color="auto"/>
-        </w:pBdr>
-        <w:shd w:val="clear" w:color="auto" w:fill="F2F2F2" w:themeFill="background1" w:themeFillShade="F2"/>
-        <w:spacing w:line="360" w:lineRule="auto"/>
-        <w:rPr>
-          <w:rFonts w:ascii="Georgia Pro" w:eastAsia="Georgia Pro" w:hAnsi="Georgia Pro" w:cs="Georgia Pro"/>
-          <w:color w:val="000000" w:themeColor="text1"/>
-        </w:rPr>
-      </w:pPr>
-      <w:r>
-        <w:rPr>
-          <w:rFonts w:ascii="Georgia Pro" w:eastAsia="Georgia Pro" w:hAnsi="Georgia Pro" w:cs="Georgia Pro"/>
-          <w:color w:val="000000" w:themeColor="text1"/>
-        </w:rPr>
-        <w:t>done</w:t>
-      </w:r>
-    </w:p>
-    <w:p>
-      <w:pPr>
-        <w:spacing w:after="0" w:line="480" w:lineRule="auto"/>
-        <w:rPr>
-          <w:rFonts w:ascii="Georgia Pro" w:eastAsia="Georgia Pro" w:hAnsi="Georgia Pro" w:cs="Georgia Pro"/>
-          <w:color w:val="000000" w:themeColor="text1"/>
-        </w:rPr>
-      </w:pPr>
-      <w:r>
-        <w:rPr>
-          <w:rFonts w:ascii="Georgia Pro" w:eastAsia="Georgia Pro" w:hAnsi="Georgia Pro" w:cs="Georgia Pro"/>
-          <w:color w:val="000000" w:themeColor="text1"/>
-        </w:rPr>
-        <w:t>You may see responses from both servers:</w:t>
-      </w:r>
-    </w:p>
-    <w:p>
-      <w:pPr>
-        <w:pBdr>
-          <w:top w:val="single" w:sz="4" w:space="1" w:color="auto"/>
-          <w:left w:val="single" w:sz="4" w:space="4" w:color="auto"/>
-          <w:bottom w:val="single" w:sz="4" w:space="1" w:color="auto"/>
-          <w:right w:val="single" w:sz="4" w:space="4" w:color="auto"/>
-        </w:pBdr>
-        <w:shd w:val="clear" w:color="auto" w:fill="F2F2F2" w:themeFill="background1" w:themeFillShade="F2"/>
-        <w:spacing w:line="360" w:lineRule="auto"/>
-        <w:rPr>
-          <w:rFonts w:ascii="Georgia Pro" w:eastAsia="Georgia Pro" w:hAnsi="Georgia Pro" w:cs="Georgia Pro"/>
-          <w:color w:val="000000" w:themeColor="text1"/>
-        </w:rPr>
-      </w:pPr>
-      <w:r>
-        <w:rPr>
-          <w:rFonts w:ascii="Georgia Pro" w:eastAsia="Georgia Pro" w:hAnsi="Georgia Pro" w:cs="Georgia Pro"/>
-          <w:color w:val="000000" w:themeColor="text1"/>
-        </w:rPr>
-        <w:t>Hello from Web VM 1</w:t>
-      </w:r>
-    </w:p>
-    <w:p>
-      <w:pPr>
-        <w:pBdr>
-          <w:top w:val="single" w:sz="4" w:space="1" w:color="auto"/>
-          <w:left w:val="single" w:sz="4" w:space="4" w:color="auto"/>
-          <w:bottom w:val="single" w:sz="4" w:space="1" w:color="auto"/>
-          <w:right w:val="single" w:sz="4" w:space="4" w:color="auto"/>
-        </w:pBdr>
-        <w:shd w:val="clear" w:color="auto" w:fill="F2F2F2" w:themeFill="background1" w:themeFillShade="F2"/>
-        <w:spacing w:line="360" w:lineRule="auto"/>
-        <w:rPr>
-          <w:rFonts w:ascii="Georgia Pro" w:eastAsia="Georgia Pro" w:hAnsi="Georgia Pro" w:cs="Georgia Pro"/>
-          <w:color w:val="000000" w:themeColor="text1"/>
-        </w:rPr>
-      </w:pPr>
-      <w:r>
-        <w:rPr>
-          <w:rFonts w:ascii="Georgia Pro" w:eastAsia="Georgia Pro" w:hAnsi="Georgia Pro" w:cs="Georgia Pro"/>
-          <w:color w:val="000000" w:themeColor="text1"/>
-        </w:rPr>
-        <w:t>Hello from Web VM 2</w:t>
-      </w:r>
-    </w:p>
-    <w:p>
-      <w:pPr>
-        <w:pBdr>
-          <w:top w:val="single" w:sz="4" w:space="1" w:color="auto"/>
-          <w:left w:val="single" w:sz="4" w:space="4" w:color="auto"/>
-          <w:bottom w:val="single" w:sz="4" w:space="1" w:color="auto"/>
-          <w:right w:val="single" w:sz="4" w:space="4" w:color="auto"/>
-        </w:pBdr>
-        <w:shd w:val="clear" w:color="auto" w:fill="F2F2F2" w:themeFill="background1" w:themeFillShade="F2"/>
-        <w:spacing w:line="360" w:lineRule="auto"/>
-        <w:rPr>
-          <w:rFonts w:ascii="Georgia Pro" w:eastAsia="Georgia Pro" w:hAnsi="Georgia Pro" w:cs="Georgia Pro"/>
-          <w:color w:val="000000" w:themeColor="text1"/>
-        </w:rPr>
-      </w:pPr>
-      <w:r>
-        <w:rPr>
-          <w:rFonts w:ascii="Georgia Pro" w:eastAsia="Georgia Pro" w:hAnsi="Georgia Pro" w:cs="Georgia Pro"/>
-          <w:color w:val="000000" w:themeColor="text1"/>
-        </w:rPr>
-        <w:t>Hello from Web VM 1</w:t>
-      </w:r>
-    </w:p>
-    <w:p>
-      <w:pPr>
-        <w:pBdr>
-          <w:top w:val="single" w:sz="4" w:space="1" w:color="auto"/>
-          <w:left w:val="single" w:sz="4" w:space="4" w:color="auto"/>
-          <w:bottom w:val="single" w:sz="4" w:space="1" w:color="auto"/>
-          <w:right w:val="single" w:sz="4" w:space="4" w:color="auto"/>
-        </w:pBdr>
-        <w:shd w:val="clear" w:color="auto" w:fill="F2F2F2" w:themeFill="background1" w:themeFillShade="F2"/>
-        <w:spacing w:line="360" w:lineRule="auto"/>
-        <w:rPr>
-          <w:rFonts w:ascii="Georgia Pro" w:eastAsia="Georgia Pro" w:hAnsi="Georgia Pro" w:cs="Georgia Pro"/>
-          <w:color w:val="000000" w:themeColor="text1"/>
-        </w:rPr>
-      </w:pPr>
-      <w:r>
-        <w:rPr>
-          <w:rFonts w:ascii="Georgia Pro" w:eastAsia="Georgia Pro" w:hAnsi="Georgia Pro" w:cs="Georgia Pro"/>
-          <w:color w:val="000000" w:themeColor="text1"/>
-        </w:rPr>
-        <w:t>Hello from Web VM 2</w:t>
-      </w:r>
-    </w:p>
-    <w:p>
-      <w:pPr>
-        <w:spacing w:after="0" w:line="480" w:lineRule="auto"/>
-        <w:rPr>
-          <w:rFonts w:ascii="Georgia Pro" w:eastAsia="Georgia Pro" w:hAnsi="Georgia Pro" w:cs="Georgia Pro"/>
-          <w:color w:val="000000" w:themeColor="text1"/>
-        </w:rPr>
-      </w:pPr>
-      <w:r>
-        <w:rPr>
-          <w:rFonts w:ascii="Georgia Pro" w:eastAsia="Georgia Pro" w:hAnsi="Georgia Pro" w:cs="Georgia Pro"/>
-          <w:color w:val="000000" w:themeColor="text1"/>
-        </w:rPr>
-        <w:t>...</w:t>
-      </w:r>
-    </w:p>
-    <w:p>
-      <w:pPr>
-        <w:spacing w:after="0" w:line="480" w:lineRule="auto"/>
-        <w:rPr>
-          <w:rFonts w:ascii="Georgia Pro" w:eastAsia="Georgia Pro" w:hAnsi="Georgia Pro" w:cs="Georgia Pro"/>
-          <w:color w:val="000000" w:themeColor="text1"/>
-        </w:rPr>
-      </w:pPr>
-      <w:r>
-        <w:rPr>
-          <w:rFonts w:ascii="Georgia Pro" w:eastAsia="Georgia Pro" w:hAnsi="Georgia Pro" w:cs="Georgia Pro"/>
-          <w:color w:val="000000" w:themeColor="text1"/>
-        </w:rPr>
-        <w:t>The exact sequence is not guaranteed; Load Balancer distributes flows rather than promising strict round-robin request ordering.</w:t>
-      </w:r>
-    </w:p>
-    <w:p>
-      <w:pPr>
-        <w:spacing w:after="0" w:line="480" w:lineRule="auto"/>
-        <w:rPr>
-          <w:rFonts w:ascii="Georgia Pro" w:eastAsia="Georgia Pro" w:hAnsi="Georgia Pro" w:cs="Georgia Pro"/>
-          <w:color w:val="000000" w:themeColor="text1"/>
-        </w:rPr>
-      </w:pPr>
-      <w:r>
-        <w:rPr>
-          <w:rFonts w:ascii="Georgia Pro" w:eastAsia="Georgia Pro" w:hAnsi="Georgia Pro" w:cs="Georgia Pro"/>
-          <w:color w:val="000000" w:themeColor="text1"/>
-        </w:rPr>
-        <w:pict w14:anchorId="03DCDA4E">
-          <v:rect id="_x0000_i1297" style="width:0;height:1.5pt" o:hralign="center" o:hrstd="t" o:hr="t" fillcolor="#a0a0a0" stroked="f"/>
-        </w:pict>
-      </w:r>
-    </w:p>
-    <w:p>
-      <w:pPr>
-        <w:spacing w:after="0" w:line="480" w:lineRule="auto"/>
+      </w:pPr>
+      <w:r>
         <w:rPr>
           <w:rFonts w:ascii="Georgia Pro" w:eastAsia="Georgia Pro" w:hAnsi="Georgia Pro" w:cs="Georgia Pro"/>
           <w:b/>
           <w:bCs/>
           <w:color w:val="000000" w:themeColor="text1"/>
         </w:rPr>
-      </w:pPr>
-      <w:r>
+        <w:t>. Send Multiple Requests</w:t>
+      </w:r>
+    </w:p>
+    <w:p>
+      <w:pPr>
+        <w:spacing w:after="0" w:line="480" w:lineRule="auto"/>
+        <w:rPr>
+          <w:rFonts w:ascii="Georgia Pro" w:eastAsia="Georgia Pro" w:hAnsi="Georgia Pro" w:cs="Georgia Pro"/>
+          <w:color w:val="000000" w:themeColor="text1"/>
+        </w:rPr>
+      </w:pPr>
+      <w:r>
+        <w:rPr>
+          <w:rFonts w:ascii="Georgia Pro" w:eastAsia="Georgia Pro" w:hAnsi="Georgia Pro" w:cs="Georgia Pro"/>
+          <w:color w:val="000000" w:themeColor="text1"/>
+        </w:rPr>
+        <w:t>Run:</w:t>
+      </w:r>
+    </w:p>
+    <w:p>
+      <w:pPr>
+        <w:pBdr>
+          <w:top w:val="single" w:sz="4" w:space="1" w:color="auto"/>
+          <w:left w:val="single" w:sz="4" w:space="4" w:color="auto"/>
+          <w:bottom w:val="single" w:sz="4" w:space="1" w:color="auto"/>
+          <w:right w:val="single" w:sz="4" w:space="4" w:color="auto"/>
+        </w:pBdr>
+        <w:shd w:val="clear" w:color="auto" w:fill="F2F2F2" w:themeFill="background1" w:themeFillShade="F2"/>
+        <w:spacing w:line="360" w:lineRule="auto"/>
+        <w:rPr>
+          <w:rFonts w:ascii="Georgia Pro" w:eastAsia="Georgia Pro" w:hAnsi="Georgia Pro" w:cs="Georgia Pro"/>
+          <w:color w:val="000000" w:themeColor="text1"/>
+        </w:rPr>
+      </w:pPr>
+      <w:r>
+        <w:rPr>
+          <w:rFonts w:ascii="Georgia Pro" w:eastAsia="Georgia Pro" w:hAnsi="Georgia Pro" w:cs="Georgia Pro"/>
+          <w:color w:val="000000" w:themeColor="text1"/>
+        </w:rPr>
+        <w:t>for i in {1..10}; do</w:t>
+      </w:r>
+    </w:p>
+    <w:p>
+      <w:pPr>
+        <w:pBdr>
+          <w:top w:val="single" w:sz="4" w:space="1" w:color="auto"/>
+          <w:left w:val="single" w:sz="4" w:space="4" w:color="auto"/>
+          <w:bottom w:val="single" w:sz="4" w:space="1" w:color="auto"/>
+          <w:right w:val="single" w:sz="4" w:space="4" w:color="auto"/>
+        </w:pBdr>
+        <w:shd w:val="clear" w:color="auto" w:fill="F2F2F2" w:themeFill="background1" w:themeFillShade="F2"/>
+        <w:spacing w:line="360" w:lineRule="auto"/>
+        <w:rPr>
+          <w:rFonts w:ascii="Georgia Pro" w:eastAsia="Georgia Pro" w:hAnsi="Georgia Pro" w:cs="Georgia Pro"/>
+          <w:color w:val="000000" w:themeColor="text1"/>
+        </w:rPr>
+      </w:pPr>
+      <w:r>
+        <w:rPr>
+          <w:rFonts w:ascii="Georgia Pro" w:eastAsia="Georgia Pro" w:hAnsi="Georgia Pro" w:cs="Georgia Pro"/>
+          <w:color w:val="000000" w:themeColor="text1"/>
+        </w:rPr>
+        <w:t xml:space="preserve">    curl -s http://$LB_PUBLIC_IP</w:t>
+      </w:r>
+    </w:p>
+    <w:p>
+      <w:pPr>
+        <w:pBdr>
+          <w:top w:val="single" w:sz="4" w:space="1" w:color="auto"/>
+          <w:left w:val="single" w:sz="4" w:space="4" w:color="auto"/>
+          <w:bottom w:val="single" w:sz="4" w:space="1" w:color="auto"/>
+          <w:right w:val="single" w:sz="4" w:space="4" w:color="auto"/>
+        </w:pBdr>
+        <w:shd w:val="clear" w:color="auto" w:fill="F2F2F2" w:themeFill="background1" w:themeFillShade="F2"/>
+        <w:spacing w:line="360" w:lineRule="auto"/>
+        <w:rPr>
+          <w:rFonts w:ascii="Georgia Pro" w:eastAsia="Georgia Pro" w:hAnsi="Georgia Pro" w:cs="Georgia Pro"/>
+          <w:color w:val="000000" w:themeColor="text1"/>
+        </w:rPr>
+      </w:pPr>
+      <w:r>
+        <w:rPr>
+          <w:rFonts w:ascii="Georgia Pro" w:eastAsia="Georgia Pro" w:hAnsi="Georgia Pro" w:cs="Georgia Pro"/>
+          <w:color w:val="000000" w:themeColor="text1"/>
+        </w:rPr>
+        <w:t xml:space="preserve">    echo</w:t>
+      </w:r>
+    </w:p>
+    <w:p>
+      <w:pPr>
+        <w:pBdr>
+          <w:top w:val="single" w:sz="4" w:space="1" w:color="auto"/>
+          <w:left w:val="single" w:sz="4" w:space="4" w:color="auto"/>
+          <w:bottom w:val="single" w:sz="4" w:space="1" w:color="auto"/>
+          <w:right w:val="single" w:sz="4" w:space="4" w:color="auto"/>
+        </w:pBdr>
+        <w:shd w:val="clear" w:color="auto" w:fill="F2F2F2" w:themeFill="background1" w:themeFillShade="F2"/>
+        <w:spacing w:line="360" w:lineRule="auto"/>
+        <w:rPr>
+          <w:rFonts w:ascii="Georgia Pro" w:eastAsia="Georgia Pro" w:hAnsi="Georgia Pro" w:cs="Georgia Pro"/>
+          <w:color w:val="000000" w:themeColor="text1"/>
+        </w:rPr>
+      </w:pPr>
+      <w:r>
+        <w:rPr>
+          <w:rFonts w:ascii="Georgia Pro" w:eastAsia="Georgia Pro" w:hAnsi="Georgia Pro" w:cs="Georgia Pro"/>
+          <w:color w:val="000000" w:themeColor="text1"/>
+        </w:rPr>
+        <w:t>done</w:t>
+      </w:r>
+    </w:p>
+    <w:p>
+      <w:pPr>
+        <w:spacing w:after="0" w:line="480" w:lineRule="auto"/>
+        <w:rPr>
+          <w:rFonts w:ascii="Georgia Pro" w:eastAsia="Georgia Pro" w:hAnsi="Georgia Pro" w:cs="Georgia Pro"/>
+          <w:color w:val="000000" w:themeColor="text1"/>
+        </w:rPr>
+      </w:pPr>
+      <w:r>
+        <w:rPr>
+          <w:rFonts w:ascii="Georgia Pro" w:eastAsia="Georgia Pro" w:hAnsi="Georgia Pro" w:cs="Georgia Pro"/>
+          <w:color w:val="000000" w:themeColor="text1"/>
+        </w:rPr>
+        <w:t>You may see responses from both servers:</w:t>
+      </w:r>
+    </w:p>
+    <w:p>
+      <w:pPr>
+        <w:pBdr>
+          <w:top w:val="single" w:sz="4" w:space="1" w:color="auto"/>
+          <w:left w:val="single" w:sz="4" w:space="4" w:color="auto"/>
+          <w:bottom w:val="single" w:sz="4" w:space="1" w:color="auto"/>
+          <w:right w:val="single" w:sz="4" w:space="4" w:color="auto"/>
+        </w:pBdr>
+        <w:shd w:val="clear" w:color="auto" w:fill="F2F2F2" w:themeFill="background1" w:themeFillShade="F2"/>
+        <w:spacing w:line="360" w:lineRule="auto"/>
+        <w:rPr>
+          <w:rFonts w:ascii="Georgia Pro" w:eastAsia="Georgia Pro" w:hAnsi="Georgia Pro" w:cs="Georgia Pro"/>
+          <w:color w:val="000000" w:themeColor="text1"/>
+        </w:rPr>
+      </w:pPr>
+      <w:r>
+        <w:rPr>
+          <w:rFonts w:ascii="Georgia Pro" w:eastAsia="Georgia Pro" w:hAnsi="Georgia Pro" w:cs="Georgia Pro"/>
+          <w:color w:val="000000" w:themeColor="text1"/>
+        </w:rPr>
+        <w:t>Hello from Web VM 1</w:t>
+      </w:r>
+    </w:p>
+    <w:p>
+      <w:pPr>
+        <w:pBdr>
+          <w:top w:val="single" w:sz="4" w:space="1" w:color="auto"/>
+          <w:left w:val="single" w:sz="4" w:space="4" w:color="auto"/>
+          <w:bottom w:val="single" w:sz="4" w:space="1" w:color="auto"/>
+          <w:right w:val="single" w:sz="4" w:space="4" w:color="auto"/>
+        </w:pBdr>
+        <w:shd w:val="clear" w:color="auto" w:fill="F2F2F2" w:themeFill="background1" w:themeFillShade="F2"/>
+        <w:spacing w:line="360" w:lineRule="auto"/>
+        <w:rPr>
+          <w:rFonts w:ascii="Georgia Pro" w:eastAsia="Georgia Pro" w:hAnsi="Georgia Pro" w:cs="Georgia Pro"/>
+          <w:color w:val="000000" w:themeColor="text1"/>
+        </w:rPr>
+      </w:pPr>
+      <w:r>
+        <w:rPr>
+          <w:rFonts w:ascii="Georgia Pro" w:eastAsia="Georgia Pro" w:hAnsi="Georgia Pro" w:cs="Georgia Pro"/>
+          <w:color w:val="000000" w:themeColor="text1"/>
+        </w:rPr>
+        <w:t>Hello from Web VM 2</w:t>
+      </w:r>
+    </w:p>
+    <w:p>
+      <w:pPr>
+        <w:pBdr>
+          <w:top w:val="single" w:sz="4" w:space="1" w:color="auto"/>
+          <w:left w:val="single" w:sz="4" w:space="4" w:color="auto"/>
+          <w:bottom w:val="single" w:sz="4" w:space="1" w:color="auto"/>
+          <w:right w:val="single" w:sz="4" w:space="4" w:color="auto"/>
+        </w:pBdr>
+        <w:shd w:val="clear" w:color="auto" w:fill="F2F2F2" w:themeFill="background1" w:themeFillShade="F2"/>
+        <w:spacing w:line="360" w:lineRule="auto"/>
+        <w:rPr>
+          <w:rFonts w:ascii="Georgia Pro" w:eastAsia="Georgia Pro" w:hAnsi="Georgia Pro" w:cs="Georgia Pro"/>
+          <w:color w:val="000000" w:themeColor="text1"/>
+        </w:rPr>
+      </w:pPr>
+      <w:r>
+        <w:rPr>
+          <w:rFonts w:ascii="Georgia Pro" w:eastAsia="Georgia Pro" w:hAnsi="Georgia Pro" w:cs="Georgia Pro"/>
+          <w:color w:val="000000" w:themeColor="text1"/>
+        </w:rPr>
+        <w:t>Hello from Web VM 1</w:t>
+      </w:r>
+    </w:p>
+    <w:p>
+      <w:pPr>
+        <w:pBdr>
+          <w:top w:val="single" w:sz="4" w:space="1" w:color="auto"/>
+          <w:left w:val="single" w:sz="4" w:space="4" w:color="auto"/>
+          <w:bottom w:val="single" w:sz="4" w:space="1" w:color="auto"/>
+          <w:right w:val="single" w:sz="4" w:space="4" w:color="auto"/>
+        </w:pBdr>
+        <w:shd w:val="clear" w:color="auto" w:fill="F2F2F2" w:themeFill="background1" w:themeFillShade="F2"/>
+        <w:spacing w:line="360" w:lineRule="auto"/>
+        <w:rPr>
+          <w:rFonts w:ascii="Georgia Pro" w:eastAsia="Georgia Pro" w:hAnsi="Georgia Pro" w:cs="Georgia Pro"/>
+          <w:color w:val="000000" w:themeColor="text1"/>
+        </w:rPr>
+      </w:pPr>
+      <w:r>
+        <w:rPr>
+          <w:rFonts w:ascii="Georgia Pro" w:eastAsia="Georgia Pro" w:hAnsi="Georgia Pro" w:cs="Georgia Pro"/>
+          <w:color w:val="000000" w:themeColor="text1"/>
+        </w:rPr>
+        <w:t>Hello from Web VM 2</w:t>
+      </w:r>
+    </w:p>
+    <w:p>
+      <w:pPr>
+        <w:spacing w:after="0" w:line="480" w:lineRule="auto"/>
+        <w:rPr>
+          <w:rFonts w:ascii="Georgia Pro" w:eastAsia="Georgia Pro" w:hAnsi="Georgia Pro" w:cs="Georgia Pro"/>
+          <w:color w:val="000000" w:themeColor="text1"/>
+        </w:rPr>
+      </w:pPr>
+      <w:r>
+        <w:rPr>
+          <w:rFonts w:ascii="Georgia Pro" w:eastAsia="Georgia Pro" w:hAnsi="Georgia Pro" w:cs="Georgia Pro"/>
+          <w:color w:val="000000" w:themeColor="text1"/>
+        </w:rPr>
+        <w:t>...</w:t>
+      </w:r>
+    </w:p>
+    <w:p>
+      <w:pPr>
+        <w:spacing w:after="0" w:line="480" w:lineRule="auto"/>
+        <w:rPr>
+          <w:rFonts w:ascii="Georgia Pro" w:eastAsia="Georgia Pro" w:hAnsi="Georgia Pro" w:cs="Georgia Pro"/>
+          <w:color w:val="000000" w:themeColor="text1"/>
+        </w:rPr>
+      </w:pPr>
+      <w:r>
+        <w:rPr>
+          <w:rFonts w:ascii="Georgia Pro" w:eastAsia="Georgia Pro" w:hAnsi="Georgia Pro" w:cs="Georgia Pro"/>
+          <w:color w:val="000000" w:themeColor="text1"/>
+        </w:rPr>
+        <w:lastRenderedPageBreak/>
+        <w:t>The exact sequence is not guaranteed; Load Balancer distributes flows rather than promising strict round-robin request ordering.</w:t>
+      </w:r>
+    </w:p>
+    <w:p>
+      <w:pPr>
+        <w:spacing w:after="0" w:line="480" w:lineRule="auto"/>
+        <w:rPr>
+          <w:rFonts w:ascii="Georgia Pro" w:eastAsia="Georgia Pro" w:hAnsi="Georgia Pro" w:cs="Georgia Pro"/>
+          <w:color w:val="000000" w:themeColor="text1"/>
+        </w:rPr>
+      </w:pPr>
+    </w:p>
+    <w:p>
+      <w:pPr>
+        <w:spacing w:after="0" w:line="480" w:lineRule="auto"/>
+        <w:rPr>
+          <w:rFonts w:ascii="Georgia Pro" w:eastAsia="Georgia Pro" w:hAnsi="Georgia Pro" w:cs="Georgia Pro"/>
+          <w:color w:val="000000" w:themeColor="text1"/>
+        </w:rPr>
+      </w:pPr>
+      <w:r>
+        <w:rPr>
+          <w:rFonts w:ascii="Georgia Pro" w:eastAsia="Georgia Pro" w:hAnsi="Georgia Pro" w:cs="Georgia Pro"/>
+          <w:color w:val="000000" w:themeColor="text1"/>
+        </w:rPr>
+        <w:drawing>
+          <wp:inline distT="0" distB="0" distL="0" distR="0" wp14:anchorId="65A9FF6B" wp14:editId="31AED4E8">
+            <wp:extent cx="5943600" cy="2693670"/>
+            <wp:effectExtent l="19050" t="19050" r="19050" b="11430"/>
+            <wp:docPr id="174751860" name="Picture 1"/>
+            <wp:cNvGraphicFramePr>
+              <a:graphicFrameLocks xmlns:a="http://schemas.openxmlformats.org/drawingml/2006/main" noChangeAspect="1"/>
+            </wp:cNvGraphicFramePr>
+            <a:graphic xmlns:a="http://schemas.openxmlformats.org/drawingml/2006/main">
+              <a:graphicData uri="http://schemas.openxmlformats.org/drawingml/2006/picture">
+                <pic:pic xmlns:pic="http://schemas.openxmlformats.org/drawingml/2006/picture">
+                  <pic:nvPicPr>
+                    <pic:cNvPr id="174751860" name=""/>
+                    <pic:cNvPicPr/>
+                  </pic:nvPicPr>
+                  <pic:blipFill>
+                    <a:blip r:embed="rId5"/>
+                    <a:stretch>
+                      <a:fillRect/>
+                    </a:stretch>
+                  </pic:blipFill>
+                  <pic:spPr>
+                    <a:xfrm>
+                      <a:off x="0" y="0"/>
+                      <a:ext cx="5943600" cy="2693670"/>
+                    </a:xfrm>
+                    <a:prstGeom prst="rect">
+                      <a:avLst/>
+                    </a:prstGeom>
+                    <a:ln>
+                      <a:solidFill>
+                        <a:schemeClr val="accent1"/>
+                      </a:solidFill>
+                    </a:ln>
+                  </pic:spPr>
+                </pic:pic>
+              </a:graphicData>
+            </a:graphic>
+          </wp:inline>
+        </w:drawing>
+      </w:r>
+    </w:p>
+    <w:p>
+      <w:pPr>
+        <w:spacing w:after="0" w:line="480" w:lineRule="auto"/>
+        <w:rPr>
+          <w:rFonts w:ascii="Georgia Pro" w:eastAsia="Georgia Pro" w:hAnsi="Georgia Pro" w:cs="Georgia Pro"/>
+          <w:color w:val="000000" w:themeColor="text1"/>
+        </w:rPr>
+      </w:pPr>
+    </w:p>
+    <w:p>
+      <w:pPr>
+        <w:spacing w:after="0" w:line="480" w:lineRule="auto"/>
+        <w:rPr>
+          <w:rFonts w:ascii="Georgia Pro" w:eastAsia="Georgia Pro" w:hAnsi="Georgia Pro" w:cs="Georgia Pro"/>
+          <w:color w:val="000000" w:themeColor="text1"/>
+        </w:rPr>
+      </w:pPr>
+      <w:r>
+        <w:rPr>
+          <w:rFonts w:ascii="Georgia Pro" w:eastAsia="Georgia Pro" w:hAnsi="Georgia Pro" w:cs="Georgia Pro"/>
+          <w:color w:val="000000" w:themeColor="text1"/>
+        </w:rPr>
+        <w:drawing>
+          <wp:inline distT="0" distB="0" distL="0" distR="0" wp14:anchorId="693E33C0" wp14:editId="256059C6">
+            <wp:extent cx="5658640" cy="3172268"/>
+            <wp:effectExtent l="19050" t="19050" r="18415" b="28575"/>
+            <wp:docPr id="584483624" name="Picture 1"/>
+            <wp:cNvGraphicFramePr>
+              <a:graphicFrameLocks xmlns:a="http://schemas.openxmlformats.org/drawingml/2006/main" noChangeAspect="1"/>
+            </wp:cNvGraphicFramePr>
+            <a:graphic xmlns:a="http://schemas.openxmlformats.org/drawingml/2006/main">
+              <a:graphicData uri="http://schemas.openxmlformats.org/drawingml/2006/picture">
+                <pic:pic xmlns:pic="http://schemas.openxmlformats.org/drawingml/2006/picture">
+                  <pic:nvPicPr>
+                    <pic:cNvPr id="584483624" name=""/>
+                    <pic:cNvPicPr/>
+                  </pic:nvPicPr>
+                  <pic:blipFill>
+                    <a:blip r:embed="rId6"/>
+                    <a:stretch>
+                      <a:fillRect/>
+                    </a:stretch>
+                  </pic:blipFill>
+                  <pic:spPr>
+                    <a:xfrm>
+                      <a:off x="0" y="0"/>
+                      <a:ext cx="5658640" cy="3172268"/>
+                    </a:xfrm>
+                    <a:prstGeom prst="rect">
+                      <a:avLst/>
+                    </a:prstGeom>
+                    <a:ln>
+                      <a:solidFill>
+                        <a:schemeClr val="accent1"/>
+                      </a:solidFill>
+                    </a:ln>
+                  </pic:spPr>
+                </pic:pic>
+              </a:graphicData>
+            </a:graphic>
+          </wp:inline>
+        </w:drawing>
+      </w:r>
+    </w:p>
+    <w:p>
+      <w:pPr>
+        <w:spacing w:after="0" w:line="480" w:lineRule="auto"/>
+        <w:rPr>
+          <w:rFonts w:ascii="Georgia Pro" w:eastAsia="Georgia Pro" w:hAnsi="Georgia Pro" w:cs="Georgia Pro"/>
+          <w:color w:val="000000" w:themeColor="text1"/>
+        </w:rPr>
+      </w:pPr>
+      <w:r>
+        <w:rPr>
+          <w:rFonts w:ascii="Georgia Pro" w:eastAsia="Georgia Pro" w:hAnsi="Georgia Pro" w:cs="Georgia Pro"/>
+          <w:color w:val="000000" w:themeColor="text1"/>
+        </w:rPr>
+        <w:lastRenderedPageBreak/>
+        <w:drawing>
+          <wp:inline distT="0" distB="0" distL="0" distR="0" wp14:anchorId="7E3D0AD4" wp14:editId="43B83312">
+            <wp:extent cx="5401429" cy="2705478"/>
+            <wp:effectExtent l="19050" t="19050" r="8890" b="19050"/>
+            <wp:docPr id="345502933" name="Picture 1"/>
+            <wp:cNvGraphicFramePr>
+              <a:graphicFrameLocks xmlns:a="http://schemas.openxmlformats.org/drawingml/2006/main" noChangeAspect="1"/>
+            </wp:cNvGraphicFramePr>
+            <a:graphic xmlns:a="http://schemas.openxmlformats.org/drawingml/2006/main">
+              <a:graphicData uri="http://schemas.openxmlformats.org/drawingml/2006/picture">
+                <pic:pic xmlns:pic="http://schemas.openxmlformats.org/drawingml/2006/picture">
+                  <pic:nvPicPr>
+                    <pic:cNvPr id="345502933" name=""/>
+                    <pic:cNvPicPr/>
+                  </pic:nvPicPr>
+                  <pic:blipFill>
+                    <a:blip r:embed="rId7"/>
+                    <a:stretch>
+                      <a:fillRect/>
+                    </a:stretch>
+                  </pic:blipFill>
+                  <pic:spPr>
+                    <a:xfrm>
+                      <a:off x="0" y="0"/>
+                      <a:ext cx="5401429" cy="2705478"/>
+                    </a:xfrm>
+                    <a:prstGeom prst="rect">
+                      <a:avLst/>
+                    </a:prstGeom>
+                    <a:ln>
+                      <a:solidFill>
+                        <a:schemeClr val="accent1"/>
+                      </a:solidFill>
+                    </a:ln>
+                  </pic:spPr>
+                </pic:pic>
+              </a:graphicData>
+            </a:graphic>
+          </wp:inline>
+        </w:drawing>
+      </w:r>
+    </w:p>
+    <w:p>
+      <w:pPr>
+        <w:spacing w:after="0" w:line="480" w:lineRule="auto"/>
+        <w:rPr>
+          <w:rFonts w:ascii="Georgia Pro" w:eastAsia="Georgia Pro" w:hAnsi="Georgia Pro" w:cs="Georgia Pro"/>
+          <w:color w:val="000000" w:themeColor="text1"/>
+        </w:rPr>
+      </w:pPr>
+      <w:r>
+        <w:rPr>
+          <w:rFonts w:ascii="Georgia Pro" w:eastAsia="Georgia Pro" w:hAnsi="Georgia Pro" w:cs="Georgia Pro"/>
+          <w:color w:val="000000" w:themeColor="text1"/>
+        </w:rPr>
+        <w:pict w14:anchorId="03DCDA4E">
+          <v:rect id="_x0000_i1050" style="width:0;height:1.5pt" o:hralign="center" o:hrstd="t" o:hr="t" fillcolor="#a0a0a0" stroked="f"/>
+        </w:pict>
+      </w:r>
+    </w:p>
+    <w:p>
+      <w:pPr>
+        <w:spacing w:after="0" w:line="480" w:lineRule="auto"/>
         <w:rPr>
           <w:rFonts w:ascii="Georgia Pro" w:eastAsia="Georgia Pro" w:hAnsi="Georgia Pro" w:cs="Georgia Pro"/>
           <w:b/>
           <w:bCs/>
           <w:color w:val="000000" w:themeColor="text1"/>
         </w:rPr>
-        <w:t>27. Test the Health Probe</w:t>
-      </w:r>
-    </w:p>
-    <w:p>
-      <w:pPr>
-        <w:spacing w:after="0" w:line="480" w:lineRule="auto"/>
-        <w:rPr>
-          <w:rFonts w:ascii="Georgia Pro" w:eastAsia="Georgia Pro" w:hAnsi="Georgia Pro" w:cs="Georgia Pro"/>
-          <w:color w:val="000000" w:themeColor="text1"/>
-        </w:rPr>
-      </w:pPr>
-      <w:r>
-        <w:rPr>
-          <w:rFonts w:ascii="Georgia Pro" w:eastAsia="Georgia Pro" w:hAnsi="Georgia Pro" w:cs="Georgia Pro"/>
-          <w:color w:val="000000" w:themeColor="text1"/>
-        </w:rPr>
-        <w:t>Check the health probe:</w:t>
-      </w:r>
-    </w:p>
-    <w:p>
-      <w:pPr>
-        <w:pBdr>
-          <w:top w:val="single" w:sz="4" w:space="1" w:color="auto"/>
-          <w:left w:val="single" w:sz="4" w:space="4" w:color="auto"/>
-          <w:bottom w:val="single" w:sz="4" w:space="1" w:color="auto"/>
-          <w:right w:val="single" w:sz="4" w:space="4" w:color="auto"/>
-        </w:pBdr>
-        <w:shd w:val="clear" w:color="auto" w:fill="F2F2F2" w:themeFill="background1" w:themeFillShade="F2"/>
-        <w:spacing w:line="360" w:lineRule="auto"/>
-        <w:rPr>
-          <w:rFonts w:ascii="Georgia Pro" w:eastAsia="Georgia Pro" w:hAnsi="Georgia Pro" w:cs="Georgia Pro"/>
-          <w:color w:val="000000" w:themeColor="text1"/>
-        </w:rPr>
-      </w:pPr>
-      <w:proofErr w:type="spellStart"/>
-      <w:r>
-        <w:rPr>
-          <w:rFonts w:ascii="Georgia Pro" w:eastAsia="Georgia Pro" w:hAnsi="Georgia Pro" w:cs="Georgia Pro"/>
-          <w:color w:val="000000" w:themeColor="text1"/>
-        </w:rPr>
-        <w:t>az</w:t>
-      </w:r>
-      <w:proofErr w:type="spellEnd"/>
-      <w:r>
-        <w:rPr>
-          <w:rFonts w:ascii="Georgia Pro" w:eastAsia="Georgia Pro" w:hAnsi="Georgia Pro" w:cs="Georgia Pro"/>
-          <w:color w:val="000000" w:themeColor="text1"/>
-        </w:rPr>
-        <w:t xml:space="preserve"> network </w:t>
-      </w:r>
-      <w:proofErr w:type="spellStart"/>
-      <w:r>
-        <w:rPr>
-          <w:rFonts w:ascii="Georgia Pro" w:eastAsia="Georgia Pro" w:hAnsi="Georgia Pro" w:cs="Georgia Pro"/>
-          <w:color w:val="000000" w:themeColor="text1"/>
-        </w:rPr>
-        <w:t>lb</w:t>
-      </w:r>
-      <w:proofErr w:type="spellEnd"/>
-      <w:r>
-        <w:rPr>
-          <w:rFonts w:ascii="Georgia Pro" w:eastAsia="Georgia Pro" w:hAnsi="Georgia Pro" w:cs="Georgia Pro"/>
-          <w:color w:val="000000" w:themeColor="text1"/>
-        </w:rPr>
-        <w:t xml:space="preserve"> probe show \</w:t>
-      </w:r>
-    </w:p>
-    <w:p>
-      <w:pPr>
-        <w:pBdr>
-          <w:top w:val="single" w:sz="4" w:space="1" w:color="auto"/>
-          <w:left w:val="single" w:sz="4" w:space="4" w:color="auto"/>
-          <w:bottom w:val="single" w:sz="4" w:space="1" w:color="auto"/>
-          <w:right w:val="single" w:sz="4" w:space="4" w:color="auto"/>
-        </w:pBdr>
-        <w:shd w:val="clear" w:color="auto" w:fill="F2F2F2" w:themeFill="background1" w:themeFillShade="F2"/>
-        <w:spacing w:line="360" w:lineRule="auto"/>
-        <w:rPr>
-          <w:rFonts w:ascii="Georgia Pro" w:eastAsia="Georgia Pro" w:hAnsi="Georgia Pro" w:cs="Georgia Pro"/>
-          <w:color w:val="000000" w:themeColor="text1"/>
-        </w:rPr>
-      </w:pPr>
-      <w:r>
-        <w:rPr>
-          <w:rFonts w:ascii="Georgia Pro" w:eastAsia="Georgia Pro" w:hAnsi="Georgia Pro" w:cs="Georgia Pro"/>
-          <w:color w:val="000000" w:themeColor="text1"/>
-        </w:rPr>
-        <w:t xml:space="preserve">  --resource-group $RESOURCE_GROUP \</w:t>
-      </w:r>
-    </w:p>
-    <w:p>
-      <w:pPr>
-        <w:pBdr>
-          <w:top w:val="single" w:sz="4" w:space="1" w:color="auto"/>
-          <w:left w:val="single" w:sz="4" w:space="4" w:color="auto"/>
-          <w:bottom w:val="single" w:sz="4" w:space="1" w:color="auto"/>
-          <w:right w:val="single" w:sz="4" w:space="4" w:color="auto"/>
-        </w:pBdr>
-        <w:shd w:val="clear" w:color="auto" w:fill="F2F2F2" w:themeFill="background1" w:themeFillShade="F2"/>
-        <w:spacing w:line="360" w:lineRule="auto"/>
-        <w:rPr>
-          <w:rFonts w:ascii="Georgia Pro" w:eastAsia="Georgia Pro" w:hAnsi="Georgia Pro" w:cs="Georgia Pro"/>
-          <w:color w:val="000000" w:themeColor="text1"/>
-        </w:rPr>
-      </w:pPr>
-      <w:r>
-        <w:rPr>
-          <w:rFonts w:ascii="Georgia Pro" w:eastAsia="Georgia Pro" w:hAnsi="Georgia Pro" w:cs="Georgia Pro"/>
-          <w:color w:val="000000" w:themeColor="text1"/>
-        </w:rPr>
-        <w:t xml:space="preserve">  --</w:t>
-      </w:r>
-      <w:proofErr w:type="spellStart"/>
-      <w:r>
-        <w:rPr>
-          <w:rFonts w:ascii="Georgia Pro" w:eastAsia="Georgia Pro" w:hAnsi="Georgia Pro" w:cs="Georgia Pro"/>
-          <w:color w:val="000000" w:themeColor="text1"/>
-        </w:rPr>
-        <w:t>lb</w:t>
-      </w:r>
-      <w:proofErr w:type="spellEnd"/>
-      <w:r>
-        <w:rPr>
-          <w:rFonts w:ascii="Georgia Pro" w:eastAsia="Georgia Pro" w:hAnsi="Georgia Pro" w:cs="Georgia Pro"/>
-          <w:color w:val="000000" w:themeColor="text1"/>
-        </w:rPr>
-        <w:t>-name $LB_NAME \</w:t>
-      </w:r>
-    </w:p>
-    <w:p>
-      <w:pPr>
-        <w:pBdr>
-          <w:top w:val="single" w:sz="4" w:space="1" w:color="auto"/>
-          <w:left w:val="single" w:sz="4" w:space="4" w:color="auto"/>
-          <w:bottom w:val="single" w:sz="4" w:space="1" w:color="auto"/>
-          <w:right w:val="single" w:sz="4" w:space="4" w:color="auto"/>
-        </w:pBdr>
-        <w:shd w:val="clear" w:color="auto" w:fill="F2F2F2" w:themeFill="background1" w:themeFillShade="F2"/>
-        <w:spacing w:line="360" w:lineRule="auto"/>
-        <w:rPr>
-          <w:rFonts w:ascii="Georgia Pro" w:eastAsia="Georgia Pro" w:hAnsi="Georgia Pro" w:cs="Georgia Pro"/>
-          <w:color w:val="000000" w:themeColor="text1"/>
-        </w:rPr>
-      </w:pPr>
-      <w:r>
-        <w:rPr>
-          <w:rFonts w:ascii="Georgia Pro" w:eastAsia="Georgia Pro" w:hAnsi="Georgia Pro" w:cs="Georgia Pro"/>
-          <w:color w:val="000000" w:themeColor="text1"/>
-        </w:rPr>
-        <w:t xml:space="preserve">  --name </w:t>
-      </w:r>
-      <w:proofErr w:type="spellStart"/>
-      <w:r>
-        <w:rPr>
-          <w:rFonts w:ascii="Georgia Pro" w:eastAsia="Georgia Pro" w:hAnsi="Georgia Pro" w:cs="Georgia Pro"/>
-          <w:color w:val="000000" w:themeColor="text1"/>
-        </w:rPr>
-        <w:t>WebHealthProbe</w:t>
-      </w:r>
-      <w:proofErr w:type="spellEnd"/>
-    </w:p>
-    <w:p>
-      <w:pPr>
-        <w:spacing w:after="0" w:line="480" w:lineRule="auto"/>
-        <w:rPr>
-          <w:rFonts w:ascii="Georgia Pro" w:eastAsia="Georgia Pro" w:hAnsi="Georgia Pro" w:cs="Georgia Pro"/>
-          <w:color w:val="000000" w:themeColor="text1"/>
-        </w:rPr>
-      </w:pPr>
-      <w:r>
-        <w:rPr>
-          <w:rFonts w:ascii="Georgia Pro" w:eastAsia="Georgia Pro" w:hAnsi="Georgia Pro" w:cs="Georgia Pro"/>
-          <w:color w:val="000000" w:themeColor="text1"/>
-        </w:rPr>
-        <w:t>The probe checks:</w:t>
-      </w:r>
-    </w:p>
-    <w:p>
-      <w:pPr>
-        <w:spacing w:after="0" w:line="480" w:lineRule="auto"/>
-        <w:rPr>
-          <w:rFonts w:ascii="Georgia Pro" w:eastAsia="Georgia Pro" w:hAnsi="Georgia Pro" w:cs="Georgia Pro"/>
-          <w:color w:val="000000" w:themeColor="text1"/>
-        </w:rPr>
-      </w:pPr>
-      <w:r>
-        <w:rPr>
-          <w:rFonts w:ascii="Georgia Pro" w:eastAsia="Georgia Pro" w:hAnsi="Georgia Pro" w:cs="Georgia Pro"/>
-          <w:color w:val="000000" w:themeColor="text1"/>
-        </w:rPr>
-        <w:t>Protocol: HTTP</w:t>
-      </w:r>
-    </w:p>
-    <w:p>
-      <w:pPr>
-        <w:spacing w:after="0" w:line="480" w:lineRule="auto"/>
-        <w:rPr>
-          <w:rFonts w:ascii="Georgia Pro" w:eastAsia="Georgia Pro" w:hAnsi="Georgia Pro" w:cs="Georgia Pro"/>
-          <w:color w:val="000000" w:themeColor="text1"/>
-        </w:rPr>
-      </w:pPr>
-      <w:r>
-        <w:rPr>
-          <w:rFonts w:ascii="Georgia Pro" w:eastAsia="Georgia Pro" w:hAnsi="Georgia Pro" w:cs="Georgia Pro"/>
-          <w:color w:val="000000" w:themeColor="text1"/>
-        </w:rPr>
-        <w:t>Port:     80</w:t>
-      </w:r>
-    </w:p>
-    <w:p>
-      <w:pPr>
-        <w:spacing w:after="0" w:line="480" w:lineRule="auto"/>
-        <w:rPr>
-          <w:rFonts w:ascii="Georgia Pro" w:eastAsia="Georgia Pro" w:hAnsi="Georgia Pro" w:cs="Georgia Pro"/>
-          <w:color w:val="000000" w:themeColor="text1"/>
-        </w:rPr>
-      </w:pPr>
-      <w:r>
-        <w:rPr>
-          <w:rFonts w:ascii="Georgia Pro" w:eastAsia="Georgia Pro" w:hAnsi="Georgia Pro" w:cs="Georgia Pro"/>
-          <w:color w:val="000000" w:themeColor="text1"/>
-        </w:rPr>
-        <w:t>Path:     /</w:t>
-      </w:r>
-    </w:p>
-    <w:p>
-      <w:pPr>
-        <w:spacing w:after="0" w:line="480" w:lineRule="auto"/>
-        <w:rPr>
-          <w:rFonts w:ascii="Georgia Pro" w:eastAsia="Georgia Pro" w:hAnsi="Georgia Pro" w:cs="Georgia Pro"/>
-          <w:color w:val="000000" w:themeColor="text1"/>
-        </w:rPr>
-      </w:pPr>
-      <w:r>
-        <w:rPr>
-          <w:rFonts w:ascii="Georgia Pro" w:eastAsia="Georgia Pro" w:hAnsi="Georgia Pro" w:cs="Georgia Pro"/>
-          <w:color w:val="000000" w:themeColor="text1"/>
-        </w:rPr>
-        <w:lastRenderedPageBreak/>
-        <w:pict w14:anchorId="4AAF9669">
-          <v:rect id="_x0000_i1298" style="width:0;height:1.5pt" o:hralign="center" o:hrstd="t" o:hr="t" fillcolor="#a0a0a0" stroked="f"/>
-        </w:pict>
-      </w:r>
-    </w:p>
-    <w:p>
-      <w:pPr>
-        <w:spacing w:after="0" w:line="480" w:lineRule="auto"/>
+      </w:pPr>
+      <w:r>
         <w:rPr>
           <w:rFonts w:ascii="Georgia Pro" w:eastAsia="Georgia Pro" w:hAnsi="Georgia Pro" w:cs="Georgia Pro"/>
           <w:b/>
           <w:bCs/>
           <w:color w:val="000000" w:themeColor="text1"/>
         </w:rPr>
-      </w:pPr>
-      <w:r>
+        <w:t>27. Test the Health Probe</w:t>
+      </w:r>
+    </w:p>
+    <w:p>
+      <w:pPr>
+        <w:spacing w:after="0" w:line="480" w:lineRule="auto"/>
+        <w:rPr>
+          <w:rFonts w:ascii="Georgia Pro" w:eastAsia="Georgia Pro" w:hAnsi="Georgia Pro" w:cs="Georgia Pro"/>
+          <w:color w:val="000000" w:themeColor="text1"/>
+        </w:rPr>
+      </w:pPr>
+      <w:r>
+        <w:rPr>
+          <w:rFonts w:ascii="Georgia Pro" w:eastAsia="Georgia Pro" w:hAnsi="Georgia Pro" w:cs="Georgia Pro"/>
+          <w:color w:val="000000" w:themeColor="text1"/>
+        </w:rPr>
+        <w:t>Check the health probe:</w:t>
+      </w:r>
+    </w:p>
+    <w:p>
+      <w:pPr>
+        <w:pBdr>
+          <w:top w:val="single" w:sz="4" w:space="1" w:color="auto"/>
+          <w:left w:val="single" w:sz="4" w:space="4" w:color="auto"/>
+          <w:bottom w:val="single" w:sz="4" w:space="1" w:color="auto"/>
+          <w:right w:val="single" w:sz="4" w:space="4" w:color="auto"/>
+        </w:pBdr>
+        <w:shd w:val="clear" w:color="auto" w:fill="F2F2F2" w:themeFill="background1" w:themeFillShade="F2"/>
+        <w:spacing w:line="360" w:lineRule="auto"/>
+        <w:rPr>
+          <w:rFonts w:ascii="Georgia Pro" w:eastAsia="Georgia Pro" w:hAnsi="Georgia Pro" w:cs="Georgia Pro"/>
+          <w:color w:val="000000" w:themeColor="text1"/>
+        </w:rPr>
+      </w:pPr>
+      <w:r>
+        <w:rPr>
+          <w:rFonts w:ascii="Georgia Pro" w:eastAsia="Georgia Pro" w:hAnsi="Georgia Pro" w:cs="Georgia Pro"/>
+          <w:color w:val="000000" w:themeColor="text1"/>
+        </w:rPr>
+        <w:t>az network lb probe show \</w:t>
+      </w:r>
+    </w:p>
+    <w:p>
+      <w:pPr>
+        <w:pBdr>
+          <w:top w:val="single" w:sz="4" w:space="1" w:color="auto"/>
+          <w:left w:val="single" w:sz="4" w:space="4" w:color="auto"/>
+          <w:bottom w:val="single" w:sz="4" w:space="1" w:color="auto"/>
+          <w:right w:val="single" w:sz="4" w:space="4" w:color="auto"/>
+        </w:pBdr>
+        <w:shd w:val="clear" w:color="auto" w:fill="F2F2F2" w:themeFill="background1" w:themeFillShade="F2"/>
+        <w:spacing w:line="360" w:lineRule="auto"/>
+        <w:rPr>
+          <w:rFonts w:ascii="Georgia Pro" w:eastAsia="Georgia Pro" w:hAnsi="Georgia Pro" w:cs="Georgia Pro"/>
+          <w:color w:val="000000" w:themeColor="text1"/>
+        </w:rPr>
+      </w:pPr>
+      <w:r>
+        <w:rPr>
+          <w:rFonts w:ascii="Georgia Pro" w:eastAsia="Georgia Pro" w:hAnsi="Georgia Pro" w:cs="Georgia Pro"/>
+          <w:color w:val="000000" w:themeColor="text1"/>
+        </w:rPr>
+        <w:t xml:space="preserve">  --resource-group $RESOURCE_GROUP \</w:t>
+      </w:r>
+    </w:p>
+    <w:p>
+      <w:pPr>
+        <w:pBdr>
+          <w:top w:val="single" w:sz="4" w:space="1" w:color="auto"/>
+          <w:left w:val="single" w:sz="4" w:space="4" w:color="auto"/>
+          <w:bottom w:val="single" w:sz="4" w:space="1" w:color="auto"/>
+          <w:right w:val="single" w:sz="4" w:space="4" w:color="auto"/>
+        </w:pBdr>
+        <w:shd w:val="clear" w:color="auto" w:fill="F2F2F2" w:themeFill="background1" w:themeFillShade="F2"/>
+        <w:spacing w:line="360" w:lineRule="auto"/>
+        <w:rPr>
+          <w:rFonts w:ascii="Georgia Pro" w:eastAsia="Georgia Pro" w:hAnsi="Georgia Pro" w:cs="Georgia Pro"/>
+          <w:color w:val="000000" w:themeColor="text1"/>
+        </w:rPr>
+      </w:pPr>
+      <w:r>
+        <w:rPr>
+          <w:rFonts w:ascii="Georgia Pro" w:eastAsia="Georgia Pro" w:hAnsi="Georgia Pro" w:cs="Georgia Pro"/>
+          <w:color w:val="000000" w:themeColor="text1"/>
+        </w:rPr>
+        <w:t xml:space="preserve">  --lb-name $LB_NAME \</w:t>
+      </w:r>
+    </w:p>
+    <w:p>
+      <w:pPr>
+        <w:pBdr>
+          <w:top w:val="single" w:sz="4" w:space="1" w:color="auto"/>
+          <w:left w:val="single" w:sz="4" w:space="4" w:color="auto"/>
+          <w:bottom w:val="single" w:sz="4" w:space="1" w:color="auto"/>
+          <w:right w:val="single" w:sz="4" w:space="4" w:color="auto"/>
+        </w:pBdr>
+        <w:shd w:val="clear" w:color="auto" w:fill="F2F2F2" w:themeFill="background1" w:themeFillShade="F2"/>
+        <w:spacing w:line="360" w:lineRule="auto"/>
+        <w:rPr>
+          <w:rFonts w:ascii="Georgia Pro" w:eastAsia="Georgia Pro" w:hAnsi="Georgia Pro" w:cs="Georgia Pro"/>
+          <w:color w:val="000000" w:themeColor="text1"/>
+        </w:rPr>
+      </w:pPr>
+      <w:r>
+        <w:rPr>
+          <w:rFonts w:ascii="Georgia Pro" w:eastAsia="Georgia Pro" w:hAnsi="Georgia Pro" w:cs="Georgia Pro"/>
+          <w:color w:val="000000" w:themeColor="text1"/>
+        </w:rPr>
+        <w:t xml:space="preserve">  --name WebHealthProbe</w:t>
+      </w:r>
+    </w:p>
+    <w:p>
+      <w:pPr>
+        <w:spacing w:after="0" w:line="480" w:lineRule="auto"/>
+        <w:rPr>
+          <w:rFonts w:ascii="Georgia Pro" w:eastAsia="Georgia Pro" w:hAnsi="Georgia Pro" w:cs="Georgia Pro"/>
+          <w:color w:val="000000" w:themeColor="text1"/>
+        </w:rPr>
+      </w:pPr>
+      <w:r>
+        <w:rPr>
+          <w:rFonts w:ascii="Georgia Pro" w:eastAsia="Georgia Pro" w:hAnsi="Georgia Pro" w:cs="Georgia Pro"/>
+          <w:color w:val="000000" w:themeColor="text1"/>
+        </w:rPr>
+        <w:t>The probe checks:</w:t>
+      </w:r>
+    </w:p>
+    <w:p>
+      <w:pPr>
+        <w:spacing w:after="0" w:line="480" w:lineRule="auto"/>
+        <w:rPr>
+          <w:rFonts w:ascii="Georgia Pro" w:eastAsia="Georgia Pro" w:hAnsi="Georgia Pro" w:cs="Georgia Pro"/>
+          <w:color w:val="000000" w:themeColor="text1"/>
+        </w:rPr>
+      </w:pPr>
+      <w:r>
+        <w:rPr>
+          <w:rFonts w:ascii="Georgia Pro" w:eastAsia="Georgia Pro" w:hAnsi="Georgia Pro" w:cs="Georgia Pro"/>
+          <w:color w:val="000000" w:themeColor="text1"/>
+        </w:rPr>
+        <w:t>Protocol: HTTP</w:t>
+      </w:r>
+    </w:p>
+    <w:p>
+      <w:pPr>
+        <w:spacing w:after="0" w:line="480" w:lineRule="auto"/>
+        <w:rPr>
+          <w:rFonts w:ascii="Georgia Pro" w:eastAsia="Georgia Pro" w:hAnsi="Georgia Pro" w:cs="Georgia Pro"/>
+          <w:color w:val="000000" w:themeColor="text1"/>
+        </w:rPr>
+      </w:pPr>
+      <w:r>
+        <w:rPr>
+          <w:rFonts w:ascii="Georgia Pro" w:eastAsia="Georgia Pro" w:hAnsi="Georgia Pro" w:cs="Georgia Pro"/>
+          <w:color w:val="000000" w:themeColor="text1"/>
+        </w:rPr>
+        <w:t>Port:     80</w:t>
+      </w:r>
+    </w:p>
+    <w:p>
+      <w:pPr>
+        <w:spacing w:after="0" w:line="480" w:lineRule="auto"/>
+        <w:rPr>
+          <w:rFonts w:ascii="Georgia Pro" w:eastAsia="Georgia Pro" w:hAnsi="Georgia Pro" w:cs="Georgia Pro"/>
+          <w:color w:val="000000" w:themeColor="text1"/>
+        </w:rPr>
+      </w:pPr>
+      <w:r>
+        <w:rPr>
+          <w:rFonts w:ascii="Georgia Pro" w:eastAsia="Georgia Pro" w:hAnsi="Georgia Pro" w:cs="Georgia Pro"/>
+          <w:color w:val="000000" w:themeColor="text1"/>
+        </w:rPr>
+        <w:t>Path:     /</w:t>
+      </w:r>
+    </w:p>
+    <w:p>
+      <w:pPr>
+        <w:spacing w:after="0" w:line="480" w:lineRule="auto"/>
+        <w:rPr>
+          <w:rFonts w:ascii="Georgia Pro" w:eastAsia="Georgia Pro" w:hAnsi="Georgia Pro" w:cs="Georgia Pro"/>
+          <w:color w:val="000000" w:themeColor="text1"/>
+        </w:rPr>
+      </w:pPr>
+      <w:r>
+        <w:rPr>
+          <w:rFonts w:ascii="Georgia Pro" w:eastAsia="Georgia Pro" w:hAnsi="Georgia Pro" w:cs="Georgia Pro"/>
+          <w:color w:val="000000" w:themeColor="text1"/>
+        </w:rPr>
+        <w:pict w14:anchorId="4AAF9669">
+          <v:rect id="_x0000_i1051" style="width:0;height:1.5pt" o:hralign="center" o:hrstd="t" o:hr="t" fillcolor="#a0a0a0" stroked="f"/>
+        </w:pict>
+      </w:r>
+    </w:p>
+    <w:p>
+      <w:pPr>
+        <w:spacing w:after="0" w:line="480" w:lineRule="auto"/>
         <w:rPr>
           <w:rFonts w:ascii="Georgia Pro" w:eastAsia="Georgia Pro" w:hAnsi="Georgia Pro" w:cs="Georgia Pro"/>
           <w:b/>
           <w:bCs/>
           <w:color w:val="000000" w:themeColor="text1"/>
         </w:rPr>
-        <w:t>28. Simulate VM-1 Failure</w:t>
-      </w:r>
-    </w:p>
-    <w:p>
-      <w:pPr>
-        <w:spacing w:after="0" w:line="480" w:lineRule="auto"/>
-        <w:rPr>
-          <w:rFonts w:ascii="Georgia Pro" w:eastAsia="Georgia Pro" w:hAnsi="Georgia Pro" w:cs="Georgia Pro"/>
-          <w:color w:val="000000" w:themeColor="text1"/>
-        </w:rPr>
-      </w:pPr>
-      <w:r>
-        <w:rPr>
-          <w:rFonts w:ascii="Georgia Pro" w:eastAsia="Georgia Pro" w:hAnsi="Georgia Pro" w:cs="Georgia Pro"/>
-          <w:color w:val="000000" w:themeColor="text1"/>
-        </w:rPr>
-        <w:t>Now we will stop VM-1.</w:t>
-      </w:r>
-    </w:p>
-    <w:p>
-      <w:pPr>
-        <w:pBdr>
-          <w:top w:val="single" w:sz="4" w:space="1" w:color="auto"/>
-          <w:left w:val="single" w:sz="4" w:space="4" w:color="auto"/>
-          <w:bottom w:val="single" w:sz="4" w:space="1" w:color="auto"/>
-          <w:right w:val="single" w:sz="4" w:space="4" w:color="auto"/>
-        </w:pBdr>
-        <w:shd w:val="clear" w:color="auto" w:fill="F2F2F2" w:themeFill="background1" w:themeFillShade="F2"/>
-        <w:spacing w:line="480" w:lineRule="auto"/>
-        <w:rPr>
-          <w:rFonts w:ascii="Georgia Pro" w:eastAsia="Georgia Pro" w:hAnsi="Georgia Pro" w:cs="Georgia Pro"/>
-          <w:color w:val="000000" w:themeColor="text1"/>
-        </w:rPr>
-      </w:pPr>
-      <w:proofErr w:type="spellStart"/>
-      <w:r>
-        <w:rPr>
-          <w:rFonts w:ascii="Georgia Pro" w:eastAsia="Georgia Pro" w:hAnsi="Georgia Pro" w:cs="Georgia Pro"/>
-          <w:color w:val="000000" w:themeColor="text1"/>
-        </w:rPr>
-        <w:t>az</w:t>
-      </w:r>
-      <w:proofErr w:type="spellEnd"/>
-      <w:r>
-        <w:rPr>
-          <w:rFonts w:ascii="Georgia Pro" w:eastAsia="Georgia Pro" w:hAnsi="Georgia Pro" w:cs="Georgia Pro"/>
-          <w:color w:val="000000" w:themeColor="text1"/>
-        </w:rPr>
-        <w:t xml:space="preserve"> </w:t>
-      </w:r>
-      <w:proofErr w:type="spellStart"/>
-      <w:r>
-        <w:rPr>
-          <w:rFonts w:ascii="Georgia Pro" w:eastAsia="Georgia Pro" w:hAnsi="Georgia Pro" w:cs="Georgia Pro"/>
-          <w:color w:val="000000" w:themeColor="text1"/>
-        </w:rPr>
-        <w:t>vm</w:t>
-      </w:r>
-      <w:proofErr w:type="spellEnd"/>
-      <w:r>
-        <w:rPr>
-          <w:rFonts w:ascii="Georgia Pro" w:eastAsia="Georgia Pro" w:hAnsi="Georgia Pro" w:cs="Georgia Pro"/>
-          <w:color w:val="000000" w:themeColor="text1"/>
-        </w:rPr>
-        <w:t xml:space="preserve"> stop \</w:t>
-      </w:r>
-    </w:p>
-    <w:p>
-      <w:pPr>
-        <w:pBdr>
-          <w:top w:val="single" w:sz="4" w:space="1" w:color="auto"/>
-          <w:left w:val="single" w:sz="4" w:space="4" w:color="auto"/>
-          <w:bottom w:val="single" w:sz="4" w:space="1" w:color="auto"/>
-          <w:right w:val="single" w:sz="4" w:space="4" w:color="auto"/>
-        </w:pBdr>
-        <w:shd w:val="clear" w:color="auto" w:fill="F2F2F2" w:themeFill="background1" w:themeFillShade="F2"/>
-        <w:spacing w:line="480" w:lineRule="auto"/>
-        <w:rPr>
-          <w:rFonts w:ascii="Georgia Pro" w:eastAsia="Georgia Pro" w:hAnsi="Georgia Pro" w:cs="Georgia Pro"/>
-          <w:color w:val="000000" w:themeColor="text1"/>
-        </w:rPr>
-      </w:pPr>
-      <w:r>
-        <w:rPr>
-          <w:rFonts w:ascii="Georgia Pro" w:eastAsia="Georgia Pro" w:hAnsi="Georgia Pro" w:cs="Georgia Pro"/>
-          <w:color w:val="000000" w:themeColor="text1"/>
-        </w:rPr>
-        <w:t xml:space="preserve">  --resource-group $RESOURCE_GROUP \</w:t>
-      </w:r>
-    </w:p>
-    <w:p>
-      <w:pPr>
-        <w:pBdr>
-          <w:top w:val="single" w:sz="4" w:space="1" w:color="auto"/>
-          <w:left w:val="single" w:sz="4" w:space="4" w:color="auto"/>
-          <w:bottom w:val="single" w:sz="4" w:space="1" w:color="auto"/>
-          <w:right w:val="single" w:sz="4" w:space="4" w:color="auto"/>
-        </w:pBdr>
-        <w:shd w:val="clear" w:color="auto" w:fill="F2F2F2" w:themeFill="background1" w:themeFillShade="F2"/>
-        <w:spacing w:line="480" w:lineRule="auto"/>
-        <w:rPr>
-          <w:rFonts w:ascii="Georgia Pro" w:eastAsia="Georgia Pro" w:hAnsi="Georgia Pro" w:cs="Georgia Pro"/>
-          <w:color w:val="000000" w:themeColor="text1"/>
-        </w:rPr>
-      </w:pPr>
-      <w:r>
-        <w:rPr>
-          <w:rFonts w:ascii="Georgia Pro" w:eastAsia="Georgia Pro" w:hAnsi="Georgia Pro" w:cs="Georgia Pro"/>
-          <w:color w:val="000000" w:themeColor="text1"/>
-        </w:rPr>
-        <w:t xml:space="preserve">  --name $VM1_NAME</w:t>
-      </w:r>
-    </w:p>
-    <w:p>
-      <w:pPr>
-        <w:spacing w:after="0" w:line="480" w:lineRule="auto"/>
-        <w:rPr>
-          <w:rFonts w:ascii="Georgia Pro" w:eastAsia="Georgia Pro" w:hAnsi="Georgia Pro" w:cs="Georgia Pro"/>
-          <w:color w:val="000000" w:themeColor="text1"/>
-        </w:rPr>
-      </w:pPr>
-      <w:r>
-        <w:rPr>
-          <w:rFonts w:ascii="Georgia Pro" w:eastAsia="Georgia Pro" w:hAnsi="Georgia Pro" w:cs="Georgia Pro"/>
-          <w:color w:val="000000" w:themeColor="text1"/>
-        </w:rPr>
-        <w:t>Wait a short time for the health probe to detect the failure.</w:t>
-      </w:r>
-    </w:p>
-    <w:p>
-      <w:pPr>
-        <w:spacing w:after="0" w:line="480" w:lineRule="auto"/>
-        <w:rPr>
-          <w:rFonts w:ascii="Georgia Pro" w:eastAsia="Georgia Pro" w:hAnsi="Georgia Pro" w:cs="Georgia Pro"/>
-          <w:color w:val="000000" w:themeColor="text1"/>
-        </w:rPr>
-      </w:pPr>
-      <w:r>
-        <w:rPr>
-          <w:rFonts w:ascii="Georgia Pro" w:eastAsia="Georgia Pro" w:hAnsi="Georgia Pro" w:cs="Georgia Pro"/>
-          <w:color w:val="000000" w:themeColor="text1"/>
-        </w:rPr>
-        <w:t>Then run:</w:t>
-      </w:r>
-    </w:p>
-    <w:p>
-      <w:pPr>
-        <w:pBdr>
-          <w:top w:val="single" w:sz="4" w:space="1" w:color="auto"/>
-          <w:left w:val="single" w:sz="4" w:space="4" w:color="auto"/>
-          <w:bottom w:val="single" w:sz="4" w:space="1" w:color="auto"/>
-          <w:right w:val="single" w:sz="4" w:space="4" w:color="auto"/>
-        </w:pBdr>
-        <w:shd w:val="clear" w:color="auto" w:fill="F2F2F2" w:themeFill="background1" w:themeFillShade="F2"/>
-        <w:spacing w:line="480" w:lineRule="auto"/>
-        <w:rPr>
-          <w:rFonts w:ascii="Georgia Pro" w:eastAsia="Georgia Pro" w:hAnsi="Georgia Pro" w:cs="Georgia Pro"/>
-          <w:color w:val="000000" w:themeColor="text1"/>
-        </w:rPr>
-      </w:pPr>
-      <w:r>
-        <w:rPr>
-          <w:rFonts w:ascii="Georgia Pro" w:eastAsia="Georgia Pro" w:hAnsi="Georgia Pro" w:cs="Georgia Pro"/>
-          <w:color w:val="000000" w:themeColor="text1"/>
-        </w:rPr>
-        <w:t xml:space="preserve">for </w:t>
-      </w:r>
-      <w:proofErr w:type="spellStart"/>
-      <w:r>
-        <w:rPr>
-          <w:rFonts w:ascii="Georgia Pro" w:eastAsia="Georgia Pro" w:hAnsi="Georgia Pro" w:cs="Georgia Pro"/>
-          <w:color w:val="000000" w:themeColor="text1"/>
-        </w:rPr>
-        <w:t>i</w:t>
-      </w:r>
-      <w:proofErr w:type="spellEnd"/>
-      <w:r>
-        <w:rPr>
-          <w:rFonts w:ascii="Georgia Pro" w:eastAsia="Georgia Pro" w:hAnsi="Georgia Pro" w:cs="Georgia Pro"/>
-          <w:color w:val="000000" w:themeColor="text1"/>
-        </w:rPr>
-        <w:t xml:space="preserve"> in {</w:t>
-      </w:r>
-      <w:proofErr w:type="gramStart"/>
-      <w:r>
-        <w:rPr>
-          <w:rFonts w:ascii="Georgia Pro" w:eastAsia="Georgia Pro" w:hAnsi="Georgia Pro" w:cs="Georgia Pro"/>
-          <w:color w:val="000000" w:themeColor="text1"/>
-        </w:rPr>
-        <w:t>1..10};</w:t>
-      </w:r>
-      <w:proofErr w:type="gramEnd"/>
-      <w:r>
-        <w:rPr>
-          <w:rFonts w:ascii="Georgia Pro" w:eastAsia="Georgia Pro" w:hAnsi="Georgia Pro" w:cs="Georgia Pro"/>
-          <w:color w:val="000000" w:themeColor="text1"/>
-        </w:rPr>
-        <w:t xml:space="preserve"> do</w:t>
-      </w:r>
-    </w:p>
-    <w:p>
-      <w:pPr>
-        <w:pBdr>
-          <w:top w:val="single" w:sz="4" w:space="1" w:color="auto"/>
-          <w:left w:val="single" w:sz="4" w:space="4" w:color="auto"/>
-          <w:bottom w:val="single" w:sz="4" w:space="1" w:color="auto"/>
-          <w:right w:val="single" w:sz="4" w:space="4" w:color="auto"/>
-        </w:pBdr>
-        <w:shd w:val="clear" w:color="auto" w:fill="F2F2F2" w:themeFill="background1" w:themeFillShade="F2"/>
-        <w:spacing w:line="480" w:lineRule="auto"/>
-        <w:rPr>
-          <w:rFonts w:ascii="Georgia Pro" w:eastAsia="Georgia Pro" w:hAnsi="Georgia Pro" w:cs="Georgia Pro"/>
-          <w:color w:val="000000" w:themeColor="text1"/>
-        </w:rPr>
-      </w:pPr>
-      <w:r>
-        <w:rPr>
-          <w:rFonts w:ascii="Georgia Pro" w:eastAsia="Georgia Pro" w:hAnsi="Georgia Pro" w:cs="Georgia Pro"/>
-          <w:color w:val="000000" w:themeColor="text1"/>
-        </w:rPr>
-        <w:t xml:space="preserve">    curl </w:t>
-      </w:r>
-      <w:proofErr w:type="gramStart"/>
-      <w:r>
-        <w:rPr>
-          <w:rFonts w:ascii="Georgia Pro" w:eastAsia="Georgia Pro" w:hAnsi="Georgia Pro" w:cs="Georgia Pro"/>
-          <w:color w:val="000000" w:themeColor="text1"/>
-        </w:rPr>
-        <w:t>-s</w:t>
-      </w:r>
-      <w:proofErr w:type="gramEnd"/>
-      <w:r>
-        <w:rPr>
-          <w:rFonts w:ascii="Georgia Pro" w:eastAsia="Georgia Pro" w:hAnsi="Georgia Pro" w:cs="Georgia Pro"/>
-          <w:color w:val="000000" w:themeColor="text1"/>
-        </w:rPr>
-        <w:t xml:space="preserve"> http://$LB_PUBLIC_IP</w:t>
-      </w:r>
-    </w:p>
-    <w:p>
-      <w:pPr>
-        <w:pBdr>
-          <w:top w:val="single" w:sz="4" w:space="1" w:color="auto"/>
-          <w:left w:val="single" w:sz="4" w:space="4" w:color="auto"/>
-          <w:bottom w:val="single" w:sz="4" w:space="1" w:color="auto"/>
-          <w:right w:val="single" w:sz="4" w:space="4" w:color="auto"/>
-        </w:pBdr>
-        <w:shd w:val="clear" w:color="auto" w:fill="F2F2F2" w:themeFill="background1" w:themeFillShade="F2"/>
-        <w:spacing w:line="480" w:lineRule="auto"/>
-        <w:rPr>
-          <w:rFonts w:ascii="Georgia Pro" w:eastAsia="Georgia Pro" w:hAnsi="Georgia Pro" w:cs="Georgia Pro"/>
-          <w:color w:val="000000" w:themeColor="text1"/>
-        </w:rPr>
-      </w:pPr>
-      <w:r>
-        <w:rPr>
-          <w:rFonts w:ascii="Georgia Pro" w:eastAsia="Georgia Pro" w:hAnsi="Georgia Pro" w:cs="Georgia Pro"/>
-          <w:color w:val="000000" w:themeColor="text1"/>
-        </w:rPr>
-        <w:t xml:space="preserve">    echo</w:t>
-      </w:r>
-    </w:p>
-    <w:p>
-      <w:pPr>
-        <w:pBdr>
-          <w:top w:val="single" w:sz="4" w:space="1" w:color="auto"/>
-          <w:left w:val="single" w:sz="4" w:space="4" w:color="auto"/>
-          <w:bottom w:val="single" w:sz="4" w:space="1" w:color="auto"/>
-          <w:right w:val="single" w:sz="4" w:space="4" w:color="auto"/>
-        </w:pBdr>
-        <w:shd w:val="clear" w:color="auto" w:fill="F2F2F2" w:themeFill="background1" w:themeFillShade="F2"/>
-        <w:spacing w:line="480" w:lineRule="auto"/>
-        <w:rPr>
-          <w:rFonts w:ascii="Georgia Pro" w:eastAsia="Georgia Pro" w:hAnsi="Georgia Pro" w:cs="Georgia Pro"/>
-          <w:color w:val="000000" w:themeColor="text1"/>
-        </w:rPr>
-      </w:pPr>
-      <w:r>
-        <w:rPr>
-          <w:rFonts w:ascii="Georgia Pro" w:eastAsia="Georgia Pro" w:hAnsi="Georgia Pro" w:cs="Georgia Pro"/>
-          <w:color w:val="000000" w:themeColor="text1"/>
-        </w:rPr>
-        <w:t>done</w:t>
-      </w:r>
-    </w:p>
-    <w:p>
-      <w:pPr>
-        <w:spacing w:after="0" w:line="480" w:lineRule="auto"/>
-        <w:rPr>
-          <w:rFonts w:ascii="Georgia Pro" w:eastAsia="Georgia Pro" w:hAnsi="Georgia Pro" w:cs="Georgia Pro"/>
-          <w:color w:val="000000" w:themeColor="text1"/>
-        </w:rPr>
-      </w:pPr>
-      <w:r>
-        <w:rPr>
-          <w:rFonts w:ascii="Georgia Pro" w:eastAsia="Georgia Pro" w:hAnsi="Georgia Pro" w:cs="Georgia Pro"/>
-          <w:color w:val="000000" w:themeColor="text1"/>
-        </w:rPr>
-        <w:t>You should now receive responses from the healthy VM:</w:t>
-      </w:r>
-    </w:p>
-    <w:p>
-      <w:pPr>
-        <w:pBdr>
-          <w:top w:val="single" w:sz="4" w:space="1" w:color="auto"/>
-          <w:left w:val="single" w:sz="4" w:space="4" w:color="auto"/>
-          <w:bottom w:val="single" w:sz="4" w:space="1" w:color="auto"/>
-          <w:right w:val="single" w:sz="4" w:space="4" w:color="auto"/>
-        </w:pBdr>
-        <w:shd w:val="clear" w:color="auto" w:fill="F2F2F2" w:themeFill="background1" w:themeFillShade="F2"/>
-        <w:spacing w:line="480" w:lineRule="auto"/>
-        <w:rPr>
-          <w:rFonts w:ascii="Georgia Pro" w:eastAsia="Georgia Pro" w:hAnsi="Georgia Pro" w:cs="Georgia Pro"/>
-          <w:color w:val="000000" w:themeColor="text1"/>
-        </w:rPr>
-      </w:pPr>
-      <w:r>
-        <w:rPr>
-          <w:rFonts w:ascii="Georgia Pro" w:eastAsia="Georgia Pro" w:hAnsi="Georgia Pro" w:cs="Georgia Pro"/>
-          <w:color w:val="000000" w:themeColor="text1"/>
-        </w:rPr>
-        <w:t>Hello from Web VM 2</w:t>
-      </w:r>
-    </w:p>
-    <w:p>
-      <w:pPr>
-        <w:pBdr>
-          <w:top w:val="single" w:sz="4" w:space="1" w:color="auto"/>
-          <w:left w:val="single" w:sz="4" w:space="4" w:color="auto"/>
-          <w:bottom w:val="single" w:sz="4" w:space="1" w:color="auto"/>
-          <w:right w:val="single" w:sz="4" w:space="4" w:color="auto"/>
-        </w:pBdr>
-        <w:shd w:val="clear" w:color="auto" w:fill="F2F2F2" w:themeFill="background1" w:themeFillShade="F2"/>
-        <w:spacing w:line="480" w:lineRule="auto"/>
-        <w:rPr>
-          <w:rFonts w:ascii="Georgia Pro" w:eastAsia="Georgia Pro" w:hAnsi="Georgia Pro" w:cs="Georgia Pro"/>
-          <w:color w:val="000000" w:themeColor="text1"/>
-        </w:rPr>
-      </w:pPr>
-      <w:r>
-        <w:rPr>
-          <w:rFonts w:ascii="Georgia Pro" w:eastAsia="Georgia Pro" w:hAnsi="Georgia Pro" w:cs="Georgia Pro"/>
-          <w:color w:val="000000" w:themeColor="text1"/>
-        </w:rPr>
-        <w:t>Hello from Web VM 2</w:t>
-      </w:r>
-    </w:p>
-    <w:p>
-      <w:pPr>
-        <w:pBdr>
-          <w:top w:val="single" w:sz="4" w:space="1" w:color="auto"/>
-          <w:left w:val="single" w:sz="4" w:space="4" w:color="auto"/>
-          <w:bottom w:val="single" w:sz="4" w:space="1" w:color="auto"/>
-          <w:right w:val="single" w:sz="4" w:space="4" w:color="auto"/>
-        </w:pBdr>
-        <w:shd w:val="clear" w:color="auto" w:fill="F2F2F2" w:themeFill="background1" w:themeFillShade="F2"/>
-        <w:spacing w:line="480" w:lineRule="auto"/>
-        <w:rPr>
-          <w:rFonts w:ascii="Georgia Pro" w:eastAsia="Georgia Pro" w:hAnsi="Georgia Pro" w:cs="Georgia Pro"/>
-          <w:color w:val="000000" w:themeColor="text1"/>
-        </w:rPr>
-      </w:pPr>
-      <w:r>
-        <w:rPr>
-          <w:rFonts w:ascii="Georgia Pro" w:eastAsia="Georgia Pro" w:hAnsi="Georgia Pro" w:cs="Georgia Pro"/>
-          <w:color w:val="000000" w:themeColor="text1"/>
-        </w:rPr>
-        <w:t>Hello from Web VM 2</w:t>
-      </w:r>
-    </w:p>
-    <w:p>
-      <w:pPr>
-        <w:pBdr>
-          <w:top w:val="single" w:sz="4" w:space="1" w:color="auto"/>
-          <w:left w:val="single" w:sz="4" w:space="4" w:color="auto"/>
-          <w:bottom w:val="single" w:sz="4" w:space="1" w:color="auto"/>
-          <w:right w:val="single" w:sz="4" w:space="4" w:color="auto"/>
-        </w:pBdr>
-        <w:shd w:val="clear" w:color="auto" w:fill="F2F2F2" w:themeFill="background1" w:themeFillShade="F2"/>
-        <w:spacing w:line="480" w:lineRule="auto"/>
-        <w:rPr>
-          <w:rFonts w:ascii="Georgia Pro" w:eastAsia="Georgia Pro" w:hAnsi="Georgia Pro" w:cs="Georgia Pro"/>
-          <w:color w:val="000000" w:themeColor="text1"/>
-        </w:rPr>
-      </w:pPr>
-      <w:r>
-        <w:rPr>
-          <w:rFonts w:ascii="Georgia Pro" w:eastAsia="Georgia Pro" w:hAnsi="Georgia Pro" w:cs="Georgia Pro"/>
-          <w:color w:val="000000" w:themeColor="text1"/>
-        </w:rPr>
-        <w:t>...</w:t>
-      </w:r>
-    </w:p>
-    <w:p>
-      <w:pPr>
-        <w:spacing w:after="0" w:line="480" w:lineRule="auto"/>
-        <w:rPr>
-          <w:rFonts w:ascii="Georgia Pro" w:eastAsia="Georgia Pro" w:hAnsi="Georgia Pro" w:cs="Georgia Pro"/>
-          <w:color w:val="000000" w:themeColor="text1"/>
-        </w:rPr>
-      </w:pPr>
-      <w:r>
-        <w:rPr>
-          <w:rFonts w:ascii="Georgia Pro" w:eastAsia="Georgia Pro" w:hAnsi="Georgia Pro" w:cs="Georgia Pro"/>
-          <w:color w:val="000000" w:themeColor="text1"/>
-        </w:rPr>
-        <w:t>This demonstrates the high-availability behavior.</w:t>
-      </w:r>
-    </w:p>
-    <w:p>
-      <w:pPr>
-        <w:spacing w:after="0" w:line="480" w:lineRule="auto"/>
-        <w:rPr>
-          <w:rFonts w:ascii="Georgia Pro" w:eastAsia="Georgia Pro" w:hAnsi="Georgia Pro" w:cs="Georgia Pro"/>
-          <w:color w:val="000000" w:themeColor="text1"/>
-        </w:rPr>
-      </w:pPr>
-      <w:r>
-        <w:rPr>
-          <w:rFonts w:ascii="Georgia Pro" w:eastAsia="Georgia Pro" w:hAnsi="Georgia Pro" w:cs="Georgia Pro"/>
-          <w:color w:val="000000" w:themeColor="text1"/>
-        </w:rPr>
-        <w:t xml:space="preserve">When a backend health probe fails, Azure Load Balancer stops sending new traffic to that unhealthy instance. </w:t>
-      </w:r>
-    </w:p>
-    <w:p>
-      <w:pPr>
-        <w:spacing w:after="0" w:line="480" w:lineRule="auto"/>
-        <w:rPr>
-          <w:rFonts w:ascii="Georgia Pro" w:eastAsia="Georgia Pro" w:hAnsi="Georgia Pro" w:cs="Georgia Pro"/>
-          <w:color w:val="000000" w:themeColor="text1"/>
-        </w:rPr>
-      </w:pPr>
-      <w:r>
-        <w:rPr>
-          <w:rFonts w:ascii="Georgia Pro" w:eastAsia="Georgia Pro" w:hAnsi="Georgia Pro" w:cs="Georgia Pro"/>
-          <w:color w:val="000000" w:themeColor="text1"/>
-        </w:rPr>
-        <w:pict w14:anchorId="4D2A1D33">
-          <v:rect id="_x0000_i1299" style="width:0;height:1.5pt" o:hralign="center" o:hrstd="t" o:hr="t" fillcolor="#a0a0a0" stroked="f"/>
-        </w:pict>
-      </w:r>
-    </w:p>
-    <w:p>
-      <w:pPr>
+      </w:pPr>
+      <w:r>
         <w:rPr>
           <w:rFonts w:ascii="Georgia Pro" w:eastAsia="Georgia Pro" w:hAnsi="Georgia Pro" w:cs="Georgia Pro"/>
           <w:b/>
           <w:bCs/>
           <w:color w:val="000000" w:themeColor="text1"/>
         </w:rPr>
-      </w:pPr>
-      <w:r>
+        <w:t>28. Simulate VM-1 Failure</w:t>
+      </w:r>
+    </w:p>
+    <w:p>
+      <w:pPr>
+        <w:spacing w:after="0" w:line="480" w:lineRule="auto"/>
+        <w:rPr>
+          <w:rFonts w:ascii="Georgia Pro" w:eastAsia="Georgia Pro" w:hAnsi="Georgia Pro" w:cs="Georgia Pro"/>
+          <w:color w:val="000000" w:themeColor="text1"/>
+        </w:rPr>
+      </w:pPr>
+      <w:r>
+        <w:rPr>
+          <w:rFonts w:ascii="Georgia Pro" w:eastAsia="Georgia Pro" w:hAnsi="Georgia Pro" w:cs="Georgia Pro"/>
+          <w:color w:val="000000" w:themeColor="text1"/>
+        </w:rPr>
+        <w:t>Now we will stop VM-1.</w:t>
+      </w:r>
+    </w:p>
+    <w:p>
+      <w:pPr>
+        <w:pBdr>
+          <w:top w:val="single" w:sz="4" w:space="1" w:color="auto"/>
+          <w:left w:val="single" w:sz="4" w:space="4" w:color="auto"/>
+          <w:bottom w:val="single" w:sz="4" w:space="1" w:color="auto"/>
+          <w:right w:val="single" w:sz="4" w:space="4" w:color="auto"/>
+        </w:pBdr>
+        <w:shd w:val="clear" w:color="auto" w:fill="F2F2F2" w:themeFill="background1" w:themeFillShade="F2"/>
+        <w:spacing w:line="480" w:lineRule="auto"/>
+        <w:rPr>
+          <w:rFonts w:ascii="Georgia Pro" w:eastAsia="Georgia Pro" w:hAnsi="Georgia Pro" w:cs="Georgia Pro"/>
+          <w:color w:val="000000" w:themeColor="text1"/>
+        </w:rPr>
+      </w:pPr>
+      <w:r>
+        <w:rPr>
+          <w:rFonts w:ascii="Georgia Pro" w:eastAsia="Georgia Pro" w:hAnsi="Georgia Pro" w:cs="Georgia Pro"/>
+          <w:color w:val="000000" w:themeColor="text1"/>
+        </w:rPr>
+        <w:t>az vm stop \</w:t>
+      </w:r>
+    </w:p>
+    <w:p>
+      <w:pPr>
+        <w:pBdr>
+          <w:top w:val="single" w:sz="4" w:space="1" w:color="auto"/>
+          <w:left w:val="single" w:sz="4" w:space="4" w:color="auto"/>
+          <w:bottom w:val="single" w:sz="4" w:space="1" w:color="auto"/>
+          <w:right w:val="single" w:sz="4" w:space="4" w:color="auto"/>
+        </w:pBdr>
+        <w:shd w:val="clear" w:color="auto" w:fill="F2F2F2" w:themeFill="background1" w:themeFillShade="F2"/>
+        <w:spacing w:line="480" w:lineRule="auto"/>
+        <w:rPr>
+          <w:rFonts w:ascii="Georgia Pro" w:eastAsia="Georgia Pro" w:hAnsi="Georgia Pro" w:cs="Georgia Pro"/>
+          <w:color w:val="000000" w:themeColor="text1"/>
+        </w:rPr>
+      </w:pPr>
+      <w:r>
+        <w:rPr>
+          <w:rFonts w:ascii="Georgia Pro" w:eastAsia="Georgia Pro" w:hAnsi="Georgia Pro" w:cs="Georgia Pro"/>
+          <w:color w:val="000000" w:themeColor="text1"/>
+        </w:rPr>
+        <w:t xml:space="preserve">  --resource-group $RESOURCE_GROUP \</w:t>
+      </w:r>
+    </w:p>
+    <w:p>
+      <w:pPr>
+        <w:pBdr>
+          <w:top w:val="single" w:sz="4" w:space="1" w:color="auto"/>
+          <w:left w:val="single" w:sz="4" w:space="4" w:color="auto"/>
+          <w:bottom w:val="single" w:sz="4" w:space="1" w:color="auto"/>
+          <w:right w:val="single" w:sz="4" w:space="4" w:color="auto"/>
+        </w:pBdr>
+        <w:shd w:val="clear" w:color="auto" w:fill="F2F2F2" w:themeFill="background1" w:themeFillShade="F2"/>
+        <w:spacing w:line="480" w:lineRule="auto"/>
+        <w:rPr>
+          <w:rFonts w:ascii="Georgia Pro" w:eastAsia="Georgia Pro" w:hAnsi="Georgia Pro" w:cs="Georgia Pro"/>
+          <w:color w:val="000000" w:themeColor="text1"/>
+        </w:rPr>
+      </w:pPr>
+      <w:r>
+        <w:rPr>
+          <w:rFonts w:ascii="Georgia Pro" w:eastAsia="Georgia Pro" w:hAnsi="Georgia Pro" w:cs="Georgia Pro"/>
+          <w:color w:val="000000" w:themeColor="text1"/>
+        </w:rPr>
+        <w:t xml:space="preserve">  --name $VM1_NAME</w:t>
+      </w:r>
+    </w:p>
+    <w:p>
+      <w:pPr>
+        <w:spacing w:after="0" w:line="480" w:lineRule="auto"/>
+        <w:rPr>
+          <w:rFonts w:ascii="Georgia Pro" w:eastAsia="Georgia Pro" w:hAnsi="Georgia Pro" w:cs="Georgia Pro"/>
+          <w:color w:val="000000" w:themeColor="text1"/>
+        </w:rPr>
+      </w:pPr>
+      <w:r>
+        <w:rPr>
+          <w:rFonts w:ascii="Georgia Pro" w:eastAsia="Georgia Pro" w:hAnsi="Georgia Pro" w:cs="Georgia Pro"/>
+          <w:color w:val="000000" w:themeColor="text1"/>
+        </w:rPr>
+        <w:lastRenderedPageBreak/>
+        <w:t>Wait a short time for the health probe to detect the failure.</w:t>
+      </w:r>
+    </w:p>
+    <w:p>
+      <w:pPr>
+        <w:spacing w:after="0" w:line="480" w:lineRule="auto"/>
+        <w:rPr>
+          <w:rFonts w:ascii="Georgia Pro" w:eastAsia="Georgia Pro" w:hAnsi="Georgia Pro" w:cs="Georgia Pro"/>
+          <w:color w:val="000000" w:themeColor="text1"/>
+        </w:rPr>
+      </w:pPr>
+      <w:r>
+        <w:rPr>
+          <w:rFonts w:ascii="Georgia Pro" w:eastAsia="Georgia Pro" w:hAnsi="Georgia Pro" w:cs="Georgia Pro"/>
+          <w:color w:val="000000" w:themeColor="text1"/>
+        </w:rPr>
+        <w:t>Then run:</w:t>
+      </w:r>
+    </w:p>
+    <w:p>
+      <w:pPr>
+        <w:pBdr>
+          <w:top w:val="single" w:sz="4" w:space="1" w:color="auto"/>
+          <w:left w:val="single" w:sz="4" w:space="4" w:color="auto"/>
+          <w:bottom w:val="single" w:sz="4" w:space="1" w:color="auto"/>
+          <w:right w:val="single" w:sz="4" w:space="4" w:color="auto"/>
+        </w:pBdr>
+        <w:shd w:val="clear" w:color="auto" w:fill="F2F2F2" w:themeFill="background1" w:themeFillShade="F2"/>
+        <w:spacing w:line="480" w:lineRule="auto"/>
+        <w:rPr>
+          <w:rFonts w:ascii="Georgia Pro" w:eastAsia="Georgia Pro" w:hAnsi="Georgia Pro" w:cs="Georgia Pro"/>
+          <w:color w:val="000000" w:themeColor="text1"/>
+        </w:rPr>
+      </w:pPr>
+      <w:r>
+        <w:rPr>
+          <w:rFonts w:ascii="Georgia Pro" w:eastAsia="Georgia Pro" w:hAnsi="Georgia Pro" w:cs="Georgia Pro"/>
+          <w:color w:val="000000" w:themeColor="text1"/>
+        </w:rPr>
+        <w:t>for i in {1..10}; do</w:t>
+      </w:r>
+    </w:p>
+    <w:p>
+      <w:pPr>
+        <w:pBdr>
+          <w:top w:val="single" w:sz="4" w:space="1" w:color="auto"/>
+          <w:left w:val="single" w:sz="4" w:space="4" w:color="auto"/>
+          <w:bottom w:val="single" w:sz="4" w:space="1" w:color="auto"/>
+          <w:right w:val="single" w:sz="4" w:space="4" w:color="auto"/>
+        </w:pBdr>
+        <w:shd w:val="clear" w:color="auto" w:fill="F2F2F2" w:themeFill="background1" w:themeFillShade="F2"/>
+        <w:spacing w:line="480" w:lineRule="auto"/>
+        <w:rPr>
+          <w:rFonts w:ascii="Georgia Pro" w:eastAsia="Georgia Pro" w:hAnsi="Georgia Pro" w:cs="Georgia Pro"/>
+          <w:color w:val="000000" w:themeColor="text1"/>
+        </w:rPr>
+      </w:pPr>
+      <w:r>
+        <w:rPr>
+          <w:rFonts w:ascii="Georgia Pro" w:eastAsia="Georgia Pro" w:hAnsi="Georgia Pro" w:cs="Georgia Pro"/>
+          <w:color w:val="000000" w:themeColor="text1"/>
+        </w:rPr>
+        <w:t xml:space="preserve">    curl -s http://$LB_PUBLIC_IP</w:t>
+      </w:r>
+    </w:p>
+    <w:p>
+      <w:pPr>
+        <w:pBdr>
+          <w:top w:val="single" w:sz="4" w:space="1" w:color="auto"/>
+          <w:left w:val="single" w:sz="4" w:space="4" w:color="auto"/>
+          <w:bottom w:val="single" w:sz="4" w:space="1" w:color="auto"/>
+          <w:right w:val="single" w:sz="4" w:space="4" w:color="auto"/>
+        </w:pBdr>
+        <w:shd w:val="clear" w:color="auto" w:fill="F2F2F2" w:themeFill="background1" w:themeFillShade="F2"/>
+        <w:spacing w:line="480" w:lineRule="auto"/>
+        <w:rPr>
+          <w:rFonts w:ascii="Georgia Pro" w:eastAsia="Georgia Pro" w:hAnsi="Georgia Pro" w:cs="Georgia Pro"/>
+          <w:color w:val="000000" w:themeColor="text1"/>
+        </w:rPr>
+      </w:pPr>
+      <w:r>
+        <w:rPr>
+          <w:rFonts w:ascii="Georgia Pro" w:eastAsia="Georgia Pro" w:hAnsi="Georgia Pro" w:cs="Georgia Pro"/>
+          <w:color w:val="000000" w:themeColor="text1"/>
+        </w:rPr>
+        <w:t xml:space="preserve">    echo</w:t>
+      </w:r>
+    </w:p>
+    <w:p>
+      <w:pPr>
+        <w:pBdr>
+          <w:top w:val="single" w:sz="4" w:space="1" w:color="auto"/>
+          <w:left w:val="single" w:sz="4" w:space="4" w:color="auto"/>
+          <w:bottom w:val="single" w:sz="4" w:space="1" w:color="auto"/>
+          <w:right w:val="single" w:sz="4" w:space="4" w:color="auto"/>
+        </w:pBdr>
+        <w:shd w:val="clear" w:color="auto" w:fill="F2F2F2" w:themeFill="background1" w:themeFillShade="F2"/>
+        <w:spacing w:line="480" w:lineRule="auto"/>
+        <w:rPr>
+          <w:rFonts w:ascii="Georgia Pro" w:eastAsia="Georgia Pro" w:hAnsi="Georgia Pro" w:cs="Georgia Pro"/>
+          <w:color w:val="000000" w:themeColor="text1"/>
+        </w:rPr>
+      </w:pPr>
+      <w:r>
+        <w:rPr>
+          <w:rFonts w:ascii="Georgia Pro" w:eastAsia="Georgia Pro" w:hAnsi="Georgia Pro" w:cs="Georgia Pro"/>
+          <w:color w:val="000000" w:themeColor="text1"/>
+        </w:rPr>
+        <w:t>done</w:t>
+      </w:r>
+    </w:p>
+    <w:p>
+      <w:pPr>
+        <w:spacing w:after="0" w:line="480" w:lineRule="auto"/>
+        <w:rPr>
+          <w:rFonts w:ascii="Georgia Pro" w:eastAsia="Georgia Pro" w:hAnsi="Georgia Pro" w:cs="Georgia Pro"/>
+          <w:color w:val="000000" w:themeColor="text1"/>
+        </w:rPr>
+      </w:pPr>
+      <w:r>
+        <w:rPr>
+          <w:rFonts w:ascii="Georgia Pro" w:eastAsia="Georgia Pro" w:hAnsi="Georgia Pro" w:cs="Georgia Pro"/>
+          <w:color w:val="000000" w:themeColor="text1"/>
+        </w:rPr>
+        <w:t>You should now receive responses from the healthy VM:</w:t>
+      </w:r>
+    </w:p>
+    <w:p>
+      <w:pPr>
+        <w:pBdr>
+          <w:top w:val="single" w:sz="4" w:space="1" w:color="auto"/>
+          <w:left w:val="single" w:sz="4" w:space="4" w:color="auto"/>
+          <w:bottom w:val="single" w:sz="4" w:space="1" w:color="auto"/>
+          <w:right w:val="single" w:sz="4" w:space="4" w:color="auto"/>
+        </w:pBdr>
+        <w:shd w:val="clear" w:color="auto" w:fill="F2F2F2" w:themeFill="background1" w:themeFillShade="F2"/>
+        <w:spacing w:line="480" w:lineRule="auto"/>
+        <w:rPr>
+          <w:rFonts w:ascii="Georgia Pro" w:eastAsia="Georgia Pro" w:hAnsi="Georgia Pro" w:cs="Georgia Pro"/>
+          <w:color w:val="000000" w:themeColor="text1"/>
+        </w:rPr>
+      </w:pPr>
+      <w:r>
+        <w:rPr>
+          <w:rFonts w:ascii="Georgia Pro" w:eastAsia="Georgia Pro" w:hAnsi="Georgia Pro" w:cs="Georgia Pro"/>
+          <w:color w:val="000000" w:themeColor="text1"/>
+        </w:rPr>
+        <w:t>Hello from Web VM 2</w:t>
+      </w:r>
+    </w:p>
+    <w:p>
+      <w:pPr>
+        <w:pBdr>
+          <w:top w:val="single" w:sz="4" w:space="1" w:color="auto"/>
+          <w:left w:val="single" w:sz="4" w:space="4" w:color="auto"/>
+          <w:bottom w:val="single" w:sz="4" w:space="1" w:color="auto"/>
+          <w:right w:val="single" w:sz="4" w:space="4" w:color="auto"/>
+        </w:pBdr>
+        <w:shd w:val="clear" w:color="auto" w:fill="F2F2F2" w:themeFill="background1" w:themeFillShade="F2"/>
+        <w:spacing w:line="480" w:lineRule="auto"/>
+        <w:rPr>
+          <w:rFonts w:ascii="Georgia Pro" w:eastAsia="Georgia Pro" w:hAnsi="Georgia Pro" w:cs="Georgia Pro"/>
+          <w:color w:val="000000" w:themeColor="text1"/>
+        </w:rPr>
+      </w:pPr>
+      <w:r>
+        <w:rPr>
+          <w:rFonts w:ascii="Georgia Pro" w:eastAsia="Georgia Pro" w:hAnsi="Georgia Pro" w:cs="Georgia Pro"/>
+          <w:color w:val="000000" w:themeColor="text1"/>
+        </w:rPr>
+        <w:t>Hello from Web VM 2</w:t>
+      </w:r>
+    </w:p>
+    <w:p>
+      <w:pPr>
+        <w:pBdr>
+          <w:top w:val="single" w:sz="4" w:space="1" w:color="auto"/>
+          <w:left w:val="single" w:sz="4" w:space="4" w:color="auto"/>
+          <w:bottom w:val="single" w:sz="4" w:space="1" w:color="auto"/>
+          <w:right w:val="single" w:sz="4" w:space="4" w:color="auto"/>
+        </w:pBdr>
+        <w:shd w:val="clear" w:color="auto" w:fill="F2F2F2" w:themeFill="background1" w:themeFillShade="F2"/>
+        <w:spacing w:line="480" w:lineRule="auto"/>
+        <w:rPr>
+          <w:rFonts w:ascii="Georgia Pro" w:eastAsia="Georgia Pro" w:hAnsi="Georgia Pro" w:cs="Georgia Pro"/>
+          <w:color w:val="000000" w:themeColor="text1"/>
+        </w:rPr>
+      </w:pPr>
+      <w:r>
+        <w:rPr>
+          <w:rFonts w:ascii="Georgia Pro" w:eastAsia="Georgia Pro" w:hAnsi="Georgia Pro" w:cs="Georgia Pro"/>
+          <w:color w:val="000000" w:themeColor="text1"/>
+        </w:rPr>
+        <w:t>Hello from Web VM 2</w:t>
+      </w:r>
+    </w:p>
+    <w:p>
+      <w:pPr>
+        <w:pBdr>
+          <w:top w:val="single" w:sz="4" w:space="1" w:color="auto"/>
+          <w:left w:val="single" w:sz="4" w:space="4" w:color="auto"/>
+          <w:bottom w:val="single" w:sz="4" w:space="1" w:color="auto"/>
+          <w:right w:val="single" w:sz="4" w:space="4" w:color="auto"/>
+        </w:pBdr>
+        <w:shd w:val="clear" w:color="auto" w:fill="F2F2F2" w:themeFill="background1" w:themeFillShade="F2"/>
+        <w:spacing w:line="480" w:lineRule="auto"/>
+        <w:rPr>
+          <w:rFonts w:ascii="Georgia Pro" w:eastAsia="Georgia Pro" w:hAnsi="Georgia Pro" w:cs="Georgia Pro"/>
+          <w:color w:val="000000" w:themeColor="text1"/>
+        </w:rPr>
+      </w:pPr>
+      <w:r>
+        <w:rPr>
+          <w:rFonts w:ascii="Georgia Pro" w:eastAsia="Georgia Pro" w:hAnsi="Georgia Pro" w:cs="Georgia Pro"/>
+          <w:color w:val="000000" w:themeColor="text1"/>
+        </w:rPr>
+        <w:t>...</w:t>
+      </w:r>
+    </w:p>
+    <w:p>
+      <w:pPr>
+        <w:spacing w:after="0" w:line="480" w:lineRule="auto"/>
+        <w:rPr>
+          <w:rFonts w:ascii="Georgia Pro" w:eastAsia="Georgia Pro" w:hAnsi="Georgia Pro" w:cs="Georgia Pro"/>
+          <w:color w:val="000000" w:themeColor="text1"/>
+        </w:rPr>
+      </w:pPr>
+      <w:r>
+        <w:rPr>
+          <w:rFonts w:ascii="Georgia Pro" w:eastAsia="Georgia Pro" w:hAnsi="Georgia Pro" w:cs="Georgia Pro"/>
+          <w:color w:val="000000" w:themeColor="text1"/>
+        </w:rPr>
+        <w:t>This demonstrates the high-availability behavior.</w:t>
+      </w:r>
+    </w:p>
+    <w:p>
+      <w:pPr>
+        <w:spacing w:after="0" w:line="480" w:lineRule="auto"/>
+        <w:rPr>
+          <w:rFonts w:ascii="Georgia Pro" w:eastAsia="Georgia Pro" w:hAnsi="Georgia Pro" w:cs="Georgia Pro"/>
+          <w:color w:val="000000" w:themeColor="text1"/>
+        </w:rPr>
+      </w:pPr>
+      <w:r>
+        <w:rPr>
+          <w:rFonts w:ascii="Georgia Pro" w:eastAsia="Georgia Pro" w:hAnsi="Georgia Pro" w:cs="Georgia Pro"/>
+          <w:color w:val="000000" w:themeColor="text1"/>
+        </w:rPr>
+        <w:t xml:space="preserve">When a backend health probe fails, Azure Load Balancer stops sending new traffic to that unhealthy instance. </w:t>
+      </w:r>
+    </w:p>
+    <w:p>
+      <w:pPr>
+        <w:spacing w:after="0" w:line="480" w:lineRule="auto"/>
+        <w:rPr>
+          <w:rFonts w:ascii="Georgia Pro" w:eastAsia="Georgia Pro" w:hAnsi="Georgia Pro" w:cs="Georgia Pro"/>
+          <w:color w:val="000000" w:themeColor="text1"/>
+        </w:rPr>
+      </w:pPr>
+      <w:r>
+        <w:rPr>
+          <w:rFonts w:ascii="Georgia Pro" w:eastAsia="Georgia Pro" w:hAnsi="Georgia Pro" w:cs="Georgia Pro"/>
+          <w:color w:val="000000" w:themeColor="text1"/>
+        </w:rPr>
+        <w:pict w14:anchorId="4D2A1D33">
+          <v:rect id="_x0000_i1052" style="width:0;height:1.5pt" o:hralign="center" o:hrstd="t" o:hr="t" fillcolor="#a0a0a0" stroked="f"/>
+        </w:pict>
+      </w:r>
+    </w:p>
+    <w:p>
+      <w:pPr>
         <w:rPr>
           <w:rFonts w:ascii="Georgia Pro" w:eastAsia="Georgia Pro" w:hAnsi="Georgia Pro" w:cs="Georgia Pro"/>
           <w:b/>
           <w:bCs/>
           <w:color w:val="000000" w:themeColor="text1"/>
         </w:rPr>
-        <w:br w:type="page"/>
-      </w:r>
-    </w:p>
-    <w:p>
-      <w:pPr>
-        <w:spacing w:after="0" w:line="480" w:lineRule="auto"/>
+      </w:pPr>
+      <w:r>
         <w:rPr>
           <w:rFonts w:ascii="Georgia Pro" w:eastAsia="Georgia Pro" w:hAnsi="Georgia Pro" w:cs="Georgia Pro"/>
           <w:b/>
           <w:bCs/>
           <w:color w:val="000000" w:themeColor="text1"/>
         </w:rPr>
-      </w:pPr>
-      <w:r>
+        <w:br w:type="page"/>
+      </w:r>
+    </w:p>
+    <w:p>
+      <w:pPr>
+        <w:spacing w:after="0" w:line="480" w:lineRule="auto"/>
         <w:rPr>
           <w:rFonts w:ascii="Georgia Pro" w:eastAsia="Georgia Pro" w:hAnsi="Georgia Pro" w:cs="Georgia Pro"/>
           <w:b/>
           <w:bCs/>
           <w:color w:val="000000" w:themeColor="text1"/>
         </w:rPr>
+      </w:pPr>
+      <w:r>
+        <w:rPr>
+          <w:rFonts w:ascii="Georgia Pro" w:eastAsia="Georgia Pro" w:hAnsi="Georgia Pro" w:cs="Georgia Pro"/>
+          <w:b/>
+          <w:bCs/>
+          <w:color w:val="000000" w:themeColor="text1"/>
+        </w:rPr>
         <w:lastRenderedPageBreak/>
         <w:t>29. Start VM-1 Again</w:t>
       </w:r>
@@ -13031,37 +11570,12 @@
           <w:color w:val="000000" w:themeColor="text1"/>
         </w:rPr>
       </w:pPr>
-      <w:proofErr w:type="spellStart"/>
-      <w:r>
-        <w:rPr>
-          <w:rFonts w:ascii="Georgia Pro" w:eastAsia="Georgia Pro" w:hAnsi="Georgia Pro" w:cs="Georgia Pro"/>
-          <w:color w:val="000000" w:themeColor="text1"/>
-        </w:rPr>
-        <w:t>az</w:t>
-      </w:r>
-      <w:proofErr w:type="spellEnd"/>
-      <w:r>
-        <w:rPr>
-          <w:rFonts w:ascii="Georgia Pro" w:eastAsia="Georgia Pro" w:hAnsi="Georgia Pro" w:cs="Georgia Pro"/>
-          <w:color w:val="000000" w:themeColor="text1"/>
-        </w:rPr>
-        <w:t xml:space="preserve"> </w:t>
-      </w:r>
-      <w:proofErr w:type="spellStart"/>
-      <w:r>
-        <w:rPr>
-          <w:rFonts w:ascii="Georgia Pro" w:eastAsia="Georgia Pro" w:hAnsi="Georgia Pro" w:cs="Georgia Pro"/>
-          <w:color w:val="000000" w:themeColor="text1"/>
-        </w:rPr>
-        <w:t>vm</w:t>
-      </w:r>
-      <w:proofErr w:type="spellEnd"/>
-      <w:r>
-        <w:rPr>
-          <w:rFonts w:ascii="Georgia Pro" w:eastAsia="Georgia Pro" w:hAnsi="Georgia Pro" w:cs="Georgia Pro"/>
-          <w:color w:val="000000" w:themeColor="text1"/>
-        </w:rPr>
-        <w:t xml:space="preserve"> start \</w:t>
+      <w:r>
+        <w:rPr>
+          <w:rFonts w:ascii="Georgia Pro" w:eastAsia="Georgia Pro" w:hAnsi="Georgia Pro" w:cs="Georgia Pro"/>
+          <w:color w:val="000000" w:themeColor="text1"/>
+        </w:rPr>
+        <w:t>az vm start \</w:t>
       </w:r>
     </w:p>
     <w:p>
@@ -13162,78 +11676,30 @@
           <w:rFonts w:ascii="Georgia Pro" w:eastAsia="Georgia Pro" w:hAnsi="Georgia Pro" w:cs="Georgia Pro"/>
           <w:color w:val="000000" w:themeColor="text1"/>
         </w:rPr>
-        <w:t xml:space="preserve">for </w:t>
-      </w:r>
-      <w:proofErr w:type="spellStart"/>
-      <w:r>
-        <w:rPr>
-          <w:rFonts w:ascii="Georgia Pro" w:eastAsia="Georgia Pro" w:hAnsi="Georgia Pro" w:cs="Georgia Pro"/>
-          <w:color w:val="000000" w:themeColor="text1"/>
-        </w:rPr>
-        <w:t>i</w:t>
-      </w:r>
-      <w:proofErr w:type="spellEnd"/>
-      <w:r>
-        <w:rPr>
-          <w:rFonts w:ascii="Georgia Pro" w:eastAsia="Georgia Pro" w:hAnsi="Georgia Pro" w:cs="Georgia Pro"/>
-          <w:color w:val="000000" w:themeColor="text1"/>
-        </w:rPr>
-        <w:t xml:space="preserve"> in {</w:t>
-      </w:r>
-      <w:proofErr w:type="gramStart"/>
-      <w:r>
-        <w:rPr>
-          <w:rFonts w:ascii="Georgia Pro" w:eastAsia="Georgia Pro" w:hAnsi="Georgia Pro" w:cs="Georgia Pro"/>
-          <w:color w:val="000000" w:themeColor="text1"/>
-        </w:rPr>
-        <w:t>1..10};</w:t>
-      </w:r>
-      <w:proofErr w:type="gramEnd"/>
-      <w:r>
-        <w:rPr>
-          <w:rFonts w:ascii="Georgia Pro" w:eastAsia="Georgia Pro" w:hAnsi="Georgia Pro" w:cs="Georgia Pro"/>
-          <w:color w:val="000000" w:themeColor="text1"/>
-        </w:rPr>
-        <w:t xml:space="preserve"> do</w:t>
-      </w:r>
-    </w:p>
-    <w:p>
-      <w:pPr>
-        <w:pBdr>
-          <w:top w:val="single" w:sz="4" w:space="1" w:color="auto"/>
-          <w:left w:val="single" w:sz="4" w:space="4" w:color="auto"/>
-          <w:bottom w:val="single" w:sz="4" w:space="1" w:color="auto"/>
-          <w:right w:val="single" w:sz="4" w:space="4" w:color="auto"/>
-        </w:pBdr>
-        <w:shd w:val="clear" w:color="auto" w:fill="F2F2F2" w:themeFill="background1" w:themeFillShade="F2"/>
-        <w:spacing w:after="0" w:line="480" w:lineRule="auto"/>
-        <w:rPr>
-          <w:rFonts w:ascii="Georgia Pro" w:eastAsia="Georgia Pro" w:hAnsi="Georgia Pro" w:cs="Georgia Pro"/>
-          <w:color w:val="000000" w:themeColor="text1"/>
-        </w:rPr>
-      </w:pPr>
-      <w:r>
-        <w:rPr>
-          <w:rFonts w:ascii="Georgia Pro" w:eastAsia="Georgia Pro" w:hAnsi="Georgia Pro" w:cs="Georgia Pro"/>
-          <w:color w:val="000000" w:themeColor="text1"/>
-        </w:rPr>
-        <w:t xml:space="preserve">    curl </w:t>
-      </w:r>
-      <w:proofErr w:type="gramStart"/>
-      <w:r>
-        <w:rPr>
-          <w:rFonts w:ascii="Georgia Pro" w:eastAsia="Georgia Pro" w:hAnsi="Georgia Pro" w:cs="Georgia Pro"/>
-          <w:color w:val="000000" w:themeColor="text1"/>
-        </w:rPr>
-        <w:t>-s</w:t>
-      </w:r>
-      <w:proofErr w:type="gramEnd"/>
-      <w:r>
-        <w:rPr>
-          <w:rFonts w:ascii="Georgia Pro" w:eastAsia="Georgia Pro" w:hAnsi="Georgia Pro" w:cs="Georgia Pro"/>
-          <w:color w:val="000000" w:themeColor="text1"/>
-        </w:rPr>
-        <w:t xml:space="preserve"> http://$LB_PUBLIC_IP</w:t>
+        <w:t>for i in {1..10}; do</w:t>
+      </w:r>
+    </w:p>
+    <w:p>
+      <w:pPr>
+        <w:pBdr>
+          <w:top w:val="single" w:sz="4" w:space="1" w:color="auto"/>
+          <w:left w:val="single" w:sz="4" w:space="4" w:color="auto"/>
+          <w:bottom w:val="single" w:sz="4" w:space="1" w:color="auto"/>
+          <w:right w:val="single" w:sz="4" w:space="4" w:color="auto"/>
+        </w:pBdr>
+        <w:shd w:val="clear" w:color="auto" w:fill="F2F2F2" w:themeFill="background1" w:themeFillShade="F2"/>
+        <w:spacing w:after="0" w:line="480" w:lineRule="auto"/>
+        <w:rPr>
+          <w:rFonts w:ascii="Georgia Pro" w:eastAsia="Georgia Pro" w:hAnsi="Georgia Pro" w:cs="Georgia Pro"/>
+          <w:color w:val="000000" w:themeColor="text1"/>
+        </w:rPr>
+      </w:pPr>
+      <w:r>
+        <w:rPr>
+          <w:rFonts w:ascii="Georgia Pro" w:eastAsia="Georgia Pro" w:hAnsi="Georgia Pro" w:cs="Georgia Pro"/>
+          <w:color w:val="000000" w:themeColor="text1"/>
+        </w:rPr>
+        <w:t xml:space="preserve">    curl -s http://$LB_PUBLIC_IP</w:t>
       </w:r>
     </w:p>
     <w:p>
@@ -13312,7 +11778,7 @@
           <w:color w:val="000000" w:themeColor="text1"/>
         </w:rPr>
         <w:pict w14:anchorId="63AF0C4F">
-          <v:rect id="_x0000_i1300" style="width:0;height:1.5pt" o:hralign="center" o:hrstd="t" o:hr="t" fillcolor="#a0a0a0" stroked="f"/>
+          <v:rect id="_x0000_i1053" style="width:0;height:1.5pt" o:hralign="center" o:hrstd="t" o:hr="t" fillcolor="#a0a0a0" stroked="f"/>
         </w:pict>
       </w:r>
     </w:p>
@@ -13367,37 +11833,12 @@
           <w:color w:val="000000" w:themeColor="text1"/>
         </w:rPr>
       </w:pPr>
-      <w:proofErr w:type="spellStart"/>
-      <w:r>
-        <w:rPr>
-          <w:rFonts w:ascii="Georgia Pro" w:eastAsia="Georgia Pro" w:hAnsi="Georgia Pro" w:cs="Georgia Pro"/>
-          <w:color w:val="000000" w:themeColor="text1"/>
-        </w:rPr>
-        <w:t>az</w:t>
-      </w:r>
-      <w:proofErr w:type="spellEnd"/>
-      <w:r>
-        <w:rPr>
-          <w:rFonts w:ascii="Georgia Pro" w:eastAsia="Georgia Pro" w:hAnsi="Georgia Pro" w:cs="Georgia Pro"/>
-          <w:color w:val="000000" w:themeColor="text1"/>
-        </w:rPr>
-        <w:t xml:space="preserve"> </w:t>
-      </w:r>
-      <w:proofErr w:type="spellStart"/>
-      <w:r>
-        <w:rPr>
-          <w:rFonts w:ascii="Georgia Pro" w:eastAsia="Georgia Pro" w:hAnsi="Georgia Pro" w:cs="Georgia Pro"/>
-          <w:color w:val="000000" w:themeColor="text1"/>
-        </w:rPr>
-        <w:t>vm</w:t>
-      </w:r>
-      <w:proofErr w:type="spellEnd"/>
-      <w:r>
-        <w:rPr>
-          <w:rFonts w:ascii="Georgia Pro" w:eastAsia="Georgia Pro" w:hAnsi="Georgia Pro" w:cs="Georgia Pro"/>
-          <w:color w:val="000000" w:themeColor="text1"/>
-        </w:rPr>
-        <w:t xml:space="preserve"> stop \</w:t>
+      <w:r>
+        <w:rPr>
+          <w:rFonts w:ascii="Georgia Pro" w:eastAsia="Georgia Pro" w:hAnsi="Georgia Pro" w:cs="Georgia Pro"/>
+          <w:color w:val="000000" w:themeColor="text1"/>
+        </w:rPr>
+        <w:t>az vm stop \</w:t>
       </w:r>
     </w:p>
     <w:p>
@@ -13482,78 +11923,30 @@
           <w:rFonts w:ascii="Georgia Pro" w:eastAsia="Georgia Pro" w:hAnsi="Georgia Pro" w:cs="Georgia Pro"/>
           <w:color w:val="000000" w:themeColor="text1"/>
         </w:rPr>
-        <w:t xml:space="preserve">for </w:t>
-      </w:r>
-      <w:proofErr w:type="spellStart"/>
-      <w:r>
-        <w:rPr>
-          <w:rFonts w:ascii="Georgia Pro" w:eastAsia="Georgia Pro" w:hAnsi="Georgia Pro" w:cs="Georgia Pro"/>
-          <w:color w:val="000000" w:themeColor="text1"/>
-        </w:rPr>
-        <w:t>i</w:t>
-      </w:r>
-      <w:proofErr w:type="spellEnd"/>
-      <w:r>
-        <w:rPr>
-          <w:rFonts w:ascii="Georgia Pro" w:eastAsia="Georgia Pro" w:hAnsi="Georgia Pro" w:cs="Georgia Pro"/>
-          <w:color w:val="000000" w:themeColor="text1"/>
-        </w:rPr>
-        <w:t xml:space="preserve"> in {</w:t>
-      </w:r>
-      <w:proofErr w:type="gramStart"/>
-      <w:r>
-        <w:rPr>
-          <w:rFonts w:ascii="Georgia Pro" w:eastAsia="Georgia Pro" w:hAnsi="Georgia Pro" w:cs="Georgia Pro"/>
-          <w:color w:val="000000" w:themeColor="text1"/>
-        </w:rPr>
-        <w:t>1..10};</w:t>
-      </w:r>
-      <w:proofErr w:type="gramEnd"/>
-      <w:r>
-        <w:rPr>
-          <w:rFonts w:ascii="Georgia Pro" w:eastAsia="Georgia Pro" w:hAnsi="Georgia Pro" w:cs="Georgia Pro"/>
-          <w:color w:val="000000" w:themeColor="text1"/>
-        </w:rPr>
-        <w:t xml:space="preserve"> do</w:t>
-      </w:r>
-    </w:p>
-    <w:p>
-      <w:pPr>
-        <w:pBdr>
-          <w:top w:val="single" w:sz="4" w:space="1" w:color="auto"/>
-          <w:left w:val="single" w:sz="4" w:space="4" w:color="auto"/>
-          <w:bottom w:val="single" w:sz="4" w:space="1" w:color="auto"/>
-          <w:right w:val="single" w:sz="4" w:space="4" w:color="auto"/>
-        </w:pBdr>
-        <w:shd w:val="clear" w:color="auto" w:fill="F2F2F2" w:themeFill="background1" w:themeFillShade="F2"/>
-        <w:spacing w:after="0" w:line="480" w:lineRule="auto"/>
-        <w:rPr>
-          <w:rFonts w:ascii="Georgia Pro" w:eastAsia="Georgia Pro" w:hAnsi="Georgia Pro" w:cs="Georgia Pro"/>
-          <w:color w:val="000000" w:themeColor="text1"/>
-        </w:rPr>
-      </w:pPr>
-      <w:r>
-        <w:rPr>
-          <w:rFonts w:ascii="Georgia Pro" w:eastAsia="Georgia Pro" w:hAnsi="Georgia Pro" w:cs="Georgia Pro"/>
-          <w:color w:val="000000" w:themeColor="text1"/>
-        </w:rPr>
-        <w:t xml:space="preserve">    curl </w:t>
-      </w:r>
-      <w:proofErr w:type="gramStart"/>
-      <w:r>
-        <w:rPr>
-          <w:rFonts w:ascii="Georgia Pro" w:eastAsia="Georgia Pro" w:hAnsi="Georgia Pro" w:cs="Georgia Pro"/>
-          <w:color w:val="000000" w:themeColor="text1"/>
-        </w:rPr>
-        <w:t>-s</w:t>
-      </w:r>
-      <w:proofErr w:type="gramEnd"/>
-      <w:r>
-        <w:rPr>
-          <w:rFonts w:ascii="Georgia Pro" w:eastAsia="Georgia Pro" w:hAnsi="Georgia Pro" w:cs="Georgia Pro"/>
-          <w:color w:val="000000" w:themeColor="text1"/>
-        </w:rPr>
-        <w:t xml:space="preserve"> http://$LB_PUBLIC_IP</w:t>
+        <w:t>for i in {1..10}; do</w:t>
+      </w:r>
+    </w:p>
+    <w:p>
+      <w:pPr>
+        <w:pBdr>
+          <w:top w:val="single" w:sz="4" w:space="1" w:color="auto"/>
+          <w:left w:val="single" w:sz="4" w:space="4" w:color="auto"/>
+          <w:bottom w:val="single" w:sz="4" w:space="1" w:color="auto"/>
+          <w:right w:val="single" w:sz="4" w:space="4" w:color="auto"/>
+        </w:pBdr>
+        <w:shd w:val="clear" w:color="auto" w:fill="F2F2F2" w:themeFill="background1" w:themeFillShade="F2"/>
+        <w:spacing w:after="0" w:line="480" w:lineRule="auto"/>
+        <w:rPr>
+          <w:rFonts w:ascii="Georgia Pro" w:eastAsia="Georgia Pro" w:hAnsi="Georgia Pro" w:cs="Georgia Pro"/>
+          <w:color w:val="000000" w:themeColor="text1"/>
+        </w:rPr>
+      </w:pPr>
+      <w:r>
+        <w:rPr>
+          <w:rFonts w:ascii="Georgia Pro" w:eastAsia="Georgia Pro" w:hAnsi="Georgia Pro" w:cs="Georgia Pro"/>
+          <w:color w:val="000000" w:themeColor="text1"/>
+        </w:rPr>
+        <w:t xml:space="preserve">    curl -s http://$LB_PUBLIC_IP</w:t>
       </w:r>
     </w:p>
     <w:p>
@@ -13751,37 +12144,12 @@
           <w:color w:val="000000" w:themeColor="text1"/>
         </w:rPr>
       </w:pPr>
-      <w:proofErr w:type="spellStart"/>
-      <w:r>
-        <w:rPr>
-          <w:rFonts w:ascii="Georgia Pro" w:eastAsia="Georgia Pro" w:hAnsi="Georgia Pro" w:cs="Georgia Pro"/>
-          <w:color w:val="000000" w:themeColor="text1"/>
-        </w:rPr>
-        <w:t>az</w:t>
-      </w:r>
-      <w:proofErr w:type="spellEnd"/>
-      <w:r>
-        <w:rPr>
-          <w:rFonts w:ascii="Georgia Pro" w:eastAsia="Georgia Pro" w:hAnsi="Georgia Pro" w:cs="Georgia Pro"/>
-          <w:color w:val="000000" w:themeColor="text1"/>
-        </w:rPr>
-        <w:t xml:space="preserve"> </w:t>
-      </w:r>
-      <w:proofErr w:type="spellStart"/>
-      <w:r>
-        <w:rPr>
-          <w:rFonts w:ascii="Georgia Pro" w:eastAsia="Georgia Pro" w:hAnsi="Georgia Pro" w:cs="Georgia Pro"/>
-          <w:color w:val="000000" w:themeColor="text1"/>
-        </w:rPr>
-        <w:t>vm</w:t>
-      </w:r>
-      <w:proofErr w:type="spellEnd"/>
-      <w:r>
-        <w:rPr>
-          <w:rFonts w:ascii="Georgia Pro" w:eastAsia="Georgia Pro" w:hAnsi="Georgia Pro" w:cs="Georgia Pro"/>
-          <w:color w:val="000000" w:themeColor="text1"/>
-        </w:rPr>
-        <w:t xml:space="preserve"> start \</w:t>
+      <w:r>
+        <w:rPr>
+          <w:rFonts w:ascii="Georgia Pro" w:eastAsia="Georgia Pro" w:hAnsi="Georgia Pro" w:cs="Georgia Pro"/>
+          <w:color w:val="000000" w:themeColor="text1"/>
+        </w:rPr>
+        <w:t>az vm start \</w:t>
       </w:r>
     </w:p>
     <w:p>
@@ -13844,7 +12212,7 @@
           <w:color w:val="000000" w:themeColor="text1"/>
         </w:rPr>
         <w:pict w14:anchorId="4D782A49">
-          <v:rect id="_x0000_i1301" style="width:0;height:1.5pt" o:hralign="center" o:hrstd="t" o:hr="t" fillcolor="#a0a0a0" stroked="f"/>
+          <v:rect id="_x0000_i1054" style="width:0;height:1.5pt" o:hralign="center" o:hrstd="t" o:hr="t" fillcolor="#a0a0a0" stroked="f"/>
         </w:pict>
       </w:r>
     </w:p>
@@ -13883,37 +12251,12 @@
           <w:color w:val="000000" w:themeColor="text1"/>
         </w:rPr>
       </w:pPr>
-      <w:proofErr w:type="spellStart"/>
-      <w:r>
-        <w:rPr>
-          <w:rFonts w:ascii="Georgia Pro" w:eastAsia="Georgia Pro" w:hAnsi="Georgia Pro" w:cs="Georgia Pro"/>
-          <w:color w:val="000000" w:themeColor="text1"/>
-        </w:rPr>
-        <w:t>az</w:t>
-      </w:r>
-      <w:proofErr w:type="spellEnd"/>
-      <w:r>
-        <w:rPr>
-          <w:rFonts w:ascii="Georgia Pro" w:eastAsia="Georgia Pro" w:hAnsi="Georgia Pro" w:cs="Georgia Pro"/>
-          <w:color w:val="000000" w:themeColor="text1"/>
-        </w:rPr>
-        <w:t xml:space="preserve"> </w:t>
-      </w:r>
-      <w:proofErr w:type="spellStart"/>
-      <w:r>
-        <w:rPr>
-          <w:rFonts w:ascii="Georgia Pro" w:eastAsia="Georgia Pro" w:hAnsi="Georgia Pro" w:cs="Georgia Pro"/>
-          <w:color w:val="000000" w:themeColor="text1"/>
-        </w:rPr>
-        <w:t>vm</w:t>
-      </w:r>
-      <w:proofErr w:type="spellEnd"/>
-      <w:r>
-        <w:rPr>
-          <w:rFonts w:ascii="Georgia Pro" w:eastAsia="Georgia Pro" w:hAnsi="Georgia Pro" w:cs="Georgia Pro"/>
-          <w:color w:val="000000" w:themeColor="text1"/>
-        </w:rPr>
-        <w:t xml:space="preserve"> list \</w:t>
+      <w:r>
+        <w:rPr>
+          <w:rFonts w:ascii="Georgia Pro" w:eastAsia="Georgia Pro" w:hAnsi="Georgia Pro" w:cs="Georgia Pro"/>
+          <w:color w:val="000000" w:themeColor="text1"/>
+        </w:rPr>
+        <w:t>az vm list \</w:t>
       </w:r>
     </w:p>
     <w:p>
@@ -14023,48 +12366,23 @@
           <w:rFonts w:ascii="Georgia Pro" w:eastAsia="Georgia Pro" w:hAnsi="Georgia Pro" w:cs="Georgia Pro"/>
           <w:color w:val="000000" w:themeColor="text1"/>
         </w:rPr>
-        <w:t xml:space="preserve">Name       </w:t>
-      </w:r>
-      <w:proofErr w:type="spellStart"/>
-      <w:r>
-        <w:rPr>
-          <w:rFonts w:ascii="Georgia Pro" w:eastAsia="Georgia Pro" w:hAnsi="Georgia Pro" w:cs="Georgia Pro"/>
-          <w:color w:val="000000" w:themeColor="text1"/>
-        </w:rPr>
-        <w:t>PowerState</w:t>
-      </w:r>
-      <w:proofErr w:type="spellEnd"/>
-    </w:p>
-    <w:p>
-      <w:pPr>
-        <w:spacing w:after="0" w:line="480" w:lineRule="auto"/>
-        <w:rPr>
-          <w:rFonts w:ascii="Georgia Pro" w:eastAsia="Georgia Pro" w:hAnsi="Georgia Pro" w:cs="Georgia Pro"/>
-          <w:color w:val="000000" w:themeColor="text1"/>
-        </w:rPr>
-      </w:pPr>
-      <w:r>
-        <w:rPr>
-          <w:rFonts w:ascii="Georgia Pro" w:eastAsia="Georgia Pro" w:hAnsi="Georgia Pro" w:cs="Georgia Pro"/>
-          <w:color w:val="000000" w:themeColor="text1"/>
-        </w:rPr>
-        <w:t>--------</w:t>
-      </w:r>
-      <w:proofErr w:type="gramStart"/>
-      <w:r>
-        <w:rPr>
-          <w:rFonts w:ascii="Georgia Pro" w:eastAsia="Georgia Pro" w:hAnsi="Georgia Pro" w:cs="Georgia Pro"/>
-          <w:color w:val="000000" w:themeColor="text1"/>
-        </w:rPr>
-        <w:t>-  -</w:t>
-      </w:r>
-      <w:proofErr w:type="gramEnd"/>
-      <w:r>
-        <w:rPr>
-          <w:rFonts w:ascii="Georgia Pro" w:eastAsia="Georgia Pro" w:hAnsi="Georgia Pro" w:cs="Georgia Pro"/>
-          <w:color w:val="000000" w:themeColor="text1"/>
-        </w:rPr>
-        <w:t>----------</w:t>
+        <w:t>Name       PowerState</w:t>
+      </w:r>
+    </w:p>
+    <w:p>
+      <w:pPr>
+        <w:spacing w:after="0" w:line="480" w:lineRule="auto"/>
+        <w:rPr>
+          <w:rFonts w:ascii="Georgia Pro" w:eastAsia="Georgia Pro" w:hAnsi="Georgia Pro" w:cs="Georgia Pro"/>
+          <w:color w:val="000000" w:themeColor="text1"/>
+        </w:rPr>
+      </w:pPr>
+      <w:r>
+        <w:rPr>
+          <w:rFonts w:ascii="Georgia Pro" w:eastAsia="Georgia Pro" w:hAnsi="Georgia Pro" w:cs="Georgia Pro"/>
+          <w:color w:val="000000" w:themeColor="text1"/>
+        </w:rPr>
+        <w:t>---------  -----------</w:t>
       </w:r>
     </w:p>
     <w:p>
@@ -14113,7 +12431,7 @@
           <w:color w:val="000000" w:themeColor="text1"/>
         </w:rPr>
         <w:pict w14:anchorId="15FB0877">
-          <v:rect id="_x0000_i1302" style="width:0;height:1.5pt" o:hralign="center" o:hrstd="t" o:hr="t" fillcolor="#a0a0a0" stroked="f"/>
+          <v:rect id="_x0000_i1055" style="width:0;height:1.5pt" o:hralign="center" o:hrstd="t" o:hr="t" fillcolor="#a0a0a0" stroked="f"/>
         </w:pict>
       </w:r>
     </w:p>
@@ -15031,6 +13349,7 @@
   <w:style w:type="character" w:default="1" w:styleId="DefaultParagraphFont">
     <w:name w:val="Default Paragraph Font"/>
     <w:uiPriority w:val="1"/>
+    <w:semiHidden/>
     <w:unhideWhenUsed/>
   </w:style>
   <w:style w:type="table" w:default="1" w:styleId="TableNormal">
